--- a/00-首页/题组Word/第一轮·综合套卷/第一轮综合卷08（教师版）.docx
+++ b/00-首页/题组Word/第一轮·综合套卷/第一轮综合卷08（教师版）.docx
@@ -330,48 +330,6 @@
         </w:rPr>
         <w:t>赵鑫光竞赛笔记</w:t>
       </w:r>
-      <w:r>
-        <w:rPr>
-          <w:rFonts w:ascii="Times New Roman" w:hAnsi="Times New Roman" w:eastAsia="Times New Roman" w:cs="Times New Roman"/>
-        </w:rPr>
-        <w:t xml:space="preserve"> </w:t>
-      </w:r>
-      <w:r>
-        <w:rPr>
-          <w:rFonts w:hint="eastAsia" w:ascii="Times New Roman" w:hAnsi="Times New Roman" w:eastAsia="FangSong" w:cs="Times New Roman"/>
-        </w:rPr>
-        <w:t>曾用于</w:t>
-      </w:r>
-      <w:r>
-        <w:rPr>
-          <w:rFonts w:hint="eastAsia" w:ascii="Times New Roman" w:hAnsi="Times New Roman" w:eastAsia="Times New Roman" w:cs="Times New Roman"/>
-        </w:rPr>
-        <w:t>：</w:t>
-      </w:r>
-      <w:r>
-        <w:rPr>
-          <w:rFonts w:hint="eastAsia" w:ascii="Times New Roman" w:hAnsi="Times New Roman" w:eastAsia="FangSong" w:cs="Times New Roman"/>
-        </w:rPr>
-        <w:t>第一轮综合卷</w:t>
-      </w:r>
-      <w:r>
-        <w:rPr>
-          <w:rFonts w:hint="eastAsia" w:ascii="Times New Roman" w:hAnsi="Times New Roman" w:eastAsia="Times New Roman" w:cs="Times New Roman"/>
-        </w:rPr>
-        <w:t>04（</w:t>
-      </w:r>
-      <w:r>
-        <w:rPr>
-          <w:rFonts w:hint="eastAsia" w:ascii="Times New Roman" w:hAnsi="Times New Roman" w:eastAsia="FangSong" w:cs="Times New Roman"/>
-        </w:rPr>
-        <w:t>教师版</w:t>
-      </w:r>
-      <w:r>
-        <w:rPr>
-          <w:rFonts w:hint="eastAsia" w:ascii="Times New Roman" w:hAnsi="Times New Roman" w:eastAsia="Times New Roman" w:cs="Times New Roman"/>
-        </w:rPr>
-        <w:t>）</w:t>
-      </w:r>
     </w:p>
     <w:p>
       <w:pPr>
@@ -934,48 +892,6 @@
         </w:rPr>
         <w:t>赵鑫光竞赛笔记</w:t>
       </w:r>
-      <w:r>
-        <w:rPr>
-          <w:rFonts w:ascii="Times New Roman" w:hAnsi="Times New Roman" w:eastAsia="Times New Roman" w:cs="Times New Roman"/>
-        </w:rPr>
-        <w:t xml:space="preserve"> </w:t>
-      </w:r>
-      <w:r>
-        <w:rPr>
-          <w:rFonts w:hint="eastAsia" w:ascii="Times New Roman" w:hAnsi="Times New Roman" w:eastAsia="FangSong" w:cs="Times New Roman"/>
-        </w:rPr>
-        <w:t>曾用于</w:t>
-      </w:r>
-      <w:r>
-        <w:rPr>
-          <w:rFonts w:hint="eastAsia" w:ascii="Times New Roman" w:hAnsi="Times New Roman" w:eastAsia="Times New Roman" w:cs="Times New Roman"/>
-        </w:rPr>
-        <w:t>：</w:t>
-      </w:r>
-      <w:r>
-        <w:rPr>
-          <w:rFonts w:hint="eastAsia" w:ascii="Times New Roman" w:hAnsi="Times New Roman" w:eastAsia="FangSong" w:cs="Times New Roman"/>
-        </w:rPr>
-        <w:t>第一轮综合卷</w:t>
-      </w:r>
-      <w:r>
-        <w:rPr>
-          <w:rFonts w:hint="eastAsia" w:ascii="Times New Roman" w:hAnsi="Times New Roman" w:eastAsia="Times New Roman" w:cs="Times New Roman"/>
-        </w:rPr>
-        <w:t>05（</w:t>
-      </w:r>
-      <w:r>
-        <w:rPr>
-          <w:rFonts w:hint="eastAsia" w:ascii="Times New Roman" w:hAnsi="Times New Roman" w:eastAsia="FangSong" w:cs="Times New Roman"/>
-        </w:rPr>
-        <w:t>教师版</w:t>
-      </w:r>
-      <w:r>
-        <w:rPr>
-          <w:rFonts w:hint="eastAsia" w:ascii="Times New Roman" w:hAnsi="Times New Roman" w:eastAsia="Times New Roman" w:cs="Times New Roman"/>
-        </w:rPr>
-        <w:t>）</w:t>
-      </w:r>
     </w:p>
     <w:p>
       <w:pPr>
@@ -1266,48 +1182,6 @@
         </w:rPr>
         <w:t>赵鑫光竞赛笔记</w:t>
       </w:r>
-      <w:r>
-        <w:rPr>
-          <w:rFonts w:ascii="Times New Roman" w:hAnsi="Times New Roman" w:eastAsia="Times New Roman" w:cs="Times New Roman"/>
-        </w:rPr>
-        <w:t xml:space="preserve"> </w:t>
-      </w:r>
-      <w:r>
-        <w:rPr>
-          <w:rFonts w:hint="eastAsia" w:ascii="Times New Roman" w:hAnsi="Times New Roman" w:eastAsia="FangSong" w:cs="Times New Roman"/>
-        </w:rPr>
-        <w:t>曾用于</w:t>
-      </w:r>
-      <w:r>
-        <w:rPr>
-          <w:rFonts w:hint="eastAsia" w:ascii="Times New Roman" w:hAnsi="Times New Roman" w:eastAsia="Times New Roman" w:cs="Times New Roman"/>
-        </w:rPr>
-        <w:t>：</w:t>
-      </w:r>
-      <w:r>
-        <w:rPr>
-          <w:rFonts w:hint="eastAsia" w:ascii="Times New Roman" w:hAnsi="Times New Roman" w:eastAsia="FangSong" w:cs="Times New Roman"/>
-        </w:rPr>
-        <w:t>第一轮综合卷</w:t>
-      </w:r>
-      <w:r>
-        <w:rPr>
-          <w:rFonts w:hint="eastAsia" w:ascii="Times New Roman" w:hAnsi="Times New Roman" w:eastAsia="Times New Roman" w:cs="Times New Roman"/>
-        </w:rPr>
-        <w:t>05（</w:t>
-      </w:r>
-      <w:r>
-        <w:rPr>
-          <w:rFonts w:hint="eastAsia" w:ascii="Times New Roman" w:hAnsi="Times New Roman" w:eastAsia="FangSong" w:cs="Times New Roman"/>
-        </w:rPr>
-        <w:t>教师版</w:t>
-      </w:r>
-      <w:r>
-        <w:rPr>
-          <w:rFonts w:hint="eastAsia" w:ascii="Times New Roman" w:hAnsi="Times New Roman" w:eastAsia="Times New Roman" w:cs="Times New Roman"/>
-        </w:rPr>
-        <w:t>）</w:t>
-      </w:r>
     </w:p>
     <w:p>
       <w:pPr>
@@ -1547,48 +1421,6 @@
         </w:rPr>
         <w:t>赵鑫光竞赛笔记</w:t>
       </w:r>
-      <w:r>
-        <w:rPr>
-          <w:rFonts w:ascii="Times New Roman" w:hAnsi="Times New Roman" w:eastAsia="Times New Roman" w:cs="Times New Roman"/>
-        </w:rPr>
-        <w:t xml:space="preserve"> </w:t>
-      </w:r>
-      <w:r>
-        <w:rPr>
-          <w:rFonts w:hint="eastAsia" w:ascii="Times New Roman" w:hAnsi="Times New Roman" w:eastAsia="FangSong" w:cs="Times New Roman"/>
-        </w:rPr>
-        <w:t>曾用于</w:t>
-      </w:r>
-      <w:r>
-        <w:rPr>
-          <w:rFonts w:hint="eastAsia" w:ascii="Times New Roman" w:hAnsi="Times New Roman" w:eastAsia="Times New Roman" w:cs="Times New Roman"/>
-        </w:rPr>
-        <w:t>：</w:t>
-      </w:r>
-      <w:r>
-        <w:rPr>
-          <w:rFonts w:hint="eastAsia" w:ascii="Times New Roman" w:hAnsi="Times New Roman" w:eastAsia="FangSong" w:cs="Times New Roman"/>
-        </w:rPr>
-        <w:t>第一轮综合卷</w:t>
-      </w:r>
-      <w:r>
-        <w:rPr>
-          <w:rFonts w:hint="eastAsia" w:ascii="Times New Roman" w:hAnsi="Times New Roman" w:eastAsia="Times New Roman" w:cs="Times New Roman"/>
-        </w:rPr>
-        <w:t>05（</w:t>
-      </w:r>
-      <w:r>
-        <w:rPr>
-          <w:rFonts w:hint="eastAsia" w:ascii="Times New Roman" w:hAnsi="Times New Roman" w:eastAsia="FangSong" w:cs="Times New Roman"/>
-        </w:rPr>
-        <w:t>教师版</w:t>
-      </w:r>
-      <w:r>
-        <w:rPr>
-          <w:rFonts w:hint="eastAsia" w:ascii="Times New Roman" w:hAnsi="Times New Roman" w:eastAsia="Times New Roman" w:cs="Times New Roman"/>
-        </w:rPr>
-        <w:t>）</w:t>
-      </w:r>
     </w:p>
     <w:p>
       <w:pPr>
@@ -1811,60 +1643,6 @@
           <w:rFonts w:hint="eastAsia" w:ascii="Times New Roman" w:hAnsi="Times New Roman" w:eastAsia="Times New Roman" w:cs="Times New Roman"/>
         </w:rPr>
         <w:t>2021</w:t>
-      </w:r>
-      <w:r>
-        <w:rPr>
-          <w:rFonts w:ascii="Times New Roman" w:hAnsi="Times New Roman" w:eastAsia="Times New Roman" w:cs="Times New Roman"/>
-        </w:rPr>
-        <w:t xml:space="preserve"> </w:t>
-      </w:r>
-      <w:r>
-        <w:rPr>
-          <w:rFonts w:hint="eastAsia" w:ascii="Times New Roman" w:hAnsi="Times New Roman" w:eastAsia="FangSong" w:cs="Times New Roman"/>
-        </w:rPr>
-        <w:t>曾用于</w:t>
-      </w:r>
-      <w:r>
-        <w:rPr>
-          <w:rFonts w:hint="eastAsia" w:ascii="Times New Roman" w:hAnsi="Times New Roman" w:eastAsia="Times New Roman" w:cs="Times New Roman"/>
-        </w:rPr>
-        <w:t>：</w:t>
-      </w:r>
-      <w:r>
-        <w:rPr>
-          <w:rFonts w:hint="eastAsia" w:ascii="Times New Roman" w:hAnsi="Times New Roman" w:eastAsia="FangSong" w:cs="Times New Roman"/>
-        </w:rPr>
-        <w:t>第一轮原理</w:t>
-      </w:r>
-      <w:r>
-        <w:rPr>
-          <w:rFonts w:hint="eastAsia" w:ascii="Times New Roman" w:hAnsi="Times New Roman" w:eastAsia="Times New Roman" w:cs="Times New Roman"/>
-        </w:rPr>
-        <w:t>·3-</w:t>
-      </w:r>
-      <w:r>
-        <w:rPr>
-          <w:rFonts w:hint="eastAsia" w:ascii="Times New Roman" w:hAnsi="Times New Roman" w:eastAsia="FangSong" w:cs="Times New Roman"/>
-        </w:rPr>
-        <w:t>热力学初步</w:t>
-      </w:r>
-      <w:r>
-        <w:rPr>
-          <w:rFonts w:hint="eastAsia" w:ascii="Times New Roman" w:hAnsi="Times New Roman" w:eastAsia="Times New Roman" w:cs="Times New Roman"/>
-        </w:rPr>
-        <w:t>（</w:t>
-      </w:r>
-      <w:r>
-        <w:rPr>
-          <w:rFonts w:hint="eastAsia" w:ascii="Times New Roman" w:hAnsi="Times New Roman" w:eastAsia="FangSong" w:cs="Times New Roman"/>
-        </w:rPr>
-        <w:t>教师版</w:t>
-      </w:r>
-      <w:r>
-        <w:rPr>
-          <w:rFonts w:hint="eastAsia" w:ascii="Times New Roman" w:hAnsi="Times New Roman" w:eastAsia="Times New Roman" w:cs="Times New Roman"/>
-        </w:rPr>
-        <w:t>）</w:t>
       </w:r>
     </w:p>
     <w:p>
@@ -2894,48 +2672,6 @@
         </w:rPr>
         <w:t>赵鑫光竞赛笔记</w:t>
       </w:r>
-      <w:r>
-        <w:rPr>
-          <w:rFonts w:ascii="Times New Roman" w:hAnsi="Times New Roman" w:eastAsia="Times New Roman" w:cs="Times New Roman"/>
-        </w:rPr>
-        <w:t xml:space="preserve"> </w:t>
-      </w:r>
-      <w:r>
-        <w:rPr>
-          <w:rFonts w:hint="eastAsia" w:ascii="Times New Roman" w:hAnsi="Times New Roman" w:eastAsia="FangSong" w:cs="Times New Roman"/>
-        </w:rPr>
-        <w:t>曾用于</w:t>
-      </w:r>
-      <w:r>
-        <w:rPr>
-          <w:rFonts w:hint="eastAsia" w:ascii="Times New Roman" w:hAnsi="Times New Roman" w:eastAsia="Times New Roman" w:cs="Times New Roman"/>
-        </w:rPr>
-        <w:t>：</w:t>
-      </w:r>
-      <w:r>
-        <w:rPr>
-          <w:rFonts w:hint="eastAsia" w:ascii="Times New Roman" w:hAnsi="Times New Roman" w:eastAsia="FangSong" w:cs="Times New Roman"/>
-        </w:rPr>
-        <w:t>第一轮综合卷</w:t>
-      </w:r>
-      <w:r>
-        <w:rPr>
-          <w:rFonts w:hint="eastAsia" w:ascii="Times New Roman" w:hAnsi="Times New Roman" w:eastAsia="Times New Roman" w:cs="Times New Roman"/>
-        </w:rPr>
-        <w:t>03（</w:t>
-      </w:r>
-      <w:r>
-        <w:rPr>
-          <w:rFonts w:hint="eastAsia" w:ascii="Times New Roman" w:hAnsi="Times New Roman" w:eastAsia="FangSong" w:cs="Times New Roman"/>
-        </w:rPr>
-        <w:t>教师版</w:t>
-      </w:r>
-      <w:r>
-        <w:rPr>
-          <w:rFonts w:hint="eastAsia" w:ascii="Times New Roman" w:hAnsi="Times New Roman" w:eastAsia="Times New Roman" w:cs="Times New Roman"/>
-        </w:rPr>
-        <w:t>）</w:t>
-      </w:r>
     </w:p>
     <w:p>
       <w:pPr>
@@ -3175,66 +2911,6 @@
           <w:rFonts w:hint="eastAsia" w:ascii="Times New Roman" w:hAnsi="Times New Roman" w:eastAsia="FangSong" w:cs="Times New Roman"/>
         </w:rPr>
         <w:t>届决赛</w:t>
-      </w:r>
-      <w:r>
-        <w:rPr>
-          <w:rFonts w:ascii="Times New Roman" w:hAnsi="Times New Roman" w:eastAsia="Times New Roman" w:cs="Times New Roman"/>
-        </w:rPr>
-        <w:t xml:space="preserve"> </w:t>
-      </w:r>
-      <w:r>
-        <w:rPr>
-          <w:rFonts w:hint="eastAsia" w:ascii="Times New Roman" w:hAnsi="Times New Roman" w:eastAsia="FangSong" w:cs="Times New Roman"/>
-        </w:rPr>
-        <w:t>曾用于</w:t>
-      </w:r>
-      <w:r>
-        <w:rPr>
-          <w:rFonts w:hint="eastAsia" w:ascii="Times New Roman" w:hAnsi="Times New Roman" w:eastAsia="Times New Roman" w:cs="Times New Roman"/>
-        </w:rPr>
-        <w:t>：</w:t>
-      </w:r>
-      <w:r>
-        <w:rPr>
-          <w:rFonts w:hint="eastAsia" w:ascii="Times New Roman" w:hAnsi="Times New Roman" w:eastAsia="FangSong" w:cs="Times New Roman"/>
-        </w:rPr>
-        <w:t>综合模拟卷</w:t>
-      </w:r>
-      <w:r>
-        <w:rPr>
-          <w:rFonts w:hint="eastAsia" w:ascii="Times New Roman" w:hAnsi="Times New Roman" w:eastAsia="Times New Roman" w:cs="Times New Roman"/>
-        </w:rPr>
-        <w:t>III,</w:t>
-      </w:r>
-      <w:r>
-        <w:rPr>
-          <w:rFonts w:ascii="Times New Roman" w:hAnsi="Times New Roman" w:eastAsia="Times New Roman" w:cs="Times New Roman"/>
-        </w:rPr>
-        <w:t xml:space="preserve"> </w:t>
-      </w:r>
-      <w:r>
-        <w:rPr>
-          <w:rFonts w:hint="eastAsia" w:ascii="Times New Roman" w:hAnsi="Times New Roman" w:eastAsia="FangSong" w:cs="Times New Roman"/>
-        </w:rPr>
-        <w:t>第一轮综合卷</w:t>
-      </w:r>
-      <w:r>
-        <w:rPr>
-          <w:rFonts w:hint="eastAsia" w:ascii="Times New Roman" w:hAnsi="Times New Roman" w:eastAsia="Times New Roman" w:cs="Times New Roman"/>
-        </w:rPr>
-        <w:t>04（</w:t>
-      </w:r>
-      <w:r>
-        <w:rPr>
-          <w:rFonts w:hint="eastAsia" w:ascii="Times New Roman" w:hAnsi="Times New Roman" w:eastAsia="FangSong" w:cs="Times New Roman"/>
-        </w:rPr>
-        <w:t>教师版</w:t>
-      </w:r>
-      <w:r>
-        <w:rPr>
-          <w:rFonts w:hint="eastAsia" w:ascii="Times New Roman" w:hAnsi="Times New Roman" w:eastAsia="Times New Roman" w:cs="Times New Roman"/>
-        </w:rPr>
-        <w:t>）</w:t>
       </w:r>
     </w:p>
     <w:p>
@@ -6615,60 +6291,6 @@
           <w:rFonts w:hint="eastAsia" w:ascii="Times New Roman" w:hAnsi="Times New Roman" w:eastAsia="FangSong" w:cs="Times New Roman"/>
         </w:rPr>
         <w:t>届初赛</w:t>
-      </w:r>
-      <w:r>
-        <w:rPr>
-          <w:rFonts w:ascii="Times New Roman" w:hAnsi="Times New Roman" w:eastAsia="Times New Roman" w:cs="Times New Roman"/>
-        </w:rPr>
-        <w:t xml:space="preserve"> </w:t>
-      </w:r>
-      <w:r>
-        <w:rPr>
-          <w:rFonts w:hint="eastAsia" w:ascii="Times New Roman" w:hAnsi="Times New Roman" w:eastAsia="FangSong" w:cs="Times New Roman"/>
-        </w:rPr>
-        <w:t>曾用于</w:t>
-      </w:r>
-      <w:r>
-        <w:rPr>
-          <w:rFonts w:hint="eastAsia" w:ascii="Times New Roman" w:hAnsi="Times New Roman" w:eastAsia="Times New Roman" w:cs="Times New Roman"/>
-        </w:rPr>
-        <w:t>：</w:t>
-      </w:r>
-      <w:r>
-        <w:rPr>
-          <w:rFonts w:hint="eastAsia" w:ascii="Times New Roman" w:hAnsi="Times New Roman" w:eastAsia="FangSong" w:cs="Times New Roman"/>
-        </w:rPr>
-        <w:t>第一轮结构</w:t>
-      </w:r>
-      <w:r>
-        <w:rPr>
-          <w:rFonts w:hint="eastAsia" w:ascii="Times New Roman" w:hAnsi="Times New Roman" w:eastAsia="Times New Roman" w:cs="Times New Roman"/>
-        </w:rPr>
-        <w:t>·4-</w:t>
-      </w:r>
-      <w:r>
-        <w:rPr>
-          <w:rFonts w:hint="eastAsia" w:ascii="Times New Roman" w:hAnsi="Times New Roman" w:eastAsia="FangSong" w:cs="Times New Roman"/>
-        </w:rPr>
-        <w:t>晶体结构</w:t>
-      </w:r>
-      <w:r>
-        <w:rPr>
-          <w:rFonts w:hint="eastAsia" w:ascii="Times New Roman" w:hAnsi="Times New Roman" w:eastAsia="Times New Roman" w:cs="Times New Roman"/>
-        </w:rPr>
-        <w:t>（</w:t>
-      </w:r>
-      <w:r>
-        <w:rPr>
-          <w:rFonts w:hint="eastAsia" w:ascii="Times New Roman" w:hAnsi="Times New Roman" w:eastAsia="FangSong" w:cs="Times New Roman"/>
-        </w:rPr>
-        <w:t>教师版</w:t>
-      </w:r>
-      <w:r>
-        <w:rPr>
-          <w:rFonts w:hint="eastAsia" w:ascii="Times New Roman" w:hAnsi="Times New Roman" w:eastAsia="Times New Roman" w:cs="Times New Roman"/>
-        </w:rPr>
-        <w:t>）</w:t>
       </w:r>
     </w:p>
     <w:p>
@@ -11816,60 +11438,6 @@
           <w:rFonts w:hint="eastAsia" w:ascii="Times New Roman" w:hAnsi="Times New Roman" w:eastAsia="FangSong" w:cs="Times New Roman"/>
         </w:rPr>
         <w:t>届初赛</w:t>
-      </w:r>
-      <w:r>
-        <w:rPr>
-          <w:rFonts w:ascii="Times New Roman" w:hAnsi="Times New Roman" w:eastAsia="Times New Roman" w:cs="Times New Roman"/>
-        </w:rPr>
-        <w:t xml:space="preserve"> </w:t>
-      </w:r>
-      <w:r>
-        <w:rPr>
-          <w:rFonts w:hint="eastAsia" w:ascii="Times New Roman" w:hAnsi="Times New Roman" w:eastAsia="FangSong" w:cs="Times New Roman"/>
-        </w:rPr>
-        <w:t>曾用于</w:t>
-      </w:r>
-      <w:r>
-        <w:rPr>
-          <w:rFonts w:hint="eastAsia" w:ascii="Times New Roman" w:hAnsi="Times New Roman" w:eastAsia="Times New Roman" w:cs="Times New Roman"/>
-        </w:rPr>
-        <w:t>：</w:t>
-      </w:r>
-      <w:r>
-        <w:rPr>
-          <w:rFonts w:hint="eastAsia" w:ascii="Times New Roman" w:hAnsi="Times New Roman" w:eastAsia="FangSong" w:cs="Times New Roman"/>
-        </w:rPr>
-        <w:t>第一轮结构</w:t>
-      </w:r>
-      <w:r>
-        <w:rPr>
-          <w:rFonts w:hint="eastAsia" w:ascii="Times New Roman" w:hAnsi="Times New Roman" w:eastAsia="Times New Roman" w:cs="Times New Roman"/>
-        </w:rPr>
-        <w:t>·4-</w:t>
-      </w:r>
-      <w:r>
-        <w:rPr>
-          <w:rFonts w:hint="eastAsia" w:ascii="Times New Roman" w:hAnsi="Times New Roman" w:eastAsia="FangSong" w:cs="Times New Roman"/>
-        </w:rPr>
-        <w:t>晶体结构</w:t>
-      </w:r>
-      <w:r>
-        <w:rPr>
-          <w:rFonts w:hint="eastAsia" w:ascii="Times New Roman" w:hAnsi="Times New Roman" w:eastAsia="Times New Roman" w:cs="Times New Roman"/>
-        </w:rPr>
-        <w:t>（</w:t>
-      </w:r>
-      <w:r>
-        <w:rPr>
-          <w:rFonts w:hint="eastAsia" w:ascii="Times New Roman" w:hAnsi="Times New Roman" w:eastAsia="FangSong" w:cs="Times New Roman"/>
-        </w:rPr>
-        <w:t>教师版</w:t>
-      </w:r>
-      <w:r>
-        <w:rPr>
-          <w:rFonts w:hint="eastAsia" w:ascii="Times New Roman" w:hAnsi="Times New Roman" w:eastAsia="Times New Roman" w:cs="Times New Roman"/>
-        </w:rPr>
-        <w:t>）</w:t>
       </w:r>
     </w:p>
     <w:p>
@@ -15775,60 +15343,6 @@
         </w:rPr>
         <w:t>届初赛</w:t>
       </w:r>
-      <w:r>
-        <w:rPr>
-          <w:rFonts w:ascii="Times New Roman" w:hAnsi="Times New Roman" w:eastAsia="Times New Roman" w:cs="Times New Roman"/>
-        </w:rPr>
-        <w:t xml:space="preserve"> </w:t>
-      </w:r>
-      <w:r>
-        <w:rPr>
-          <w:rFonts w:hint="eastAsia" w:ascii="Times New Roman" w:hAnsi="Times New Roman" w:eastAsia="FangSong" w:cs="Times New Roman"/>
-        </w:rPr>
-        <w:t>曾用于</w:t>
-      </w:r>
-      <w:r>
-        <w:rPr>
-          <w:rFonts w:hint="eastAsia" w:ascii="Times New Roman" w:hAnsi="Times New Roman" w:eastAsia="Times New Roman" w:cs="Times New Roman"/>
-        </w:rPr>
-        <w:t>：</w:t>
-      </w:r>
-      <w:r>
-        <w:rPr>
-          <w:rFonts w:hint="eastAsia" w:ascii="Times New Roman" w:hAnsi="Times New Roman" w:eastAsia="FangSong" w:cs="Times New Roman"/>
-        </w:rPr>
-        <w:t>第一轮结构</w:t>
-      </w:r>
-      <w:r>
-        <w:rPr>
-          <w:rFonts w:hint="eastAsia" w:ascii="Times New Roman" w:hAnsi="Times New Roman" w:eastAsia="Times New Roman" w:cs="Times New Roman"/>
-        </w:rPr>
-        <w:t>·4-</w:t>
-      </w:r>
-      <w:r>
-        <w:rPr>
-          <w:rFonts w:hint="eastAsia" w:ascii="Times New Roman" w:hAnsi="Times New Roman" w:eastAsia="FangSong" w:cs="Times New Roman"/>
-        </w:rPr>
-        <w:t>晶体结构</w:t>
-      </w:r>
-      <w:r>
-        <w:rPr>
-          <w:rFonts w:hint="eastAsia" w:ascii="Times New Roman" w:hAnsi="Times New Roman" w:eastAsia="Times New Roman" w:cs="Times New Roman"/>
-        </w:rPr>
-        <w:t>（</w:t>
-      </w:r>
-      <w:r>
-        <w:rPr>
-          <w:rFonts w:hint="eastAsia" w:ascii="Times New Roman" w:hAnsi="Times New Roman" w:eastAsia="FangSong" w:cs="Times New Roman"/>
-        </w:rPr>
-        <w:t>教师版</w:t>
-      </w:r>
-      <w:r>
-        <w:rPr>
-          <w:rFonts w:hint="eastAsia" w:ascii="Times New Roman" w:hAnsi="Times New Roman" w:eastAsia="Times New Roman" w:cs="Times New Roman"/>
-        </w:rPr>
-        <w:t>）</w:t>
-      </w:r>
     </w:p>
     <w:p>
       <w:pPr>
@@ -17914,48 +17428,6 @@
           <w:rFonts w:hint="eastAsia" w:ascii="Times New Roman" w:hAnsi="Times New Roman" w:eastAsia="FangSong" w:cs="Times New Roman"/>
         </w:rPr>
         <w:t>汇智竞赛题目</w:t>
-      </w:r>
-      <w:r>
-        <w:rPr>
-          <w:rFonts w:ascii="Times New Roman" w:hAnsi="Times New Roman" w:eastAsia="Times New Roman" w:cs="Times New Roman"/>
-        </w:rPr>
-        <w:t xml:space="preserve"> </w:t>
-      </w:r>
-      <w:r>
-        <w:rPr>
-          <w:rFonts w:hint="eastAsia" w:ascii="Times New Roman" w:hAnsi="Times New Roman" w:eastAsia="FangSong" w:cs="Times New Roman"/>
-        </w:rPr>
-        <w:t>曾用于</w:t>
-      </w:r>
-      <w:r>
-        <w:rPr>
-          <w:rFonts w:hint="eastAsia" w:ascii="Times New Roman" w:hAnsi="Times New Roman" w:eastAsia="Times New Roman" w:cs="Times New Roman"/>
-        </w:rPr>
-        <w:t>：</w:t>
-      </w:r>
-      <w:r>
-        <w:rPr>
-          <w:rFonts w:hint="eastAsia" w:ascii="Times New Roman" w:hAnsi="Times New Roman" w:eastAsia="FangSong" w:cs="Times New Roman"/>
-        </w:rPr>
-        <w:t>第一轮综合卷</w:t>
-      </w:r>
-      <w:r>
-        <w:rPr>
-          <w:rFonts w:hint="eastAsia" w:ascii="Times New Roman" w:hAnsi="Times New Roman" w:eastAsia="Times New Roman" w:cs="Times New Roman"/>
-        </w:rPr>
-        <w:t>01（</w:t>
-      </w:r>
-      <w:r>
-        <w:rPr>
-          <w:rFonts w:hint="eastAsia" w:ascii="Times New Roman" w:hAnsi="Times New Roman" w:eastAsia="FangSong" w:cs="Times New Roman"/>
-        </w:rPr>
-        <w:t>教师版</w:t>
-      </w:r>
-      <w:r>
-        <w:rPr>
-          <w:rFonts w:hint="eastAsia" w:ascii="Times New Roman" w:hAnsi="Times New Roman" w:eastAsia="Times New Roman" w:cs="Times New Roman"/>
-        </w:rPr>
-        <w:t>）</w:t>
       </w:r>
     </w:p>
     <w:p>
@@ -19656,48 +19128,6 @@
         </w:rPr>
         <w:t>汇智竞赛题目</w:t>
       </w:r>
-      <w:r>
-        <w:rPr>
-          <w:rFonts w:ascii="Times New Roman" w:hAnsi="Times New Roman" w:eastAsia="Times New Roman" w:cs="Times New Roman"/>
-        </w:rPr>
-        <w:t xml:space="preserve"> </w:t>
-      </w:r>
-      <w:r>
-        <w:rPr>
-          <w:rFonts w:hint="eastAsia" w:ascii="Times New Roman" w:hAnsi="Times New Roman" w:eastAsia="FangSong" w:cs="Times New Roman"/>
-        </w:rPr>
-        <w:t>曾用于</w:t>
-      </w:r>
-      <w:r>
-        <w:rPr>
-          <w:rFonts w:hint="eastAsia" w:ascii="Times New Roman" w:hAnsi="Times New Roman" w:eastAsia="Times New Roman" w:cs="Times New Roman"/>
-        </w:rPr>
-        <w:t>：</w:t>
-      </w:r>
-      <w:r>
-        <w:rPr>
-          <w:rFonts w:hint="eastAsia" w:ascii="Times New Roman" w:hAnsi="Times New Roman" w:eastAsia="FangSong" w:cs="Times New Roman"/>
-        </w:rPr>
-        <w:t>第一轮综合卷</w:t>
-      </w:r>
-      <w:r>
-        <w:rPr>
-          <w:rFonts w:hint="eastAsia" w:ascii="Times New Roman" w:hAnsi="Times New Roman" w:eastAsia="Times New Roman" w:cs="Times New Roman"/>
-        </w:rPr>
-        <w:t>01（</w:t>
-      </w:r>
-      <w:r>
-        <w:rPr>
-          <w:rFonts w:hint="eastAsia" w:ascii="Times New Roman" w:hAnsi="Times New Roman" w:eastAsia="FangSong" w:cs="Times New Roman"/>
-        </w:rPr>
-        <w:t>教师版</w:t>
-      </w:r>
-      <w:r>
-        <w:rPr>
-          <w:rFonts w:hint="eastAsia" w:ascii="Times New Roman" w:hAnsi="Times New Roman" w:eastAsia="Times New Roman" w:cs="Times New Roman"/>
-        </w:rPr>
-        <w:t>）</w:t>
-      </w:r>
     </w:p>
     <w:p>
       <w:pPr>
@@ -21991,48 +21421,6 @@
         </w:rPr>
         <w:t>化学竞赛初赛讲义</w:t>
       </w:r>
-      <w:r>
-        <w:rPr>
-          <w:rFonts w:ascii="Times New Roman" w:hAnsi="Times New Roman" w:eastAsia="Times New Roman" w:cs="Times New Roman"/>
-        </w:rPr>
-        <w:t xml:space="preserve"> </w:t>
-      </w:r>
-      <w:r>
-        <w:rPr>
-          <w:rFonts w:hint="eastAsia" w:ascii="Times New Roman" w:hAnsi="Times New Roman" w:eastAsia="FangSong" w:cs="Times New Roman"/>
-        </w:rPr>
-        <w:t>曾用于</w:t>
-      </w:r>
-      <w:r>
-        <w:rPr>
-          <w:rFonts w:hint="eastAsia" w:ascii="Times New Roman" w:hAnsi="Times New Roman" w:eastAsia="Times New Roman" w:cs="Times New Roman"/>
-        </w:rPr>
-        <w:t>：</w:t>
-      </w:r>
-      <w:r>
-        <w:rPr>
-          <w:rFonts w:hint="eastAsia" w:ascii="Times New Roman" w:hAnsi="Times New Roman" w:eastAsia="FangSong" w:cs="Times New Roman"/>
-        </w:rPr>
-        <w:t>第一轮综合卷</w:t>
-      </w:r>
-      <w:r>
-        <w:rPr>
-          <w:rFonts w:hint="eastAsia" w:ascii="Times New Roman" w:hAnsi="Times New Roman" w:eastAsia="Times New Roman" w:cs="Times New Roman"/>
-        </w:rPr>
-        <w:t>04（</w:t>
-      </w:r>
-      <w:r>
-        <w:rPr>
-          <w:rFonts w:hint="eastAsia" w:ascii="Times New Roman" w:hAnsi="Times New Roman" w:eastAsia="FangSong" w:cs="Times New Roman"/>
-        </w:rPr>
-        <w:t>教师版</w:t>
-      </w:r>
-      <w:r>
-        <w:rPr>
-          <w:rFonts w:hint="eastAsia" w:ascii="Times New Roman" w:hAnsi="Times New Roman" w:eastAsia="Times New Roman" w:cs="Times New Roman"/>
-        </w:rPr>
-        <w:t>）</w:t>
-      </w:r>
     </w:p>
     <w:p>
       <w:pPr>
@@ -22567,48 +21955,6 @@
           <w:rFonts w:hint="eastAsia" w:ascii="Times New Roman" w:hAnsi="Times New Roman" w:eastAsia="FangSong" w:cs="Times New Roman"/>
         </w:rPr>
         <w:t>化学竞赛初赛讲义</w:t>
-      </w:r>
-      <w:r>
-        <w:rPr>
-          <w:rFonts w:ascii="Times New Roman" w:hAnsi="Times New Roman" w:eastAsia="Times New Roman" w:cs="Times New Roman"/>
-        </w:rPr>
-        <w:t xml:space="preserve"> </w:t>
-      </w:r>
-      <w:r>
-        <w:rPr>
-          <w:rFonts w:hint="eastAsia" w:ascii="Times New Roman" w:hAnsi="Times New Roman" w:eastAsia="FangSong" w:cs="Times New Roman"/>
-        </w:rPr>
-        <w:t>曾用于</w:t>
-      </w:r>
-      <w:r>
-        <w:rPr>
-          <w:rFonts w:hint="eastAsia" w:ascii="Times New Roman" w:hAnsi="Times New Roman" w:eastAsia="Times New Roman" w:cs="Times New Roman"/>
-        </w:rPr>
-        <w:t>：</w:t>
-      </w:r>
-      <w:r>
-        <w:rPr>
-          <w:rFonts w:hint="eastAsia" w:ascii="Times New Roman" w:hAnsi="Times New Roman" w:eastAsia="FangSong" w:cs="Times New Roman"/>
-        </w:rPr>
-        <w:t>第一轮综合卷</w:t>
-      </w:r>
-      <w:r>
-        <w:rPr>
-          <w:rFonts w:hint="eastAsia" w:ascii="Times New Roman" w:hAnsi="Times New Roman" w:eastAsia="Times New Roman" w:cs="Times New Roman"/>
-        </w:rPr>
-        <w:t>04（</w:t>
-      </w:r>
-      <w:r>
-        <w:rPr>
-          <w:rFonts w:hint="eastAsia" w:ascii="Times New Roman" w:hAnsi="Times New Roman" w:eastAsia="FangSong" w:cs="Times New Roman"/>
-        </w:rPr>
-        <w:t>教师版</w:t>
-      </w:r>
-      <w:r>
-        <w:rPr>
-          <w:rFonts w:hint="eastAsia" w:ascii="Times New Roman" w:hAnsi="Times New Roman" w:eastAsia="Times New Roman" w:cs="Times New Roman"/>
-        </w:rPr>
-        <w:t>）</w:t>
       </w:r>
     </w:p>
     <w:p>
@@ -23533,48 +22879,6 @@
         </w:rPr>
         <w:t>化学竞赛初赛讲义</w:t>
       </w:r>
-      <w:r>
-        <w:rPr>
-          <w:rFonts w:ascii="Times New Roman" w:hAnsi="Times New Roman" w:eastAsia="Times New Roman" w:cs="Times New Roman"/>
-        </w:rPr>
-        <w:t xml:space="preserve"> </w:t>
-      </w:r>
-      <w:r>
-        <w:rPr>
-          <w:rFonts w:hint="eastAsia" w:ascii="Times New Roman" w:hAnsi="Times New Roman" w:eastAsia="FangSong" w:cs="Times New Roman"/>
-        </w:rPr>
-        <w:t>曾用于</w:t>
-      </w:r>
-      <w:r>
-        <w:rPr>
-          <w:rFonts w:hint="eastAsia" w:ascii="Times New Roman" w:hAnsi="Times New Roman" w:eastAsia="Times New Roman" w:cs="Times New Roman"/>
-        </w:rPr>
-        <w:t>：</w:t>
-      </w:r>
-      <w:r>
-        <w:rPr>
-          <w:rFonts w:hint="eastAsia" w:ascii="Times New Roman" w:hAnsi="Times New Roman" w:eastAsia="FangSong" w:cs="Times New Roman"/>
-        </w:rPr>
-        <w:t>第一轮综合卷</w:t>
-      </w:r>
-      <w:r>
-        <w:rPr>
-          <w:rFonts w:hint="eastAsia" w:ascii="Times New Roman" w:hAnsi="Times New Roman" w:eastAsia="Times New Roman" w:cs="Times New Roman"/>
-        </w:rPr>
-        <w:t>05（</w:t>
-      </w:r>
-      <w:r>
-        <w:rPr>
-          <w:rFonts w:hint="eastAsia" w:ascii="Times New Roman" w:hAnsi="Times New Roman" w:eastAsia="FangSong" w:cs="Times New Roman"/>
-        </w:rPr>
-        <w:t>教师版</w:t>
-      </w:r>
-      <w:r>
-        <w:rPr>
-          <w:rFonts w:hint="eastAsia" w:ascii="Times New Roman" w:hAnsi="Times New Roman" w:eastAsia="Times New Roman" w:cs="Times New Roman"/>
-        </w:rPr>
-        <w:t>）</w:t>
-      </w:r>
     </w:p>
     <w:p>
       <w:pPr>
@@ -24538,48 +23842,6 @@
         </w:rPr>
         <w:t>化学竞赛初赛讲义</w:t>
       </w:r>
-      <w:r>
-        <w:rPr>
-          <w:rFonts w:ascii="Times New Roman" w:hAnsi="Times New Roman" w:eastAsia="Times New Roman" w:cs="Times New Roman"/>
-        </w:rPr>
-        <w:t xml:space="preserve"> </w:t>
-      </w:r>
-      <w:r>
-        <w:rPr>
-          <w:rFonts w:hint="eastAsia" w:ascii="Times New Roman" w:hAnsi="Times New Roman" w:eastAsia="FangSong" w:cs="Times New Roman"/>
-        </w:rPr>
-        <w:t>曾用于</w:t>
-      </w:r>
-      <w:r>
-        <w:rPr>
-          <w:rFonts w:hint="eastAsia" w:ascii="Times New Roman" w:hAnsi="Times New Roman" w:eastAsia="Times New Roman" w:cs="Times New Roman"/>
-        </w:rPr>
-        <w:t>：</w:t>
-      </w:r>
-      <w:r>
-        <w:rPr>
-          <w:rFonts w:hint="eastAsia" w:ascii="Times New Roman" w:hAnsi="Times New Roman" w:eastAsia="FangSong" w:cs="Times New Roman"/>
-        </w:rPr>
-        <w:t>第一轮综合卷</w:t>
-      </w:r>
-      <w:r>
-        <w:rPr>
-          <w:rFonts w:hint="eastAsia" w:ascii="Times New Roman" w:hAnsi="Times New Roman" w:eastAsia="Times New Roman" w:cs="Times New Roman"/>
-        </w:rPr>
-        <w:t>05（</w:t>
-      </w:r>
-      <w:r>
-        <w:rPr>
-          <w:rFonts w:hint="eastAsia" w:ascii="Times New Roman" w:hAnsi="Times New Roman" w:eastAsia="FangSong" w:cs="Times New Roman"/>
-        </w:rPr>
-        <w:t>教师版</w:t>
-      </w:r>
-      <w:r>
-        <w:rPr>
-          <w:rFonts w:hint="eastAsia" w:ascii="Times New Roman" w:hAnsi="Times New Roman" w:eastAsia="Times New Roman" w:cs="Times New Roman"/>
-        </w:rPr>
-        <w:t>）</w:t>
-      </w:r>
     </w:p>
     <w:p>
       <w:pPr>
@@ -25854,60 +25116,6 @@
         </w:rPr>
         <w:t>2021</w:t>
       </w:r>
-      <w:r>
-        <w:rPr>
-          <w:rFonts w:ascii="Times New Roman" w:hAnsi="Times New Roman" w:eastAsia="Times New Roman" w:cs="Times New Roman"/>
-        </w:rPr>
-        <w:t xml:space="preserve"> </w:t>
-      </w:r>
-      <w:r>
-        <w:rPr>
-          <w:rFonts w:hint="eastAsia" w:ascii="Times New Roman" w:hAnsi="Times New Roman" w:eastAsia="FangSong" w:cs="Times New Roman"/>
-        </w:rPr>
-        <w:t>曾用于</w:t>
-      </w:r>
-      <w:r>
-        <w:rPr>
-          <w:rFonts w:hint="eastAsia" w:ascii="Times New Roman" w:hAnsi="Times New Roman" w:eastAsia="Times New Roman" w:cs="Times New Roman"/>
-        </w:rPr>
-        <w:t>：</w:t>
-      </w:r>
-      <w:r>
-        <w:rPr>
-          <w:rFonts w:hint="eastAsia" w:ascii="Times New Roman" w:hAnsi="Times New Roman" w:eastAsia="FangSong" w:cs="Times New Roman"/>
-        </w:rPr>
-        <w:t>第一轮原理</w:t>
-      </w:r>
-      <w:r>
-        <w:rPr>
-          <w:rFonts w:hint="eastAsia" w:ascii="Times New Roman" w:hAnsi="Times New Roman" w:eastAsia="Times New Roman" w:cs="Times New Roman"/>
-        </w:rPr>
-        <w:t>·8-</w:t>
-      </w:r>
-      <w:r>
-        <w:rPr>
-          <w:rFonts w:hint="eastAsia" w:ascii="Times New Roman" w:hAnsi="Times New Roman" w:eastAsia="FangSong" w:cs="Times New Roman"/>
-        </w:rPr>
-        <w:t>氧化还原与电化学</w:t>
-      </w:r>
-      <w:r>
-        <w:rPr>
-          <w:rFonts w:hint="eastAsia" w:ascii="Times New Roman" w:hAnsi="Times New Roman" w:eastAsia="Times New Roman" w:cs="Times New Roman"/>
-        </w:rPr>
-        <w:t>（</w:t>
-      </w:r>
-      <w:r>
-        <w:rPr>
-          <w:rFonts w:hint="eastAsia" w:ascii="Times New Roman" w:hAnsi="Times New Roman" w:eastAsia="FangSong" w:cs="Times New Roman"/>
-        </w:rPr>
-        <w:t>教师版</w:t>
-      </w:r>
-      <w:r>
-        <w:rPr>
-          <w:rFonts w:hint="eastAsia" w:ascii="Times New Roman" w:hAnsi="Times New Roman" w:eastAsia="Times New Roman" w:cs="Times New Roman"/>
-        </w:rPr>
-        <w:t>）</w:t>
-      </w:r>
     </w:p>
     <w:p>
       <w:pPr>
@@ -26512,36 +25720,6 @@
           <w:rFonts w:hint="eastAsia" w:ascii="Times New Roman" w:hAnsi="Times New Roman" w:eastAsia="FangSong" w:cs="Times New Roman"/>
         </w:rPr>
         <w:t>化学能力测试</w:t>
-      </w:r>
-      <w:r>
-        <w:rPr>
-          <w:rFonts w:ascii="Times New Roman" w:hAnsi="Times New Roman" w:eastAsia="Times New Roman" w:cs="Times New Roman"/>
-        </w:rPr>
-        <w:t xml:space="preserve"> </w:t>
-      </w:r>
-      <w:r>
-        <w:rPr>
-          <w:rFonts w:hint="eastAsia" w:ascii="Times New Roman" w:hAnsi="Times New Roman" w:eastAsia="FangSong" w:cs="Times New Roman"/>
-        </w:rPr>
-        <w:t>曾用于</w:t>
-      </w:r>
-      <w:r>
-        <w:rPr>
-          <w:rFonts w:hint="eastAsia" w:ascii="Times New Roman" w:hAnsi="Times New Roman" w:eastAsia="Times New Roman" w:cs="Times New Roman"/>
-        </w:rPr>
-        <w:t>：</w:t>
-      </w:r>
-      <w:r>
-        <w:rPr>
-          <w:rFonts w:hint="eastAsia" w:ascii="Times New Roman" w:hAnsi="Times New Roman" w:eastAsia="FangSong" w:cs="Times New Roman"/>
-        </w:rPr>
-        <w:t>综合模拟卷</w:t>
-      </w:r>
-      <w:r>
-        <w:rPr>
-          <w:rFonts w:hint="eastAsia" w:ascii="Times New Roman" w:hAnsi="Times New Roman" w:eastAsia="Times New Roman" w:cs="Times New Roman"/>
-        </w:rPr>
-        <w:t>III</w:t>
       </w:r>
     </w:p>
     <w:p>
@@ -29050,36 +28228,6 @@
           <w:rFonts w:hint="eastAsia" w:ascii="Times New Roman" w:hAnsi="Times New Roman" w:eastAsia="FangSong" w:cs="Times New Roman"/>
         </w:rPr>
         <w:t>化学能力测试</w:t>
-      </w:r>
-      <w:r>
-        <w:rPr>
-          <w:rFonts w:ascii="Times New Roman" w:hAnsi="Times New Roman" w:eastAsia="Times New Roman" w:cs="Times New Roman"/>
-        </w:rPr>
-        <w:t xml:space="preserve"> </w:t>
-      </w:r>
-      <w:r>
-        <w:rPr>
-          <w:rFonts w:hint="eastAsia" w:ascii="Times New Roman" w:hAnsi="Times New Roman" w:eastAsia="FangSong" w:cs="Times New Roman"/>
-        </w:rPr>
-        <w:t>曾用于</w:t>
-      </w:r>
-      <w:r>
-        <w:rPr>
-          <w:rFonts w:hint="eastAsia" w:ascii="Times New Roman" w:hAnsi="Times New Roman" w:eastAsia="Times New Roman" w:cs="Times New Roman"/>
-        </w:rPr>
-        <w:t>：</w:t>
-      </w:r>
-      <w:r>
-        <w:rPr>
-          <w:rFonts w:hint="eastAsia" w:ascii="Times New Roman" w:hAnsi="Times New Roman" w:eastAsia="FangSong" w:cs="Times New Roman"/>
-        </w:rPr>
-        <w:t>综合模拟卷</w:t>
-      </w:r>
-      <w:r>
-        <w:rPr>
-          <w:rFonts w:hint="eastAsia" w:ascii="Times New Roman" w:hAnsi="Times New Roman" w:eastAsia="Times New Roman" w:cs="Times New Roman"/>
-        </w:rPr>
-        <w:t>IV</w:t>
       </w:r>
     </w:p>
     <w:p>
@@ -31037,48 +30185,6 @@
         </w:rPr>
         <w:t>化学竞赛初赛讲义</w:t>
       </w:r>
-      <w:r>
-        <w:rPr>
-          <w:rFonts w:ascii="Times New Roman" w:hAnsi="Times New Roman" w:eastAsia="Times New Roman" w:cs="Times New Roman"/>
-        </w:rPr>
-        <w:t xml:space="preserve"> </w:t>
-      </w:r>
-      <w:r>
-        <w:rPr>
-          <w:rFonts w:hint="eastAsia" w:ascii="Times New Roman" w:hAnsi="Times New Roman" w:eastAsia="FangSong" w:cs="Times New Roman"/>
-        </w:rPr>
-        <w:t>曾用于</w:t>
-      </w:r>
-      <w:r>
-        <w:rPr>
-          <w:rFonts w:hint="eastAsia" w:ascii="Times New Roman" w:hAnsi="Times New Roman" w:eastAsia="Times New Roman" w:cs="Times New Roman"/>
-        </w:rPr>
-        <w:t>：</w:t>
-      </w:r>
-      <w:r>
-        <w:rPr>
-          <w:rFonts w:hint="eastAsia" w:ascii="Times New Roman" w:hAnsi="Times New Roman" w:eastAsia="FangSong" w:cs="Times New Roman"/>
-        </w:rPr>
-        <w:t>第一轮综合卷</w:t>
-      </w:r>
-      <w:r>
-        <w:rPr>
-          <w:rFonts w:hint="eastAsia" w:ascii="Times New Roman" w:hAnsi="Times New Roman" w:eastAsia="Times New Roman" w:cs="Times New Roman"/>
-        </w:rPr>
-        <w:t>01（</w:t>
-      </w:r>
-      <w:r>
-        <w:rPr>
-          <w:rFonts w:hint="eastAsia" w:ascii="Times New Roman" w:hAnsi="Times New Roman" w:eastAsia="FangSong" w:cs="Times New Roman"/>
-        </w:rPr>
-        <w:t>教师版</w:t>
-      </w:r>
-      <w:r>
-        <w:rPr>
-          <w:rFonts w:hint="eastAsia" w:ascii="Times New Roman" w:hAnsi="Times New Roman" w:eastAsia="Times New Roman" w:cs="Times New Roman"/>
-        </w:rPr>
-        <w:t>）</w:t>
-      </w:r>
     </w:p>
     <w:p>
       <w:pPr>
@@ -31665,48 +30771,6 @@
           <w:rFonts w:hint="eastAsia" w:ascii="Times New Roman" w:hAnsi="Times New Roman" w:eastAsia="FangSong" w:cs="Times New Roman"/>
         </w:rPr>
         <w:t>化学竞赛初赛讲义</w:t>
-      </w:r>
-      <w:r>
-        <w:rPr>
-          <w:rFonts w:ascii="Times New Roman" w:hAnsi="Times New Roman" w:eastAsia="Times New Roman" w:cs="Times New Roman"/>
-        </w:rPr>
-        <w:t xml:space="preserve"> </w:t>
-      </w:r>
-      <w:r>
-        <w:rPr>
-          <w:rFonts w:hint="eastAsia" w:ascii="Times New Roman" w:hAnsi="Times New Roman" w:eastAsia="FangSong" w:cs="Times New Roman"/>
-        </w:rPr>
-        <w:t>曾用于</w:t>
-      </w:r>
-      <w:r>
-        <w:rPr>
-          <w:rFonts w:hint="eastAsia" w:ascii="Times New Roman" w:hAnsi="Times New Roman" w:eastAsia="Times New Roman" w:cs="Times New Roman"/>
-        </w:rPr>
-        <w:t>：</w:t>
-      </w:r>
-      <w:r>
-        <w:rPr>
-          <w:rFonts w:hint="eastAsia" w:ascii="Times New Roman" w:hAnsi="Times New Roman" w:eastAsia="FangSong" w:cs="Times New Roman"/>
-        </w:rPr>
-        <w:t>第一轮综合卷</w:t>
-      </w:r>
-      <w:r>
-        <w:rPr>
-          <w:rFonts w:hint="eastAsia" w:ascii="Times New Roman" w:hAnsi="Times New Roman" w:eastAsia="Times New Roman" w:cs="Times New Roman"/>
-        </w:rPr>
-        <w:t>01（</w:t>
-      </w:r>
-      <w:r>
-        <w:rPr>
-          <w:rFonts w:hint="eastAsia" w:ascii="Times New Roman" w:hAnsi="Times New Roman" w:eastAsia="FangSong" w:cs="Times New Roman"/>
-        </w:rPr>
-        <w:t>教师版</w:t>
-      </w:r>
-      <w:r>
-        <w:rPr>
-          <w:rFonts w:hint="eastAsia" w:ascii="Times New Roman" w:hAnsi="Times New Roman" w:eastAsia="Times New Roman" w:cs="Times New Roman"/>
-        </w:rPr>
-        <w:t>）</w:t>
       </w:r>
     </w:p>
     <w:p>
@@ -32385,48 +31449,6 @@
         </w:rPr>
         <w:t>化学竞赛初赛讲义</w:t>
       </w:r>
-      <w:r>
-        <w:rPr>
-          <w:rFonts w:ascii="Times New Roman" w:hAnsi="Times New Roman" w:eastAsia="Times New Roman" w:cs="Times New Roman"/>
-        </w:rPr>
-        <w:t xml:space="preserve"> </w:t>
-      </w:r>
-      <w:r>
-        <w:rPr>
-          <w:rFonts w:hint="eastAsia" w:ascii="Times New Roman" w:hAnsi="Times New Roman" w:eastAsia="FangSong" w:cs="Times New Roman"/>
-        </w:rPr>
-        <w:t>曾用于</w:t>
-      </w:r>
-      <w:r>
-        <w:rPr>
-          <w:rFonts w:hint="eastAsia" w:ascii="Times New Roman" w:hAnsi="Times New Roman" w:eastAsia="Times New Roman" w:cs="Times New Roman"/>
-        </w:rPr>
-        <w:t>：</w:t>
-      </w:r>
-      <w:r>
-        <w:rPr>
-          <w:rFonts w:hint="eastAsia" w:ascii="Times New Roman" w:hAnsi="Times New Roman" w:eastAsia="FangSong" w:cs="Times New Roman"/>
-        </w:rPr>
-        <w:t>第一轮综合卷</w:t>
-      </w:r>
-      <w:r>
-        <w:rPr>
-          <w:rFonts w:hint="eastAsia" w:ascii="Times New Roman" w:hAnsi="Times New Roman" w:eastAsia="Times New Roman" w:cs="Times New Roman"/>
-        </w:rPr>
-        <w:t>02（</w:t>
-      </w:r>
-      <w:r>
-        <w:rPr>
-          <w:rFonts w:hint="eastAsia" w:ascii="Times New Roman" w:hAnsi="Times New Roman" w:eastAsia="FangSong" w:cs="Times New Roman"/>
-        </w:rPr>
-        <w:t>教师版</w:t>
-      </w:r>
-      <w:r>
-        <w:rPr>
-          <w:rFonts w:hint="eastAsia" w:ascii="Times New Roman" w:hAnsi="Times New Roman" w:eastAsia="Times New Roman" w:cs="Times New Roman"/>
-        </w:rPr>
-        <w:t>）</w:t>
-      </w:r>
     </w:p>
     <w:p>
       <w:pPr>
@@ -33176,66 +32198,6 @@
           <w:rFonts w:hint="eastAsia" w:ascii="Times New Roman" w:hAnsi="Times New Roman" w:eastAsia="FangSong" w:cs="Times New Roman"/>
         </w:rPr>
         <w:t>第一分册</w:t>
-      </w:r>
-      <w:r>
-        <w:rPr>
-          <w:rFonts w:ascii="Times New Roman" w:hAnsi="Times New Roman" w:eastAsia="Times New Roman" w:cs="Times New Roman"/>
-        </w:rPr>
-        <w:t xml:space="preserve"> </w:t>
-      </w:r>
-      <w:r>
-        <w:rPr>
-          <w:rFonts w:hint="eastAsia" w:ascii="Times New Roman" w:hAnsi="Times New Roman" w:eastAsia="FangSong" w:cs="Times New Roman"/>
-        </w:rPr>
-        <w:t>曾用于</w:t>
-      </w:r>
-      <w:r>
-        <w:rPr>
-          <w:rFonts w:hint="eastAsia" w:ascii="Times New Roman" w:hAnsi="Times New Roman" w:eastAsia="Times New Roman" w:cs="Times New Roman"/>
-        </w:rPr>
-        <w:t>：</w:t>
-      </w:r>
-      <w:r>
-        <w:rPr>
-          <w:rFonts w:hint="eastAsia" w:ascii="Times New Roman" w:hAnsi="Times New Roman" w:eastAsia="FangSong" w:cs="Times New Roman"/>
-        </w:rPr>
-        <w:t>一分册专项卷</w:t>
-      </w:r>
-      <w:r>
-        <w:rPr>
-          <w:rFonts w:hint="eastAsia" w:ascii="Times New Roman" w:hAnsi="Times New Roman" w:eastAsia="Times New Roman" w:cs="Times New Roman"/>
-        </w:rPr>
-        <w:t>V,</w:t>
-      </w:r>
-      <w:r>
-        <w:rPr>
-          <w:rFonts w:ascii="Times New Roman" w:hAnsi="Times New Roman" w:eastAsia="Times New Roman" w:cs="Times New Roman"/>
-        </w:rPr>
-        <w:t xml:space="preserve"> </w:t>
-      </w:r>
-      <w:r>
-        <w:rPr>
-          <w:rFonts w:hint="eastAsia" w:ascii="Times New Roman" w:hAnsi="Times New Roman" w:eastAsia="FangSong" w:cs="Times New Roman"/>
-        </w:rPr>
-        <w:t>第一轮综合卷</w:t>
-      </w:r>
-      <w:r>
-        <w:rPr>
-          <w:rFonts w:hint="eastAsia" w:ascii="Times New Roman" w:hAnsi="Times New Roman" w:eastAsia="Times New Roman" w:cs="Times New Roman"/>
-        </w:rPr>
-        <w:t>09（</w:t>
-      </w:r>
-      <w:r>
-        <w:rPr>
-          <w:rFonts w:hint="eastAsia" w:ascii="Times New Roman" w:hAnsi="Times New Roman" w:eastAsia="FangSong" w:cs="Times New Roman"/>
-        </w:rPr>
-        <w:t>教师版</w:t>
-      </w:r>
-      <w:r>
-        <w:rPr>
-          <w:rFonts w:hint="eastAsia" w:ascii="Times New Roman" w:hAnsi="Times New Roman" w:eastAsia="Times New Roman" w:cs="Times New Roman"/>
-        </w:rPr>
-        <w:t>）</w:t>
       </w:r>
     </w:p>
     <w:p>
@@ -36458,48 +35420,6 @@
         </w:rPr>
         <w:t>一分册能力测试</w:t>
       </w:r>
-      <w:r>
-        <w:rPr>
-          <w:rFonts w:ascii="Times New Roman" w:hAnsi="Times New Roman" w:eastAsia="Times New Roman" w:cs="Times New Roman"/>
-        </w:rPr>
-        <w:t xml:space="preserve"> </w:t>
-      </w:r>
-      <w:r>
-        <w:rPr>
-          <w:rFonts w:hint="eastAsia" w:ascii="Times New Roman" w:hAnsi="Times New Roman" w:eastAsia="FangSong" w:cs="Times New Roman"/>
-        </w:rPr>
-        <w:t>曾用于</w:t>
-      </w:r>
-      <w:r>
-        <w:rPr>
-          <w:rFonts w:hint="eastAsia" w:ascii="Times New Roman" w:hAnsi="Times New Roman" w:eastAsia="Times New Roman" w:cs="Times New Roman"/>
-        </w:rPr>
-        <w:t>：</w:t>
-      </w:r>
-      <w:r>
-        <w:rPr>
-          <w:rFonts w:hint="eastAsia" w:ascii="Times New Roman" w:hAnsi="Times New Roman" w:eastAsia="FangSong" w:cs="Times New Roman"/>
-        </w:rPr>
-        <w:t>第一轮综合卷</w:t>
-      </w:r>
-      <w:r>
-        <w:rPr>
-          <w:rFonts w:hint="eastAsia" w:ascii="Times New Roman" w:hAnsi="Times New Roman" w:eastAsia="Times New Roman" w:cs="Times New Roman"/>
-        </w:rPr>
-        <w:t>03（</w:t>
-      </w:r>
-      <w:r>
-        <w:rPr>
-          <w:rFonts w:hint="eastAsia" w:ascii="Times New Roman" w:hAnsi="Times New Roman" w:eastAsia="FangSong" w:cs="Times New Roman"/>
-        </w:rPr>
-        <w:t>教师版</w:t>
-      </w:r>
-      <w:r>
-        <w:rPr>
-          <w:rFonts w:hint="eastAsia" w:ascii="Times New Roman" w:hAnsi="Times New Roman" w:eastAsia="Times New Roman" w:cs="Times New Roman"/>
-        </w:rPr>
-        <w:t>）</w:t>
-      </w:r>
     </w:p>
     <w:p>
       <w:pPr>
@@ -39975,48 +38895,6 @@
         </w:rPr>
         <w:t>一分册能力测试</w:t>
       </w:r>
-      <w:r>
-        <w:rPr>
-          <w:rFonts w:ascii="Times New Roman" w:hAnsi="Times New Roman" w:eastAsia="Times New Roman" w:cs="Times New Roman"/>
-        </w:rPr>
-        <w:t xml:space="preserve"> </w:t>
-      </w:r>
-      <w:r>
-        <w:rPr>
-          <w:rFonts w:hint="eastAsia" w:ascii="Times New Roman" w:hAnsi="Times New Roman" w:eastAsia="FangSong" w:cs="Times New Roman"/>
-        </w:rPr>
-        <w:t>曾用于</w:t>
-      </w:r>
-      <w:r>
-        <w:rPr>
-          <w:rFonts w:hint="eastAsia" w:ascii="Times New Roman" w:hAnsi="Times New Roman" w:eastAsia="Times New Roman" w:cs="Times New Roman"/>
-        </w:rPr>
-        <w:t>：</w:t>
-      </w:r>
-      <w:r>
-        <w:rPr>
-          <w:rFonts w:hint="eastAsia" w:ascii="Times New Roman" w:hAnsi="Times New Roman" w:eastAsia="FangSong" w:cs="Times New Roman"/>
-        </w:rPr>
-        <w:t>第一轮综合卷</w:t>
-      </w:r>
-      <w:r>
-        <w:rPr>
-          <w:rFonts w:hint="eastAsia" w:ascii="Times New Roman" w:hAnsi="Times New Roman" w:eastAsia="Times New Roman" w:cs="Times New Roman"/>
-        </w:rPr>
-        <w:t>04（</w:t>
-      </w:r>
-      <w:r>
-        <w:rPr>
-          <w:rFonts w:hint="eastAsia" w:ascii="Times New Roman" w:hAnsi="Times New Roman" w:eastAsia="FangSong" w:cs="Times New Roman"/>
-        </w:rPr>
-        <w:t>教师版</w:t>
-      </w:r>
-      <w:r>
-        <w:rPr>
-          <w:rFonts w:hint="eastAsia" w:ascii="Times New Roman" w:hAnsi="Times New Roman" w:eastAsia="Times New Roman" w:cs="Times New Roman"/>
-        </w:rPr>
-        <w:t>）</w:t>
-      </w:r>
     </w:p>
     <w:p>
       <w:pPr>
@@ -43476,30 +42354,6 @@
         </w:rPr>
         <w:t>化学竞赛初赛讲义</w:t>
       </w:r>
-      <w:r>
-        <w:rPr>
-          <w:rFonts w:ascii="Times New Roman" w:hAnsi="Times New Roman" w:eastAsia="Times New Roman" w:cs="Times New Roman"/>
-        </w:rPr>
-        <w:t xml:space="preserve"> </w:t>
-      </w:r>
-      <w:r>
-        <w:rPr>
-          <w:rFonts w:hint="eastAsia" w:ascii="Times New Roman" w:hAnsi="Times New Roman" w:eastAsia="FangSong" w:cs="Times New Roman"/>
-        </w:rPr>
-        <w:t>曾用于</w:t>
-      </w:r>
-      <w:r>
-        <w:rPr>
-          <w:rFonts w:hint="eastAsia" w:ascii="Times New Roman" w:hAnsi="Times New Roman" w:eastAsia="Times New Roman" w:cs="Times New Roman"/>
-        </w:rPr>
-        <w:t>：</w:t>
-      </w:r>
-      <w:r>
-        <w:rPr>
-          <w:rFonts w:hint="eastAsia" w:ascii="Times New Roman" w:hAnsi="Times New Roman" w:eastAsia="FangSong" w:cs="Times New Roman"/>
-        </w:rPr>
-        <w:t>元素与分析阶段测试卷</w:t>
-      </w:r>
     </w:p>
     <w:p>
       <w:pPr>
@@ -45494,60 +44348,6 @@
           <w:rFonts w:hint="eastAsia" w:ascii="Times New Roman" w:hAnsi="Times New Roman" w:eastAsia="FangSong" w:cs="Times New Roman"/>
         </w:rPr>
         <w:t>北斗学友竞赛模拟卷</w:t>
-      </w:r>
-      <w:r>
-        <w:rPr>
-          <w:rFonts w:ascii="Times New Roman" w:hAnsi="Times New Roman" w:eastAsia="Times New Roman" w:cs="Times New Roman"/>
-        </w:rPr>
-        <w:t xml:space="preserve"> </w:t>
-      </w:r>
-      <w:r>
-        <w:rPr>
-          <w:rFonts w:hint="eastAsia" w:ascii="Times New Roman" w:hAnsi="Times New Roman" w:eastAsia="FangSong" w:cs="Times New Roman"/>
-        </w:rPr>
-        <w:t>曾用于</w:t>
-      </w:r>
-      <w:r>
-        <w:rPr>
-          <w:rFonts w:hint="eastAsia" w:ascii="Times New Roman" w:hAnsi="Times New Roman" w:eastAsia="Times New Roman" w:cs="Times New Roman"/>
-        </w:rPr>
-        <w:t>：</w:t>
-      </w:r>
-      <w:r>
-        <w:rPr>
-          <w:rFonts w:hint="eastAsia" w:ascii="Times New Roman" w:hAnsi="Times New Roman" w:eastAsia="FangSong" w:cs="Times New Roman"/>
-        </w:rPr>
-        <w:t>第一轮原理</w:t>
-      </w:r>
-      <w:r>
-        <w:rPr>
-          <w:rFonts w:hint="eastAsia" w:ascii="Times New Roman" w:hAnsi="Times New Roman" w:eastAsia="Times New Roman" w:cs="Times New Roman"/>
-        </w:rPr>
-        <w:t>·7-</w:t>
-      </w:r>
-      <w:r>
-        <w:rPr>
-          <w:rFonts w:hint="eastAsia" w:ascii="Times New Roman" w:hAnsi="Times New Roman" w:eastAsia="FangSong" w:cs="Times New Roman"/>
-        </w:rPr>
-        <w:t>沉淀溶解平衡</w:t>
-      </w:r>
-      <w:r>
-        <w:rPr>
-          <w:rFonts w:hint="eastAsia" w:ascii="Times New Roman" w:hAnsi="Times New Roman" w:eastAsia="Times New Roman" w:cs="Times New Roman"/>
-        </w:rPr>
-        <w:t>（</w:t>
-      </w:r>
-      <w:r>
-        <w:rPr>
-          <w:rFonts w:hint="eastAsia" w:ascii="Times New Roman" w:hAnsi="Times New Roman" w:eastAsia="FangSong" w:cs="Times New Roman"/>
-        </w:rPr>
-        <w:t>教师版</w:t>
-      </w:r>
-      <w:r>
-        <w:rPr>
-          <w:rFonts w:hint="eastAsia" w:ascii="Times New Roman" w:hAnsi="Times New Roman" w:eastAsia="Times New Roman" w:cs="Times New Roman"/>
-        </w:rPr>
-        <w:t>）</w:t>
       </w:r>
     </w:p>
     <w:p>
@@ -48350,66 +47150,6 @@
         </w:rPr>
         <w:t>第二分册</w:t>
       </w:r>
-      <w:r>
-        <w:rPr>
-          <w:rFonts w:ascii="Times New Roman" w:hAnsi="Times New Roman" w:eastAsia="Times New Roman" w:cs="Times New Roman"/>
-        </w:rPr>
-        <w:t xml:space="preserve"> </w:t>
-      </w:r>
-      <w:r>
-        <w:rPr>
-          <w:rFonts w:hint="eastAsia" w:ascii="Times New Roman" w:hAnsi="Times New Roman" w:eastAsia="FangSong" w:cs="Times New Roman"/>
-        </w:rPr>
-        <w:t>曾用于</w:t>
-      </w:r>
-      <w:r>
-        <w:rPr>
-          <w:rFonts w:hint="eastAsia" w:ascii="Times New Roman" w:hAnsi="Times New Roman" w:eastAsia="Times New Roman" w:cs="Times New Roman"/>
-        </w:rPr>
-        <w:t>：</w:t>
-      </w:r>
-      <w:r>
-        <w:rPr>
-          <w:rFonts w:hint="eastAsia" w:ascii="Times New Roman" w:hAnsi="Times New Roman" w:eastAsia="FangSong" w:cs="Times New Roman"/>
-        </w:rPr>
-        <w:t>二分册专项卷</w:t>
-      </w:r>
-      <w:r>
-        <w:rPr>
-          <w:rFonts w:hint="eastAsia" w:ascii="Times New Roman" w:hAnsi="Times New Roman" w:eastAsia="Times New Roman" w:cs="Times New Roman"/>
-        </w:rPr>
-        <w:t>VII,</w:t>
-      </w:r>
-      <w:r>
-        <w:rPr>
-          <w:rFonts w:ascii="Times New Roman" w:hAnsi="Times New Roman" w:eastAsia="Times New Roman" w:cs="Times New Roman"/>
-        </w:rPr>
-        <w:t xml:space="preserve"> </w:t>
-      </w:r>
-      <w:r>
-        <w:rPr>
-          <w:rFonts w:hint="eastAsia" w:ascii="Times New Roman" w:hAnsi="Times New Roman" w:eastAsia="FangSong" w:cs="Times New Roman"/>
-        </w:rPr>
-        <w:t>第一轮综合卷</w:t>
-      </w:r>
-      <w:r>
-        <w:rPr>
-          <w:rFonts w:hint="eastAsia" w:ascii="Times New Roman" w:hAnsi="Times New Roman" w:eastAsia="Times New Roman" w:cs="Times New Roman"/>
-        </w:rPr>
-        <w:t>08（</w:t>
-      </w:r>
-      <w:r>
-        <w:rPr>
-          <w:rFonts w:hint="eastAsia" w:ascii="Times New Roman" w:hAnsi="Times New Roman" w:eastAsia="FangSong" w:cs="Times New Roman"/>
-        </w:rPr>
-        <w:t>教师版</w:t>
-      </w:r>
-      <w:r>
-        <w:rPr>
-          <w:rFonts w:hint="eastAsia" w:ascii="Times New Roman" w:hAnsi="Times New Roman" w:eastAsia="Times New Roman" w:cs="Times New Roman"/>
-        </w:rPr>
-        <w:t>）</w:t>
-      </w:r>
     </w:p>
     <w:p>
       <w:pPr>
@@ -49275,60 +48015,6 @@
           <w:rFonts w:hint="eastAsia" w:ascii="Times New Roman" w:hAnsi="Times New Roman" w:eastAsia="FangSong" w:cs="Times New Roman"/>
         </w:rPr>
         <w:t>上海中学竞赛课程</w:t>
-      </w:r>
-      <w:r>
-        <w:rPr>
-          <w:rFonts w:ascii="Times New Roman" w:hAnsi="Times New Roman" w:eastAsia="Times New Roman" w:cs="Times New Roman"/>
-        </w:rPr>
-        <w:t xml:space="preserve"> </w:t>
-      </w:r>
-      <w:r>
-        <w:rPr>
-          <w:rFonts w:hint="eastAsia" w:ascii="Times New Roman" w:hAnsi="Times New Roman" w:eastAsia="FangSong" w:cs="Times New Roman"/>
-        </w:rPr>
-        <w:t>曾用于</w:t>
-      </w:r>
-      <w:r>
-        <w:rPr>
-          <w:rFonts w:hint="eastAsia" w:ascii="Times New Roman" w:hAnsi="Times New Roman" w:eastAsia="Times New Roman" w:cs="Times New Roman"/>
-        </w:rPr>
-        <w:t>：</w:t>
-      </w:r>
-      <w:r>
-        <w:rPr>
-          <w:rFonts w:hint="eastAsia" w:ascii="Times New Roman" w:hAnsi="Times New Roman" w:eastAsia="FangSong" w:cs="Times New Roman"/>
-        </w:rPr>
-        <w:t>第一轮原理</w:t>
-      </w:r>
-      <w:r>
-        <w:rPr>
-          <w:rFonts w:hint="eastAsia" w:ascii="Times New Roman" w:hAnsi="Times New Roman" w:eastAsia="Times New Roman" w:cs="Times New Roman"/>
-        </w:rPr>
-        <w:t>·2-</w:t>
-      </w:r>
-      <w:r>
-        <w:rPr>
-          <w:rFonts w:hint="eastAsia" w:ascii="Times New Roman" w:hAnsi="Times New Roman" w:eastAsia="FangSong" w:cs="Times New Roman"/>
-        </w:rPr>
-        <w:t>溶液与相平衡</w:t>
-      </w:r>
-      <w:r>
-        <w:rPr>
-          <w:rFonts w:hint="eastAsia" w:ascii="Times New Roman" w:hAnsi="Times New Roman" w:eastAsia="Times New Roman" w:cs="Times New Roman"/>
-        </w:rPr>
-        <w:t>（</w:t>
-      </w:r>
-      <w:r>
-        <w:rPr>
-          <w:rFonts w:hint="eastAsia" w:ascii="Times New Roman" w:hAnsi="Times New Roman" w:eastAsia="FangSong" w:cs="Times New Roman"/>
-        </w:rPr>
-        <w:t>教师版</w:t>
-      </w:r>
-      <w:r>
-        <w:rPr>
-          <w:rFonts w:hint="eastAsia" w:ascii="Times New Roman" w:hAnsi="Times New Roman" w:eastAsia="Times New Roman" w:cs="Times New Roman"/>
-        </w:rPr>
-        <w:t>）</w:t>
       </w:r>
     </w:p>
     <w:p>

--- a/00-首页/题组Word/第一轮·综合套卷/第一轮综合卷08（教师版）.docx
+++ b/00-首页/题组Word/第一轮·综合套卷/第一轮综合卷08（教师版）.docx
@@ -15346,41 +15346,6 @@
     </w:p>
     <w:p>
       <w:pPr>
-        <w:pStyle w:val="BlockText"/>
-      </w:pPr>
-      <w:r>
-        <w:rPr>
-          <w:rFonts w:hint="eastAsia" w:ascii="Times New Roman" w:hAnsi="Times New Roman" w:eastAsia="FangSong" w:cs="Times New Roman"/>
-        </w:rPr>
-        <w:t>关联小问</w:t>
-      </w:r>
-      <w:r>
-        <w:rPr>
-          <w:rFonts w:hint="eastAsia" w:ascii="Times New Roman" w:hAnsi="Times New Roman" w:eastAsia="Times New Roman" w:cs="Times New Roman"/>
-        </w:rPr>
-        <w:t>：</w:t>
-      </w:r>
-      <w:r>
-        <w:rPr>
-          <w:rFonts w:hint="eastAsia" w:ascii="Times New Roman" w:hAnsi="Times New Roman" w:eastAsia="FangSong" w:cs="Times New Roman"/>
-        </w:rPr>
-        <w:t>题</w:t>
-      </w:r>
-      <w:r>
-        <w:rPr>
-          <w:rFonts w:hint="eastAsia" w:ascii="Times New Roman" w:hAnsi="Times New Roman" w:eastAsia="Times New Roman" w:cs="Times New Roman"/>
-        </w:rPr>
-        <w:t>-036-2-</w:t>
-      </w:r>
-      <w:r>
-        <w:rPr>
-          <w:rFonts w:hint="eastAsia" w:ascii="Times New Roman" w:hAnsi="Times New Roman" w:eastAsia="FangSong" w:cs="Times New Roman"/>
-        </w:rPr>
-        <w:t>高压碳酸盐钙钛矿结构</w:t>
-      </w:r>
-    </w:p>
-    <w:p>
-      <w:pPr>
         <w:pStyle w:val="FirstParagraph"/>
       </w:pPr>
       <w:r>
@@ -15827,42 +15792,7 @@
     </w:p>
     <w:p>
       <w:pPr>
-        <w:pStyle w:val="BlockText"/>
-      </w:pPr>
-      <w:r>
-        <w:rPr>
-          <w:rFonts w:hint="eastAsia" w:ascii="Times New Roman" w:hAnsi="Times New Roman" w:eastAsia="FangSong" w:cs="Times New Roman"/>
-        </w:rPr>
-        <w:t>关联小问</w:t>
-      </w:r>
-      <w:r>
-        <w:rPr>
-          <w:rFonts w:hint="eastAsia" w:ascii="Times New Roman" w:hAnsi="Times New Roman" w:eastAsia="Times New Roman" w:cs="Times New Roman"/>
-        </w:rPr>
-        <w:t>：</w:t>
-      </w:r>
-      <w:r>
-        <w:rPr>
-          <w:rFonts w:hint="eastAsia" w:ascii="Times New Roman" w:hAnsi="Times New Roman" w:eastAsia="FangSong" w:cs="Times New Roman"/>
-        </w:rPr>
-        <w:t>题</w:t>
-      </w:r>
-      <w:r>
-        <w:rPr>
-          <w:rFonts w:hint="eastAsia" w:ascii="Times New Roman" w:hAnsi="Times New Roman" w:eastAsia="Times New Roman" w:cs="Times New Roman"/>
-        </w:rPr>
-        <w:t>-036-2-</w:t>
-      </w:r>
-      <w:r>
-        <w:rPr>
-          <w:rFonts w:hint="eastAsia" w:ascii="Times New Roman" w:hAnsi="Times New Roman" w:eastAsia="FangSong" w:cs="Times New Roman"/>
-        </w:rPr>
-        <w:t>高压碳酸盐钙钛矿结构</w:t>
-      </w:r>
-    </w:p>
-    <w:p>
-      <w:pPr>
-        <w:pStyle w:val="FirstParagraph"/>
+        <w:pStyle w:val="BodyText"/>
       </w:pPr>
       <w:r>
         <w:rPr>
@@ -41427,165 +41357,6 @@
           <w:rFonts w:hint="eastAsia" w:ascii="Times New Roman" w:hAnsi="Times New Roman" w:eastAsia="FangSong" w:cs="Times New Roman"/>
         </w:rPr>
         <w:t>二分册能力测试</w:t>
-      </w:r>
-    </w:p>
-    <w:p>
-      <w:pPr>
-        <w:pStyle w:val="BlockText"/>
-      </w:pPr>
-      <w:r>
-        <w:rPr>
-          <w:rFonts w:hint="eastAsia" w:ascii="Times New Roman" w:hAnsi="Times New Roman" w:eastAsia="FangSong" w:cs="Times New Roman"/>
-          <w:b/>
-          <w:bCs/>
-        </w:rPr>
-        <w:t xml:space="preserve">派生自</w:t>
-      </w:r>
-      <w:r>
-        <w:rPr>
-          <w:rFonts w:hint="eastAsia" w:ascii="Times New Roman" w:hAnsi="Times New Roman" w:eastAsia="Times New Roman" w:cs="Times New Roman"/>
-        </w:rPr>
-        <w:t>：</w:t>
-      </w:r>
-      <w:r>
-        <w:rPr>
-          <w:rFonts w:hint="eastAsia" w:ascii="Times New Roman" w:hAnsi="Times New Roman" w:eastAsia="FangSong" w:cs="Times New Roman"/>
-        </w:rPr>
-        <w:t>卷</w:t>
-      </w:r>
-      <w:r>
-        <w:rPr>
-          <w:rFonts w:hint="eastAsia" w:ascii="Times New Roman" w:hAnsi="Times New Roman" w:eastAsia="Times New Roman" w:cs="Times New Roman"/>
-        </w:rPr>
-        <w:t>-01-</w:t>
-      </w:r>
-      <w:r>
-        <w:rPr>
-          <w:rFonts w:hint="eastAsia" w:ascii="Times New Roman" w:hAnsi="Times New Roman" w:eastAsia="FangSong" w:cs="Times New Roman"/>
-        </w:rPr>
-        <w:t>第</w:t>
-      </w:r>
-      <w:r>
-        <w:rPr>
-          <w:rFonts w:hint="eastAsia" w:ascii="Times New Roman" w:hAnsi="Times New Roman" w:eastAsia="Times New Roman" w:cs="Times New Roman"/>
-        </w:rPr>
-        <w:t>1</w:t>
-      </w:r>
-      <w:r>
-        <w:rPr>
-          <w:rFonts w:hint="eastAsia" w:ascii="Times New Roman" w:hAnsi="Times New Roman" w:eastAsia="FangSong" w:cs="Times New Roman"/>
-        </w:rPr>
-        <w:t>章</w:t>
-      </w:r>
-      <w:r>
-        <w:rPr>
-          <w:rFonts w:hint="eastAsia" w:ascii="Times New Roman" w:hAnsi="Times New Roman" w:eastAsia="Times New Roman" w:cs="Times New Roman"/>
-        </w:rPr>
-        <w:t>-A</w:t>
-      </w:r>
-      <w:r>
-        <w:rPr>
-          <w:rFonts w:hint="eastAsia" w:ascii="Times New Roman" w:hAnsi="Times New Roman" w:eastAsia="FangSong" w:cs="Times New Roman"/>
-        </w:rPr>
-        <w:t>卷</w:t>
-      </w:r>
-      <w:r>
-        <w:rPr>
-          <w:rFonts w:hint="eastAsia" w:ascii="Times New Roman" w:hAnsi="Times New Roman" w:eastAsia="Times New Roman" w:cs="Times New Roman"/>
-        </w:rPr>
-        <w:t>-</w:t>
-      </w:r>
-      <w:r>
-        <w:rPr>
-          <w:rFonts w:hint="eastAsia" w:ascii="Times New Roman" w:hAnsi="Times New Roman" w:eastAsia="FangSong" w:cs="Times New Roman"/>
-        </w:rPr>
-        <w:t>化学反应速率与化学平衡</w:t>
-      </w:r>
-      <w:r>
-        <w:rPr>
-          <w:rFonts w:hint="eastAsia" w:ascii="Times New Roman" w:hAnsi="Times New Roman" w:eastAsia="Times New Roman" w:cs="Times New Roman"/>
-        </w:rPr>
-        <w:t>（</w:t>
-      </w:r>
-      <w:r>
-        <w:rPr>
-          <w:rFonts w:hint="eastAsia" w:ascii="Times New Roman" w:hAnsi="Times New Roman" w:eastAsia="FangSong" w:cs="Times New Roman"/>
-        </w:rPr>
-        <w:t>卷形态保留原文</w:t>
-      </w:r>
-      <w:r>
-        <w:rPr>
-          <w:rFonts w:hint="eastAsia" w:ascii="Times New Roman" w:hAnsi="Times New Roman" w:eastAsia="Times New Roman" w:cs="Times New Roman"/>
-        </w:rPr>
-        <w:t>；</w:t>
-      </w:r>
-      <w:r>
-        <w:rPr>
-          <w:rFonts w:hint="eastAsia" w:ascii="Times New Roman" w:hAnsi="Times New Roman" w:eastAsia="FangSong" w:cs="Times New Roman"/>
-        </w:rPr>
-        <w:t>本文件为派生逐题</w:t>
-      </w:r>
-      <w:r>
-        <w:rPr>
-          <w:rFonts w:hint="eastAsia" w:ascii="Times New Roman" w:hAnsi="Times New Roman" w:eastAsia="Times New Roman" w:cs="Times New Roman"/>
-        </w:rPr>
-        <w:t>）</w:t>
-      </w:r>
-      <w:r>
-        <w:rPr>
-          <w:rFonts w:ascii="Times New Roman" w:hAnsi="Times New Roman" w:eastAsia="Times New Roman" w:cs="Times New Roman"/>
-        </w:rPr>
-        <w:t xml:space="preserve"> </w:t>
-      </w:r>
-      <w:r>
-        <w:rPr>
-          <w:rFonts w:hint="eastAsia" w:ascii="Times New Roman" w:hAnsi="Times New Roman" w:eastAsia="FangSong" w:cs="Times New Roman"/>
-          <w:b/>
-          <w:bCs/>
-        </w:rPr>
-        <w:t xml:space="preserve">答案状态</w:t>
-      </w:r>
-      <w:r>
-        <w:rPr>
-          <w:rFonts w:hint="eastAsia" w:ascii="Times New Roman" w:hAnsi="Times New Roman" w:eastAsia="Times New Roman" w:cs="Times New Roman"/>
-        </w:rPr>
-        <w:t>：</w:t>
-      </w:r>
-      <w:r>
-        <w:rPr>
-          <w:rFonts w:hint="eastAsia" w:ascii="Times New Roman" w:hAnsi="Times New Roman" w:eastAsia="FangSong" w:cs="Times New Roman"/>
-        </w:rPr>
-        <w:t>待核</w:t>
-      </w:r>
-      <w:r>
-        <w:rPr>
-          <w:rFonts w:hint="eastAsia" w:ascii="Times New Roman" w:hAnsi="Times New Roman" w:eastAsia="Times New Roman" w:cs="Times New Roman"/>
-        </w:rPr>
-        <w:t>（</w:t>
-      </w:r>
-      <w:r>
-        <w:rPr>
-          <w:rFonts w:hint="eastAsia" w:ascii="Times New Roman" w:hAnsi="Times New Roman" w:eastAsia="FangSong" w:cs="Times New Roman"/>
-        </w:rPr>
-        <w:t>无题号锚</w:t>
-      </w:r>
-      <w:r>
-        <w:rPr>
-          <w:rFonts w:hint="eastAsia" w:ascii="Times New Roman" w:hAnsi="Times New Roman" w:eastAsia="Times New Roman" w:cs="Times New Roman"/>
-        </w:rPr>
-        <w:t>，</w:t>
-      </w:r>
-      <w:r>
-        <w:rPr>
-          <w:rFonts w:hint="eastAsia" w:ascii="Times New Roman" w:hAnsi="Times New Roman" w:eastAsia="FangSong" w:cs="Times New Roman"/>
-        </w:rPr>
-        <w:t>需人工切分</w:t>
-      </w:r>
-      <w:r>
-        <w:rPr>
-          <w:rFonts w:hint="eastAsia" w:ascii="Times New Roman" w:hAnsi="Times New Roman" w:eastAsia="Times New Roman" w:cs="Times New Roman"/>
-        </w:rPr>
-        <w:t>）</w:t>
       </w:r>
     </w:p>
     <w:p>

--- a/00-首页/题组Word/第一轮·综合套卷/第一轮综合卷08（教师版）.docx
+++ b/00-首页/题组Word/第一轮·综合套卷/第一轮综合卷08（教师版）.docx
@@ -23299,14 +23299,14 @@
         </w:rPr>
         <w:drawing>
           <wp:inline>
-            <wp:extent cx="3240000" cy="4584609"/>
+            <wp:extent cx="3600000" cy="1557854"/>
             <wp:effectExtent b="0" l="0" r="0" t="0"/>
             <wp:docPr descr="" title="" id="71" name="Picture"/>
             <a:graphic>
               <a:graphicData uri="http://schemas.openxmlformats.org/drawingml/2006/picture">
                 <pic:pic>
                   <pic:nvPicPr>
-                    <pic:cNvPr descr="06-外部资料导入/真题/省预赛/images/2021-浙江预赛_p04.png" id="72" name="Picture"/>
+                    <pic:cNvPr descr="6f38b9f25400e866.png" id="72" name="Picture"/>
                     <pic:cNvPicPr>
                       <a:picLocks noChangeArrowheads="1" noChangeAspect="1"/>
                     </pic:cNvPicPr>
@@ -23320,7 +23320,7 @@
                   <pic:spPr bwMode="auto">
                     <a:xfrm>
                       <a:off x="0" y="0"/>
-                      <a:ext cx="3240000" cy="4584609"/>
+                      <a:ext cx="3600000" cy="1557854"/>
                     </a:xfrm>
                     <a:prstGeom prst="rect">
                       <a:avLst/>

--- a/00-首页/题组Word/第一轮·综合套卷/第一轮综合卷08（教师版）.docx
+++ b/00-首页/题组Word/第一轮·综合套卷/第一轮综合卷08（教师版）.docx
@@ -334,6 +334,8 @@
     <w:p>
       <w:pPr>
         <w:pStyle w:val="FirstParagraph"/>
+        <w:ind w:left="480" w:hanging="480"/>
+        <w:spacing w:after="0"/>
       </w:pPr>
       <w:r>
         <w:rPr>
@@ -448,6 +450,13 @@
         </w:rPr>
         <w:t xml:space="preserve"> </w:t>
       </w:r>
+    </w:p>
+    <w:p>
+      <w:pPr>
+        <w:pStyle w:val="FirstParagraph"/>
+        <w:ind w:left="480" w:hanging="480"/>
+        <w:spacing w:before="0" w:after="0"/>
+      </w:pPr>
       <w:r>
         <w:rPr>
           <w:rFonts w:ascii="Times New Roman" w:hAnsi="Times New Roman" w:eastAsia="Times New Roman" w:cs="Times New Roman"/>
@@ -498,6 +507,13 @@
         </w:rPr>
         <w:t xml:space="preserve"> </w:t>
       </w:r>
+    </w:p>
+    <w:p>
+      <w:pPr>
+        <w:pStyle w:val="FirstParagraph"/>
+        <w:ind w:left="480" w:hanging="480"/>
+        <w:spacing w:before="0" w:after="0"/>
+      </w:pPr>
       <w:r>
         <w:rPr>
           <w:rFonts w:ascii="Times New Roman" w:hAnsi="Times New Roman" w:eastAsia="Times New Roman" w:cs="Times New Roman"/>
@@ -593,6 +609,13 @@
         </w:rPr>
         <w:t xml:space="preserve"> </w:t>
       </w:r>
+    </w:p>
+    <w:p>
+      <w:pPr>
+        <w:pStyle w:val="FirstParagraph"/>
+        <w:ind w:left="480" w:hanging="480"/>
+        <w:spacing w:before="0" w:after="0"/>
+      </w:pPr>
       <w:r>
         <w:rPr>
           <w:rFonts w:ascii="Times New Roman" w:hAnsi="Times New Roman" w:eastAsia="Times New Roman" w:cs="Times New Roman"/>
@@ -700,6 +723,13 @@
         </w:rPr>
         <w:t xml:space="preserve"> </w:t>
       </w:r>
+    </w:p>
+    <w:p>
+      <w:pPr>
+        <w:pStyle w:val="FirstParagraph"/>
+        <w:ind w:left="480" w:hanging="480"/>
+        <w:spacing w:before="0" w:after="180"/>
+      </w:pPr>
       <w:r>
         <w:rPr>
           <w:rFonts w:ascii="Times New Roman" w:hAnsi="Times New Roman" w:eastAsia="Times New Roman" w:cs="Times New Roman"/>
@@ -892,6 +922,8 @@
     <w:p>
       <w:pPr>
         <w:pStyle w:val="FirstParagraph"/>
+        <w:ind w:left="480" w:hanging="480"/>
+        <w:spacing w:after="0"/>
       </w:pPr>
       <w:r>
         <w:rPr>
@@ -976,11 +1008,31 @@
         </w:rPr>
         <w:t xml:space="preserve"> </w:t>
       </w:r>
-      <w:r>
-        <w:rPr>
-          <w:rFonts w:ascii="Times New Roman" w:hAnsi="Times New Roman" w:eastAsia="Times New Roman" w:cs="Times New Roman"/>
-        </w:rPr>
-        <w:t xml:space="preserve">A. 2s B.</w:t>
+    </w:p>
+    <w:p>
+      <w:pPr>
+        <w:pStyle w:val="FirstParagraph"/>
+        <w:ind w:left="480" w:hanging="480"/>
+        <w:spacing w:before="0" w:after="0"/>
+      </w:pPr>
+      <w:r>
+        <w:rPr>
+          <w:rFonts w:ascii="Times New Roman" w:hAnsi="Times New Roman" w:eastAsia="Times New Roman" w:cs="Times New Roman"/>
+        </w:rPr>
+        <w:t xml:space="preserve">A. 2s </w:t>
+      </w:r>
+    </w:p>
+    <w:p>
+      <w:pPr>
+        <w:pStyle w:val="FirstParagraph"/>
+        <w:ind w:left="480" w:hanging="480"/>
+        <w:spacing w:before="0" w:after="0"/>
+      </w:pPr>
+      <w:r>
+        <w:rPr>
+          <w:rFonts w:ascii="Times New Roman" w:hAnsi="Times New Roman" w:eastAsia="Times New Roman" w:cs="Times New Roman"/>
+        </w:rPr>
+        <w:t xml:space="preserve">B.</w:t>
       </w:r>
       <w:r>
         <w:rPr>
@@ -1011,6 +1063,13 @@
         </w:rPr>
         <w:t xml:space="preserve"> </w:t>
       </w:r>
+    </w:p>
+    <w:p>
+      <w:pPr>
+        <w:pStyle w:val="FirstParagraph"/>
+        <w:ind w:left="480" w:hanging="480"/>
+        <w:spacing w:before="0" w:after="0"/>
+      </w:pPr>
       <w:r>
         <w:rPr>
           <w:rFonts w:ascii="Times New Roman" w:hAnsi="Times New Roman" w:eastAsia="Times New Roman" w:cs="Times New Roman"/>
@@ -1046,6 +1105,13 @@
         </w:rPr>
         <w:t xml:space="preserve"> </w:t>
       </w:r>
+    </w:p>
+    <w:p>
+      <w:pPr>
+        <w:pStyle w:val="FirstParagraph"/>
+        <w:ind w:left="480" w:hanging="480"/>
+        <w:spacing w:before="0" w:after="180"/>
+      </w:pPr>
       <w:r>
         <w:rPr>
           <w:rFonts w:ascii="Times New Roman" w:hAnsi="Times New Roman" w:eastAsia="Times New Roman" w:cs="Times New Roman"/>
@@ -1178,6 +1244,8 @@
     <w:p>
       <w:pPr>
         <w:pStyle w:val="FirstParagraph"/>
+        <w:ind w:left="480" w:hanging="480"/>
+        <w:spacing w:after="0"/>
       </w:pPr>
       <w:r>
         <w:rPr>
@@ -1256,6 +1324,13 @@
         </w:rPr>
         <w:t xml:space="preserve"> </w:t>
       </w:r>
+    </w:p>
+    <w:p>
+      <w:pPr>
+        <w:pStyle w:val="FirstParagraph"/>
+        <w:ind w:left="480" w:hanging="480"/>
+        <w:spacing w:before="0" w:after="0"/>
+      </w:pPr>
       <w:r>
         <w:rPr>
           <w:rFonts w:ascii="Times New Roman" w:hAnsi="Times New Roman" w:eastAsia="Times New Roman" w:cs="Times New Roman"/>
@@ -1272,7 +1347,20 @@
         <w:rPr>
           <w:rFonts w:ascii="Times New Roman" w:hAnsi="Times New Roman" w:eastAsia="Times New Roman" w:cs="Times New Roman"/>
         </w:rPr>
-        <w:t xml:space="preserve"> B. </w:t>
+        <w:t xml:space="preserve"> </w:t>
+      </w:r>
+    </w:p>
+    <w:p>
+      <w:pPr>
+        <w:pStyle w:val="FirstParagraph"/>
+        <w:ind w:left="480" w:hanging="480"/>
+        <w:spacing w:before="0" w:after="0"/>
+      </w:pPr>
+      <w:r>
+        <w:rPr>
+          <w:rFonts w:ascii="Times New Roman" w:hAnsi="Times New Roman" w:eastAsia="Times New Roman" w:cs="Times New Roman"/>
+        </w:rPr>
+        <w:t xml:space="preserve">B. </w:t>
       </w:r>
       <w:r>
         <w:rPr>
@@ -1286,6 +1374,13 @@
         </w:rPr>
         <w:t xml:space="preserve"> </w:t>
       </w:r>
+    </w:p>
+    <w:p>
+      <w:pPr>
+        <w:pStyle w:val="FirstParagraph"/>
+        <w:ind w:left="480" w:hanging="480"/>
+        <w:spacing w:before="0" w:after="0"/>
+      </w:pPr>
       <w:r>
         <w:rPr>
           <w:rFonts w:ascii="Times New Roman" w:hAnsi="Times New Roman" w:eastAsia="Times New Roman" w:cs="Times New Roman"/>
@@ -1302,7 +1397,20 @@
         <w:rPr>
           <w:rFonts w:ascii="Times New Roman" w:hAnsi="Times New Roman" w:eastAsia="Times New Roman" w:cs="Times New Roman"/>
         </w:rPr>
-        <w:t xml:space="preserve"> D. </w:t>
+        <w:t xml:space="preserve"> </w:t>
+      </w:r>
+    </w:p>
+    <w:p>
+      <w:pPr>
+        <w:pStyle w:val="FirstParagraph"/>
+        <w:ind w:left="480" w:hanging="480"/>
+        <w:spacing w:before="0" w:after="180"/>
+      </w:pPr>
+      <w:r>
+        <w:rPr>
+          <w:rFonts w:ascii="Times New Roman" w:hAnsi="Times New Roman" w:eastAsia="Times New Roman" w:cs="Times New Roman"/>
+        </w:rPr>
+        <w:t xml:space="preserve">D. </w:t>
       </w:r>
       <w:r>
         <w:rPr>
@@ -1413,6 +1521,8 @@
     <w:p>
       <w:pPr>
         <w:pStyle w:val="FirstParagraph"/>
+        <w:ind w:left="480" w:hanging="480"/>
+        <w:spacing w:after="0"/>
       </w:pPr>
       <w:r>
         <w:rPr>
@@ -1438,6 +1548,13 @@
         </w:rPr>
         <w:t xml:space="preserve"> </w:t>
       </w:r>
+    </w:p>
+    <w:p>
+      <w:pPr>
+        <w:pStyle w:val="FirstParagraph"/>
+        <w:ind w:left="480" w:hanging="480"/>
+        <w:spacing w:before="0" w:after="0"/>
+      </w:pPr>
       <w:r>
         <w:rPr>
           <w:rFonts w:ascii="Times New Roman" w:hAnsi="Times New Roman" w:eastAsia="Times New Roman" w:cs="Times New Roman"/>
@@ -1470,11 +1587,44 @@
         </w:rPr>
         <w:t xml:space="preserve"> </w:t>
       </w:r>
-      <w:r>
-        <w:rPr>
-          <w:rFonts w:ascii="Times New Roman" w:hAnsi="Times New Roman" w:eastAsia="Times New Roman" w:cs="Times New Roman"/>
-        </w:rPr>
-        <w:t xml:space="preserve">B. CO C. HF D.</w:t>
+    </w:p>
+    <w:p>
+      <w:pPr>
+        <w:pStyle w:val="FirstParagraph"/>
+        <w:ind w:left="480" w:hanging="480"/>
+        <w:spacing w:before="0" w:after="0"/>
+      </w:pPr>
+      <w:r>
+        <w:rPr>
+          <w:rFonts w:ascii="Times New Roman" w:hAnsi="Times New Roman" w:eastAsia="Times New Roman" w:cs="Times New Roman"/>
+        </w:rPr>
+        <w:t xml:space="preserve">B. CO </w:t>
+      </w:r>
+    </w:p>
+    <w:p>
+      <w:pPr>
+        <w:pStyle w:val="FirstParagraph"/>
+        <w:ind w:left="480" w:hanging="480"/>
+        <w:spacing w:before="0" w:after="0"/>
+      </w:pPr>
+      <w:r>
+        <w:rPr>
+          <w:rFonts w:ascii="Times New Roman" w:hAnsi="Times New Roman" w:eastAsia="Times New Roman" w:cs="Times New Roman"/>
+        </w:rPr>
+        <w:t xml:space="preserve">C. HF </w:t>
+      </w:r>
+    </w:p>
+    <w:p>
+      <w:pPr>
+        <w:pStyle w:val="FirstParagraph"/>
+        <w:ind w:left="480" w:hanging="480"/>
+        <w:spacing w:before="0" w:after="180"/>
+      </w:pPr>
+      <w:r>
+        <w:rPr>
+          <w:rFonts w:ascii="Times New Roman" w:hAnsi="Times New Roman" w:eastAsia="Times New Roman" w:cs="Times New Roman"/>
+        </w:rPr>
+        <w:t xml:space="preserve">D.</w:t>
       </w:r>
       <w:r>
         <w:rPr>
@@ -2500,10 +2650,8 @@
     <w:p>
       <w:pPr>
         <w:pStyle w:val="Compact"/>
-        <w:numPr>
-          <w:ilvl w:val="0"/>
-          <w:numId w:val="1001"/>
-        </w:numPr>
+        <w:ind w:left="480" w:hanging="480"/>
+        <w:spacing w:after="0"/>
       </w:pPr>
       <w:r>
         <w:rPr>
@@ -2522,7 +2670,20 @@
         <w:rPr>
           <w:rFonts w:ascii="Times New Roman" w:hAnsi="Times New Roman" w:eastAsia="Times New Roman" w:cs="Times New Roman"/>
         </w:rPr>
-        <w:t xml:space="preserve">　　B. −468 kJ mol</w:t>
+        <w:t xml:space="preserve">　　</w:t>
+      </w:r>
+    </w:p>
+    <w:p>
+      <w:pPr>
+        <w:pStyle w:val="Compact"/>
+        <w:ind w:left="480" w:hanging="480"/>
+        <w:spacing w:before="0" w:after="0"/>
+      </w:pPr>
+      <w:r>
+        <w:rPr>
+          <w:rFonts w:ascii="Times New Roman" w:hAnsi="Times New Roman" w:eastAsia="Times New Roman" w:cs="Times New Roman"/>
+        </w:rPr>
+        <w:t xml:space="preserve">B. −468 kJ mol</w:t>
       </w:r>
       <w:r>
         <w:rPr>
@@ -2535,7 +2696,20 @@
         <w:rPr>
           <w:rFonts w:ascii="Times New Roman" w:hAnsi="Times New Roman" w:eastAsia="Times New Roman" w:cs="Times New Roman"/>
         </w:rPr>
-        <w:t xml:space="preserve">　　C. −186 kJ mol</w:t>
+        <w:t xml:space="preserve">　　</w:t>
+      </w:r>
+    </w:p>
+    <w:p>
+      <w:pPr>
+        <w:pStyle w:val="Compact"/>
+        <w:ind w:left="480" w:hanging="480"/>
+        <w:spacing w:before="0" w:after="0"/>
+      </w:pPr>
+      <w:r>
+        <w:rPr>
+          <w:rFonts w:ascii="Times New Roman" w:hAnsi="Times New Roman" w:eastAsia="Times New Roman" w:cs="Times New Roman"/>
+        </w:rPr>
+        <w:t xml:space="preserve">C. −186 kJ mol</w:t>
       </w:r>
       <w:r>
         <w:rPr>
@@ -2548,7 +2722,20 @@
         <w:rPr>
           <w:rFonts w:ascii="Times New Roman" w:hAnsi="Times New Roman" w:eastAsia="Times New Roman" w:cs="Times New Roman"/>
         </w:rPr>
-        <w:t xml:space="preserve">　　D. 468 kJ mol</w:t>
+        <w:t xml:space="preserve">　　</w:t>
+      </w:r>
+    </w:p>
+    <w:p>
+      <w:pPr>
+        <w:pStyle w:val="Compact"/>
+        <w:ind w:left="480" w:hanging="480"/>
+        <w:spacing w:before="0" w:after="36"/>
+      </w:pPr>
+      <w:r>
+        <w:rPr>
+          <w:rFonts w:ascii="Times New Roman" w:hAnsi="Times New Roman" w:eastAsia="Times New Roman" w:cs="Times New Roman"/>
+        </w:rPr>
+        <w:t xml:space="preserve">D. 468 kJ mol</w:t>
       </w:r>
       <w:r>
         <w:rPr>
@@ -2660,6 +2847,8 @@
     <w:p>
       <w:pPr>
         <w:pStyle w:val="FirstParagraph"/>
+        <w:ind w:left="480" w:hanging="480"/>
+        <w:spacing w:after="0"/>
       </w:pPr>
       <w:r>
         <w:rPr>
@@ -2763,11 +2952,57 @@
         </w:rPr>
         <w:t xml:space="preserve"> </w:t>
       </w:r>
-      <w:r>
-        <w:rPr>
-          <w:rFonts w:ascii="Times New Roman" w:hAnsi="Times New Roman" w:eastAsia="Times New Roman" w:cs="Times New Roman"/>
-        </w:rPr>
-        <w:t xml:space="preserve">A. 354d B. 263d C. 300d D. 454d</w:t>
+    </w:p>
+    <w:p>
+      <w:pPr>
+        <w:pStyle w:val="FirstParagraph"/>
+        <w:ind w:left="480" w:hanging="480"/>
+        <w:spacing w:before="0" w:after="0"/>
+      </w:pPr>
+      <w:r>
+        <w:rPr>
+          <w:rFonts w:ascii="Times New Roman" w:hAnsi="Times New Roman" w:eastAsia="Times New Roman" w:cs="Times New Roman"/>
+        </w:rPr>
+        <w:t xml:space="preserve">A. 354d </w:t>
+      </w:r>
+    </w:p>
+    <w:p>
+      <w:pPr>
+        <w:pStyle w:val="FirstParagraph"/>
+        <w:ind w:left="480" w:hanging="480"/>
+        <w:spacing w:before="0" w:after="0"/>
+      </w:pPr>
+      <w:r>
+        <w:rPr>
+          <w:rFonts w:ascii="Times New Roman" w:hAnsi="Times New Roman" w:eastAsia="Times New Roman" w:cs="Times New Roman"/>
+        </w:rPr>
+        <w:t xml:space="preserve">B. 263d </w:t>
+      </w:r>
+    </w:p>
+    <w:p>
+      <w:pPr>
+        <w:pStyle w:val="FirstParagraph"/>
+        <w:ind w:left="480" w:hanging="480"/>
+        <w:spacing w:before="0" w:after="0"/>
+      </w:pPr>
+      <w:r>
+        <w:rPr>
+          <w:rFonts w:ascii="Times New Roman" w:hAnsi="Times New Roman" w:eastAsia="Times New Roman" w:cs="Times New Roman"/>
+        </w:rPr>
+        <w:t xml:space="preserve">C. 300d </w:t>
+      </w:r>
+    </w:p>
+    <w:p>
+      <w:pPr>
+        <w:pStyle w:val="FirstParagraph"/>
+        <w:ind w:left="480" w:hanging="480"/>
+        <w:spacing w:before="0" w:after="180"/>
+      </w:pPr>
+      <w:r>
+        <w:rPr>
+          <w:rFonts w:ascii="Times New Roman" w:hAnsi="Times New Roman" w:eastAsia="Times New Roman" w:cs="Times New Roman"/>
+        </w:rPr>
+        <w:t xml:space="preserve">D. 454d</w:t>
       </w:r>
     </w:p>
     <w:p>
@@ -5747,7 +5982,7 @@
         </w:rPr>
         <w:drawing>
           <wp:inline>
-            <wp:extent cx="3240000" cy="2780537"/>
+            <wp:extent cx="3232077" cy="2780537"/>
             <wp:effectExtent b="0" l="0" r="0" t="0"/>
             <wp:docPr descr="" title="" id="20" name="Picture"/>
             <a:graphic>
@@ -5768,7 +6003,7 @@
                   <pic:spPr bwMode="auto">
                     <a:xfrm>
                       <a:off x="0" y="0"/>
-                      <a:ext cx="3240000" cy="2780537"/>
+                      <a:ext cx="3232077" cy="2780537"/>
                     </a:xfrm>
                     <a:prstGeom prst="rect">
                       <a:avLst/>
@@ -6702,7 +6937,7 @@
         </w:rPr>
         <w:drawing>
           <wp:inline>
-            <wp:extent cx="3600000" cy="1043786"/>
+            <wp:extent cx="3600000" cy="1022485"/>
             <wp:effectExtent b="0" l="0" r="0" t="0"/>
             <wp:docPr descr="" title="" id="24" name="Picture"/>
             <a:graphic>
@@ -6723,7 +6958,7 @@
                   <pic:spPr bwMode="auto">
                     <a:xfrm>
                       <a:off x="0" y="0"/>
-                      <a:ext cx="3600000" cy="1043786"/>
+                      <a:ext cx="3600000" cy="1022485"/>
                     </a:xfrm>
                     <a:prstGeom prst="rect">
                       <a:avLst/>
@@ -6754,7 +6989,7 @@
         </w:rPr>
         <w:drawing>
           <wp:inline>
-            <wp:extent cx="3600000" cy="2389655"/>
+            <wp:extent cx="3600000" cy="2375581"/>
             <wp:effectExtent b="0" l="0" r="0" t="0"/>
             <wp:docPr descr="" title="" id="27" name="Picture"/>
             <a:graphic>
@@ -6775,7 +7010,7 @@
                   <pic:spPr bwMode="auto">
                     <a:xfrm>
                       <a:off x="0" y="0"/>
-                      <a:ext cx="3600000" cy="2389655"/>
+                      <a:ext cx="3600000" cy="2375581"/>
                     </a:xfrm>
                     <a:prstGeom prst="rect">
                       <a:avLst/>
@@ -12425,7 +12660,7 @@
         </w:rPr>
         <w:drawing>
           <wp:inline>
-            <wp:extent cx="3240000" cy="3502956"/>
+            <wp:extent cx="3196687" cy="3502956"/>
             <wp:effectExtent b="0" l="0" r="0" t="0"/>
             <wp:docPr descr="" title="" id="35" name="Picture"/>
             <a:graphic>
@@ -12446,7 +12681,7 @@
                   <pic:spPr bwMode="auto">
                     <a:xfrm>
                       <a:off x="0" y="0"/>
-                      <a:ext cx="3240000" cy="3502956"/>
+                      <a:ext cx="3196687" cy="3502956"/>
                     </a:xfrm>
                     <a:prstGeom prst="rect">
                       <a:avLst/>
@@ -12489,7 +12724,7 @@
         </w:rPr>
         <w:drawing>
           <wp:inline>
-            <wp:extent cx="3240000" cy="4331612"/>
+            <wp:extent cx="3145995" cy="4331612"/>
             <wp:effectExtent b="0" l="0" r="0" t="0"/>
             <wp:docPr descr="" title="" id="38" name="Picture"/>
             <a:graphic>
@@ -12510,7 +12745,7 @@
                   <pic:spPr bwMode="auto">
                     <a:xfrm>
                       <a:off x="0" y="0"/>
-                      <a:ext cx="3240000" cy="4331612"/>
+                      <a:ext cx="3145995" cy="4331612"/>
                     </a:xfrm>
                     <a:prstGeom prst="rect">
                       <a:avLst/>
@@ -12564,7 +12799,7 @@
         </w:rPr>
         <w:drawing>
           <wp:inline>
-            <wp:extent cx="3240000" cy="3171968"/>
+            <wp:extent cx="3240000" cy="3171429"/>
             <wp:effectExtent b="0" l="0" r="0" t="0"/>
             <wp:docPr descr="" title="" id="41" name="Picture"/>
             <a:graphic>
@@ -12585,7 +12820,7 @@
                   <pic:spPr bwMode="auto">
                     <a:xfrm>
                       <a:off x="0" y="0"/>
-                      <a:ext cx="3240000" cy="3171968"/>
+                      <a:ext cx="3240000" cy="3171429"/>
                     </a:xfrm>
                     <a:prstGeom prst="rect">
                       <a:avLst/>
@@ -15141,7 +15376,7 @@
         </w:rPr>
         <w:drawing>
           <wp:inline>
-            <wp:extent cx="3124200" cy="1638300"/>
+            <wp:extent cx="3124200" cy="1607472"/>
             <wp:effectExtent b="0" l="0" r="0" t="0"/>
             <wp:docPr descr="" title="" id="49" name="Picture"/>
             <a:graphic>
@@ -15162,7 +15397,7 @@
                   <pic:spPr bwMode="auto">
                     <a:xfrm>
                       <a:off x="0" y="0"/>
-                      <a:ext cx="3124200" cy="1638300"/>
+                      <a:ext cx="3124200" cy="1607472"/>
                     </a:xfrm>
                     <a:prstGeom prst="rect">
                       <a:avLst/>
@@ -15205,7 +15440,7 @@
         </w:rPr>
         <w:drawing>
           <wp:inline>
-            <wp:extent cx="2298700" cy="1778000"/>
+            <wp:extent cx="2264072" cy="1778000"/>
             <wp:effectExtent b="0" l="0" r="0" t="0"/>
             <wp:docPr descr="" title="" id="52" name="Picture"/>
             <a:graphic>
@@ -15226,7 +15461,7 @@
                   <pic:spPr bwMode="auto">
                     <a:xfrm>
                       <a:off x="0" y="0"/>
-                      <a:ext cx="2298700" cy="1778000"/>
+                      <a:ext cx="2264072" cy="1778000"/>
                     </a:xfrm>
                     <a:prstGeom prst="rect">
                       <a:avLst/>
@@ -15269,7 +15504,7 @@
         </w:rPr>
         <w:drawing>
           <wp:inline>
-            <wp:extent cx="2628900" cy="825500"/>
+            <wp:extent cx="2628900" cy="784746"/>
             <wp:effectExtent b="0" l="0" r="0" t="0"/>
             <wp:docPr descr="" title="" id="55" name="Picture"/>
             <a:graphic>
@@ -15290,7 +15525,7 @@
                   <pic:spPr bwMode="auto">
                     <a:xfrm>
                       <a:off x="0" y="0"/>
-                      <a:ext cx="2628900" cy="825500"/>
+                      <a:ext cx="2628900" cy="784746"/>
                     </a:xfrm>
                     <a:prstGeom prst="rect">
                       <a:avLst/>
@@ -19587,7 +19822,7 @@
         </w:rPr>
         <w:drawing>
           <wp:inline>
-            <wp:extent cx="3600000" cy="2426086"/>
+            <wp:extent cx="3600000" cy="2341667"/>
             <wp:effectExtent b="0" l="0" r="0" t="0"/>
             <wp:docPr descr="" title="" id="61" name="Picture"/>
             <a:graphic>
@@ -19608,7 +19843,7 @@
                   <pic:spPr bwMode="auto">
                     <a:xfrm>
                       <a:off x="0" y="0"/>
-                      <a:ext cx="3600000" cy="2426086"/>
+                      <a:ext cx="3600000" cy="2341667"/>
                     </a:xfrm>
                     <a:prstGeom prst="rect">
                       <a:avLst/>
@@ -23299,7 +23534,7 @@
         </w:rPr>
         <w:drawing>
           <wp:inline>
-            <wp:extent cx="3600000" cy="1557854"/>
+            <wp:extent cx="3463508" cy="1557854"/>
             <wp:effectExtent b="0" l="0" r="0" t="0"/>
             <wp:docPr descr="" title="" id="71" name="Picture"/>
             <a:graphic>
@@ -23320,7 +23555,7 @@
                   <pic:spPr bwMode="auto">
                     <a:xfrm>
                       <a:off x="0" y="0"/>
-                      <a:ext cx="3600000" cy="1557854"/>
+                      <a:ext cx="3463508" cy="1557854"/>
                     </a:xfrm>
                     <a:prstGeom prst="rect">
                       <a:avLst/>
@@ -23342,10 +23577,6 @@
     <w:p>
       <w:pPr>
         <w:pStyle w:val="Compact"/>
-        <w:numPr>
-          <w:ilvl w:val="0"/>
-          <w:numId w:val="1012"/>
-        </w:numPr>
       </w:pPr>
       <w:r>
         <w:rPr>
@@ -23381,10 +23612,6 @@
     <w:p>
       <w:pPr>
         <w:pStyle w:val="Compact"/>
-        <w:numPr>
-          <w:ilvl w:val="0"/>
-          <w:numId w:val="1012"/>
-        </w:numPr>
       </w:pPr>
       <w:r>
         <w:rPr>
@@ -23448,10 +23675,6 @@
     <w:p>
       <w:pPr>
         <w:pStyle w:val="Compact"/>
-        <w:numPr>
-          <w:ilvl w:val="0"/>
-          <w:numId w:val="1012"/>
-        </w:numPr>
       </w:pPr>
       <w:r>
         <w:rPr>
@@ -23506,10 +23729,6 @@
     <w:p>
       <w:pPr>
         <w:pStyle w:val="Compact"/>
-        <w:numPr>
-          <w:ilvl w:val="0"/>
-          <w:numId w:val="1012"/>
-        </w:numPr>
       </w:pPr>
       <w:r>
         <w:rPr>

--- a/00-首页/题组Word/第一轮·综合套卷/第一轮综合卷08（教师版）.docx
+++ b/00-首页/题组Word/第一轮·综合套卷/第一轮综合卷08（教师版）.docx
@@ -1379,38 +1379,25 @@
       <w:pPr>
         <w:pStyle w:val="FirstParagraph"/>
         <w:ind w:left="480" w:hanging="480"/>
-        <w:spacing w:before="0" w:after="0"/>
-      </w:pPr>
-      <w:r>
-        <w:rPr>
-          <w:rFonts w:ascii="Times New Roman" w:hAnsi="Times New Roman" w:eastAsia="Times New Roman" w:cs="Times New Roman"/>
-        </w:rPr>
-        <w:t xml:space="preserve">C. </w:t>
-      </w:r>
-      <w:r>
-        <w:rPr>
-          <w:rFonts w:hint="eastAsia" w:ascii="Times New Roman" w:hAnsi="Times New Roman" w:eastAsia="FangSong" w:cs="Times New Roman"/>
-        </w:rPr>
-        <w:t xml:space="preserve">键能</w:t>
-      </w:r>
-      <w:r>
-        <w:rPr>
-          <w:rFonts w:ascii="Times New Roman" w:hAnsi="Times New Roman" w:eastAsia="Times New Roman" w:cs="Times New Roman"/>
-        </w:rPr>
-        <w:t xml:space="preserve"> </w:t>
-      </w:r>
-    </w:p>
-    <w:p>
-      <w:pPr>
-        <w:pStyle w:val="FirstParagraph"/>
-        <w:ind w:left="480" w:hanging="480"/>
         <w:spacing w:before="0" w:after="180"/>
       </w:pPr>
       <w:r>
         <w:rPr>
           <w:rFonts w:ascii="Times New Roman" w:hAnsi="Times New Roman" w:eastAsia="Times New Roman" w:cs="Times New Roman"/>
         </w:rPr>
-        <w:t xml:space="preserve">D. </w:t>
+        <w:t xml:space="preserve">C. </w:t>
+      </w:r>
+      <w:r>
+        <w:rPr>
+          <w:rFonts w:hint="eastAsia" w:ascii="Times New Roman" w:hAnsi="Times New Roman" w:eastAsia="FangSong" w:cs="Times New Roman"/>
+        </w:rPr>
+        <w:t xml:space="preserve">键能</w:t>
+      </w:r>
+      <w:r>
+        <w:rPr>
+          <w:rFonts w:ascii="Times New Roman" w:hAnsi="Times New Roman" w:eastAsia="Times New Roman" w:cs="Times New Roman"/>
+        </w:rPr>
+        <w:t xml:space="preserve"> D. </w:t>
       </w:r>
       <w:r>
         <w:rPr>

--- a/00-首页/题组Word/第一轮·综合套卷/第一轮综合卷08（教师版）.docx
+++ b/00-首页/题组Word/第一轮·综合套卷/第一轮综合卷08（教师版）.docx
@@ -24064,7 +24064,7 @@
         <m:sSup>
           <m:e>
             <m:r>
-              <m:t>​</m:t>
+              <m:t xml:space="preserve"> </m:t>
             </m:r>
           </m:e>
           <m:sup>
@@ -36397,7 +36397,7 @@
         <m:sSup>
           <m:e>
             <m:r>
-              <m:t>​</m:t>
+              <m:t xml:space="preserve"> </m:t>
             </m:r>
           </m:e>
           <m:sup>
@@ -36495,7 +36495,7 @@
         <m:sSub>
           <m:e>
             <m:r>
-              <m:t>​</m:t>
+              <m:t xml:space="preserve"> </m:t>
             </m:r>
           </m:e>
           <m:sub>
@@ -36527,7 +36527,7 @@
         <m:sSub>
           <m:e>
             <m:r>
-              <m:t>​</m:t>
+              <m:t xml:space="preserve"> </m:t>
             </m:r>
           </m:e>
           <m:sub>
@@ -36559,7 +36559,7 @@
         <m:sSub>
           <m:e>
             <m:r>
-              <m:t>​</m:t>
+              <m:t xml:space="preserve"> </m:t>
             </m:r>
           </m:e>
           <m:sub>
@@ -36603,7 +36603,7 @@
         <m:sSup>
           <m:e>
             <m:r>
-              <m:t>​</m:t>
+              <m:t xml:space="preserve"> </m:t>
             </m:r>
           </m:e>
           <m:sup>

--- a/00-首页/题组Word/第一轮·综合套卷/第一轮综合卷08（教师版）.docx
+++ b/00-首页/题组Word/第一轮·综合套卷/第一轮综合卷08（教师版）.docx
@@ -57,6 +57,14 @@
       <w:tblPr>
         <w:tblStyle w:val="Table"/>
         <w:tblW w:type="auto" w:w="0"/>
+        <w:tblBorders>
+          <w:top w:val="single" w:sz="12" w:space="0" w:color="000000"/>
+          <w:left w:val="none" w:sz="0" w:space="0" w:color="auto"/>
+          <w:bottom w:val="single" w:sz="12" w:space="0" w:color="000000"/>
+          <w:right w:val="none" w:sz="0" w:space="0" w:color="auto"/>
+          <w:insideH w:val="none" w:sz="0" w:space="0" w:color="auto"/>
+          <w:insideV w:val="none" w:sz="0" w:space="0" w:color="auto"/>
+        </w:tblBorders>
         <w:tblLook w:firstRow="1" w:lastRow="0" w:firstColumn="0" w:lastColumn="0" w:noHBand="0" w:noVBand="0" w:val="0020"/>
       </w:tblPr>
       <w:tblGrid>
@@ -69,7 +77,11 @@
           <w:tblHeader w:val="on"/>
         </w:trPr>
         <w:tc>
-          <w:tcPr/>
+          <w:tcPr>
+            <w:tcBorders>
+              <w:bottom w:val="single" w:sz="8" w:space="0" w:color="000000"/>
+            </w:tcBorders>
+          </w:tcPr>
           <w:p>
             <w:pPr>
               <w:pStyle w:val="Compact"/>
@@ -85,7 +97,11 @@
           </w:p>
         </w:tc>
         <w:tc>
-          <w:tcPr/>
+          <w:tcPr>
+            <w:tcBorders>
+              <w:bottom w:val="single" w:sz="8" w:space="0" w:color="000000"/>
+            </w:tcBorders>
+          </w:tcPr>
           <w:p>
             <w:pPr>
               <w:pStyle w:val="Compact"/>
@@ -101,7 +117,11 @@
           </w:p>
         </w:tc>
         <w:tc>
-          <w:tcPr/>
+          <w:tcPr>
+            <w:tcBorders>
+              <w:bottom w:val="single" w:sz="8" w:space="0" w:color="000000"/>
+            </w:tcBorders>
+          </w:tcPr>
           <w:p>
             <w:pPr>
               <w:pStyle w:val="Compact"/>
@@ -334,8 +354,8 @@
     <w:p>
       <w:pPr>
         <w:pStyle w:val="FirstParagraph"/>
+        <w:spacing w:before="0" w:after="0"/>
         <w:ind w:left="480" w:hanging="480"/>
-        <w:spacing w:after="0"/>
       </w:pPr>
       <w:r>
         <w:rPr>
@@ -454,8 +474,8 @@
     <w:p>
       <w:pPr>
         <w:pStyle w:val="FirstParagraph"/>
+        <w:spacing w:before="0" w:after="0"/>
         <w:ind w:left="480" w:hanging="480"/>
-        <w:spacing w:before="0" w:after="0"/>
       </w:pPr>
       <w:r>
         <w:rPr>
@@ -511,8 +531,8 @@
     <w:p>
       <w:pPr>
         <w:pStyle w:val="FirstParagraph"/>
+        <w:spacing w:before="0" w:after="0"/>
         <w:ind w:left="480" w:hanging="480"/>
-        <w:spacing w:before="0" w:after="0"/>
       </w:pPr>
       <w:r>
         <w:rPr>
@@ -613,8 +633,8 @@
     <w:p>
       <w:pPr>
         <w:pStyle w:val="FirstParagraph"/>
+        <w:spacing w:before="0" w:after="0"/>
         <w:ind w:left="480" w:hanging="480"/>
-        <w:spacing w:before="0" w:after="0"/>
       </w:pPr>
       <w:r>
         <w:rPr>
@@ -727,8 +747,8 @@
     <w:p>
       <w:pPr>
         <w:pStyle w:val="FirstParagraph"/>
+        <w:spacing w:before="0" w:after="0"/>
         <w:ind w:left="480" w:hanging="480"/>
-        <w:spacing w:before="0" w:after="180"/>
       </w:pPr>
       <w:r>
         <w:rPr>
@@ -922,8 +942,8 @@
     <w:p>
       <w:pPr>
         <w:pStyle w:val="FirstParagraph"/>
+        <w:spacing w:before="0" w:after="0"/>
         <w:ind w:left="480" w:hanging="480"/>
-        <w:spacing w:after="0"/>
       </w:pPr>
       <w:r>
         <w:rPr>
@@ -1012,8 +1032,8 @@
     <w:p>
       <w:pPr>
         <w:pStyle w:val="FirstParagraph"/>
+        <w:spacing w:before="0" w:after="0"/>
         <w:ind w:left="480" w:hanging="480"/>
-        <w:spacing w:before="0" w:after="0"/>
       </w:pPr>
       <w:r>
         <w:rPr>
@@ -1025,8 +1045,8 @@
     <w:p>
       <w:pPr>
         <w:pStyle w:val="FirstParagraph"/>
+        <w:spacing w:before="0" w:after="0"/>
         <w:ind w:left="480" w:hanging="480"/>
-        <w:spacing w:before="0" w:after="0"/>
       </w:pPr>
       <w:r>
         <w:rPr>
@@ -1067,8 +1087,8 @@
     <w:p>
       <w:pPr>
         <w:pStyle w:val="FirstParagraph"/>
+        <w:spacing w:before="0" w:after="0"/>
         <w:ind w:left="480" w:hanging="480"/>
-        <w:spacing w:before="0" w:after="0"/>
       </w:pPr>
       <w:r>
         <w:rPr>
@@ -1109,8 +1129,8 @@
     <w:p>
       <w:pPr>
         <w:pStyle w:val="FirstParagraph"/>
+        <w:spacing w:before="0" w:after="0"/>
         <w:ind w:left="480" w:hanging="480"/>
-        <w:spacing w:before="0" w:after="180"/>
       </w:pPr>
       <w:r>
         <w:rPr>
@@ -1244,8 +1264,8 @@
     <w:p>
       <w:pPr>
         <w:pStyle w:val="FirstParagraph"/>
+        <w:spacing w:before="0" w:after="0"/>
         <w:ind w:left="480" w:hanging="480"/>
-        <w:spacing w:after="0"/>
       </w:pPr>
       <w:r>
         <w:rPr>
@@ -1328,8 +1348,8 @@
     <w:p>
       <w:pPr>
         <w:pStyle w:val="FirstParagraph"/>
+        <w:spacing w:before="0" w:after="0"/>
         <w:ind w:left="480" w:hanging="480"/>
-        <w:spacing w:before="0" w:after="0"/>
       </w:pPr>
       <w:r>
         <w:rPr>
@@ -1353,8 +1373,8 @@
     <w:p>
       <w:pPr>
         <w:pStyle w:val="FirstParagraph"/>
+        <w:spacing w:before="0" w:after="0"/>
         <w:ind w:left="480" w:hanging="480"/>
-        <w:spacing w:before="0" w:after="0"/>
       </w:pPr>
       <w:r>
         <w:rPr>
@@ -1378,8 +1398,8 @@
     <w:p>
       <w:pPr>
         <w:pStyle w:val="FirstParagraph"/>
+        <w:spacing w:before="0" w:after="0"/>
         <w:ind w:left="480" w:hanging="480"/>
-        <w:spacing w:before="0" w:after="180"/>
       </w:pPr>
       <w:r>
         <w:rPr>
@@ -1508,8 +1528,8 @@
     <w:p>
       <w:pPr>
         <w:pStyle w:val="FirstParagraph"/>
+        <w:spacing w:before="0" w:after="0"/>
         <w:ind w:left="480" w:hanging="480"/>
-        <w:spacing w:after="0"/>
       </w:pPr>
       <w:r>
         <w:rPr>
@@ -1539,8 +1559,8 @@
     <w:p>
       <w:pPr>
         <w:pStyle w:val="FirstParagraph"/>
+        <w:spacing w:before="0" w:after="0"/>
         <w:ind w:left="480" w:hanging="480"/>
-        <w:spacing w:before="0" w:after="0"/>
       </w:pPr>
       <w:r>
         <w:rPr>
@@ -1578,8 +1598,8 @@
     <w:p>
       <w:pPr>
         <w:pStyle w:val="FirstParagraph"/>
+        <w:spacing w:before="0" w:after="0"/>
         <w:ind w:left="480" w:hanging="480"/>
-        <w:spacing w:before="0" w:after="0"/>
       </w:pPr>
       <w:r>
         <w:rPr>
@@ -1591,8 +1611,8 @@
     <w:p>
       <w:pPr>
         <w:pStyle w:val="FirstParagraph"/>
+        <w:spacing w:before="0" w:after="0"/>
         <w:ind w:left="480" w:hanging="480"/>
-        <w:spacing w:before="0" w:after="0"/>
       </w:pPr>
       <w:r>
         <w:rPr>
@@ -1604,8 +1624,8 @@
     <w:p>
       <w:pPr>
         <w:pStyle w:val="FirstParagraph"/>
+        <w:spacing w:before="0" w:after="0"/>
         <w:ind w:left="480" w:hanging="480"/>
-        <w:spacing w:before="0" w:after="180"/>
       </w:pPr>
       <w:r>
         <w:rPr>
@@ -2637,8 +2657,8 @@
     <w:p>
       <w:pPr>
         <w:pStyle w:val="Compact"/>
+        <w:spacing w:before="0" w:after="0"/>
         <w:ind w:left="480" w:hanging="480"/>
-        <w:spacing w:after="0"/>
       </w:pPr>
       <w:r>
         <w:rPr>
@@ -2663,8 +2683,8 @@
     <w:p>
       <w:pPr>
         <w:pStyle w:val="Compact"/>
+        <w:spacing w:before="0" w:after="0"/>
         <w:ind w:left="480" w:hanging="480"/>
-        <w:spacing w:before="0" w:after="0"/>
       </w:pPr>
       <w:r>
         <w:rPr>
@@ -2689,8 +2709,8 @@
     <w:p>
       <w:pPr>
         <w:pStyle w:val="Compact"/>
+        <w:spacing w:before="0" w:after="0"/>
         <w:ind w:left="480" w:hanging="480"/>
-        <w:spacing w:before="0" w:after="0"/>
       </w:pPr>
       <w:r>
         <w:rPr>
@@ -2715,8 +2735,8 @@
     <w:p>
       <w:pPr>
         <w:pStyle w:val="Compact"/>
+        <w:spacing w:before="0" w:after="0"/>
         <w:ind w:left="480" w:hanging="480"/>
-        <w:spacing w:before="0" w:after="36"/>
       </w:pPr>
       <w:r>
         <w:rPr>
@@ -2834,8 +2854,8 @@
     <w:p>
       <w:pPr>
         <w:pStyle w:val="FirstParagraph"/>
+        <w:spacing w:before="0" w:after="0"/>
         <w:ind w:left="480" w:hanging="480"/>
-        <w:spacing w:after="0"/>
       </w:pPr>
       <w:r>
         <w:rPr>
@@ -2943,8 +2963,8 @@
     <w:p>
       <w:pPr>
         <w:pStyle w:val="FirstParagraph"/>
+        <w:spacing w:before="0" w:after="0"/>
         <w:ind w:left="480" w:hanging="480"/>
-        <w:spacing w:before="0" w:after="0"/>
       </w:pPr>
       <w:r>
         <w:rPr>
@@ -2956,8 +2976,8 @@
     <w:p>
       <w:pPr>
         <w:pStyle w:val="FirstParagraph"/>
+        <w:spacing w:before="0" w:after="0"/>
         <w:ind w:left="480" w:hanging="480"/>
-        <w:spacing w:before="0" w:after="0"/>
       </w:pPr>
       <w:r>
         <w:rPr>
@@ -2969,8 +2989,8 @@
     <w:p>
       <w:pPr>
         <w:pStyle w:val="FirstParagraph"/>
+        <w:spacing w:before="0" w:after="0"/>
         <w:ind w:left="480" w:hanging="480"/>
-        <w:spacing w:before="0" w:after="0"/>
       </w:pPr>
       <w:r>
         <w:rPr>
@@ -2982,8 +3002,8 @@
     <w:p>
       <w:pPr>
         <w:pStyle w:val="FirstParagraph"/>
+        <w:spacing w:before="0" w:after="0"/>
         <w:ind w:left="480" w:hanging="480"/>
-        <w:spacing w:before="0" w:after="180"/>
       </w:pPr>
       <w:r>
         <w:rPr>
@@ -15279,6 +15299,7 @@
     <w:p>
       <w:pPr>
         <w:pStyle w:val="BodyText"/>
+        <w:spacing w:before="0" w:after="0"/>
       </w:pPr>
       <w:r>
         <w:rPr>
@@ -23564,6 +23585,7 @@
     <w:p>
       <w:pPr>
         <w:pStyle w:val="Compact"/>
+        <w:spacing w:before="0" w:after="0"/>
       </w:pPr>
       <w:r>
         <w:rPr>
@@ -23599,6 +23621,7 @@
     <w:p>
       <w:pPr>
         <w:pStyle w:val="Compact"/>
+        <w:spacing w:before="0" w:after="0"/>
       </w:pPr>
       <w:r>
         <w:rPr>
@@ -23662,6 +23685,7 @@
     <w:p>
       <w:pPr>
         <w:pStyle w:val="Compact"/>
+        <w:spacing w:before="0" w:after="0"/>
       </w:pPr>
       <w:r>
         <w:rPr>
@@ -23716,6 +23740,7 @@
     <w:p>
       <w:pPr>
         <w:pStyle w:val="Compact"/>
+        <w:spacing w:before="0" w:after="0"/>
       </w:pPr>
       <w:r>
         <w:rPr>
@@ -31579,6 +31604,14 @@
       <w:tblPr>
         <w:tblStyle w:val="Table"/>
         <w:tblW w:type="auto" w:w="0"/>
+        <w:tblBorders>
+          <w:top w:val="single" w:sz="12" w:space="0" w:color="000000"/>
+          <w:left w:val="none" w:sz="0" w:space="0" w:color="auto"/>
+          <w:bottom w:val="single" w:sz="12" w:space="0" w:color="000000"/>
+          <w:right w:val="none" w:sz="0" w:space="0" w:color="auto"/>
+          <w:insideH w:val="none" w:sz="0" w:space="0" w:color="auto"/>
+          <w:insideV w:val="none" w:sz="0" w:space="0" w:color="auto"/>
+        </w:tblBorders>
         <w:tblLook w:firstRow="1" w:lastRow="0" w:firstColumn="0" w:lastColumn="0" w:noHBand="0" w:noVBand="0" w:val="0020"/>
       </w:tblPr>
       <w:tblGrid>
@@ -31596,7 +31629,11 @@
           <w:tblHeader w:val="on"/>
         </w:trPr>
         <w:tc>
-          <w:tcPr/>
+          <w:tcPr>
+            <w:tcBorders>
+              <w:bottom w:val="single" w:sz="8" w:space="0" w:color="000000"/>
+            </w:tcBorders>
+          </w:tcPr>
           <w:p>
             <w:pPr>
               <w:pStyle w:val="Compact"/>
@@ -31619,7 +31656,11 @@
           </w:p>
         </w:tc>
         <w:tc>
-          <w:tcPr/>
+          <w:tcPr>
+            <w:tcBorders>
+              <w:bottom w:val="single" w:sz="8" w:space="0" w:color="000000"/>
+            </w:tcBorders>
+          </w:tcPr>
           <w:p>
             <w:pPr>
               <w:pStyle w:val="Compact"/>
@@ -31635,7 +31676,11 @@
           </w:p>
         </w:tc>
         <w:tc>
-          <w:tcPr/>
+          <w:tcPr>
+            <w:tcBorders>
+              <w:bottom w:val="single" w:sz="8" w:space="0" w:color="000000"/>
+            </w:tcBorders>
+          </w:tcPr>
           <w:p>
             <w:pPr>
               <w:pStyle w:val="Compact"/>
@@ -31651,7 +31696,11 @@
           </w:p>
         </w:tc>
         <w:tc>
-          <w:tcPr/>
+          <w:tcPr>
+            <w:tcBorders>
+              <w:bottom w:val="single" w:sz="8" w:space="0" w:color="000000"/>
+            </w:tcBorders>
+          </w:tcPr>
           <w:p>
             <w:pPr>
               <w:pStyle w:val="Compact"/>
@@ -31667,7 +31716,11 @@
           </w:p>
         </w:tc>
         <w:tc>
-          <w:tcPr/>
+          <w:tcPr>
+            <w:tcBorders>
+              <w:bottom w:val="single" w:sz="8" w:space="0" w:color="000000"/>
+            </w:tcBorders>
+          </w:tcPr>
           <w:p>
             <w:pPr>
               <w:pStyle w:val="Compact"/>
@@ -31690,7 +31743,11 @@
           </w:p>
         </w:tc>
         <w:tc>
-          <w:tcPr/>
+          <w:tcPr>
+            <w:tcBorders>
+              <w:bottom w:val="single" w:sz="8" w:space="0" w:color="000000"/>
+            </w:tcBorders>
+          </w:tcPr>
           <w:p>
             <w:pPr>
               <w:pStyle w:val="Compact"/>
@@ -31706,7 +31763,11 @@
           </w:p>
         </w:tc>
         <w:tc>
-          <w:tcPr/>
+          <w:tcPr>
+            <w:tcBorders>
+              <w:bottom w:val="single" w:sz="8" w:space="0" w:color="000000"/>
+            </w:tcBorders>
+          </w:tcPr>
           <w:p>
             <w:pPr>
               <w:pStyle w:val="Compact"/>
@@ -31722,7 +31783,11 @@
           </w:p>
         </w:tc>
         <w:tc>
-          <w:tcPr/>
+          <w:tcPr>
+            <w:tcBorders>
+              <w:bottom w:val="single" w:sz="8" w:space="0" w:color="000000"/>
+            </w:tcBorders>
+          </w:tcPr>
           <w:p>
             <w:pPr>
               <w:pStyle w:val="Compact"/>
@@ -40729,7 +40794,7 @@
     <ns0:rPr>
       <ns0:rFonts ns0:ascii="Times New Roman" ns0:cs="Times New Roman" ns0:eastAsia="SimHei" ns0:hAnsi="Times New Roman"/>
       <ns0:b/>
-      <ns0:color ns0:val="17324D"/>
+      <ns0:color ns0:val="000000"/>
       <ns0:sz ns0:val="44"/>
       <ns0:szCs ns0:val="56"/>
     </ns0:rPr>
@@ -40871,7 +40936,7 @@
     <ns0:rPr>
       <ns0:rFonts ns0:ascii="Times New Roman" ns0:cs="Times New Roman" ns0:eastAsia="SimHei" ns0:hAnsi="Times New Roman"/>
       <ns0:b/>
-      <ns0:color ns0:val="17324D"/>
+      <ns0:color ns0:val="000000"/>
       <ns0:sz ns0:val="32"/>
       <ns0:szCs ns0:val="40"/>
     </ns0:rPr>
@@ -40895,7 +40960,7 @@
     <ns0:rPr>
       <ns0:rFonts ns0:ascii="Times New Roman" ns0:cs="Times New Roman" ns0:eastAsia="SimHei" ns0:hAnsi="Times New Roman"/>
       <ns0:b/>
-      <ns0:color ns0:val="17324D"/>
+      <ns0:color ns0:val="000000"/>
       <ns0:sz ns0:val="28"/>
       <ns0:szCs ns0:val="32"/>
     </ns0:rPr>
@@ -40919,7 +40984,7 @@
     <ns0:rPr>
       <ns0:rFonts ns0:ascii="Times New Roman" ns0:cs="Times New Roman" ns0:eastAsia="SimHei" ns0:hAnsi="Times New Roman"/>
       <ns0:b/>
-      <ns0:color ns0:val="17324D"/>
+      <ns0:color ns0:val="000000"/>
       <ns0:sz ns0:val="25"/>
       <ns0:szCs ns0:val="28"/>
     </ns0:rPr>

--- a/00-首页/题组Word/第一轮·综合套卷/第一轮综合卷08（教师版）.docx
+++ b/00-首页/题组Word/第一轮·综合套卷/第一轮综合卷08（教师版）.docx
@@ -57,14 +57,6 @@
       <w:tblPr>
         <w:tblStyle w:val="Table"/>
         <w:tblW w:type="auto" w:w="0"/>
-        <w:tblBorders>
-          <w:top w:val="single" w:sz="12" w:space="0" w:color="000000"/>
-          <w:left w:val="none" w:sz="0" w:space="0" w:color="auto"/>
-          <w:bottom w:val="single" w:sz="12" w:space="0" w:color="000000"/>
-          <w:right w:val="none" w:sz="0" w:space="0" w:color="auto"/>
-          <w:insideH w:val="none" w:sz="0" w:space="0" w:color="auto"/>
-          <w:insideV w:val="none" w:sz="0" w:space="0" w:color="auto"/>
-        </w:tblBorders>
         <w:tblLook w:firstRow="1" w:lastRow="0" w:firstColumn="0" w:lastColumn="0" w:noHBand="0" w:noVBand="0" w:val="0020"/>
       </w:tblPr>
       <w:tblGrid>
@@ -77,11 +69,7 @@
           <w:tblHeader w:val="on"/>
         </w:trPr>
         <w:tc>
-          <w:tcPr>
-            <w:tcBorders>
-              <w:bottom w:val="single" w:sz="8" w:space="0" w:color="000000"/>
-            </w:tcBorders>
-          </w:tcPr>
+          <w:tcPr/>
           <w:p>
             <w:pPr>
               <w:pStyle w:val="Compact"/>
@@ -97,11 +85,7 @@
           </w:p>
         </w:tc>
         <w:tc>
-          <w:tcPr>
-            <w:tcBorders>
-              <w:bottom w:val="single" w:sz="8" w:space="0" w:color="000000"/>
-            </w:tcBorders>
-          </w:tcPr>
+          <w:tcPr/>
           <w:p>
             <w:pPr>
               <w:pStyle w:val="Compact"/>
@@ -117,11 +101,7 @@
           </w:p>
         </w:tc>
         <w:tc>
-          <w:tcPr>
-            <w:tcBorders>
-              <w:bottom w:val="single" w:sz="8" w:space="0" w:color="000000"/>
-            </w:tcBorders>
-          </w:tcPr>
+          <w:tcPr/>
           <w:p>
             <w:pPr>
               <w:pStyle w:val="Compact"/>
@@ -354,8 +334,6 @@
     <w:p>
       <w:pPr>
         <w:pStyle w:val="FirstParagraph"/>
-        <w:spacing w:before="0" w:after="0"/>
-        <w:ind w:left="480" w:hanging="480"/>
       </w:pPr>
       <w:r>
         <w:rPr>
@@ -470,13 +448,6 @@
         </w:rPr>
         <w:t xml:space="preserve"> </w:t>
       </w:r>
-    </w:p>
-    <w:p>
-      <w:pPr>
-        <w:pStyle w:val="FirstParagraph"/>
-        <w:spacing w:before="0" w:after="0"/>
-        <w:ind w:left="480" w:hanging="480"/>
-      </w:pPr>
       <w:r>
         <w:rPr>
           <w:rFonts w:ascii="Times New Roman" w:hAnsi="Times New Roman" w:eastAsia="Times New Roman" w:cs="Times New Roman"/>
@@ -527,13 +498,6 @@
         </w:rPr>
         <w:t xml:space="preserve"> </w:t>
       </w:r>
-    </w:p>
-    <w:p>
-      <w:pPr>
-        <w:pStyle w:val="FirstParagraph"/>
-        <w:spacing w:before="0" w:after="0"/>
-        <w:ind w:left="480" w:hanging="480"/>
-      </w:pPr>
       <w:r>
         <w:rPr>
           <w:rFonts w:ascii="Times New Roman" w:hAnsi="Times New Roman" w:eastAsia="Times New Roman" w:cs="Times New Roman"/>
@@ -629,13 +593,6 @@
         </w:rPr>
         <w:t xml:space="preserve"> </w:t>
       </w:r>
-    </w:p>
-    <w:p>
-      <w:pPr>
-        <w:pStyle w:val="FirstParagraph"/>
-        <w:spacing w:before="0" w:after="0"/>
-        <w:ind w:left="480" w:hanging="480"/>
-      </w:pPr>
       <w:r>
         <w:rPr>
           <w:rFonts w:ascii="Times New Roman" w:hAnsi="Times New Roman" w:eastAsia="Times New Roman" w:cs="Times New Roman"/>
@@ -743,13 +700,6 @@
         </w:rPr>
         <w:t xml:space="preserve"> </w:t>
       </w:r>
-    </w:p>
-    <w:p>
-      <w:pPr>
-        <w:pStyle w:val="FirstParagraph"/>
-        <w:spacing w:before="0" w:after="0"/>
-        <w:ind w:left="480" w:hanging="480"/>
-      </w:pPr>
       <w:r>
         <w:rPr>
           <w:rFonts w:ascii="Times New Roman" w:hAnsi="Times New Roman" w:eastAsia="Times New Roman" w:cs="Times New Roman"/>
@@ -942,8 +892,6 @@
     <w:p>
       <w:pPr>
         <w:pStyle w:val="FirstParagraph"/>
-        <w:spacing w:before="0" w:after="0"/>
-        <w:ind w:left="480" w:hanging="480"/>
       </w:pPr>
       <w:r>
         <w:rPr>
@@ -1028,31 +976,11 @@
         </w:rPr>
         <w:t xml:space="preserve"> </w:t>
       </w:r>
-    </w:p>
-    <w:p>
-      <w:pPr>
-        <w:pStyle w:val="FirstParagraph"/>
-        <w:spacing w:before="0" w:after="0"/>
-        <w:ind w:left="480" w:hanging="480"/>
-      </w:pPr>
-      <w:r>
-        <w:rPr>
-          <w:rFonts w:ascii="Times New Roman" w:hAnsi="Times New Roman" w:eastAsia="Times New Roman" w:cs="Times New Roman"/>
-        </w:rPr>
-        <w:t xml:space="preserve">A. 2s </w:t>
-      </w:r>
-    </w:p>
-    <w:p>
-      <w:pPr>
-        <w:pStyle w:val="FirstParagraph"/>
-        <w:spacing w:before="0" w:after="0"/>
-        <w:ind w:left="480" w:hanging="480"/>
-      </w:pPr>
-      <w:r>
-        <w:rPr>
-          <w:rFonts w:ascii="Times New Roman" w:hAnsi="Times New Roman" w:eastAsia="Times New Roman" w:cs="Times New Roman"/>
-        </w:rPr>
-        <w:t xml:space="preserve">B.</w:t>
+      <w:r>
+        <w:rPr>
+          <w:rFonts w:ascii="Times New Roman" w:hAnsi="Times New Roman" w:eastAsia="Times New Roman" w:cs="Times New Roman"/>
+        </w:rPr>
+        <w:t xml:space="preserve">A. 2s B.</w:t>
       </w:r>
       <w:r>
         <w:rPr>
@@ -1083,13 +1011,6 @@
         </w:rPr>
         <w:t xml:space="preserve"> </w:t>
       </w:r>
-    </w:p>
-    <w:p>
-      <w:pPr>
-        <w:pStyle w:val="FirstParagraph"/>
-        <w:spacing w:before="0" w:after="0"/>
-        <w:ind w:left="480" w:hanging="480"/>
-      </w:pPr>
       <w:r>
         <w:rPr>
           <w:rFonts w:ascii="Times New Roman" w:hAnsi="Times New Roman" w:eastAsia="Times New Roman" w:cs="Times New Roman"/>
@@ -1125,13 +1046,6 @@
         </w:rPr>
         <w:t xml:space="preserve"> </w:t>
       </w:r>
-    </w:p>
-    <w:p>
-      <w:pPr>
-        <w:pStyle w:val="FirstParagraph"/>
-        <w:spacing w:before="0" w:after="0"/>
-        <w:ind w:left="480" w:hanging="480"/>
-      </w:pPr>
       <w:r>
         <w:rPr>
           <w:rFonts w:ascii="Times New Roman" w:hAnsi="Times New Roman" w:eastAsia="Times New Roman" w:cs="Times New Roman"/>
@@ -1264,8 +1178,6 @@
     <w:p>
       <w:pPr>
         <w:pStyle w:val="FirstParagraph"/>
-        <w:spacing w:before="0" w:after="0"/>
-        <w:ind w:left="480" w:hanging="480"/>
       </w:pPr>
       <w:r>
         <w:rPr>
@@ -1344,13 +1256,6 @@
         </w:rPr>
         <w:t xml:space="preserve"> </w:t>
       </w:r>
-    </w:p>
-    <w:p>
-      <w:pPr>
-        <w:pStyle w:val="FirstParagraph"/>
-        <w:spacing w:before="0" w:after="0"/>
-        <w:ind w:left="480" w:hanging="480"/>
-      </w:pPr>
       <w:r>
         <w:rPr>
           <w:rFonts w:ascii="Times New Roman" w:hAnsi="Times New Roman" w:eastAsia="Times New Roman" w:cs="Times New Roman"/>
@@ -1367,20 +1272,7 @@
         <w:rPr>
           <w:rFonts w:ascii="Times New Roman" w:hAnsi="Times New Roman" w:eastAsia="Times New Roman" w:cs="Times New Roman"/>
         </w:rPr>
-        <w:t xml:space="preserve"> </w:t>
-      </w:r>
-    </w:p>
-    <w:p>
-      <w:pPr>
-        <w:pStyle w:val="FirstParagraph"/>
-        <w:spacing w:before="0" w:after="0"/>
-        <w:ind w:left="480" w:hanging="480"/>
-      </w:pPr>
-      <w:r>
-        <w:rPr>
-          <w:rFonts w:ascii="Times New Roman" w:hAnsi="Times New Roman" w:eastAsia="Times New Roman" w:cs="Times New Roman"/>
-        </w:rPr>
-        <w:t xml:space="preserve">B. </w:t>
+        <w:t xml:space="preserve"> B. </w:t>
       </w:r>
       <w:r>
         <w:rPr>
@@ -1394,13 +1286,6 @@
         </w:rPr>
         <w:t xml:space="preserve"> </w:t>
       </w:r>
-    </w:p>
-    <w:p>
-      <w:pPr>
-        <w:pStyle w:val="FirstParagraph"/>
-        <w:spacing w:before="0" w:after="0"/>
-        <w:ind w:left="480" w:hanging="480"/>
-      </w:pPr>
       <w:r>
         <w:rPr>
           <w:rFonts w:ascii="Times New Roman" w:hAnsi="Times New Roman" w:eastAsia="Times New Roman" w:cs="Times New Roman"/>
@@ -1528,8 +1413,6 @@
     <w:p>
       <w:pPr>
         <w:pStyle w:val="FirstParagraph"/>
-        <w:spacing w:before="0" w:after="0"/>
-        <w:ind w:left="480" w:hanging="480"/>
       </w:pPr>
       <w:r>
         <w:rPr>
@@ -1555,13 +1438,6 @@
         </w:rPr>
         <w:t xml:space="preserve"> </w:t>
       </w:r>
-    </w:p>
-    <w:p>
-      <w:pPr>
-        <w:pStyle w:val="FirstParagraph"/>
-        <w:spacing w:before="0" w:after="0"/>
-        <w:ind w:left="480" w:hanging="480"/>
-      </w:pPr>
       <w:r>
         <w:rPr>
           <w:rFonts w:ascii="Times New Roman" w:hAnsi="Times New Roman" w:eastAsia="Times New Roman" w:cs="Times New Roman"/>
@@ -1594,44 +1470,11 @@
         </w:rPr>
         <w:t xml:space="preserve"> </w:t>
       </w:r>
-    </w:p>
-    <w:p>
-      <w:pPr>
-        <w:pStyle w:val="FirstParagraph"/>
-        <w:spacing w:before="0" w:after="0"/>
-        <w:ind w:left="480" w:hanging="480"/>
-      </w:pPr>
-      <w:r>
-        <w:rPr>
-          <w:rFonts w:ascii="Times New Roman" w:hAnsi="Times New Roman" w:eastAsia="Times New Roman" w:cs="Times New Roman"/>
-        </w:rPr>
-        <w:t xml:space="preserve">B. CO </w:t>
-      </w:r>
-    </w:p>
-    <w:p>
-      <w:pPr>
-        <w:pStyle w:val="FirstParagraph"/>
-        <w:spacing w:before="0" w:after="0"/>
-        <w:ind w:left="480" w:hanging="480"/>
-      </w:pPr>
-      <w:r>
-        <w:rPr>
-          <w:rFonts w:ascii="Times New Roman" w:hAnsi="Times New Roman" w:eastAsia="Times New Roman" w:cs="Times New Roman"/>
-        </w:rPr>
-        <w:t xml:space="preserve">C. HF </w:t>
-      </w:r>
-    </w:p>
-    <w:p>
-      <w:pPr>
-        <w:pStyle w:val="FirstParagraph"/>
-        <w:spacing w:before="0" w:after="0"/>
-        <w:ind w:left="480" w:hanging="480"/>
-      </w:pPr>
-      <w:r>
-        <w:rPr>
-          <w:rFonts w:ascii="Times New Roman" w:hAnsi="Times New Roman" w:eastAsia="Times New Roman" w:cs="Times New Roman"/>
-        </w:rPr>
-        <w:t xml:space="preserve">D.</w:t>
+      <w:r>
+        <w:rPr>
+          <w:rFonts w:ascii="Times New Roman" w:hAnsi="Times New Roman" w:eastAsia="Times New Roman" w:cs="Times New Roman"/>
+        </w:rPr>
+        <w:t xml:space="preserve">B. CO C. HF D.</w:t>
       </w:r>
       <w:r>
         <w:rPr>
@@ -2657,8 +2500,10 @@
     <w:p>
       <w:pPr>
         <w:pStyle w:val="Compact"/>
-        <w:spacing w:before="0" w:after="0"/>
-        <w:ind w:left="480" w:hanging="480"/>
+        <w:numPr>
+          <w:ilvl w:val="0"/>
+          <w:numId w:val="1001"/>
+        </w:numPr>
       </w:pPr>
       <w:r>
         <w:rPr>
@@ -2677,20 +2522,7 @@
         <w:rPr>
           <w:rFonts w:ascii="Times New Roman" w:hAnsi="Times New Roman" w:eastAsia="Times New Roman" w:cs="Times New Roman"/>
         </w:rPr>
-        <w:t xml:space="preserve">　　</w:t>
-      </w:r>
-    </w:p>
-    <w:p>
-      <w:pPr>
-        <w:pStyle w:val="Compact"/>
-        <w:spacing w:before="0" w:after="0"/>
-        <w:ind w:left="480" w:hanging="480"/>
-      </w:pPr>
-      <w:r>
-        <w:rPr>
-          <w:rFonts w:ascii="Times New Roman" w:hAnsi="Times New Roman" w:eastAsia="Times New Roman" w:cs="Times New Roman"/>
-        </w:rPr>
-        <w:t xml:space="preserve">B. −468 kJ mol</w:t>
+        <w:t xml:space="preserve">　　B. −468 kJ mol</w:t>
       </w:r>
       <w:r>
         <w:rPr>
@@ -2703,20 +2535,7 @@
         <w:rPr>
           <w:rFonts w:ascii="Times New Roman" w:hAnsi="Times New Roman" w:eastAsia="Times New Roman" w:cs="Times New Roman"/>
         </w:rPr>
-        <w:t xml:space="preserve">　　</w:t>
-      </w:r>
-    </w:p>
-    <w:p>
-      <w:pPr>
-        <w:pStyle w:val="Compact"/>
-        <w:spacing w:before="0" w:after="0"/>
-        <w:ind w:left="480" w:hanging="480"/>
-      </w:pPr>
-      <w:r>
-        <w:rPr>
-          <w:rFonts w:ascii="Times New Roman" w:hAnsi="Times New Roman" w:eastAsia="Times New Roman" w:cs="Times New Roman"/>
-        </w:rPr>
-        <w:t xml:space="preserve">C. −186 kJ mol</w:t>
+        <w:t xml:space="preserve">　　C. −186 kJ mol</w:t>
       </w:r>
       <w:r>
         <w:rPr>
@@ -2729,20 +2548,7 @@
         <w:rPr>
           <w:rFonts w:ascii="Times New Roman" w:hAnsi="Times New Roman" w:eastAsia="Times New Roman" w:cs="Times New Roman"/>
         </w:rPr>
-        <w:t xml:space="preserve">　　</w:t>
-      </w:r>
-    </w:p>
-    <w:p>
-      <w:pPr>
-        <w:pStyle w:val="Compact"/>
-        <w:spacing w:before="0" w:after="0"/>
-        <w:ind w:left="480" w:hanging="480"/>
-      </w:pPr>
-      <w:r>
-        <w:rPr>
-          <w:rFonts w:ascii="Times New Roman" w:hAnsi="Times New Roman" w:eastAsia="Times New Roman" w:cs="Times New Roman"/>
-        </w:rPr>
-        <w:t xml:space="preserve">D. 468 kJ mol</w:t>
+        <w:t xml:space="preserve">　　D. 468 kJ mol</w:t>
       </w:r>
       <w:r>
         <w:rPr>
@@ -2854,8 +2660,6 @@
     <w:p>
       <w:pPr>
         <w:pStyle w:val="FirstParagraph"/>
-        <w:spacing w:before="0" w:after="0"/>
-        <w:ind w:left="480" w:hanging="480"/>
       </w:pPr>
       <w:r>
         <w:rPr>
@@ -2959,57 +2763,11 @@
         </w:rPr>
         <w:t xml:space="preserve"> </w:t>
       </w:r>
-    </w:p>
-    <w:p>
-      <w:pPr>
-        <w:pStyle w:val="FirstParagraph"/>
-        <w:spacing w:before="0" w:after="0"/>
-        <w:ind w:left="480" w:hanging="480"/>
-      </w:pPr>
-      <w:r>
-        <w:rPr>
-          <w:rFonts w:ascii="Times New Roman" w:hAnsi="Times New Roman" w:eastAsia="Times New Roman" w:cs="Times New Roman"/>
-        </w:rPr>
-        <w:t xml:space="preserve">A. 354d </w:t>
-      </w:r>
-    </w:p>
-    <w:p>
-      <w:pPr>
-        <w:pStyle w:val="FirstParagraph"/>
-        <w:spacing w:before="0" w:after="0"/>
-        <w:ind w:left="480" w:hanging="480"/>
-      </w:pPr>
-      <w:r>
-        <w:rPr>
-          <w:rFonts w:ascii="Times New Roman" w:hAnsi="Times New Roman" w:eastAsia="Times New Roman" w:cs="Times New Roman"/>
-        </w:rPr>
-        <w:t xml:space="preserve">B. 263d </w:t>
-      </w:r>
-    </w:p>
-    <w:p>
-      <w:pPr>
-        <w:pStyle w:val="FirstParagraph"/>
-        <w:spacing w:before="0" w:after="0"/>
-        <w:ind w:left="480" w:hanging="480"/>
-      </w:pPr>
-      <w:r>
-        <w:rPr>
-          <w:rFonts w:ascii="Times New Roman" w:hAnsi="Times New Roman" w:eastAsia="Times New Roman" w:cs="Times New Roman"/>
-        </w:rPr>
-        <w:t xml:space="preserve">C. 300d </w:t>
-      </w:r>
-    </w:p>
-    <w:p>
-      <w:pPr>
-        <w:pStyle w:val="FirstParagraph"/>
-        <w:spacing w:before="0" w:after="0"/>
-        <w:ind w:left="480" w:hanging="480"/>
-      </w:pPr>
-      <w:r>
-        <w:rPr>
-          <w:rFonts w:ascii="Times New Roman" w:hAnsi="Times New Roman" w:eastAsia="Times New Roman" w:cs="Times New Roman"/>
-        </w:rPr>
-        <w:t xml:space="preserve">D. 454d</w:t>
+      <w:r>
+        <w:rPr>
+          <w:rFonts w:ascii="Times New Roman" w:hAnsi="Times New Roman" w:eastAsia="Times New Roman" w:cs="Times New Roman"/>
+        </w:rPr>
+        <w:t xml:space="preserve">A. 354d B. 263d C. 300d D. 454d</w:t>
       </w:r>
     </w:p>
     <w:p>
@@ -5989,7 +5747,7 @@
         </w:rPr>
         <w:drawing>
           <wp:inline>
-            <wp:extent cx="3232077" cy="2780537"/>
+            <wp:extent cx="3240000" cy="2780537"/>
             <wp:effectExtent b="0" l="0" r="0" t="0"/>
             <wp:docPr descr="" title="" id="20" name="Picture"/>
             <a:graphic>
@@ -6010,7 +5768,7 @@
                   <pic:spPr bwMode="auto">
                     <a:xfrm>
                       <a:off x="0" y="0"/>
-                      <a:ext cx="3232077" cy="2780537"/>
+                      <a:ext cx="3240000" cy="2780537"/>
                     </a:xfrm>
                     <a:prstGeom prst="rect">
                       <a:avLst/>
@@ -6944,7 +6702,7 @@
         </w:rPr>
         <w:drawing>
           <wp:inline>
-            <wp:extent cx="3600000" cy="1022485"/>
+            <wp:extent cx="3600000" cy="1043786"/>
             <wp:effectExtent b="0" l="0" r="0" t="0"/>
             <wp:docPr descr="" title="" id="24" name="Picture"/>
             <a:graphic>
@@ -6965,7 +6723,7 @@
                   <pic:spPr bwMode="auto">
                     <a:xfrm>
                       <a:off x="0" y="0"/>
-                      <a:ext cx="3600000" cy="1022485"/>
+                      <a:ext cx="3600000" cy="1043786"/>
                     </a:xfrm>
                     <a:prstGeom prst="rect">
                       <a:avLst/>
@@ -6996,7 +6754,7 @@
         </w:rPr>
         <w:drawing>
           <wp:inline>
-            <wp:extent cx="3600000" cy="2375581"/>
+            <wp:extent cx="3600000" cy="2389655"/>
             <wp:effectExtent b="0" l="0" r="0" t="0"/>
             <wp:docPr descr="" title="" id="27" name="Picture"/>
             <a:graphic>
@@ -7017,7 +6775,7 @@
                   <pic:spPr bwMode="auto">
                     <a:xfrm>
                       <a:off x="0" y="0"/>
-                      <a:ext cx="3600000" cy="2375581"/>
+                      <a:ext cx="3600000" cy="2389655"/>
                     </a:xfrm>
                     <a:prstGeom prst="rect">
                       <a:avLst/>
@@ -12667,7 +12425,7 @@
         </w:rPr>
         <w:drawing>
           <wp:inline>
-            <wp:extent cx="3196687" cy="3502956"/>
+            <wp:extent cx="3240000" cy="3502956"/>
             <wp:effectExtent b="0" l="0" r="0" t="0"/>
             <wp:docPr descr="" title="" id="35" name="Picture"/>
             <a:graphic>
@@ -12688,7 +12446,7 @@
                   <pic:spPr bwMode="auto">
                     <a:xfrm>
                       <a:off x="0" y="0"/>
-                      <a:ext cx="3196687" cy="3502956"/>
+                      <a:ext cx="3240000" cy="3502956"/>
                     </a:xfrm>
                     <a:prstGeom prst="rect">
                       <a:avLst/>
@@ -12731,7 +12489,7 @@
         </w:rPr>
         <w:drawing>
           <wp:inline>
-            <wp:extent cx="3145995" cy="4331612"/>
+            <wp:extent cx="3240000" cy="4331612"/>
             <wp:effectExtent b="0" l="0" r="0" t="0"/>
             <wp:docPr descr="" title="" id="38" name="Picture"/>
             <a:graphic>
@@ -12752,7 +12510,7 @@
                   <pic:spPr bwMode="auto">
                     <a:xfrm>
                       <a:off x="0" y="0"/>
-                      <a:ext cx="3145995" cy="4331612"/>
+                      <a:ext cx="3240000" cy="4331612"/>
                     </a:xfrm>
                     <a:prstGeom prst="rect">
                       <a:avLst/>
@@ -12806,7 +12564,7 @@
         </w:rPr>
         <w:drawing>
           <wp:inline>
-            <wp:extent cx="3240000" cy="3171429"/>
+            <wp:extent cx="3240000" cy="3171968"/>
             <wp:effectExtent b="0" l="0" r="0" t="0"/>
             <wp:docPr descr="" title="" id="41" name="Picture"/>
             <a:graphic>
@@ -12827,7 +12585,7 @@
                   <pic:spPr bwMode="auto">
                     <a:xfrm>
                       <a:off x="0" y="0"/>
-                      <a:ext cx="3240000" cy="3171429"/>
+                      <a:ext cx="3240000" cy="3171968"/>
                     </a:xfrm>
                     <a:prstGeom prst="rect">
                       <a:avLst/>
@@ -15299,7 +15057,6 @@
     <w:p>
       <w:pPr>
         <w:pStyle w:val="BodyText"/>
-        <w:spacing w:before="0" w:after="0"/>
       </w:pPr>
       <w:r>
         <w:rPr>
@@ -15384,7 +15141,7 @@
         </w:rPr>
         <w:drawing>
           <wp:inline>
-            <wp:extent cx="3124200" cy="1607472"/>
+            <wp:extent cx="3124200" cy="1638300"/>
             <wp:effectExtent b="0" l="0" r="0" t="0"/>
             <wp:docPr descr="" title="" id="49" name="Picture"/>
             <a:graphic>
@@ -15405,7 +15162,7 @@
                   <pic:spPr bwMode="auto">
                     <a:xfrm>
                       <a:off x="0" y="0"/>
-                      <a:ext cx="3124200" cy="1607472"/>
+                      <a:ext cx="3124200" cy="1638300"/>
                     </a:xfrm>
                     <a:prstGeom prst="rect">
                       <a:avLst/>
@@ -15448,7 +15205,7 @@
         </w:rPr>
         <w:drawing>
           <wp:inline>
-            <wp:extent cx="2264072" cy="1778000"/>
+            <wp:extent cx="2298700" cy="1778000"/>
             <wp:effectExtent b="0" l="0" r="0" t="0"/>
             <wp:docPr descr="" title="" id="52" name="Picture"/>
             <a:graphic>
@@ -15469,7 +15226,7 @@
                   <pic:spPr bwMode="auto">
                     <a:xfrm>
                       <a:off x="0" y="0"/>
-                      <a:ext cx="2264072" cy="1778000"/>
+                      <a:ext cx="2298700" cy="1778000"/>
                     </a:xfrm>
                     <a:prstGeom prst="rect">
                       <a:avLst/>
@@ -15512,7 +15269,7 @@
         </w:rPr>
         <w:drawing>
           <wp:inline>
-            <wp:extent cx="2628900" cy="784746"/>
+            <wp:extent cx="2628900" cy="825500"/>
             <wp:effectExtent b="0" l="0" r="0" t="0"/>
             <wp:docPr descr="" title="" id="55" name="Picture"/>
             <a:graphic>
@@ -15533,7 +15290,7 @@
                   <pic:spPr bwMode="auto">
                     <a:xfrm>
                       <a:off x="0" y="0"/>
-                      <a:ext cx="2628900" cy="784746"/>
+                      <a:ext cx="2628900" cy="825500"/>
                     </a:xfrm>
                     <a:prstGeom prst="rect">
                       <a:avLst/>
@@ -19830,7 +19587,7 @@
         </w:rPr>
         <w:drawing>
           <wp:inline>
-            <wp:extent cx="3600000" cy="2341667"/>
+            <wp:extent cx="3600000" cy="2426086"/>
             <wp:effectExtent b="0" l="0" r="0" t="0"/>
             <wp:docPr descr="" title="" id="61" name="Picture"/>
             <a:graphic>
@@ -19851,7 +19608,7 @@
                   <pic:spPr bwMode="auto">
                     <a:xfrm>
                       <a:off x="0" y="0"/>
-                      <a:ext cx="3600000" cy="2341667"/>
+                      <a:ext cx="3600000" cy="2426086"/>
                     </a:xfrm>
                     <a:prstGeom prst="rect">
                       <a:avLst/>
@@ -23542,7 +23299,7 @@
         </w:rPr>
         <w:drawing>
           <wp:inline>
-            <wp:extent cx="3463508" cy="1557854"/>
+            <wp:extent cx="3600000" cy="1557854"/>
             <wp:effectExtent b="0" l="0" r="0" t="0"/>
             <wp:docPr descr="" title="" id="71" name="Picture"/>
             <a:graphic>
@@ -23563,7 +23320,7 @@
                   <pic:spPr bwMode="auto">
                     <a:xfrm>
                       <a:off x="0" y="0"/>
-                      <a:ext cx="3463508" cy="1557854"/>
+                      <a:ext cx="3600000" cy="1557854"/>
                     </a:xfrm>
                     <a:prstGeom prst="rect">
                       <a:avLst/>
@@ -23585,7 +23342,10 @@
     <w:p>
       <w:pPr>
         <w:pStyle w:val="Compact"/>
-        <w:spacing w:before="0" w:after="0"/>
+        <w:numPr>
+          <w:ilvl w:val="0"/>
+          <w:numId w:val="1012"/>
+        </w:numPr>
       </w:pPr>
       <w:r>
         <w:rPr>
@@ -23621,7 +23381,10 @@
     <w:p>
       <w:pPr>
         <w:pStyle w:val="Compact"/>
-        <w:spacing w:before="0" w:after="0"/>
+        <w:numPr>
+          <w:ilvl w:val="0"/>
+          <w:numId w:val="1012"/>
+        </w:numPr>
       </w:pPr>
       <w:r>
         <w:rPr>
@@ -23685,7 +23448,10 @@
     <w:p>
       <w:pPr>
         <w:pStyle w:val="Compact"/>
-        <w:spacing w:before="0" w:after="0"/>
+        <w:numPr>
+          <w:ilvl w:val="0"/>
+          <w:numId w:val="1012"/>
+        </w:numPr>
       </w:pPr>
       <w:r>
         <w:rPr>
@@ -23740,7 +23506,10 @@
     <w:p>
       <w:pPr>
         <w:pStyle w:val="Compact"/>
-        <w:spacing w:before="0" w:after="0"/>
+        <w:numPr>
+          <w:ilvl w:val="0"/>
+          <w:numId w:val="1012"/>
+        </w:numPr>
       </w:pPr>
       <w:r>
         <w:rPr>
@@ -24089,7 +23858,7 @@
         <m:sSup>
           <m:e>
             <m:r>
-              <m:t xml:space="preserve"> </m:t>
+              <m:t>​</m:t>
             </m:r>
           </m:e>
           <m:sup>
@@ -31604,14 +31373,6 @@
       <w:tblPr>
         <w:tblStyle w:val="Table"/>
         <w:tblW w:type="auto" w:w="0"/>
-        <w:tblBorders>
-          <w:top w:val="single" w:sz="12" w:space="0" w:color="000000"/>
-          <w:left w:val="none" w:sz="0" w:space="0" w:color="auto"/>
-          <w:bottom w:val="single" w:sz="12" w:space="0" w:color="000000"/>
-          <w:right w:val="none" w:sz="0" w:space="0" w:color="auto"/>
-          <w:insideH w:val="none" w:sz="0" w:space="0" w:color="auto"/>
-          <w:insideV w:val="none" w:sz="0" w:space="0" w:color="auto"/>
-        </w:tblBorders>
         <w:tblLook w:firstRow="1" w:lastRow="0" w:firstColumn="0" w:lastColumn="0" w:noHBand="0" w:noVBand="0" w:val="0020"/>
       </w:tblPr>
       <w:tblGrid>
@@ -31629,11 +31390,7 @@
           <w:tblHeader w:val="on"/>
         </w:trPr>
         <w:tc>
-          <w:tcPr>
-            <w:tcBorders>
-              <w:bottom w:val="single" w:sz="8" w:space="0" w:color="000000"/>
-            </w:tcBorders>
-          </w:tcPr>
+          <w:tcPr/>
           <w:p>
             <w:pPr>
               <w:pStyle w:val="Compact"/>
@@ -31656,11 +31413,7 @@
           </w:p>
         </w:tc>
         <w:tc>
-          <w:tcPr>
-            <w:tcBorders>
-              <w:bottom w:val="single" w:sz="8" w:space="0" w:color="000000"/>
-            </w:tcBorders>
-          </w:tcPr>
+          <w:tcPr/>
           <w:p>
             <w:pPr>
               <w:pStyle w:val="Compact"/>
@@ -31676,11 +31429,7 @@
           </w:p>
         </w:tc>
         <w:tc>
-          <w:tcPr>
-            <w:tcBorders>
-              <w:bottom w:val="single" w:sz="8" w:space="0" w:color="000000"/>
-            </w:tcBorders>
-          </w:tcPr>
+          <w:tcPr/>
           <w:p>
             <w:pPr>
               <w:pStyle w:val="Compact"/>
@@ -31696,11 +31445,7 @@
           </w:p>
         </w:tc>
         <w:tc>
-          <w:tcPr>
-            <w:tcBorders>
-              <w:bottom w:val="single" w:sz="8" w:space="0" w:color="000000"/>
-            </w:tcBorders>
-          </w:tcPr>
+          <w:tcPr/>
           <w:p>
             <w:pPr>
               <w:pStyle w:val="Compact"/>
@@ -31716,11 +31461,7 @@
           </w:p>
         </w:tc>
         <w:tc>
-          <w:tcPr>
-            <w:tcBorders>
-              <w:bottom w:val="single" w:sz="8" w:space="0" w:color="000000"/>
-            </w:tcBorders>
-          </w:tcPr>
+          <w:tcPr/>
           <w:p>
             <w:pPr>
               <w:pStyle w:val="Compact"/>
@@ -31743,11 +31484,7 @@
           </w:p>
         </w:tc>
         <w:tc>
-          <w:tcPr>
-            <w:tcBorders>
-              <w:bottom w:val="single" w:sz="8" w:space="0" w:color="000000"/>
-            </w:tcBorders>
-          </w:tcPr>
+          <w:tcPr/>
           <w:p>
             <w:pPr>
               <w:pStyle w:val="Compact"/>
@@ -31763,11 +31500,7 @@
           </w:p>
         </w:tc>
         <w:tc>
-          <w:tcPr>
-            <w:tcBorders>
-              <w:bottom w:val="single" w:sz="8" w:space="0" w:color="000000"/>
-            </w:tcBorders>
-          </w:tcPr>
+          <w:tcPr/>
           <w:p>
             <w:pPr>
               <w:pStyle w:val="Compact"/>
@@ -31783,11 +31516,7 @@
           </w:p>
         </w:tc>
         <w:tc>
-          <w:tcPr>
-            <w:tcBorders>
-              <w:bottom w:val="single" w:sz="8" w:space="0" w:color="000000"/>
-            </w:tcBorders>
-          </w:tcPr>
+          <w:tcPr/>
           <w:p>
             <w:pPr>
               <w:pStyle w:val="Compact"/>
@@ -36263,35 +35992,6 @@
       </w:pPr>
       <w:r>
         <w:rPr>
-          <w:rFonts w:ascii="Times New Roman" w:hAnsi="Times New Roman" w:eastAsia="Times New Roman" w:cs="Times New Roman"/>
-        </w:rPr>
-        <w:t xml:space="preserve">4 </w:t>
-      </w:r>
-      <w:r>
-        <w:rPr>
-          <w:rFonts w:hint="eastAsia" w:ascii="Times New Roman" w:hAnsi="Times New Roman" w:eastAsia="Times New Roman" w:cs="Times New Roman"/>
-        </w:rPr>
-        <w:t>(8</w:t>
-      </w:r>
-      <w:r>
-        <w:rPr>
-          <w:rFonts w:hint="eastAsia" w:ascii="Times New Roman" w:hAnsi="Times New Roman" w:eastAsia="FangSong" w:cs="Times New Roman"/>
-        </w:rPr>
-        <w:t>分</w:t>
-      </w:r>
-      <w:r>
-        <w:rPr>
-          <w:rFonts w:hint="eastAsia" w:ascii="Times New Roman" w:hAnsi="Times New Roman" w:eastAsia="Times New Roman" w:cs="Times New Roman"/>
-        </w:rPr>
-        <w:t>)&gt;&gt;&gt;</w:t>
-      </w:r>
-    </w:p>
-    <w:p>
-      <w:pPr>
-        <w:pStyle w:val="BodyText"/>
-      </w:pPr>
-      <w:r>
-        <w:rPr>
           <w:rFonts w:hint="eastAsia" w:ascii="Times New Roman" w:hAnsi="Times New Roman" w:eastAsia="FangSong" w:cs="Times New Roman"/>
         </w:rPr>
         <w:t xml:space="preserve">使一定量</w:t>
@@ -36462,7 +36162,7 @@
         <m:sSup>
           <m:e>
             <m:r>
-              <m:t xml:space="preserve"> </m:t>
+              <m:t>​</m:t>
             </m:r>
           </m:e>
           <m:sup>
@@ -36560,7 +36260,7 @@
         <m:sSub>
           <m:e>
             <m:r>
-              <m:t xml:space="preserve"> </m:t>
+              <m:t>​</m:t>
             </m:r>
           </m:e>
           <m:sub>
@@ -36592,7 +36292,7 @@
         <m:sSub>
           <m:e>
             <m:r>
-              <m:t xml:space="preserve"> </m:t>
+              <m:t>​</m:t>
             </m:r>
           </m:e>
           <m:sub>
@@ -36624,7 +36324,7 @@
         <m:sSub>
           <m:e>
             <m:r>
-              <m:t xml:space="preserve"> </m:t>
+              <m:t>​</m:t>
             </m:r>
           </m:e>
           <m:sub>
@@ -36668,7 +36368,7 @@
         <m:sSup>
           <m:e>
             <m:r>
-              <m:t xml:space="preserve"> </m:t>
+              <m:t>​</m:t>
             </m:r>
           </m:e>
           <m:sup>
@@ -40794,7 +40494,7 @@
     <ns0:rPr>
       <ns0:rFonts ns0:ascii="Times New Roman" ns0:cs="Times New Roman" ns0:eastAsia="SimHei" ns0:hAnsi="Times New Roman"/>
       <ns0:b/>
-      <ns0:color ns0:val="000000"/>
+      <ns0:color ns0:val="17324D"/>
       <ns0:sz ns0:val="44"/>
       <ns0:szCs ns0:val="56"/>
     </ns0:rPr>
@@ -40936,7 +40636,7 @@
     <ns0:rPr>
       <ns0:rFonts ns0:ascii="Times New Roman" ns0:cs="Times New Roman" ns0:eastAsia="SimHei" ns0:hAnsi="Times New Roman"/>
       <ns0:b/>
-      <ns0:color ns0:val="000000"/>
+      <ns0:color ns0:val="17324D"/>
       <ns0:sz ns0:val="32"/>
       <ns0:szCs ns0:val="40"/>
     </ns0:rPr>
@@ -40960,7 +40660,7 @@
     <ns0:rPr>
       <ns0:rFonts ns0:ascii="Times New Roman" ns0:cs="Times New Roman" ns0:eastAsia="SimHei" ns0:hAnsi="Times New Roman"/>
       <ns0:b/>
-      <ns0:color ns0:val="000000"/>
+      <ns0:color ns0:val="17324D"/>
       <ns0:sz ns0:val="28"/>
       <ns0:szCs ns0:val="32"/>
     </ns0:rPr>
@@ -40984,7 +40684,7 @@
     <ns0:rPr>
       <ns0:rFonts ns0:ascii="Times New Roman" ns0:cs="Times New Roman" ns0:eastAsia="SimHei" ns0:hAnsi="Times New Roman"/>
       <ns0:b/>
-      <ns0:color ns0:val="000000"/>
+      <ns0:color ns0:val="17324D"/>
       <ns0:sz ns0:val="25"/>
       <ns0:szCs ns0:val="28"/>
     </ns0:rPr>

--- a/00-首页/题组Word/第一轮·综合套卷/第一轮综合卷08（教师版）.docx
+++ b/00-首页/题组Word/第一轮·综合套卷/第一轮综合卷08（教师版）.docx
@@ -40,6 +40,282 @@
         <w:t>卷</w:t>
       </w:r>
     </w:p>
+    <w:p>
+      <w:pPr>
+        <w:pStyle w:val="BlockText"/>
+        <w:ind w:firstLine="420"/>
+      </w:pPr>
+      <w:r>
+        <w:rPr>
+          <w:rFonts w:hint="eastAsia" w:ascii="Times New Roman" w:hAnsi="Times New Roman" w:eastAsia="FangSong" w:cs="Times New Roman"/>
+          <w:b/>
+          <w:bCs/>
+        </w:rPr>
+        <w:t xml:space="preserve">题源</w:t>
+      </w:r>
+      <w:r>
+        <w:rPr>
+          <w:rFonts w:hint="eastAsia" w:ascii="Times New Roman" w:hAnsi="Times New Roman" w:eastAsia="Times New Roman" w:cs="Times New Roman"/>
+        </w:rPr>
+        <w:t>：</w:t>
+      </w:r>
+      <w:r>
+        <w:rPr>
+          <w:rFonts w:hint="eastAsia" w:ascii="Times New Roman" w:hAnsi="Times New Roman" w:eastAsia="FangSong" w:cs="Times New Roman"/>
+        </w:rPr>
+        <w:t>竞赛导向题集</w:t>
+      </w:r>
+      <w:r>
+        <w:rPr>
+          <w:rFonts w:hint="eastAsia" w:ascii="Times New Roman" w:hAnsi="Times New Roman" w:eastAsia="Times New Roman" w:cs="Times New Roman"/>
+        </w:rPr>
+        <w:t>（</w:t>
+      </w:r>
+      <w:r>
+        <w:rPr>
+          <w:rFonts w:hint="eastAsia" w:ascii="Times New Roman" w:hAnsi="Times New Roman" w:eastAsia="FangSong" w:cs="Times New Roman"/>
+        </w:rPr>
+        <w:t>真题</w:t>
+      </w:r>
+      <w:r>
+        <w:rPr>
+          <w:rFonts w:hint="eastAsia" w:ascii="Times New Roman" w:hAnsi="Times New Roman" w:eastAsia="Times New Roman" w:cs="Times New Roman"/>
+        </w:rPr>
+        <w:t>／</w:t>
+      </w:r>
+      <w:r>
+        <w:rPr>
+          <w:rFonts w:hint="eastAsia" w:ascii="Times New Roman" w:hAnsi="Times New Roman" w:eastAsia="FangSong" w:cs="Times New Roman"/>
+        </w:rPr>
+        <w:t>专项卷</w:t>
+      </w:r>
+      <w:r>
+        <w:rPr>
+          <w:rFonts w:hint="eastAsia" w:ascii="Times New Roman" w:hAnsi="Times New Roman" w:eastAsia="Times New Roman" w:cs="Times New Roman"/>
+        </w:rPr>
+        <w:t>／</w:t>
+      </w:r>
+      <w:r>
+        <w:rPr>
+          <w:rFonts w:hint="eastAsia" w:ascii="Times New Roman" w:hAnsi="Times New Roman" w:eastAsia="FangSong" w:cs="Times New Roman"/>
+        </w:rPr>
+        <w:t>竞赛教程</w:t>
+      </w:r>
+      <w:r>
+        <w:rPr>
+          <w:rFonts w:hint="eastAsia" w:ascii="Times New Roman" w:hAnsi="Times New Roman" w:eastAsia="Times New Roman" w:cs="Times New Roman"/>
+        </w:rPr>
+        <w:t>／</w:t>
+      </w:r>
+      <w:r>
+        <w:rPr>
+          <w:rFonts w:hint="eastAsia" w:ascii="Times New Roman" w:hAnsi="Times New Roman" w:eastAsia="FangSong" w:cs="Times New Roman"/>
+        </w:rPr>
+        <w:t>竞赛讲义</w:t>
+      </w:r>
+      <w:r>
+        <w:rPr>
+          <w:rFonts w:hint="eastAsia" w:ascii="Times New Roman" w:hAnsi="Times New Roman" w:eastAsia="Times New Roman" w:cs="Times New Roman"/>
+        </w:rPr>
+        <w:t>），</w:t>
+      </w:r>
+      <w:r>
+        <w:rPr>
+          <w:rFonts w:hint="eastAsia" w:ascii="Times New Roman" w:hAnsi="Times New Roman" w:eastAsia="FangSong" w:cs="Times New Roman"/>
+        </w:rPr>
+        <w:t>不含大学教材课后习题</w:t>
+      </w:r>
+      <w:r>
+        <w:rPr>
+          <w:rFonts w:hint="eastAsia" w:ascii="Times New Roman" w:hAnsi="Times New Roman" w:eastAsia="Times New Roman" w:cs="Times New Roman"/>
+        </w:rPr>
+        <w:t>。</w:t>
+      </w:r>
+      <w:r>
+        <w:rPr>
+          <w:rFonts w:ascii="Times New Roman" w:hAnsi="Times New Roman" w:eastAsia="Times New Roman" w:cs="Times New Roman"/>
+        </w:rPr>
+        <w:t xml:space="preserve"> </w:t>
+      </w:r>
+      <w:r>
+        <w:rPr>
+          <w:rFonts w:hint="eastAsia" w:ascii="Times New Roman" w:hAnsi="Times New Roman" w:eastAsia="FangSong" w:cs="Times New Roman"/>
+          <w:b/>
+          <w:bCs/>
+        </w:rPr>
+        <w:t xml:space="preserve">构成</w:t>
+      </w:r>
+      <w:r>
+        <w:rPr>
+          <w:rFonts w:hint="eastAsia" w:ascii="Times New Roman" w:hAnsi="Times New Roman" w:eastAsia="Times New Roman" w:cs="Times New Roman"/>
+        </w:rPr>
+        <w:t>：</w:t>
+      </w:r>
+      <w:r>
+        <w:rPr>
+          <w:rFonts w:hint="eastAsia" w:ascii="Times New Roman" w:hAnsi="Times New Roman" w:eastAsia="FangSong" w:cs="Times New Roman"/>
+        </w:rPr>
+        <w:t>共</w:t>
+      </w:r>
+      <w:r>
+        <w:rPr>
+          <w:rFonts w:ascii="Times New Roman" w:hAnsi="Times New Roman" w:eastAsia="Times New Roman" w:cs="Times New Roman"/>
+        </w:rPr>
+        <w:t xml:space="preserve"> 26 </w:t>
+      </w:r>
+      <w:r>
+        <w:rPr>
+          <w:rFonts w:hint="eastAsia" w:ascii="Times New Roman" w:hAnsi="Times New Roman" w:eastAsia="FangSong" w:cs="Times New Roman"/>
+        </w:rPr>
+        <w:t>题</w:t>
+      </w:r>
+      <w:r>
+        <w:rPr>
+          <w:rFonts w:hint="eastAsia" w:ascii="Times New Roman" w:hAnsi="Times New Roman" w:eastAsia="Times New Roman" w:cs="Times New Roman"/>
+        </w:rPr>
+        <w:t>（</w:t>
+      </w:r>
+      <w:r>
+        <w:rPr>
+          <w:rFonts w:hint="eastAsia" w:ascii="Times New Roman" w:hAnsi="Times New Roman" w:eastAsia="FangSong" w:cs="Times New Roman"/>
+        </w:rPr>
+        <w:t>结构化学</w:t>
+      </w:r>
+      <w:r>
+        <w:rPr>
+          <w:rFonts w:ascii="Times New Roman" w:hAnsi="Times New Roman" w:eastAsia="Times New Roman" w:cs="Times New Roman"/>
+        </w:rPr>
+        <w:t xml:space="preserve"> 14 </w:t>
+      </w:r>
+      <w:r>
+        <w:rPr>
+          <w:rFonts w:hint="eastAsia" w:ascii="Times New Roman" w:hAnsi="Times New Roman" w:eastAsia="Times New Roman" w:cs="Times New Roman"/>
+        </w:rPr>
+        <w:t xml:space="preserve">＋</w:t>
+      </w:r>
+      <w:r>
+        <w:rPr>
+          <w:rFonts w:ascii="Times New Roman" w:hAnsi="Times New Roman" w:eastAsia="Times New Roman" w:cs="Times New Roman"/>
+        </w:rPr>
+        <w:t xml:space="preserve"> </w:t>
+      </w:r>
+      <w:r>
+        <w:rPr>
+          <w:rFonts w:hint="eastAsia" w:ascii="Times New Roman" w:hAnsi="Times New Roman" w:eastAsia="FangSong" w:cs="Times New Roman"/>
+        </w:rPr>
+        <w:t xml:space="preserve">化学原理</w:t>
+      </w:r>
+      <w:r>
+        <w:rPr>
+          <w:rFonts w:ascii="Times New Roman" w:hAnsi="Times New Roman" w:eastAsia="Times New Roman" w:cs="Times New Roman"/>
+        </w:rPr>
+        <w:t xml:space="preserve"> </w:t>
+      </w:r>
+      <w:r>
+        <w:rPr>
+          <w:rFonts w:hint="eastAsia" w:ascii="Times New Roman" w:hAnsi="Times New Roman" w:eastAsia="Times New Roman" w:cs="Times New Roman"/>
+        </w:rPr>
+        <w:t>12）；</w:t>
+      </w:r>
+      <w:r>
+        <w:rPr>
+          <w:rFonts w:hint="eastAsia" w:ascii="Times New Roman" w:hAnsi="Times New Roman" w:eastAsia="FangSong" w:cs="Times New Roman"/>
+        </w:rPr>
+        <w:t>基础</w:t>
+      </w:r>
+      <w:r>
+        <w:rPr>
+          <w:rFonts w:ascii="Times New Roman" w:hAnsi="Times New Roman" w:eastAsia="Times New Roman" w:cs="Times New Roman"/>
+        </w:rPr>
+        <w:t xml:space="preserve"> 6 </w:t>
+      </w:r>
+      <w:r>
+        <w:rPr>
+          <w:rFonts w:hint="eastAsia" w:ascii="Times New Roman" w:hAnsi="Times New Roman" w:eastAsia="Times New Roman" w:cs="Times New Roman"/>
+        </w:rPr>
+        <w:t xml:space="preserve">＋</w:t>
+      </w:r>
+      <w:r>
+        <w:rPr>
+          <w:rFonts w:ascii="Times New Roman" w:hAnsi="Times New Roman" w:eastAsia="Times New Roman" w:cs="Times New Roman"/>
+        </w:rPr>
+        <w:t xml:space="preserve"> </w:t>
+      </w:r>
+      <w:r>
+        <w:rPr>
+          <w:rFonts w:hint="eastAsia" w:ascii="Times New Roman" w:hAnsi="Times New Roman" w:eastAsia="FangSong" w:cs="Times New Roman"/>
+        </w:rPr>
+        <w:t xml:space="preserve">进阶</w:t>
+      </w:r>
+      <w:r>
+        <w:rPr>
+          <w:rFonts w:ascii="Times New Roman" w:hAnsi="Times New Roman" w:eastAsia="Times New Roman" w:cs="Times New Roman"/>
+        </w:rPr>
+        <w:t xml:space="preserve"> 16 </w:t>
+      </w:r>
+      <w:r>
+        <w:rPr>
+          <w:rFonts w:hint="eastAsia" w:ascii="Times New Roman" w:hAnsi="Times New Roman" w:eastAsia="Times New Roman" w:cs="Times New Roman"/>
+        </w:rPr>
+        <w:t xml:space="preserve">＋</w:t>
+      </w:r>
+      <w:r>
+        <w:rPr>
+          <w:rFonts w:ascii="Times New Roman" w:hAnsi="Times New Roman" w:eastAsia="Times New Roman" w:cs="Times New Roman"/>
+        </w:rPr>
+        <w:t xml:space="preserve"> </w:t>
+      </w:r>
+      <w:r>
+        <w:rPr>
+          <w:rFonts w:hint="eastAsia" w:ascii="Times New Roman" w:hAnsi="Times New Roman" w:eastAsia="FangSong" w:cs="Times New Roman"/>
+        </w:rPr>
+        <w:t xml:space="preserve">挑战</w:t>
+      </w:r>
+      <w:r>
+        <w:rPr>
+          <w:rFonts w:ascii="Times New Roman" w:hAnsi="Times New Roman" w:eastAsia="Times New Roman" w:cs="Times New Roman"/>
+        </w:rPr>
+        <w:t xml:space="preserve"> 4。</w:t>
+      </w:r>
+      <w:r>
+        <w:rPr>
+          <w:rFonts w:ascii="Times New Roman" w:hAnsi="Times New Roman" w:eastAsia="Times New Roman" w:cs="Times New Roman"/>
+        </w:rPr>
+        <w:t xml:space="preserve"> </w:t>
+      </w:r>
+      <w:r>
+        <w:rPr>
+          <w:rFonts w:hint="eastAsia" w:ascii="Times New Roman" w:hAnsi="Times New Roman" w:eastAsia="FangSong" w:cs="Times New Roman"/>
+          <w:b/>
+          <w:bCs/>
+        </w:rPr>
+        <w:t xml:space="preserve">学生版</w:t>
+      </w:r>
+      <w:r>
+        <w:rPr>
+          <w:rFonts w:hint="eastAsia" w:ascii="Times New Roman" w:hAnsi="Times New Roman" w:eastAsia="FangSong" w:cs="Times New Roman"/>
+        </w:rPr>
+        <w:t>同题号同序</w:t>
+      </w:r>
+      <w:r>
+        <w:rPr>
+          <w:rFonts w:hint="eastAsia" w:ascii="Times New Roman" w:hAnsi="Times New Roman" w:eastAsia="Times New Roman" w:cs="Times New Roman"/>
+        </w:rPr>
+        <w:t>，</w:t>
+      </w:r>
+      <w:r>
+        <w:rPr>
+          <w:rFonts w:hint="eastAsia" w:ascii="Times New Roman" w:hAnsi="Times New Roman" w:eastAsia="FangSong" w:cs="Times New Roman"/>
+        </w:rPr>
+        <w:t>可直接印发</w:t>
+      </w:r>
+      <w:r>
+        <w:rPr>
+          <w:rFonts w:hint="eastAsia" w:ascii="Times New Roman" w:hAnsi="Times New Roman" w:eastAsia="Times New Roman" w:cs="Times New Roman"/>
+        </w:rPr>
+        <w:t>。</w:t>
+      </w:r>
+    </w:p>
     <w:bookmarkStart w:id="9" w:name="难度总览"/>
     <w:p>
       <w:pPr>
@@ -58,6 +334,15 @@
         <w:tblStyle w:val="Table"/>
         <w:tblW w:type="auto" w:w="0"/>
         <w:tblLook w:firstRow="1" w:lastRow="0" w:firstColumn="0" w:lastColumn="0" w:noHBand="0" w:noVBand="0" w:val="0020"/>
+        <w:jc w:val="center"/>
+        <w:tblBorders>
+          <w:top w:val="single" w:sz="12" w:space="0" w:color="333333"/>
+          <w:bottom w:val="single" w:sz="12" w:space="0" w:color="333333"/>
+          <w:left w:val="none"/>
+          <w:right w:val="none"/>
+          <w:insideH w:val="none"/>
+          <w:insideV w:val="none"/>
+        </w:tblBorders>
       </w:tblPr>
       <w:tblGrid>
         <w:gridCol w:w="2640"/>
@@ -69,7 +354,11 @@
           <w:tblHeader w:val="on"/>
         </w:trPr>
         <w:tc>
-          <w:tcPr/>
+          <w:tcPr>
+            <w:tcBorders>
+              <w:bottom w:val="single" w:sz="6" w:space="0" w:color="333333"/>
+            </w:tcBorders>
+          </w:tcPr>
           <w:p>
             <w:pPr>
               <w:pStyle w:val="Compact"/>
@@ -85,7 +374,11 @@
           </w:p>
         </w:tc>
         <w:tc>
-          <w:tcPr/>
+          <w:tcPr>
+            <w:tcBorders>
+              <w:bottom w:val="single" w:sz="6" w:space="0" w:color="333333"/>
+            </w:tcBorders>
+          </w:tcPr>
           <w:p>
             <w:pPr>
               <w:pStyle w:val="Compact"/>
@@ -101,7 +394,11 @@
           </w:p>
         </w:tc>
         <w:tc>
-          <w:tcPr/>
+          <w:tcPr>
+            <w:tcBorders>
+              <w:bottom w:val="single" w:sz="6" w:space="0" w:color="333333"/>
+            </w:tcBorders>
+          </w:tcPr>
           <w:p>
             <w:pPr>
               <w:pStyle w:val="Compact"/>
@@ -311,6 +608,7 @@
     <w:p>
       <w:pPr>
         <w:pStyle w:val="BlockText"/>
+        <w:ind w:firstLine="420"/>
       </w:pPr>
       <w:r>
         <w:rPr>
@@ -334,6 +632,7 @@
     <w:p>
       <w:pPr>
         <w:pStyle w:val="FirstParagraph"/>
+        <w:ind w:firstLine="420"/>
       </w:pPr>
       <w:r>
         <w:rPr>
@@ -793,6 +1092,7 @@
     <w:p>
       <w:pPr>
         <w:pStyle w:val="BodyText"/>
+        <w:ind w:firstLine="420"/>
       </w:pPr>
       <w:r>
         <w:rPr>
@@ -812,6 +1112,7 @@
     <w:p>
       <w:pPr>
         <w:pStyle w:val="BodyText"/>
+        <w:ind w:firstLine="420"/>
       </w:pPr>
       <w:r>
         <w:rPr>
@@ -828,6 +1129,16 @@
           <w:bCs/>
         </w:rPr>
         <w:t>：B</w:t>
+      </w:r>
+    </w:p>
+    <w:p>
+      <w:pPr>
+        <w:spacing w:before="160" w:after="80"/>
+      </w:pPr>
+      <w:r>
+        <w:pict>
+          <v:rect style="width:0;height:1.5pt" o:hralign="center" o:hrstd="t" o:hr="t"/>
+        </w:pict>
       </w:r>
     </w:p>
     <w:p>
@@ -869,6 +1180,7 @@
     <w:p>
       <w:pPr>
         <w:pStyle w:val="BlockText"/>
+        <w:ind w:firstLine="420"/>
       </w:pPr>
       <w:r>
         <w:rPr>
@@ -892,6 +1204,7 @@
     <w:p>
       <w:pPr>
         <w:pStyle w:val="FirstParagraph"/>
+        <w:ind w:firstLine="420"/>
       </w:pPr>
       <w:r>
         <w:rPr>
@@ -980,7 +1293,19 @@
         <w:rPr>
           <w:rFonts w:ascii="Times New Roman" w:hAnsi="Times New Roman" w:eastAsia="Times New Roman" w:cs="Times New Roman"/>
         </w:rPr>
-        <w:t xml:space="preserve">A. 2s B.</w:t>
+        <w:t xml:space="preserve">- A. 2s</w:t>
+      </w:r>
+      <w:r>
+        <w:rPr>
+          <w:rFonts w:ascii="Times New Roman" w:hAnsi="Times New Roman" w:eastAsia="Times New Roman" w:cs="Times New Roman"/>
+        </w:rPr>
+        <w:t xml:space="preserve"> </w:t>
+      </w:r>
+      <w:r>
+        <w:rPr>
+          <w:rFonts w:ascii="Times New Roman" w:hAnsi="Times New Roman" w:eastAsia="Times New Roman" w:cs="Times New Roman"/>
+        </w:rPr>
+        <w:t xml:space="preserve">- B.</w:t>
       </w:r>
       <w:r>
         <w:rPr>
@@ -1015,7 +1340,7 @@
         <w:rPr>
           <w:rFonts w:ascii="Times New Roman" w:hAnsi="Times New Roman" w:eastAsia="Times New Roman" w:cs="Times New Roman"/>
         </w:rPr>
-        <w:t xml:space="preserve">C.</w:t>
+        <w:t xml:space="preserve">- C.</w:t>
       </w:r>
       <w:r>
         <w:rPr>
@@ -1050,7 +1375,7 @@
         <w:rPr>
           <w:rFonts w:ascii="Times New Roman" w:hAnsi="Times New Roman" w:eastAsia="Times New Roman" w:cs="Times New Roman"/>
         </w:rPr>
-        <w:t xml:space="preserve">D.</w:t>
+        <w:t xml:space="preserve">- D.</w:t>
       </w:r>
       <w:r>
         <w:rPr>
@@ -1079,6 +1404,7 @@
     <w:p>
       <w:pPr>
         <w:pStyle w:val="BodyText"/>
+        <w:ind w:firstLine="420"/>
       </w:pPr>
       <w:r>
         <w:rPr>
@@ -1098,6 +1424,7 @@
     <w:p>
       <w:pPr>
         <w:pStyle w:val="BodyText"/>
+        <w:ind w:firstLine="420"/>
       </w:pPr>
       <w:r>
         <w:rPr>
@@ -1114,6 +1441,16 @@
           <w:bCs/>
         </w:rPr>
         <w:t>：D</w:t>
+      </w:r>
+    </w:p>
+    <w:p>
+      <w:pPr>
+        <w:spacing w:before="160" w:after="80"/>
+      </w:pPr>
+      <w:r>
+        <w:pict>
+          <v:rect style="width:0;height:1.5pt" o:hralign="center" o:hrstd="t" o:hr="t"/>
+        </w:pict>
       </w:r>
     </w:p>
     <w:p>
@@ -1155,6 +1492,7 @@
     <w:p>
       <w:pPr>
         <w:pStyle w:val="BlockText"/>
+        <w:ind w:firstLine="420"/>
       </w:pPr>
       <w:r>
         <w:rPr>
@@ -1178,6 +1516,7 @@
     <w:p>
       <w:pPr>
         <w:pStyle w:val="FirstParagraph"/>
+        <w:ind w:firstLine="420"/>
       </w:pPr>
       <w:r>
         <w:rPr>
@@ -1314,6 +1653,7 @@
     <w:p>
       <w:pPr>
         <w:pStyle w:val="BodyText"/>
+        <w:ind w:firstLine="420"/>
       </w:pPr>
       <w:r>
         <w:rPr>
@@ -1333,6 +1673,7 @@
     <w:p>
       <w:pPr>
         <w:pStyle w:val="BodyText"/>
+        <w:ind w:firstLine="420"/>
       </w:pPr>
       <w:r>
         <w:rPr>
@@ -1349,6 +1690,16 @@
           <w:bCs/>
         </w:rPr>
         <w:t>：B</w:t>
+      </w:r>
+    </w:p>
+    <w:p>
+      <w:pPr>
+        <w:spacing w:before="160" w:after="80"/>
+      </w:pPr>
+      <w:r>
+        <w:pict>
+          <v:rect style="width:0;height:1.5pt" o:hralign="center" o:hrstd="t" o:hr="t"/>
+        </w:pict>
       </w:r>
     </w:p>
     <w:p>
@@ -1390,6 +1741,7 @@
     <w:p>
       <w:pPr>
         <w:pStyle w:val="BlockText"/>
+        <w:ind w:firstLine="420"/>
       </w:pPr>
       <w:r>
         <w:rPr>
@@ -1413,6 +1765,7 @@
     <w:p>
       <w:pPr>
         <w:pStyle w:val="FirstParagraph"/>
+        <w:ind w:firstLine="420"/>
       </w:pPr>
       <w:r>
         <w:rPr>
@@ -1442,7 +1795,7 @@
         <w:rPr>
           <w:rFonts w:ascii="Times New Roman" w:hAnsi="Times New Roman" w:eastAsia="Times New Roman" w:cs="Times New Roman"/>
         </w:rPr>
-        <w:t xml:space="preserve">A.</w:t>
+        <w:t xml:space="preserve">- A.</w:t>
       </w:r>
       <w:r>
         <w:rPr>
@@ -1474,7 +1827,31 @@
         <w:rPr>
           <w:rFonts w:ascii="Times New Roman" w:hAnsi="Times New Roman" w:eastAsia="Times New Roman" w:cs="Times New Roman"/>
         </w:rPr>
-        <w:t xml:space="preserve">B. CO C. HF D.</w:t>
+        <w:t xml:space="preserve">- B. CO</w:t>
+      </w:r>
+      <w:r>
+        <w:rPr>
+          <w:rFonts w:ascii="Times New Roman" w:hAnsi="Times New Roman" w:eastAsia="Times New Roman" w:cs="Times New Roman"/>
+        </w:rPr>
+        <w:t xml:space="preserve"> </w:t>
+      </w:r>
+      <w:r>
+        <w:rPr>
+          <w:rFonts w:ascii="Times New Roman" w:hAnsi="Times New Roman" w:eastAsia="Times New Roman" w:cs="Times New Roman"/>
+        </w:rPr>
+        <w:t xml:space="preserve">- C. HF</w:t>
+      </w:r>
+      <w:r>
+        <w:rPr>
+          <w:rFonts w:ascii="Times New Roman" w:hAnsi="Times New Roman" w:eastAsia="Times New Roman" w:cs="Times New Roman"/>
+        </w:rPr>
+        <w:t xml:space="preserve"> </w:t>
+      </w:r>
+      <w:r>
+        <w:rPr>
+          <w:rFonts w:ascii="Times New Roman" w:hAnsi="Times New Roman" w:eastAsia="Times New Roman" w:cs="Times New Roman"/>
+        </w:rPr>
+        <w:t xml:space="preserve">- D.</w:t>
       </w:r>
       <w:r>
         <w:rPr>
@@ -1503,6 +1880,7 @@
     <w:p>
       <w:pPr>
         <w:pStyle w:val="BodyText"/>
+        <w:ind w:firstLine="420"/>
       </w:pPr>
       <w:r>
         <w:rPr>
@@ -1522,6 +1900,7 @@
     <w:p>
       <w:pPr>
         <w:pStyle w:val="BodyText"/>
+        <w:ind w:firstLine="420"/>
       </w:pPr>
       <w:r>
         <w:rPr>
@@ -1538,6 +1917,16 @@
           <w:bCs/>
         </w:rPr>
         <w:t>：A</w:t>
+      </w:r>
+    </w:p>
+    <w:p>
+      <w:pPr>
+        <w:spacing w:before="160" w:after="80"/>
+      </w:pPr>
+      <w:r>
+        <w:pict>
+          <v:rect style="width:0;height:1.5pt" o:hralign="center" o:hrstd="t" o:hr="t"/>
+        </w:pict>
       </w:r>
     </w:p>
     <w:p>
@@ -1579,6 +1968,7 @@
     <w:p>
       <w:pPr>
         <w:pStyle w:val="BlockText"/>
+        <w:ind w:firstLine="420"/>
       </w:pPr>
       <w:r>
         <w:rPr>
@@ -1632,6 +2022,7 @@
     <w:p>
       <w:pPr>
         <w:pStyle w:val="FirstParagraph"/>
+        <w:ind w:firstLine="420"/>
       </w:pPr>
       <w:r>
         <w:rPr>
@@ -2426,6 +2817,7 @@
     <w:p>
       <w:pPr>
         <w:pStyle w:val="FirstParagraph"/>
+        <w:ind w:firstLine="420"/>
       </w:pPr>
       <w:r>
         <w:rPr>
@@ -2518,49 +2910,77 @@
         </w:rPr>
         <w:t>-1</w:t>
       </w:r>
-      <w:r>
-        <w:rPr>
-          <w:rFonts w:ascii="Times New Roman" w:hAnsi="Times New Roman" w:eastAsia="Times New Roman" w:cs="Times New Roman"/>
-        </w:rPr>
-        <w:t xml:space="preserve">　　B. −468 kJ mol</w:t>
-      </w:r>
-      <w:r>
-        <w:rPr>
-          <w:rFonts w:ascii="Times New Roman" w:hAnsi="Times New Roman" w:eastAsia="Times New Roman" w:cs="Times New Roman"/>
-          <w:vertAlign w:val="superscript"/>
-        </w:rPr>
-        <w:t>-1</w:t>
-      </w:r>
-      <w:r>
-        <w:rPr>
-          <w:rFonts w:ascii="Times New Roman" w:hAnsi="Times New Roman" w:eastAsia="Times New Roman" w:cs="Times New Roman"/>
-        </w:rPr>
-        <w:t xml:space="preserve">　　C. −186 kJ mol</w:t>
-      </w:r>
-      <w:r>
-        <w:rPr>
-          <w:rFonts w:ascii="Times New Roman" w:hAnsi="Times New Roman" w:eastAsia="Times New Roman" w:cs="Times New Roman"/>
-          <w:vertAlign w:val="superscript"/>
-        </w:rPr>
-        <w:t>-1</w:t>
-      </w:r>
-      <w:r>
-        <w:rPr>
-          <w:rFonts w:ascii="Times New Roman" w:hAnsi="Times New Roman" w:eastAsia="Times New Roman" w:cs="Times New Roman"/>
-        </w:rPr>
-        <w:t xml:space="preserve">　　D. 468 kJ mol</w:t>
-      </w:r>
-      <w:r>
-        <w:rPr>
-          <w:rFonts w:ascii="Times New Roman" w:hAnsi="Times New Roman" w:eastAsia="Times New Roman" w:cs="Times New Roman"/>
-          <w:vertAlign w:val="superscript"/>
-        </w:rPr>
-        <w:t>-1</w:t>
-      </w:r>
     </w:p>
     <w:p>
       <w:pPr>
+        <w:pStyle w:val="Compact"/>
+        <w:numPr>
+          <w:ilvl w:val="0"/>
+          <w:numId w:val="1001"/>
+        </w:numPr>
+      </w:pPr>
+      <w:r>
+        <w:rPr>
+          <w:rFonts w:ascii="Times New Roman" w:hAnsi="Times New Roman" w:eastAsia="Times New Roman" w:cs="Times New Roman"/>
+        </w:rPr>
+        <w:t>B. −468 kJ mol</w:t>
+      </w:r>
+      <w:r>
+        <w:rPr>
+          <w:rFonts w:ascii="Times New Roman" w:hAnsi="Times New Roman" w:eastAsia="Times New Roman" w:cs="Times New Roman"/>
+          <w:vertAlign w:val="superscript"/>
+        </w:rPr>
+        <w:t>-1</w:t>
+      </w:r>
+    </w:p>
+    <w:p>
+      <w:pPr>
+        <w:pStyle w:val="Compact"/>
+        <w:numPr>
+          <w:ilvl w:val="0"/>
+          <w:numId w:val="1001"/>
+        </w:numPr>
+      </w:pPr>
+      <w:r>
+        <w:rPr>
+          <w:rFonts w:ascii="Times New Roman" w:hAnsi="Times New Roman" w:eastAsia="Times New Roman" w:cs="Times New Roman"/>
+        </w:rPr>
+        <w:t>C. −186 kJ mol</w:t>
+      </w:r>
+      <w:r>
+        <w:rPr>
+          <w:rFonts w:ascii="Times New Roman" w:hAnsi="Times New Roman" w:eastAsia="Times New Roman" w:cs="Times New Roman"/>
+          <w:vertAlign w:val="superscript"/>
+        </w:rPr>
+        <w:t>-1</w:t>
+      </w:r>
+    </w:p>
+    <w:p>
+      <w:pPr>
+        <w:pStyle w:val="Compact"/>
+        <w:numPr>
+          <w:ilvl w:val="0"/>
+          <w:numId w:val="1001"/>
+        </w:numPr>
+      </w:pPr>
+      <w:r>
+        <w:rPr>
+          <w:rFonts w:ascii="Times New Roman" w:hAnsi="Times New Roman" w:eastAsia="Times New Roman" w:cs="Times New Roman"/>
+        </w:rPr>
+        <w:t>D. 468 kJ mol</w:t>
+      </w:r>
+      <w:r>
+        <w:rPr>
+          <w:rFonts w:ascii="Times New Roman" w:hAnsi="Times New Roman" w:eastAsia="Times New Roman" w:cs="Times New Roman"/>
+          <w:vertAlign w:val="superscript"/>
+        </w:rPr>
+        <w:t>-1</w:t>
+      </w:r>
+    </w:p>
+    <w:p>
+      <w:pPr>
         <w:pStyle w:val="FirstParagraph"/>
+        <w:ind w:firstLine="420"/>
       </w:pPr>
       <w:r>
         <w:rPr>
@@ -2580,6 +3000,7 @@
     <w:p>
       <w:pPr>
         <w:pStyle w:val="BodyText"/>
+        <w:ind w:firstLine="420"/>
       </w:pPr>
       <w:r>
         <w:rPr>
@@ -2596,6 +3017,16 @@
           <w:bCs/>
         </w:rPr>
         <w:t>：A</w:t>
+      </w:r>
+    </w:p>
+    <w:p>
+      <w:pPr>
+        <w:spacing w:before="160" w:after="80"/>
+      </w:pPr>
+      <w:r>
+        <w:pict>
+          <v:rect style="width:0;height:1.5pt" o:hralign="center" o:hrstd="t" o:hr="t"/>
+        </w:pict>
       </w:r>
     </w:p>
     <w:p>
@@ -2637,6 +3068,7 @@
     <w:p>
       <w:pPr>
         <w:pStyle w:val="BlockText"/>
+        <w:ind w:firstLine="420"/>
       </w:pPr>
       <w:r>
         <w:rPr>
@@ -2660,6 +3092,7 @@
     <w:p>
       <w:pPr>
         <w:pStyle w:val="FirstParagraph"/>
+        <w:ind w:firstLine="420"/>
       </w:pPr>
       <w:r>
         <w:rPr>
@@ -2767,12 +3200,49 @@
         <w:rPr>
           <w:rFonts w:ascii="Times New Roman" w:hAnsi="Times New Roman" w:eastAsia="Times New Roman" w:cs="Times New Roman"/>
         </w:rPr>
-        <w:t xml:space="preserve">A. 354d B. 263d C. 300d D. 454d</w:t>
+        <w:t xml:space="preserve">- A. 354d</w:t>
+      </w:r>
+      <w:r>
+        <w:rPr>
+          <w:rFonts w:ascii="Times New Roman" w:hAnsi="Times New Roman" w:eastAsia="Times New Roman" w:cs="Times New Roman"/>
+        </w:rPr>
+        <w:t xml:space="preserve"> </w:t>
+      </w:r>
+      <w:r>
+        <w:rPr>
+          <w:rFonts w:ascii="Times New Roman" w:hAnsi="Times New Roman" w:eastAsia="Times New Roman" w:cs="Times New Roman"/>
+        </w:rPr>
+        <w:t xml:space="preserve">- B. 263d</w:t>
+      </w:r>
+      <w:r>
+        <w:rPr>
+          <w:rFonts w:ascii="Times New Roman" w:hAnsi="Times New Roman" w:eastAsia="Times New Roman" w:cs="Times New Roman"/>
+        </w:rPr>
+        <w:t xml:space="preserve"> </w:t>
+      </w:r>
+      <w:r>
+        <w:rPr>
+          <w:rFonts w:ascii="Times New Roman" w:hAnsi="Times New Roman" w:eastAsia="Times New Roman" w:cs="Times New Roman"/>
+        </w:rPr>
+        <w:t xml:space="preserve">- C. 300d</w:t>
+      </w:r>
+      <w:r>
+        <w:rPr>
+          <w:rFonts w:ascii="Times New Roman" w:hAnsi="Times New Roman" w:eastAsia="Times New Roman" w:cs="Times New Roman"/>
+        </w:rPr>
+        <w:t xml:space="preserve"> </w:t>
+      </w:r>
+      <w:r>
+        <w:rPr>
+          <w:rFonts w:ascii="Times New Roman" w:hAnsi="Times New Roman" w:eastAsia="Times New Roman" w:cs="Times New Roman"/>
+        </w:rPr>
+        <w:t xml:space="preserve">- D. 454d</w:t>
       </w:r>
     </w:p>
     <w:p>
       <w:pPr>
         <w:pStyle w:val="BodyText"/>
+        <w:ind w:firstLine="420"/>
       </w:pPr>
       <w:r>
         <w:rPr>
@@ -2792,6 +3262,7 @@
     <w:p>
       <w:pPr>
         <w:pStyle w:val="BodyText"/>
+        <w:ind w:firstLine="420"/>
       </w:pPr>
       <w:r>
         <w:rPr>
@@ -2808,6 +3279,16 @@
           <w:bCs/>
         </w:rPr>
         <w:t>：D</w:t>
+      </w:r>
+    </w:p>
+    <w:p>
+      <w:pPr>
+        <w:spacing w:before="160" w:after="80"/>
+      </w:pPr>
+      <w:r>
+        <w:pict>
+          <v:rect style="width:0;height:1.5pt" o:hralign="center" o:hrstd="t" o:hr="t"/>
+        </w:pict>
       </w:r>
     </w:p>
     <w:p>
@@ -2849,6 +3330,7 @@
     <w:p>
       <w:pPr>
         <w:pStyle w:val="BlockText"/>
+        <w:ind w:firstLine="420"/>
       </w:pPr>
       <w:r>
         <w:rPr>
@@ -2896,6 +3378,7 @@
     <w:p>
       <w:pPr>
         <w:pStyle w:val="FirstParagraph"/>
+        <w:ind w:firstLine="420"/>
       </w:pPr>
       <w:r>
         <w:rPr>
@@ -2913,6 +3396,7 @@
     <w:p>
       <w:pPr>
         <w:pStyle w:val="BodyText"/>
+        <w:ind w:firstLine="420"/>
       </w:pPr>
       <w:r>
         <w:rPr>
@@ -3128,6 +3612,7 @@
     <w:p>
       <w:pPr>
         <w:pStyle w:val="BodyText"/>
+        <w:ind w:firstLine="420"/>
       </w:pPr>
       <w:r>
         <w:rPr>
@@ -3355,6 +3840,7 @@
     <w:p>
       <w:pPr>
         <w:pStyle w:val="BodyText"/>
+        <w:ind w:firstLine="420"/>
       </w:pPr>
       <w:r>
         <w:rPr>
@@ -3374,6 +3860,7 @@
     <w:p>
       <w:pPr>
         <w:pStyle w:val="BodyText"/>
+        <w:ind w:firstLine="420"/>
       </w:pPr>
       <w:r>
         <w:rPr>
@@ -3473,6 +3960,7 @@
     <w:p>
       <w:pPr>
         <w:pStyle w:val="FirstParagraph"/>
+        <w:ind w:firstLine="420"/>
       </w:pPr>
       <w:r>
         <w:rPr>
@@ -4148,6 +4636,7 @@
     <w:p>
       <w:pPr>
         <w:pStyle w:val="FirstParagraph"/>
+        <w:ind w:firstLine="420"/>
       </w:pPr>
       <w:r>
         <w:rPr>
@@ -4557,6 +5046,7 @@
     <w:p>
       <w:pPr>
         <w:pStyle w:val="FirstParagraph"/>
+        <w:ind w:firstLine="420"/>
       </w:pPr>
       <w:r>
         <w:rPr>
@@ -4676,6 +5166,7 @@
     <w:p>
       <w:pPr>
         <w:pStyle w:val="BodyText"/>
+        <w:ind w:firstLine="420"/>
       </w:pPr>
       <w:r>
         <w:rPr>
@@ -4937,6 +5428,7 @@
     <w:p>
       <w:pPr>
         <w:pStyle w:val="FirstParagraph"/>
+        <w:ind w:firstLine="420"/>
       </w:pPr>
       <w:r>
         <w:rPr>
@@ -5062,6 +5554,7 @@
     <w:p>
       <w:pPr>
         <w:pStyle w:val="BodyText"/>
+        <w:ind w:firstLine="420"/>
       </w:pPr>
       <w:r>
         <w:rPr>
@@ -5228,6 +5721,7 @@
     <w:p>
       <w:pPr>
         <w:pStyle w:val="FirstParagraph"/>
+        <w:ind w:firstLine="420"/>
       </w:pPr>
       <w:r>
         <w:rPr>
@@ -5564,6 +6058,7 @@
     <w:p>
       <w:pPr>
         <w:pStyle w:val="FirstParagraph"/>
+        <w:ind w:firstLine="420"/>
       </w:pPr>
       <w:r>
         <w:rPr>
@@ -5797,6 +6292,16 @@
         </w:pict>
       </w:r>
     </w:p>
+    <w:p>
+      <w:pPr>
+        <w:spacing w:before="160" w:after="80"/>
+      </w:pPr>
+      <w:r>
+        <w:pict>
+          <v:rect style="width:0;height:1.5pt" o:hralign="center" o:hrstd="t" o:hr="t"/>
+        </w:pict>
+      </w:r>
+    </w:p>
     <w:bookmarkEnd w:id="22"/>
     <w:bookmarkStart w:id="29" w:name="第8题"/>
     <w:p>
@@ -5826,6 +6331,7 @@
     <w:p>
       <w:pPr>
         <w:pStyle w:val="BlockText"/>
+        <w:ind w:firstLine="420"/>
       </w:pPr>
       <w:r>
         <w:rPr>
@@ -5873,6 +6379,7 @@
     <w:p>
       <w:pPr>
         <w:pStyle w:val="FirstParagraph"/>
+        <w:ind w:firstLine="420"/>
       </w:pPr>
       <w:r>
         <w:rPr>
@@ -5890,6 +6397,7 @@
     <w:p>
       <w:pPr>
         <w:pStyle w:val="BodyText"/>
+        <w:ind w:firstLine="420"/>
       </w:pPr>
       <w:r>
         <w:rPr>
@@ -5934,6 +6442,7 @@
     <w:p>
       <w:pPr>
         <w:pStyle w:val="BodyText"/>
+        <w:ind w:firstLine="420"/>
       </w:pPr>
       <w:r>
         <w:rPr>
@@ -5963,6 +6472,7 @@
     <w:p>
       <w:pPr>
         <w:pStyle w:val="BodyText"/>
+        <w:ind w:firstLine="420"/>
       </w:pPr>
       <w:r>
         <w:rPr>
@@ -6364,6 +6874,7 @@
     <w:p>
       <w:pPr>
         <w:pStyle w:val="FirstParagraph"/>
+        <w:ind w:firstLine="420"/>
       </w:pPr>
       <w:r>
         <w:rPr>
@@ -6454,6 +6965,7 @@
     <w:p>
       <w:pPr>
         <w:pStyle w:val="BodyText"/>
+        <w:ind w:firstLine="420"/>
       </w:pPr>
       <w:r>
         <w:rPr>
@@ -6515,6 +7027,7 @@
     <w:p>
       <w:pPr>
         <w:pStyle w:val="BodyText"/>
+        <w:ind w:firstLine="420"/>
       </w:pPr>
       <w:r>
         <w:rPr>
@@ -6605,6 +7118,7 @@
     <w:p>
       <w:pPr>
         <w:pStyle w:val="BodyText"/>
+        <w:ind w:firstLine="420"/>
       </w:pPr>
       <w:r>
         <w:rPr>
@@ -6652,6 +7166,7 @@
     <w:p>
       <w:pPr>
         <w:pStyle w:val="BodyText"/>
+        <w:ind w:firstLine="420"/>
       </w:pPr>
       <w:r>
         <w:rPr>
@@ -6804,6 +7319,16 @@
         </w:pict>
       </w:r>
     </w:p>
+    <w:p>
+      <w:pPr>
+        <w:spacing w:before="160" w:after="80"/>
+      </w:pPr>
+      <w:r>
+        <w:pict>
+          <v:rect style="width:0;height:1.5pt" o:hralign="center" o:hrstd="t" o:hr="t"/>
+        </w:pict>
+      </w:r>
+    </w:p>
     <w:bookmarkEnd w:id="29"/>
     <w:bookmarkStart w:id="30" w:name="第9题"/>
     <w:p>
@@ -6833,6 +7358,7 @@
     <w:p>
       <w:pPr>
         <w:pStyle w:val="BlockText"/>
+        <w:ind w:firstLine="420"/>
       </w:pPr>
       <w:r>
         <w:rPr>
@@ -6880,6 +7406,7 @@
     <w:p>
       <w:pPr>
         <w:pStyle w:val="FirstParagraph"/>
+        <w:ind w:firstLine="420"/>
       </w:pPr>
       <w:r>
         <w:rPr>
@@ -6945,6 +7472,7 @@
     <w:p>
       <w:pPr>
         <w:pStyle w:val="BodyText"/>
+        <w:ind w:firstLine="420"/>
       </w:pPr>
       <w:r>
         <w:rPr>
@@ -7208,6 +7736,7 @@
     <w:p>
       <w:pPr>
         <w:pStyle w:val="BodyText"/>
+        <w:ind w:firstLine="420"/>
       </w:pPr>
       <w:r>
         <w:rPr>
@@ -7535,6 +8064,7 @@
     <w:p>
       <w:pPr>
         <w:pStyle w:val="BodyText"/>
+        <w:ind w:firstLine="420"/>
       </w:pPr>
       <w:r>
         <w:rPr>
@@ -7880,6 +8410,7 @@
     <w:p>
       <w:pPr>
         <w:pStyle w:val="BodyText"/>
+        <w:ind w:firstLine="420"/>
       </w:pPr>
       <w:r>
         <w:rPr>
@@ -8188,6 +8719,7 @@
     <w:p>
       <w:pPr>
         <w:pStyle w:val="BodyText"/>
+        <w:ind w:firstLine="420"/>
       </w:pPr>
       <w:r>
         <w:rPr>
@@ -8357,6 +8889,7 @@
     <w:p>
       <w:pPr>
         <w:pStyle w:val="BodyText"/>
+        <w:ind w:firstLine="420"/>
       </w:pPr>
       <w:r>
         <w:rPr>
@@ -8376,6 +8909,7 @@
     <w:p>
       <w:pPr>
         <w:pStyle w:val="BodyText"/>
+        <w:ind w:firstLine="420"/>
       </w:pPr>
       <w:r>
         <w:rPr>
@@ -8608,6 +9142,7 @@
     <w:p>
       <w:pPr>
         <w:pStyle w:val="BodyText"/>
+        <w:ind w:firstLine="420"/>
       </w:pPr>
       <w:r>
         <w:rPr>
@@ -8929,6 +9464,7 @@
     <w:p>
       <w:pPr>
         <w:pStyle w:val="BodyText"/>
+        <w:ind w:firstLine="420"/>
       </w:pPr>
       <w:r>
         <w:rPr>
@@ -9248,6 +9784,7 @@
     <w:p>
       <w:pPr>
         <w:pStyle w:val="BodyText"/>
+        <w:ind w:firstLine="420"/>
       </w:pPr>
       <w:r>
         <w:rPr>
@@ -9695,6 +10232,7 @@
     <w:p>
       <w:pPr>
         <w:pStyle w:val="FirstParagraph"/>
+        <w:ind w:firstLine="420"/>
       </w:pPr>
       <w:r>
         <w:rPr>
@@ -9718,6 +10256,7 @@
     <w:p>
       <w:pPr>
         <w:pStyle w:val="BodyText"/>
+        <w:ind w:firstLine="420"/>
       </w:pPr>
       <w:r>
         <w:rPr>
@@ -9871,6 +10410,7 @@
     <w:p>
       <w:pPr>
         <w:pStyle w:val="BodyText"/>
+        <w:ind w:firstLine="420"/>
       </w:pPr>
       <m:oMath>
         <m:r>
@@ -9996,6 +10536,7 @@
     <w:p>
       <w:pPr>
         <w:pStyle w:val="BodyText"/>
+        <w:ind w:firstLine="420"/>
       </w:pPr>
       <m:oMath>
         <m:r>
@@ -10162,6 +10703,16 @@
           <w:rFonts w:hint="eastAsia" w:ascii="Times New Roman" w:hAnsi="Times New Roman" w:eastAsia="Times New Roman" w:cs="Times New Roman"/>
         </w:rPr>
         <w:t>)</w:t>
+      </w:r>
+    </w:p>
+    <w:p>
+      <w:pPr>
+        <w:spacing w:before="160" w:after="80"/>
+      </w:pPr>
+      <w:r>
+        <w:pict>
+          <v:rect style="width:0;height:1.5pt" o:hralign="center" o:hrstd="t" o:hr="t"/>
+        </w:pict>
       </w:r>
     </w:p>
     <w:p>
@@ -10213,6 +10764,7 @@
     <w:p>
       <w:pPr>
         <w:pStyle w:val="BlockText"/>
+        <w:ind w:firstLine="420"/>
       </w:pPr>
       <w:r>
         <w:rPr>
@@ -10259,14 +10811,12 @@
     </w:p>
     <w:p>
       <w:pPr>
-        <w:pStyle w:val="FirstParagraph"/>
-      </w:pPr>
-      <w:r>
-        <w:rPr>
-          <w:rFonts w:ascii="Times New Roman" w:hAnsi="Times New Roman" w:eastAsia="Times New Roman" w:cs="Times New Roman"/>
-        </w:rPr>
-        <w:t xml:space="preserve">1-2 </w:t>
-      </w:r>
+        <w:numPr>
+          <w:ilvl w:val="0"/>
+          <w:numId w:val="1002"/>
+        </w:numPr>
+        <w:ind w:firstLine="420"/>
+      </w:pPr>
       <w:r>
         <w:rPr>
           <w:rFonts w:hint="eastAsia" w:ascii="Times New Roman" w:hAnsi="Times New Roman" w:eastAsia="FangSong" w:cs="Times New Roman"/>
@@ -10627,14 +11177,12 @@
     </w:p>
     <w:p>
       <w:pPr>
-        <w:pStyle w:val="BodyText"/>
-      </w:pPr>
-      <w:r>
-        <w:rPr>
-          <w:rFonts w:ascii="Times New Roman" w:hAnsi="Times New Roman" w:eastAsia="Times New Roman" w:cs="Times New Roman"/>
-        </w:rPr>
-        <w:t xml:space="preserve">1-1 </w:t>
-      </w:r>
+        <w:numPr>
+          <w:ilvl w:val="0"/>
+          <w:numId w:val="1002"/>
+        </w:numPr>
+        <w:ind w:firstLine="420"/>
+      </w:pPr>
       <w:r>
         <w:rPr>
           <w:rFonts w:hint="eastAsia" w:ascii="Times New Roman" w:hAnsi="Times New Roman" w:eastAsia="FangSong" w:cs="Times New Roman"/>
@@ -10710,13 +11258,17 @@
     </w:p>
     <w:p>
       <w:pPr>
-        <w:pStyle w:val="BodyText"/>
-      </w:pPr>
-      <w:r>
-        <w:rPr>
-          <w:rFonts w:ascii="Times New Roman" w:hAnsi="Times New Roman" w:eastAsia="Times New Roman" w:cs="Times New Roman"/>
-        </w:rPr>
-        <w:t xml:space="preserve">1-3 2019 </w:t>
+        <w:numPr>
+          <w:ilvl w:val="0"/>
+          <w:numId w:val="1002"/>
+        </w:numPr>
+        <w:ind w:firstLine="420"/>
+      </w:pPr>
+      <w:r>
+        <w:rPr>
+          <w:rFonts w:ascii="Times New Roman" w:hAnsi="Times New Roman" w:eastAsia="Times New Roman" w:cs="Times New Roman"/>
+        </w:rPr>
+        <w:t xml:space="preserve">2019 </w:t>
       </w:r>
       <w:r>
         <w:rPr>
@@ -10781,7 +11333,7 @@
     </w:p>
     <w:p>
       <w:pPr>
-        <w:pStyle w:val="BodyText"/>
+        <w:pStyle w:val="FirstParagraph"/>
         <w:spacing w:before="160" w:after="80"/>
         <w:jc w:val="center"/>
       </w:pPr>
@@ -10834,6 +11386,7 @@
     <w:p>
       <w:pPr>
         <w:pStyle w:val="BodyText"/>
+        <w:ind w:firstLine="420"/>
       </w:pPr>
       <w:r>
         <w:rPr>
@@ -10863,6 +11416,7 @@
     <w:p>
       <w:pPr>
         <w:pStyle w:val="BodyText"/>
+        <w:ind w:firstLine="420"/>
       </w:pPr>
       <w:r>
         <w:rPr>
@@ -10882,6 +11436,7 @@
     <w:p>
       <w:pPr>
         <w:pStyle w:val="BodyText"/>
+        <w:ind w:firstLine="420"/>
       </w:pPr>
       <w:r>
         <w:rPr>
@@ -11131,6 +11686,7 @@
     <w:p>
       <w:pPr>
         <w:pStyle w:val="BodyText"/>
+        <w:ind w:firstLine="420"/>
       </w:pPr>
       <w:r>
         <w:rPr>
@@ -11623,6 +12179,7 @@
     <w:p>
       <w:pPr>
         <w:pStyle w:val="BodyText"/>
+        <w:ind w:firstLine="420"/>
       </w:pPr>
       <w:r>
         <w:rPr>
@@ -11964,6 +12521,7 @@
     <w:p>
       <w:pPr>
         <w:pStyle w:val="BodyText"/>
+        <w:ind w:firstLine="420"/>
       </w:pPr>
       <w:r>
         <w:rPr>
@@ -12319,6 +12877,7 @@
     <w:p>
       <w:pPr>
         <w:pStyle w:val="BodyText"/>
+        <w:ind w:firstLine="420"/>
       </w:pPr>
       <w:r>
         <w:rPr>
@@ -12630,6 +13189,7 @@
     <w:p>
       <w:pPr>
         <w:pStyle w:val="BodyText"/>
+        <w:ind w:firstLine="420"/>
       </w:pPr>
       <m:oMath>
         <m:oMathPr>
@@ -12798,6 +13358,7 @@
     <w:p>
       <w:pPr>
         <w:pStyle w:val="BodyText"/>
+        <w:ind w:firstLine="420"/>
       </w:pPr>
       <w:r>
         <w:rPr>
@@ -13040,6 +13601,7 @@
     <w:p>
       <w:pPr>
         <w:pStyle w:val="BodyText"/>
+        <w:ind w:firstLine="420"/>
       </w:pPr>
       <w:r>
         <w:rPr>
@@ -13536,6 +14098,7 @@
     <w:p>
       <w:pPr>
         <w:pStyle w:val="BodyText"/>
+        <w:ind w:firstLine="420"/>
       </w:pPr>
       <m:oMath>
         <m:sSub>
@@ -13752,8 +14315,9 @@
         <w:pStyle w:val="Compact"/>
         <w:numPr>
           <w:ilvl w:val="0"/>
-          <w:numId w:val="1002"/>
+          <w:numId w:val="1003"/>
         </w:numPr>
+        <w:ind w:firstLine="420"/>
       </w:pPr>
       <w:r>
         <w:rPr>
@@ -13985,8 +14549,9 @@
         <w:pStyle w:val="Compact"/>
         <w:numPr>
           <w:ilvl w:val="0"/>
-          <w:numId w:val="1002"/>
+          <w:numId w:val="1003"/>
         </w:numPr>
+        <w:ind w:firstLine="420"/>
       </w:pPr>
       <w:r>
         <w:rPr>
@@ -14010,6 +14575,7 @@
     <w:p>
       <w:pPr>
         <w:pStyle w:val="FirstParagraph"/>
+        <w:ind w:firstLine="420"/>
       </w:pPr>
       <w:r>
         <w:rPr>
@@ -14147,6 +14713,7 @@
     <w:p>
       <w:pPr>
         <w:pStyle w:val="BodyText"/>
+        <w:ind w:firstLine="420"/>
       </w:pPr>
       <w:r>
         <w:rPr>
@@ -14402,6 +14969,7 @@
     <w:p>
       <w:pPr>
         <w:pStyle w:val="BodyText"/>
+        <w:ind w:firstLine="420"/>
       </w:pPr>
       <m:oMath>
         <m:oMathPr>
@@ -14672,6 +15240,7 @@
     <w:p>
       <w:pPr>
         <w:pStyle w:val="BodyText"/>
+        <w:ind w:firstLine="420"/>
       </w:pPr>
       <w:r>
         <w:rPr>
@@ -15057,6 +15626,7 @@
     <w:p>
       <w:pPr>
         <w:pStyle w:val="BodyText"/>
+        <w:ind w:firstLine="420"/>
       </w:pPr>
       <w:r>
         <w:rPr>
@@ -15331,6 +15901,16 @@
         </w:pict>
       </w:r>
     </w:p>
+    <w:p>
+      <w:pPr>
+        <w:spacing w:before="160" w:after="80"/>
+      </w:pPr>
+      <w:r>
+        <w:pict>
+          <v:rect style="width:0;height:1.5pt" o:hralign="center" o:hrstd="t" o:hr="t"/>
+        </w:pict>
+      </w:r>
+    </w:p>
     <w:bookmarkEnd w:id="57"/>
     <w:bookmarkStart w:id="58" w:name="第11题"/>
     <w:p>
@@ -15360,6 +15940,7 @@
     <w:p>
       <w:pPr>
         <w:pStyle w:val="BlockText"/>
+        <w:ind w:firstLine="420"/>
       </w:pPr>
       <w:r>
         <w:rPr>
@@ -15383,6 +15964,7 @@
     <w:p>
       <w:pPr>
         <w:pStyle w:val="FirstParagraph"/>
+        <w:ind w:firstLine="420"/>
       </w:pPr>
       <w:r>
         <w:rPr>
@@ -15563,7 +16145,107 @@
     </w:p>
     <w:p>
       <w:pPr>
-        <w:pStyle w:val="BodyText"/>
+        <w:numPr>
+          <w:ilvl w:val="0"/>
+          <w:numId w:val="1004"/>
+        </w:numPr>
+        <w:ind w:firstLine="420"/>
+      </w:pPr>
+      <w:r>
+        <w:rPr>
+          <w:rFonts w:hint="eastAsia" w:ascii="Times New Roman" w:hAnsi="Times New Roman" w:eastAsia="FangSong" w:cs="Times New Roman"/>
+        </w:rPr>
+        <w:t>说明上述两电离过程所需能量不同的主要原因</w:t>
+      </w:r>
+      <w:r>
+        <w:rPr>
+          <w:rFonts w:hint="eastAsia" w:ascii="Times New Roman" w:hAnsi="Times New Roman" w:eastAsia="Times New Roman" w:cs="Times New Roman"/>
+        </w:rPr>
+        <w:t>。</w:t>
+      </w:r>
+    </w:p>
+    <w:p>
+      <w:pPr>
+        <w:numPr>
+          <w:ilvl w:val="0"/>
+          <w:numId w:val="1004"/>
+        </w:numPr>
+        <w:ind w:firstLine="420"/>
+      </w:pPr>
+      <w:r>
+        <w:rPr>
+          <w:rFonts w:hint="eastAsia" w:ascii="Times New Roman" w:hAnsi="Times New Roman" w:eastAsia="FangSong" w:cs="Times New Roman"/>
+        </w:rPr>
+        <w:t xml:space="preserve">计算电离</w:t>
+      </w:r>
+      <w:r>
+        <w:rPr>
+          <w:rFonts w:ascii="Times New Roman" w:hAnsi="Times New Roman" w:eastAsia="Times New Roman" w:cs="Times New Roman"/>
+        </w:rPr>
+        <w:t xml:space="preserve"> 1mol </w:t>
+      </w:r>
+      <w:r>
+        <w:rPr>
+          <w:rFonts w:hint="eastAsia" w:ascii="Times New Roman" w:hAnsi="Times New Roman" w:eastAsia="FangSong" w:cs="Times New Roman"/>
+        </w:rPr>
+        <w:t>晶体铜所需照射光的最大波长</w:t>
+      </w:r>
+      <w:r>
+        <w:rPr>
+          <w:rFonts w:hint="eastAsia" w:ascii="Times New Roman" w:hAnsi="Times New Roman" w:eastAsia="Times New Roman" w:cs="Times New Roman"/>
+        </w:rPr>
+        <w:t>。</w:t>
+      </w:r>
+    </w:p>
+    <w:p>
+      <w:pPr>
+        <w:numPr>
+          <w:ilvl w:val="0"/>
+          <w:numId w:val="1004"/>
+        </w:numPr>
+        <w:ind w:firstLine="420"/>
+      </w:pPr>
+      <w:r>
+        <w:rPr>
+          <w:rFonts w:hint="eastAsia" w:ascii="Times New Roman" w:hAnsi="Times New Roman" w:eastAsia="FangSong" w:cs="Times New Roman"/>
+        </w:rPr>
+        <w:t>升高温度可否大大改变上述两电离过程所需的能量</w:t>
+      </w:r>
+      <w:r>
+        <w:rPr>
+          <w:rFonts w:hint="eastAsia" w:ascii="Times New Roman" w:hAnsi="Times New Roman" w:eastAsia="Times New Roman" w:cs="Times New Roman"/>
+        </w:rPr>
+        <w:t>？</w:t>
+      </w:r>
+      <w:r>
+        <w:rPr>
+          <w:rFonts w:hint="eastAsia" w:ascii="Times New Roman" w:hAnsi="Times New Roman" w:eastAsia="FangSong" w:cs="Times New Roman"/>
+        </w:rPr>
+        <w:t>在高温时</w:t>
+      </w:r>
+      <w:r>
+        <w:rPr>
+          <w:rFonts w:hint="eastAsia" w:ascii="Times New Roman" w:hAnsi="Times New Roman" w:eastAsia="Times New Roman" w:cs="Times New Roman"/>
+        </w:rPr>
+        <w:t>，</w:t>
+      </w:r>
+      <w:r>
+        <w:rPr>
+          <w:rFonts w:hint="eastAsia" w:ascii="Times New Roman" w:hAnsi="Times New Roman" w:eastAsia="FangSong" w:cs="Times New Roman"/>
+        </w:rPr>
+        <w:t>这两种电离能有无差别</w:t>
+      </w:r>
+      <w:r>
+        <w:rPr>
+          <w:rFonts w:hint="eastAsia" w:ascii="Times New Roman" w:hAnsi="Times New Roman" w:eastAsia="Times New Roman" w:cs="Times New Roman"/>
+        </w:rPr>
+        <w:t>？</w:t>
+      </w:r>
+    </w:p>
+    <w:p>
+      <w:pPr>
+        <w:pStyle w:val="FirstParagraph"/>
+        <w:ind w:firstLine="420"/>
       </w:pPr>
       <w:r>
         <w:rPr>
@@ -15579,121 +16261,17 @@
         </w:rPr>
         <w:t xml:space="preserve">：</w:t>
       </w:r>
-    </w:p>
-    <w:p>
-      <w:pPr>
-        <w:pStyle w:val="BodyText"/>
-      </w:pPr>
-      <w:r>
-        <w:rPr>
-          <w:rFonts w:ascii="Times New Roman" w:hAnsi="Times New Roman" w:eastAsia="Times New Roman" w:cs="Times New Roman"/>
-        </w:rPr>
-        <w:t xml:space="preserve">11-1 </w:t>
-      </w:r>
-      <w:r>
-        <w:rPr>
-          <w:rFonts w:hint="eastAsia" w:ascii="Times New Roman" w:hAnsi="Times New Roman" w:eastAsia="FangSong" w:cs="Times New Roman"/>
-        </w:rPr>
-        <w:t>说明上述两电离过程所需能量不同的主要原因</w:t>
-      </w:r>
-      <w:r>
-        <w:rPr>
-          <w:rFonts w:hint="eastAsia" w:ascii="Times New Roman" w:hAnsi="Times New Roman" w:eastAsia="Times New Roman" w:cs="Times New Roman"/>
-        </w:rPr>
-        <w:t>。</w:t>
-      </w:r>
-    </w:p>
-    <w:p>
-      <w:pPr>
-        <w:pStyle w:val="BodyText"/>
-      </w:pPr>
-      <w:r>
-        <w:rPr>
-          <w:rFonts w:ascii="Times New Roman" w:hAnsi="Times New Roman" w:eastAsia="Times New Roman" w:cs="Times New Roman"/>
-        </w:rPr>
-        <w:t xml:space="preserve">11-2 </w:t>
-      </w:r>
-      <w:r>
-        <w:rPr>
-          <w:rFonts w:hint="eastAsia" w:ascii="Times New Roman" w:hAnsi="Times New Roman" w:eastAsia="FangSong" w:cs="Times New Roman"/>
-        </w:rPr>
-        <w:t xml:space="preserve">计算电离</w:t>
-      </w:r>
-      <w:r>
-        <w:rPr>
-          <w:rFonts w:ascii="Times New Roman" w:hAnsi="Times New Roman" w:eastAsia="Times New Roman" w:cs="Times New Roman"/>
-        </w:rPr>
-        <w:t xml:space="preserve"> 1mol </w:t>
-      </w:r>
-      <w:r>
-        <w:rPr>
-          <w:rFonts w:hint="eastAsia" w:ascii="Times New Roman" w:hAnsi="Times New Roman" w:eastAsia="FangSong" w:cs="Times New Roman"/>
-        </w:rPr>
-        <w:t>晶体铜所需照射光的最大波长</w:t>
-      </w:r>
-      <w:r>
-        <w:rPr>
-          <w:rFonts w:hint="eastAsia" w:ascii="Times New Roman" w:hAnsi="Times New Roman" w:eastAsia="Times New Roman" w:cs="Times New Roman"/>
-        </w:rPr>
-        <w:t>。</w:t>
-      </w:r>
-    </w:p>
-    <w:p>
-      <w:pPr>
-        <w:pStyle w:val="BodyText"/>
-      </w:pPr>
-      <w:r>
-        <w:rPr>
-          <w:rFonts w:ascii="Times New Roman" w:hAnsi="Times New Roman" w:eastAsia="Times New Roman" w:cs="Times New Roman"/>
-        </w:rPr>
-        <w:t xml:space="preserve">11-3 </w:t>
-      </w:r>
-      <w:r>
-        <w:rPr>
-          <w:rFonts w:hint="eastAsia" w:ascii="Times New Roman" w:hAnsi="Times New Roman" w:eastAsia="FangSong" w:cs="Times New Roman"/>
-        </w:rPr>
-        <w:t>升高温度可否大大改变上述两电离过程所需的能量</w:t>
-      </w:r>
-      <w:r>
-        <w:rPr>
-          <w:rFonts w:hint="eastAsia" w:ascii="Times New Roman" w:hAnsi="Times New Roman" w:eastAsia="Times New Roman" w:cs="Times New Roman"/>
-        </w:rPr>
-        <w:t>？</w:t>
-      </w:r>
-      <w:r>
-        <w:rPr>
-          <w:rFonts w:hint="eastAsia" w:ascii="Times New Roman" w:hAnsi="Times New Roman" w:eastAsia="FangSong" w:cs="Times New Roman"/>
-        </w:rPr>
-        <w:t>在高温时</w:t>
-      </w:r>
-      <w:r>
-        <w:rPr>
-          <w:rFonts w:hint="eastAsia" w:ascii="Times New Roman" w:hAnsi="Times New Roman" w:eastAsia="Times New Roman" w:cs="Times New Roman"/>
-        </w:rPr>
-        <w:t>，</w:t>
-      </w:r>
-      <w:r>
-        <w:rPr>
-          <w:rFonts w:hint="eastAsia" w:ascii="Times New Roman" w:hAnsi="Times New Roman" w:eastAsia="FangSong" w:cs="Times New Roman"/>
-        </w:rPr>
-        <w:t>这两种电离能有无差别</w:t>
-      </w:r>
-      <w:r>
-        <w:rPr>
-          <w:rFonts w:hint="eastAsia" w:ascii="Times New Roman" w:hAnsi="Times New Roman" w:eastAsia="Times New Roman" w:cs="Times New Roman"/>
-        </w:rPr>
-        <w:t>？</w:t>
-      </w:r>
-    </w:p>
-    <w:p>
-      <w:pPr>
-        <w:pStyle w:val="BodyText"/>
-      </w:pPr>
-      <w:r>
-        <w:rPr>
-          <w:rFonts w:ascii="Times New Roman" w:hAnsi="Times New Roman" w:eastAsia="Times New Roman" w:cs="Times New Roman"/>
-        </w:rPr>
-        <w:t xml:space="preserve">11-1 </w:t>
+      <w:r>
+        <w:rPr>
+          <w:rFonts w:ascii="Times New Roman" w:hAnsi="Times New Roman" w:eastAsia="Times New Roman" w:cs="Times New Roman"/>
+        </w:rPr>
+        <w:t xml:space="preserve"> </w:t>
+      </w:r>
+      <w:r>
+        <w:rPr>
+          <w:rFonts w:ascii="Times New Roman" w:hAnsi="Times New Roman" w:eastAsia="Times New Roman" w:cs="Times New Roman"/>
+        </w:rPr>
+        <w:t xml:space="preserve">(1) </w:t>
       </w:r>
       <w:r>
         <w:rPr>
@@ -16133,14 +16711,13 @@
     </w:p>
     <w:p>
       <w:pPr>
-        <w:pStyle w:val="BodyText"/>
-      </w:pPr>
-      <w:r>
-        <w:rPr>
-          <w:rFonts w:ascii="Times New Roman" w:hAnsi="Times New Roman" w:eastAsia="Times New Roman" w:cs="Times New Roman"/>
-        </w:rPr>
-        <w:t xml:space="preserve">11-2 </w:t>
-      </w:r>
+        <w:pStyle w:val="Compact"/>
+        <w:numPr>
+          <w:ilvl w:val="0"/>
+          <w:numId w:val="1005"/>
+        </w:numPr>
+        <w:ind w:firstLine="420"/>
+      </w:pPr>
       <w:r>
         <w:rPr>
           <w:rFonts w:hint="eastAsia" w:ascii="Times New Roman" w:hAnsi="Times New Roman" w:eastAsia="FangSong" w:cs="Times New Roman"/>
@@ -16380,7 +16957,7 @@
     </w:p>
     <w:p>
       <w:pPr>
-        <w:pStyle w:val="BodyText"/>
+        <w:pStyle w:val="FirstParagraph"/>
       </w:pPr>
       <m:oMathPara>
         <m:oMathParaPr>
@@ -16609,6 +17186,7 @@
     <w:p>
       <w:pPr>
         <w:pStyle w:val="FirstParagraph"/>
+        <w:ind w:firstLine="420"/>
       </w:pPr>
       <w:r>
         <w:rPr>
@@ -16625,14 +17203,13 @@
     </w:p>
     <w:p>
       <w:pPr>
-        <w:pStyle w:val="BodyText"/>
-      </w:pPr>
-      <w:r>
-        <w:rPr>
-          <w:rFonts w:ascii="Times New Roman" w:hAnsi="Times New Roman" w:eastAsia="Times New Roman" w:cs="Times New Roman"/>
-        </w:rPr>
-        <w:t xml:space="preserve">11-3 </w:t>
-      </w:r>
+        <w:pStyle w:val="Compact"/>
+        <w:numPr>
+          <w:ilvl w:val="0"/>
+          <w:numId w:val="1006"/>
+        </w:numPr>
+        <w:ind w:firstLine="420"/>
+      </w:pPr>
       <w:r>
         <w:rPr>
           <w:rFonts w:hint="eastAsia" w:ascii="Times New Roman" w:hAnsi="Times New Roman" w:eastAsia="FangSong" w:cs="Times New Roman"/>
@@ -16969,7 +17546,8 @@
     </w:p>
     <w:p>
       <w:pPr>
-        <w:pStyle w:val="BodyText"/>
+        <w:pStyle w:val="FirstParagraph"/>
+        <w:ind w:firstLine="420"/>
       </w:pPr>
       <w:r>
         <w:rPr>
@@ -17018,6 +17596,16 @@
           <w:rFonts w:hint="eastAsia" w:ascii="Times New Roman" w:hAnsi="Times New Roman" w:eastAsia="Times New Roman" w:cs="Times New Roman"/>
         </w:rPr>
         <w:t>。</w:t>
+      </w:r>
+    </w:p>
+    <w:p>
+      <w:pPr>
+        <w:spacing w:before="160" w:after="80"/>
+      </w:pPr>
+      <w:r>
+        <w:pict>
+          <v:rect style="width:0;height:1.5pt" o:hralign="center" o:hrstd="t" o:hr="t"/>
+        </w:pict>
       </w:r>
     </w:p>
     <w:p>
@@ -17059,6 +17647,7 @@
     <w:p>
       <w:pPr>
         <w:pStyle w:val="BlockText"/>
+        <w:ind w:firstLine="420"/>
       </w:pPr>
       <w:r>
         <w:rPr>
@@ -17082,6 +17671,7 @@
     <w:p>
       <w:pPr>
         <w:pStyle w:val="FirstParagraph"/>
+        <w:ind w:firstLine="420"/>
       </w:pPr>
       <w:r>
         <w:rPr>
@@ -17158,38 +17748,62 @@
     </w:p>
     <w:p>
       <w:pPr>
-        <w:pStyle w:val="BodyText"/>
-      </w:pPr>
-      <w:r>
-        <w:rPr>
-          <w:rFonts w:hint="eastAsia" w:ascii="Times New Roman" w:hAnsi="Times New Roman" w:eastAsia="FangSong" w:cs="Times New Roman"/>
-          <w:b/>
-          <w:bCs/>
-        </w:rPr>
-        <w:t xml:space="preserve">参考答案</w:t>
-      </w:r>
-      <w:r>
-        <w:rPr>
-          <w:rFonts w:hint="eastAsia" w:ascii="Times New Roman" w:hAnsi="Times New Roman" w:eastAsia="Times New Roman" w:cs="Times New Roman"/>
-        </w:rPr>
-        <w:t xml:space="preserve">：</w:t>
+        <w:numPr>
+          <w:ilvl w:val="0"/>
+          <w:numId w:val="1007"/>
+        </w:numPr>
+        <w:ind w:firstLine="420"/>
+      </w:pPr>
+      <w:r>
+        <w:rPr>
+          <w:rFonts w:hint="eastAsia" w:ascii="Times New Roman" w:hAnsi="Times New Roman" w:eastAsia="FangSong" w:cs="Times New Roman"/>
+        </w:rPr>
+        <w:t xml:space="preserve">在金属</w:t>
+      </w:r>
+      <w:r>
+        <w:rPr>
+          <w:rFonts w:ascii="Times New Roman" w:hAnsi="Times New Roman" w:eastAsia="Times New Roman" w:cs="Times New Roman"/>
+        </w:rPr>
+        <w:t xml:space="preserve"> Cs </w:t>
+      </w:r>
+      <w:r>
+        <w:rPr>
+          <w:rFonts w:hint="eastAsia" w:ascii="Times New Roman" w:hAnsi="Times New Roman" w:eastAsia="FangSong" w:cs="Times New Roman"/>
+        </w:rPr>
+        <w:t>表面施加一反向截止电压可减少逸出的光电子数</w:t>
+      </w:r>
+      <w:r>
+        <w:rPr>
+          <w:rFonts w:hint="eastAsia" w:ascii="Times New Roman" w:hAnsi="Times New Roman" w:eastAsia="Times New Roman" w:cs="Times New Roman"/>
+        </w:rPr>
+        <w:t>，</w:t>
+      </w:r>
+      <w:r>
+        <w:rPr>
+          <w:rFonts w:hint="eastAsia" w:ascii="Times New Roman" w:hAnsi="Times New Roman" w:eastAsia="FangSong" w:cs="Times New Roman"/>
+        </w:rPr>
+        <w:t>试计算使光电子完全不逸出所需施加的最大截止电压</w:t>
+      </w:r>
+      <w:r>
+        <w:rPr>
+          <w:rFonts w:hint="eastAsia" w:ascii="Times New Roman" w:hAnsi="Times New Roman" w:eastAsia="Times New Roman" w:cs="Times New Roman"/>
+        </w:rPr>
+        <w:t>。</w:t>
       </w:r>
     </w:p>
     <w:p>
       <w:pPr>
-        <w:pStyle w:val="BodyText"/>
-      </w:pPr>
-      <w:r>
-        <w:rPr>
-          <w:rFonts w:ascii="Times New Roman" w:hAnsi="Times New Roman" w:eastAsia="Times New Roman" w:cs="Times New Roman"/>
-        </w:rPr>
-        <w:t xml:space="preserve">12-1 </w:t>
-      </w:r>
-      <w:r>
-        <w:rPr>
-          <w:rFonts w:hint="eastAsia" w:ascii="Times New Roman" w:hAnsi="Times New Roman" w:eastAsia="FangSong" w:cs="Times New Roman"/>
-        </w:rPr>
-        <w:t xml:space="preserve">在金属</w:t>
+        <w:numPr>
+          <w:ilvl w:val="0"/>
+          <w:numId w:val="1007"/>
+        </w:numPr>
+        <w:ind w:firstLine="420"/>
+      </w:pPr>
+      <w:r>
+        <w:rPr>
+          <w:rFonts w:hint="eastAsia" w:ascii="Times New Roman" w:hAnsi="Times New Roman" w:eastAsia="FangSong" w:cs="Times New Roman"/>
+        </w:rPr>
+        <w:t xml:space="preserve">请计算无截止电压时从</w:t>
       </w:r>
       <w:r>
         <w:rPr>
@@ -17201,19 +17815,7 @@
         <w:rPr>
           <w:rFonts w:hint="eastAsia" w:ascii="Times New Roman" w:hAnsi="Times New Roman" w:eastAsia="FangSong" w:cs="Times New Roman"/>
         </w:rPr>
-        <w:t>表面施加一反向截止电压可减少逸出的光电子数</w:t>
-      </w:r>
-      <w:r>
-        <w:rPr>
-          <w:rFonts w:hint="eastAsia" w:ascii="Times New Roman" w:hAnsi="Times New Roman" w:eastAsia="Times New Roman" w:cs="Times New Roman"/>
-        </w:rPr>
-        <w:t>，</w:t>
-      </w:r>
-      <w:r>
-        <w:rPr>
-          <w:rFonts w:hint="eastAsia" w:ascii="Times New Roman" w:hAnsi="Times New Roman" w:eastAsia="FangSong" w:cs="Times New Roman"/>
-        </w:rPr>
-        <w:t>试计算使光电子完全不逸出所需施加的最大截止电压</w:t>
+        <w:t>表面逸出光电子的德布罗意波长</w:t>
       </w:r>
       <w:r>
         <w:rPr>
@@ -17224,19 +17826,17 @@
     </w:p>
     <w:p>
       <w:pPr>
-        <w:pStyle w:val="BodyText"/>
-      </w:pPr>
-      <w:r>
-        <w:rPr>
-          <w:rFonts w:ascii="Times New Roman" w:hAnsi="Times New Roman" w:eastAsia="Times New Roman" w:cs="Times New Roman"/>
-        </w:rPr>
-        <w:t xml:space="preserve">12-2 </w:t>
-      </w:r>
-      <w:r>
-        <w:rPr>
-          <w:rFonts w:hint="eastAsia" w:ascii="Times New Roman" w:hAnsi="Times New Roman" w:eastAsia="FangSong" w:cs="Times New Roman"/>
-        </w:rPr>
-        <w:t xml:space="preserve">请计算无截止电压时从</w:t>
+        <w:numPr>
+          <w:ilvl w:val="0"/>
+          <w:numId w:val="1007"/>
+        </w:numPr>
+        <w:ind w:firstLine="420"/>
+      </w:pPr>
+      <w:r>
+        <w:rPr>
+          <w:rFonts w:hint="eastAsia" w:ascii="Times New Roman" w:hAnsi="Times New Roman" w:eastAsia="FangSong" w:cs="Times New Roman"/>
+        </w:rPr>
+        <w:t xml:space="preserve">若照射</w:t>
       </w:r>
       <w:r>
         <w:rPr>
@@ -17248,41 +17848,6 @@
         <w:rPr>
           <w:rFonts w:hint="eastAsia" w:ascii="Times New Roman" w:hAnsi="Times New Roman" w:eastAsia="FangSong" w:cs="Times New Roman"/>
         </w:rPr>
-        <w:t>表面逸出光电子的德布罗意波长</w:t>
-      </w:r>
-      <w:r>
-        <w:rPr>
-          <w:rFonts w:hint="eastAsia" w:ascii="Times New Roman" w:hAnsi="Times New Roman" w:eastAsia="Times New Roman" w:cs="Times New Roman"/>
-        </w:rPr>
-        <w:t>。</w:t>
-      </w:r>
-    </w:p>
-    <w:p>
-      <w:pPr>
-        <w:pStyle w:val="BodyText"/>
-      </w:pPr>
-      <w:r>
-        <w:rPr>
-          <w:rFonts w:ascii="Times New Roman" w:hAnsi="Times New Roman" w:eastAsia="Times New Roman" w:cs="Times New Roman"/>
-        </w:rPr>
-        <w:t xml:space="preserve">12-3 </w:t>
-      </w:r>
-      <w:r>
-        <w:rPr>
-          <w:rFonts w:hint="eastAsia" w:ascii="Times New Roman" w:hAnsi="Times New Roman" w:eastAsia="FangSong" w:cs="Times New Roman"/>
-        </w:rPr>
-        <w:t xml:space="preserve">若照射</w:t>
-      </w:r>
-      <w:r>
-        <w:rPr>
-          <w:rFonts w:ascii="Times New Roman" w:hAnsi="Times New Roman" w:eastAsia="Times New Roman" w:cs="Times New Roman"/>
-        </w:rPr>
-        <w:t xml:space="preserve"> Cs </w:t>
-      </w:r>
-      <w:r>
-        <w:rPr>
-          <w:rFonts w:hint="eastAsia" w:ascii="Times New Roman" w:hAnsi="Times New Roman" w:eastAsia="FangSong" w:cs="Times New Roman"/>
-        </w:rPr>
         <w:t xml:space="preserve">的光源由</w:t>
       </w:r>
       <w:r>
@@ -17301,7 +17866,7 @@
         <w:rPr>
           <w:rFonts w:hint="eastAsia" w:ascii="Times New Roman" w:hAnsi="Times New Roman" w:eastAsia="Times New Roman" w:cs="Times New Roman"/>
         </w:rPr>
-        <w:t>(</w:t>
+        <w:t>（</w:t>
       </w:r>
       <w:r>
         <w:rPr>
@@ -17360,7 +17925,7 @@
         <w:rPr>
           <w:rFonts w:hint="eastAsia" w:ascii="Times New Roman" w:hAnsi="Times New Roman" w:eastAsia="Times New Roman" w:cs="Times New Roman"/>
         </w:rPr>
-        <w:t>)</w:t>
+        <w:t>）</w:t>
       </w:r>
       <w:r>
         <w:rPr>
@@ -17378,18 +17943,7 @@
         <w:rPr>
           <w:rFonts w:hint="eastAsia" w:ascii="Times New Roman" w:hAnsi="Times New Roman" w:eastAsia="FangSong" w:cs="Times New Roman"/>
         </w:rPr>
-        <w:t>请通过</w:t>
-      </w:r>
-    </w:p>
-    <w:p>
-      <w:pPr>
-        <w:pStyle w:val="BodyText"/>
-      </w:pPr>
-      <w:r>
-        <w:rPr>
-          <w:rFonts w:hint="eastAsia" w:ascii="Times New Roman" w:hAnsi="Times New Roman" w:eastAsia="FangSong" w:cs="Times New Roman"/>
-        </w:rPr>
-        <w:t xml:space="preserve">计算列出所有不能使光电子从</w:t>
+        <w:t>请通过计算列出所有不能使光电子从</w:t>
       </w:r>
       <w:r>
         <w:rPr>
@@ -17430,24 +17984,109 @@
         <w:rPr>
           <w:rFonts w:ascii="Times New Roman" w:hAnsi="Times New Roman" w:eastAsia="Times New Roman" w:cs="Times New Roman"/>
         </w:rPr>
-        <w:t xml:space="preserve"> </w:t>
-      </w:r>
-      <w:r>
-        <w:rPr>
-          <w:rFonts w:ascii="Times New Roman" w:hAnsi="Times New Roman" w:eastAsia="Times New Roman" w:cs="Times New Roman"/>
-        </w:rPr>
         <w:t xml:space="preserve">。</w:t>
       </w:r>
     </w:p>
     <w:p>
       <w:pPr>
-        <w:pStyle w:val="BodyText"/>
-      </w:pPr>
-      <w:r>
-        <w:rPr>
-          <w:rFonts w:ascii="Times New Roman" w:hAnsi="Times New Roman" w:eastAsia="Times New Roman" w:cs="Times New Roman"/>
-        </w:rPr>
-        <w:t xml:space="preserve">12-1 </w:t>
+        <w:pStyle w:val="FirstParagraph"/>
+        <w:ind w:firstLine="420"/>
+      </w:pPr>
+      <w:r>
+        <w:rPr>
+          <w:rFonts w:hint="eastAsia" w:ascii="Times New Roman" w:hAnsi="Times New Roman" w:eastAsia="FangSong" w:cs="Times New Roman"/>
+          <w:b/>
+          <w:bCs/>
+        </w:rPr>
+        <w:t xml:space="preserve">参考答案</w:t>
+      </w:r>
+      <w:r>
+        <w:rPr>
+          <w:rFonts w:hint="eastAsia" w:ascii="Times New Roman" w:hAnsi="Times New Roman" w:eastAsia="Times New Roman" w:cs="Times New Roman"/>
+        </w:rPr>
+        <w:t xml:space="preserve">：</w:t>
+      </w:r>
+    </w:p>
+    <w:p>
+      <w:pPr>
+        <w:pStyle w:val="BlockText"/>
+        <w:ind w:firstLine="420"/>
+      </w:pPr>
+      <w:r>
+        <w:rPr>
+          <w:rFonts w:hint="eastAsia" w:ascii="Times New Roman" w:hAnsi="Times New Roman" w:eastAsia="FangSong" w:cs="Times New Roman"/>
+          <w:b/>
+          <w:bCs/>
+        </w:rPr>
+        <w:t xml:space="preserve">校勘注</w:t>
+      </w:r>
+      <w:r>
+        <w:rPr>
+          <w:rFonts w:hint="eastAsia" w:ascii="Times New Roman" w:hAnsi="Times New Roman" w:eastAsia="Times New Roman" w:cs="Times New Roman"/>
+        </w:rPr>
+        <w:t>：</w:t>
+      </w:r>
+      <w:r>
+        <w:rPr>
+          <w:rFonts w:hint="eastAsia" w:ascii="Times New Roman" w:hAnsi="Times New Roman" w:eastAsia="FangSong" w:cs="Times New Roman"/>
+        </w:rPr>
+        <w:t>本题源卡把设问整体写进了答案区开头</w:t>
+      </w:r>
+      <w:r>
+        <w:rPr>
+          <w:rFonts w:hint="eastAsia" w:ascii="Times New Roman" w:hAnsi="Times New Roman" w:eastAsia="Times New Roman" w:cs="Times New Roman"/>
+        </w:rPr>
+        <w:t>，</w:t>
+      </w:r>
+      <w:r>
+        <w:rPr>
+          <w:rFonts w:hint="eastAsia" w:ascii="Times New Roman" w:hAnsi="Times New Roman" w:eastAsia="FangSong" w:cs="Times New Roman"/>
+        </w:rPr>
+        <w:t>此处回迁题面为</w:t>
+      </w:r>
+      <w:r>
+        <w:rPr>
+          <w:rFonts w:ascii="Times New Roman" w:hAnsi="Times New Roman" w:eastAsia="Times New Roman" w:cs="Times New Roman"/>
+        </w:rPr>
+        <w:t xml:space="preserve"> </w:t>
+      </w:r>
+      <w:r>
+        <w:rPr>
+          <w:rFonts w:hint="eastAsia" w:ascii="Times New Roman" w:hAnsi="Times New Roman" w:eastAsia="Times New Roman" w:cs="Times New Roman"/>
+        </w:rPr>
+        <w:t>(1)~(3)，</w:t>
+      </w:r>
+      <w:r>
+        <w:rPr>
+          <w:rFonts w:hint="eastAsia" w:ascii="Times New Roman" w:hAnsi="Times New Roman" w:eastAsia="FangSong" w:cs="Times New Roman"/>
+        </w:rPr>
+        <w:t>解答编号同步</w:t>
+      </w:r>
+      <w:r>
+        <w:rPr>
+          <w:rFonts w:hint="eastAsia" w:ascii="Times New Roman" w:hAnsi="Times New Roman" w:eastAsia="Times New Roman" w:cs="Times New Roman"/>
+        </w:rPr>
+        <w:t>。</w:t>
+      </w:r>
+    </w:p>
+    <w:p>
+      <w:pPr>
+        <w:pStyle w:val="FirstParagraph"/>
+        <w:ind w:firstLine="420"/>
+      </w:pPr>
+      <w:r>
+        <w:rPr>
+          <w:rFonts w:ascii="Times New Roman" w:hAnsi="Times New Roman" w:eastAsia="Times New Roman" w:cs="Times New Roman"/>
+          <w:b/>
+          <w:bCs/>
+        </w:rPr>
+        <w:t xml:space="preserve">(1)</w:t>
+      </w:r>
+      <w:r>
+        <w:rPr>
+          <w:rFonts w:ascii="Times New Roman" w:hAnsi="Times New Roman" w:eastAsia="Times New Roman" w:cs="Times New Roman"/>
+        </w:rPr>
+        <w:t xml:space="preserve"> </w:t>
       </w:r>
       <w:r>
         <w:rPr>
@@ -17696,6 +18335,7 @@
     <w:p>
       <w:pPr>
         <w:pStyle w:val="FirstParagraph"/>
+        <w:ind w:firstLine="420"/>
       </w:pPr>
       <w:r>
         <w:rPr>
@@ -17780,6 +18420,7 @@
     <w:p>
       <w:pPr>
         <w:pStyle w:val="BodyText"/>
+        <w:ind w:firstLine="420"/>
       </w:pPr>
       <w:r>
         <w:rPr>
@@ -17939,12 +18580,21 @@
     <w:p>
       <w:pPr>
         <w:pStyle w:val="BodyText"/>
-      </w:pPr>
-      <w:r>
-        <w:rPr>
-          <w:rFonts w:ascii="Times New Roman" w:hAnsi="Times New Roman" w:eastAsia="Times New Roman" w:cs="Times New Roman"/>
-        </w:rPr>
-        <w:t xml:space="preserve">12-2 </w:t>
+        <w:ind w:firstLine="420"/>
+      </w:pPr>
+      <w:r>
+        <w:rPr>
+          <w:rFonts w:ascii="Times New Roman" w:hAnsi="Times New Roman" w:eastAsia="Times New Roman" w:cs="Times New Roman"/>
+          <w:b/>
+          <w:bCs/>
+        </w:rPr>
+        <w:t xml:space="preserve">(2)</w:t>
+      </w:r>
+      <w:r>
+        <w:rPr>
+          <w:rFonts w:ascii="Times New Roman" w:hAnsi="Times New Roman" w:eastAsia="Times New Roman" w:cs="Times New Roman"/>
+        </w:rPr>
+        <w:t xml:space="preserve"> </w:t>
       </w:r>
       <w:r>
         <w:rPr>
@@ -18076,6 +18726,7 @@
     <w:p>
       <w:pPr>
         <w:pStyle w:val="BodyText"/>
+        <w:ind w:firstLine="420"/>
       </w:pPr>
       <w:r>
         <w:rPr>
@@ -18151,6 +18802,7 @@
     <w:p>
       <w:pPr>
         <w:pStyle w:val="BodyText"/>
+        <w:ind w:firstLine="420"/>
       </w:pPr>
       <w:r>
         <w:rPr>
@@ -18235,6 +18887,7 @@
     <w:p>
       <w:pPr>
         <w:pStyle w:val="BodyText"/>
+        <w:ind w:firstLine="420"/>
       </w:pPr>
       <w:r>
         <w:rPr>
@@ -18605,12 +19258,21 @@
     <w:p>
       <w:pPr>
         <w:pStyle w:val="BodyText"/>
-      </w:pPr>
-      <w:r>
-        <w:rPr>
-          <w:rFonts w:ascii="Times New Roman" w:hAnsi="Times New Roman" w:eastAsia="Times New Roman" w:cs="Times New Roman"/>
-        </w:rPr>
-        <w:t xml:space="preserve">12-3 </w:t>
+        <w:ind w:firstLine="420"/>
+      </w:pPr>
+      <w:r>
+        <w:rPr>
+          <w:rFonts w:ascii="Times New Roman" w:hAnsi="Times New Roman" w:eastAsia="Times New Roman" w:cs="Times New Roman"/>
+          <w:b/>
+          <w:bCs/>
+        </w:rPr>
+        <w:t xml:space="preserve">(3)</w:t>
+      </w:r>
+      <w:r>
+        <w:rPr>
+          <w:rFonts w:ascii="Times New Roman" w:hAnsi="Times New Roman" w:eastAsia="Times New Roman" w:cs="Times New Roman"/>
+        </w:rPr>
+        <w:t xml:space="preserve"> </w:t>
       </w:r>
       <w:r>
         <w:rPr>
@@ -18664,6 +19326,7 @@
     <w:p>
       <w:pPr>
         <w:pStyle w:val="BodyText"/>
+        <w:ind w:firstLine="420"/>
       </w:pPr>
       <w:r>
         <w:rPr>
@@ -18772,6 +19435,7 @@
     <w:p>
       <w:pPr>
         <w:pStyle w:val="BodyText"/>
+        <w:ind w:firstLine="420"/>
       </w:pPr>
       <w:r>
         <w:rPr>
@@ -19137,6 +19801,7 @@
     <w:p>
       <w:pPr>
         <w:pStyle w:val="FirstParagraph"/>
+        <w:ind w:firstLine="420"/>
       </w:pPr>
       <w:r>
         <w:rPr>
@@ -19323,6 +19988,16 @@
         </w:pict>
       </w:r>
     </w:p>
+    <w:p>
+      <w:pPr>
+        <w:spacing w:before="160" w:after="80"/>
+      </w:pPr>
+      <w:r>
+        <w:pict>
+          <v:rect style="width:0;height:1.5pt" o:hralign="center" o:hrstd="t" o:hr="t"/>
+        </w:pict>
+      </w:r>
+    </w:p>
     <w:bookmarkEnd w:id="59"/>
     <w:bookmarkStart w:id="66" w:name="第13题"/>
     <w:p>
@@ -19352,6 +20027,7 @@
     <w:p>
       <w:pPr>
         <w:pStyle w:val="BlockText"/>
+        <w:ind w:firstLine="420"/>
       </w:pPr>
       <w:r>
         <w:rPr>
@@ -19375,6 +20051,7 @@
     <w:p>
       <w:pPr>
         <w:pStyle w:val="FirstParagraph"/>
+        <w:ind w:firstLine="420"/>
       </w:pPr>
       <w:r>
         <w:rPr>
@@ -19514,8 +20191,9 @@
         <w:pStyle w:val="Compact"/>
         <w:numPr>
           <w:ilvl w:val="0"/>
-          <w:numId w:val="1003"/>
+          <w:numId w:val="1008"/>
         </w:numPr>
+        <w:ind w:firstLine="420"/>
       </w:pPr>
       <w:r>
         <w:rPr>
@@ -19547,8 +20225,9 @@
         <w:pStyle w:val="Compact"/>
         <w:numPr>
           <w:ilvl w:val="0"/>
-          <w:numId w:val="1003"/>
+          <w:numId w:val="1008"/>
         </w:numPr>
+        <w:ind w:firstLine="420"/>
       </w:pPr>
       <w:r>
         <w:rPr>
@@ -19587,7 +20266,7 @@
         </w:rPr>
         <w:drawing>
           <wp:inline>
-            <wp:extent cx="3600000" cy="2426086"/>
+            <wp:extent cx="3600000" cy="2308332"/>
             <wp:effectExtent b="0" l="0" r="0" t="0"/>
             <wp:docPr descr="" title="" id="61" name="Picture"/>
             <a:graphic>
@@ -19608,7 +20287,7 @@
                   <pic:spPr bwMode="auto">
                     <a:xfrm>
                       <a:off x="0" y="0"/>
-                      <a:ext cx="3600000" cy="2426086"/>
+                      <a:ext cx="3600000" cy="2308332"/>
                     </a:xfrm>
                     <a:prstGeom prst="rect">
                       <a:avLst/>
@@ -19630,6 +20309,7 @@
     <w:p>
       <w:pPr>
         <w:pStyle w:val="BodyText"/>
+        <w:ind w:firstLine="420"/>
       </w:pPr>
       <w:r>
         <w:rPr>
@@ -19651,8 +20331,9 @@
         <w:pStyle w:val="Compact"/>
         <w:numPr>
           <w:ilvl w:val="0"/>
-          <w:numId w:val="1004"/>
+          <w:numId w:val="1009"/>
         </w:numPr>
+        <w:ind w:firstLine="420"/>
       </w:pPr>
       <w:r>
         <w:rPr>
@@ -19724,8 +20405,9 @@
         <w:pStyle w:val="Compact"/>
         <w:numPr>
           <w:ilvl w:val="0"/>
-          <w:numId w:val="1005"/>
+          <w:numId w:val="1010"/>
         </w:numPr>
+        <w:ind w:firstLine="420"/>
       </w:pPr>
       <m:oMath>
         <m:sSup>
@@ -19858,6 +20540,16 @@
         </w:pict>
       </w:r>
     </w:p>
+    <w:p>
+      <w:pPr>
+        <w:spacing w:before="160" w:after="80"/>
+      </w:pPr>
+      <w:r>
+        <w:pict>
+          <v:rect style="width:0;height:1.5pt" o:hralign="center" o:hrstd="t" o:hr="t"/>
+        </w:pict>
+      </w:r>
+    </w:p>
     <w:bookmarkEnd w:id="66"/>
     <w:bookmarkStart w:id="67" w:name="第14题"/>
     <w:p>
@@ -19887,6 +20579,7 @@
     <w:p>
       <w:pPr>
         <w:pStyle w:val="BlockText"/>
+        <w:ind w:firstLine="420"/>
       </w:pPr>
       <w:r>
         <w:rPr>
@@ -19910,6 +20603,7 @@
     <w:p>
       <w:pPr>
         <w:pStyle w:val="FirstParagraph"/>
+        <w:ind w:firstLine="420"/>
       </w:pPr>
       <w:r>
         <w:rPr>
@@ -20047,7 +20741,158 @@
     </w:p>
     <w:p>
       <w:pPr>
-        <w:pStyle w:val="BodyText"/>
+        <w:numPr>
+          <w:ilvl w:val="0"/>
+          <w:numId w:val="1011"/>
+        </w:numPr>
+        <w:ind w:firstLine="420"/>
+      </w:pPr>
+      <w:r>
+        <w:rPr>
+          <w:rFonts w:hint="eastAsia" w:ascii="Times New Roman" w:hAnsi="Times New Roman" w:eastAsia="FangSong" w:cs="Times New Roman"/>
+        </w:rPr>
+        <w:t xml:space="preserve">画出</w:t>
+      </w:r>
+      <w:r>
+        <w:rPr>
+          <w:rFonts w:ascii="Times New Roman" w:hAnsi="Times New Roman" w:eastAsia="Times New Roman" w:cs="Times New Roman"/>
+        </w:rPr>
+        <w:t xml:space="preserve"> L </w:t>
+      </w:r>
+      <w:r>
+        <w:rPr>
+          <w:rFonts w:hint="eastAsia" w:ascii="Times New Roman" w:hAnsi="Times New Roman" w:eastAsia="FangSong" w:cs="Times New Roman"/>
+        </w:rPr>
+        <w:t>的结构简式</w:t>
+      </w:r>
+      <w:r>
+        <w:rPr>
+          <w:rFonts w:hint="eastAsia" w:ascii="Times New Roman" w:hAnsi="Times New Roman" w:eastAsia="Times New Roman" w:cs="Times New Roman"/>
+        </w:rPr>
+        <w:t>。</w:t>
+      </w:r>
+    </w:p>
+    <w:p>
+      <w:pPr>
+        <w:numPr>
+          <w:ilvl w:val="0"/>
+          <w:numId w:val="1011"/>
+        </w:numPr>
+        <w:ind w:firstLine="420"/>
+      </w:pPr>
+      <w:r>
+        <w:rPr>
+          <w:rFonts w:ascii="Times New Roman" w:hAnsi="Times New Roman" w:eastAsia="Times New Roman" w:cs="Times New Roman"/>
+        </w:rPr>
+        <w:t xml:space="preserve">L </w:t>
+      </w:r>
+      <w:r>
+        <w:rPr>
+          <w:rFonts w:hint="eastAsia" w:ascii="Times New Roman" w:hAnsi="Times New Roman" w:eastAsia="FangSong" w:cs="Times New Roman"/>
+        </w:rPr>
+        <w:t xml:space="preserve">与</w:t>
+      </w:r>
+      <w:r>
+        <w:rPr>
+          <w:rFonts w:ascii="Times New Roman" w:hAnsi="Times New Roman" w:eastAsia="Times New Roman" w:cs="Times New Roman"/>
+        </w:rPr>
+        <w:t xml:space="preserve"> Ir </w:t>
+      </w:r>
+      <w:r>
+        <w:rPr>
+          <w:rFonts w:hint="eastAsia" w:ascii="Times New Roman" w:hAnsi="Times New Roman" w:eastAsia="FangSong" w:cs="Times New Roman"/>
+        </w:rPr>
+        <w:t>形成的配合物为风扇型</w:t>
+      </w:r>
+      <w:r>
+        <w:rPr>
+          <w:rFonts w:hint="eastAsia" w:ascii="Times New Roman" w:hAnsi="Times New Roman" w:eastAsia="Times New Roman" w:cs="Times New Roman"/>
+        </w:rPr>
+        <w:t>，</w:t>
+      </w:r>
+      <w:r>
+        <w:rPr>
+          <w:rFonts w:hint="eastAsia" w:ascii="Times New Roman" w:hAnsi="Times New Roman" w:eastAsia="FangSong" w:cs="Times New Roman"/>
+        </w:rPr>
+        <w:t>指出其可能的立体异构体数目</w:t>
+      </w:r>
+      <w:r>
+        <w:rPr>
+          <w:rFonts w:hint="eastAsia" w:ascii="Times New Roman" w:hAnsi="Times New Roman" w:eastAsia="Times New Roman" w:cs="Times New Roman"/>
+        </w:rPr>
+        <w:t>。</w:t>
+      </w:r>
+    </w:p>
+    <w:p>
+      <w:pPr>
+        <w:numPr>
+          <w:ilvl w:val="0"/>
+          <w:numId w:val="1011"/>
+        </w:numPr>
+        <w:ind w:firstLine="420"/>
+      </w:pPr>
+      <w:r>
+        <w:rPr>
+          <w:rFonts w:hint="eastAsia" w:ascii="Times New Roman" w:hAnsi="Times New Roman" w:eastAsia="FangSong" w:cs="Times New Roman"/>
+        </w:rPr>
+        <w:t>写出产物的化学式</w:t>
+      </w:r>
+      <w:r>
+        <w:rPr>
+          <w:rFonts w:hint="eastAsia" w:ascii="Times New Roman" w:hAnsi="Times New Roman" w:eastAsia="Times New Roman" w:cs="Times New Roman"/>
+        </w:rPr>
+        <w:t>，</w:t>
+      </w:r>
+      <w:r>
+        <w:rPr>
+          <w:rFonts w:hint="eastAsia" w:ascii="Times New Roman" w:hAnsi="Times New Roman" w:eastAsia="FangSong" w:cs="Times New Roman"/>
+        </w:rPr>
+        <w:t>并解释其能够稳定存在的原因</w:t>
+      </w:r>
+      <w:r>
+        <w:rPr>
+          <w:rFonts w:hint="eastAsia" w:ascii="Times New Roman" w:hAnsi="Times New Roman" w:eastAsia="Times New Roman" w:cs="Times New Roman"/>
+        </w:rPr>
+        <w:t>。</w:t>
+      </w:r>
+    </w:p>
+    <w:p>
+      <w:pPr>
+        <w:numPr>
+          <w:ilvl w:val="0"/>
+          <w:numId w:val="1011"/>
+        </w:numPr>
+        <w:ind w:firstLine="420"/>
+      </w:pPr>
+      <w:r>
+        <w:rPr>
+          <w:rFonts w:hint="eastAsia" w:ascii="Times New Roman" w:hAnsi="Times New Roman" w:eastAsia="FangSong" w:cs="Times New Roman"/>
+        </w:rPr>
+        <w:t xml:space="preserve">说明</w:t>
+      </w:r>
+      <w:r>
+        <w:rPr>
+          <w:rFonts w:ascii="Times New Roman" w:hAnsi="Times New Roman" w:eastAsia="Times New Roman" w:cs="Times New Roman"/>
+        </w:rPr>
+        <w:t xml:space="preserve"> A1、A2 </w:t>
+      </w:r>
+      <w:r>
+        <w:rPr>
+          <w:rFonts w:hint="eastAsia" w:ascii="Times New Roman" w:hAnsi="Times New Roman" w:eastAsia="FangSong" w:cs="Times New Roman"/>
+        </w:rPr>
+        <w:t>的结构</w:t>
+      </w:r>
+      <w:r>
+        <w:rPr>
+          <w:rFonts w:hint="eastAsia" w:ascii="Times New Roman" w:hAnsi="Times New Roman" w:eastAsia="Times New Roman" w:cs="Times New Roman"/>
+        </w:rPr>
+        <w:t>。</w:t>
+      </w:r>
+    </w:p>
+    <w:p>
+      <w:pPr>
+        <w:pStyle w:val="BlockText"/>
+        <w:ind w:firstLine="420"/>
       </w:pPr>
       <w:r>
         <w:rPr>
@@ -20055,21 +20900,78 @@
           <w:b/>
           <w:bCs/>
         </w:rPr>
-        <w:t xml:space="preserve">参考答案</w:t>
-      </w:r>
-      <w:r>
-        <w:rPr>
-          <w:rFonts w:hint="eastAsia" w:ascii="Times New Roman" w:hAnsi="Times New Roman" w:eastAsia="Times New Roman" w:cs="Times New Roman"/>
-        </w:rPr>
-        <w:t xml:space="preserve">：</w:t>
+        <w:t xml:space="preserve">校勘注</w:t>
+      </w:r>
+      <w:r>
+        <w:rPr>
+          <w:rFonts w:hint="eastAsia" w:ascii="Times New Roman" w:hAnsi="Times New Roman" w:eastAsia="Times New Roman" w:cs="Times New Roman"/>
+        </w:rPr>
+        <w:t>：</w:t>
+      </w:r>
+      <w:r>
+        <w:rPr>
+          <w:rFonts w:hint="eastAsia" w:ascii="Times New Roman" w:hAnsi="Times New Roman" w:eastAsia="FangSong" w:cs="Times New Roman"/>
+        </w:rPr>
+        <w:t>本题源卡题面在转录时缺失设问行</w:t>
+      </w:r>
+      <w:r>
+        <w:rPr>
+          <w:rFonts w:hint="eastAsia" w:ascii="Times New Roman" w:hAnsi="Times New Roman" w:eastAsia="Times New Roman" w:cs="Times New Roman"/>
+        </w:rPr>
+        <w:t>（</w:t>
+      </w:r>
+      <w:r>
+        <w:rPr>
+          <w:rFonts w:hint="eastAsia" w:ascii="Times New Roman" w:hAnsi="Times New Roman" w:eastAsia="FangSong" w:cs="Times New Roman"/>
+        </w:rPr>
+        <w:t>仅存背景与数据</w:t>
+      </w:r>
+      <w:r>
+        <w:rPr>
+          <w:rFonts w:hint="eastAsia" w:ascii="Times New Roman" w:hAnsi="Times New Roman" w:eastAsia="Times New Roman" w:cs="Times New Roman"/>
+        </w:rPr>
+        <w:t>），</w:t>
+      </w:r>
+      <w:r>
+        <w:rPr>
+          <w:rFonts w:hint="eastAsia" w:ascii="Times New Roman" w:hAnsi="Times New Roman" w:eastAsia="FangSong" w:cs="Times New Roman"/>
+        </w:rPr>
+        <w:t>此处按原书参考答案反推复原为</w:t>
+      </w:r>
+      <w:r>
+        <w:rPr>
+          <w:rFonts w:ascii="Times New Roman" w:hAnsi="Times New Roman" w:eastAsia="Times New Roman" w:cs="Times New Roman"/>
+        </w:rPr>
+        <w:t xml:space="preserve"> (1)~(4)。</w:t>
       </w:r>
     </w:p>
     <w:p>
       <w:pPr>
+        <w:pStyle w:val="FirstParagraph"/>
+        <w:ind w:firstLine="420"/>
+      </w:pPr>
+      <w:r>
+        <w:rPr>
+          <w:rFonts w:hint="eastAsia" w:ascii="Times New Roman" w:hAnsi="Times New Roman" w:eastAsia="FangSong" w:cs="Times New Roman"/>
+          <w:b/>
+          <w:bCs/>
+        </w:rPr>
+        <w:t xml:space="preserve">参考答案</w:t>
+      </w:r>
+      <w:r>
+        <w:rPr>
+          <w:rFonts w:hint="eastAsia" w:ascii="Times New Roman" w:hAnsi="Times New Roman" w:eastAsia="Times New Roman" w:cs="Times New Roman"/>
+        </w:rPr>
+        <w:t xml:space="preserve">：</w:t>
+      </w:r>
+    </w:p>
+    <w:p>
+      <w:pPr>
         <w:numPr>
           <w:ilvl w:val="0"/>
-          <w:numId w:val="1006"/>
+          <w:numId w:val="1012"/>
         </w:numPr>
+        <w:ind w:firstLine="420"/>
       </w:pPr>
       <w:r>
         <w:rPr>
@@ -20130,8 +21032,9 @@
       <w:pPr>
         <w:numPr>
           <w:ilvl w:val="0"/>
-          <w:numId w:val="1006"/>
+          <w:numId w:val="1012"/>
         </w:numPr>
+        <w:ind w:firstLine="420"/>
       </w:pPr>
       <w:r>
         <w:rPr>
@@ -20204,8 +21107,9 @@
       <w:pPr>
         <w:numPr>
           <w:ilvl w:val="0"/>
-          <w:numId w:val="1006"/>
+          <w:numId w:val="1012"/>
         </w:numPr>
+        <w:ind w:firstLine="420"/>
       </w:pPr>
       <w:r>
         <w:rPr>
@@ -20373,8 +21277,9 @@
       <w:pPr>
         <w:numPr>
           <w:ilvl w:val="0"/>
-          <w:numId w:val="1006"/>
+          <w:numId w:val="1012"/>
         </w:numPr>
+        <w:ind w:firstLine="420"/>
       </w:pPr>
       <w:r>
         <w:rPr>
@@ -20477,8 +21382,9 @@
       <w:pPr>
         <w:numPr>
           <w:ilvl w:val="0"/>
-          <w:numId w:val="1006"/>
+          <w:numId w:val="1012"/>
         </w:numPr>
+        <w:ind w:firstLine="420"/>
       </w:pPr>
       <w:r>
         <w:rPr>
@@ -20781,6 +21687,16 @@
         </w:pict>
       </w:r>
     </w:p>
+    <w:p>
+      <w:pPr>
+        <w:spacing w:before="160" w:after="80"/>
+      </w:pPr>
+      <w:r>
+        <w:pict>
+          <v:rect style="width:0;height:1.5pt" o:hralign="center" o:hrstd="t" o:hr="t"/>
+        </w:pict>
+      </w:r>
+    </w:p>
     <w:bookmarkEnd w:id="67"/>
     <w:bookmarkStart w:id="68" w:name="第15题"/>
     <w:p>
@@ -20810,6 +21726,7 @@
     <w:p>
       <w:pPr>
         <w:pStyle w:val="BlockText"/>
+        <w:ind w:firstLine="420"/>
       </w:pPr>
       <w:r>
         <w:rPr>
@@ -20833,6 +21750,7 @@
     <w:p>
       <w:pPr>
         <w:pStyle w:val="FirstParagraph"/>
+        <w:ind w:firstLine="420"/>
       </w:pPr>
       <w:r>
         <w:rPr>
@@ -20852,8 +21770,9 @@
         <w:pStyle w:val="Compact"/>
         <w:numPr>
           <w:ilvl w:val="0"/>
-          <w:numId w:val="1007"/>
+          <w:numId w:val="1013"/>
         </w:numPr>
+        <w:ind w:firstLine="420"/>
       </w:pPr>
       <w:r>
         <w:rPr>
@@ -20986,8 +21905,9 @@
         <w:pStyle w:val="Compact"/>
         <w:numPr>
           <w:ilvl w:val="0"/>
-          <w:numId w:val="1007"/>
+          <w:numId w:val="1013"/>
         </w:numPr>
+        <w:ind w:firstLine="420"/>
       </w:pPr>
       <w:r>
         <w:rPr>
@@ -21133,8 +22053,9 @@
         <w:pStyle w:val="Compact"/>
         <w:numPr>
           <w:ilvl w:val="0"/>
-          <w:numId w:val="1007"/>
+          <w:numId w:val="1013"/>
         </w:numPr>
+        <w:ind w:firstLine="420"/>
       </w:pPr>
       <m:oMath>
         <m:oMathPr>
@@ -21225,6 +22146,7 @@
     <w:p>
       <w:pPr>
         <w:pStyle w:val="FirstParagraph"/>
+        <w:ind w:firstLine="420"/>
       </w:pPr>
       <w:r>
         <w:rPr>
@@ -21245,8 +22167,9 @@
       <w:pPr>
         <w:numPr>
           <w:ilvl w:val="0"/>
-          <w:numId w:val="1008"/>
+          <w:numId w:val="1014"/>
         </w:numPr>
+        <w:ind w:firstLine="420"/>
       </w:pPr>
       <m:oMath>
         <m:sSub>
@@ -21300,7 +22223,7 @@
       <w:pPr>
         <w:numPr>
           <w:ilvl w:val="0"/>
-          <w:numId w:val="1008"/>
+          <w:numId w:val="1014"/>
         </w:numPr>
       </w:pPr>
       <m:oMath>
@@ -21639,8 +22562,9 @@
       <w:pPr>
         <w:numPr>
           <w:ilvl w:val="0"/>
-          <w:numId w:val="1008"/>
+          <w:numId w:val="1014"/>
         </w:numPr>
+        <w:ind w:firstLine="420"/>
       </w:pPr>
       <w:r>
         <w:rPr>
@@ -21732,6 +22656,16 @@
           <w:rFonts w:hint="eastAsia" w:ascii="Times New Roman" w:hAnsi="Times New Roman" w:eastAsia="Times New Roman" w:cs="Times New Roman"/>
         </w:rPr>
         <w:t>。</w:t>
+      </w:r>
+    </w:p>
+    <w:p>
+      <w:pPr>
+        <w:spacing w:before="160" w:after="80"/>
+      </w:pPr>
+      <w:r>
+        <w:pict>
+          <v:rect style="width:0;height:1.5pt" o:hralign="center" o:hrstd="t" o:hr="t"/>
+        </w:pict>
       </w:r>
     </w:p>
     <w:p>
@@ -21773,6 +22707,7 @@
     <w:p>
       <w:pPr>
         <w:pStyle w:val="BlockText"/>
+        <w:ind w:firstLine="420"/>
       </w:pPr>
       <w:r>
         <w:rPr>
@@ -21796,6 +22731,7 @@
     <w:p>
       <w:pPr>
         <w:pStyle w:val="FirstParagraph"/>
+        <w:ind w:firstLine="420"/>
       </w:pPr>
       <w:r>
         <w:rPr>
@@ -22023,8 +22959,9 @@
         <w:pStyle w:val="Compact"/>
         <w:numPr>
           <w:ilvl w:val="0"/>
-          <w:numId w:val="1009"/>
+          <w:numId w:val="1015"/>
         </w:numPr>
+        <w:ind w:firstLine="420"/>
       </w:pPr>
       <w:r>
         <w:rPr>
@@ -22188,8 +23125,9 @@
         <w:pStyle w:val="Compact"/>
         <w:numPr>
           <w:ilvl w:val="0"/>
-          <w:numId w:val="1009"/>
+          <w:numId w:val="1015"/>
         </w:numPr>
+        <w:ind w:firstLine="420"/>
       </w:pPr>
       <w:r>
         <w:rPr>
@@ -22281,8 +23219,9 @@
         <w:pStyle w:val="Compact"/>
         <w:numPr>
           <w:ilvl w:val="0"/>
-          <w:numId w:val="1009"/>
+          <w:numId w:val="1015"/>
         </w:numPr>
+        <w:ind w:firstLine="420"/>
       </w:pPr>
       <w:r>
         <w:rPr>
@@ -22312,6 +23251,7 @@
     <w:p>
       <w:pPr>
         <w:pStyle w:val="FirstParagraph"/>
+        <w:ind w:firstLine="420"/>
       </w:pPr>
       <w:r>
         <w:rPr>
@@ -22332,8 +23272,9 @@
       <w:pPr>
         <w:numPr>
           <w:ilvl w:val="0"/>
-          <w:numId w:val="1010"/>
+          <w:numId w:val="1016"/>
         </w:numPr>
+        <w:ind w:firstLine="420"/>
       </w:pPr>
       <m:oMath>
         <m:oMathPr>
@@ -22500,8 +23441,9 @@
       <w:pPr>
         <w:numPr>
           <w:ilvl w:val="0"/>
-          <w:numId w:val="1010"/>
+          <w:numId w:val="1016"/>
         </w:numPr>
+        <w:ind w:firstLine="420"/>
       </w:pPr>
       <w:r>
         <w:rPr>
@@ -22666,8 +23608,9 @@
         <w:pStyle w:val="Compact"/>
         <w:numPr>
           <w:ilvl w:val="0"/>
-          <w:numId w:val="1011"/>
+          <w:numId w:val="1017"/>
         </w:numPr>
+        <w:ind w:firstLine="420"/>
       </w:pPr>
       <w:r>
         <w:rPr>
@@ -22988,6 +23931,16 @@
         </w:pict>
       </w:r>
     </w:p>
+    <w:p>
+      <w:pPr>
+        <w:spacing w:before="160" w:after="80"/>
+      </w:pPr>
+      <w:r>
+        <w:pict>
+          <v:rect style="width:0;height:1.5pt" o:hralign="center" o:hrstd="t" o:hr="t"/>
+        </w:pict>
+      </w:r>
+    </w:p>
     <w:bookmarkEnd w:id="69"/>
     <w:bookmarkStart w:id="73" w:name="第17题"/>
     <w:p>
@@ -23017,6 +23970,7 @@
     <w:p>
       <w:pPr>
         <w:pStyle w:val="BlockText"/>
+        <w:ind w:firstLine="420"/>
       </w:pPr>
       <w:r>
         <w:rPr>
@@ -23070,6 +24024,7 @@
     <w:p>
       <w:pPr>
         <w:pStyle w:val="FirstParagraph"/>
+        <w:ind w:firstLine="420"/>
       </w:pPr>
       <w:r>
         <w:rPr>
@@ -23299,7 +24254,7 @@
         </w:rPr>
         <w:drawing>
           <wp:inline>
-            <wp:extent cx="3600000" cy="1557854"/>
+            <wp:extent cx="3600000" cy="1996320"/>
             <wp:effectExtent b="0" l="0" r="0" t="0"/>
             <wp:docPr descr="" title="" id="71" name="Picture"/>
             <a:graphic>
@@ -23320,7 +24275,7 @@
                   <pic:spPr bwMode="auto">
                     <a:xfrm>
                       <a:off x="0" y="0"/>
-                      <a:ext cx="3600000" cy="1557854"/>
+                      <a:ext cx="3600000" cy="1996320"/>
                     </a:xfrm>
                     <a:prstGeom prst="rect">
                       <a:avLst/>
@@ -23344,8 +24299,9 @@
         <w:pStyle w:val="Compact"/>
         <w:numPr>
           <w:ilvl w:val="0"/>
-          <w:numId w:val="1012"/>
+          <w:numId w:val="1018"/>
         </w:numPr>
+        <w:ind w:firstLine="420"/>
       </w:pPr>
       <w:r>
         <w:rPr>
@@ -23383,8 +24339,9 @@
         <w:pStyle w:val="Compact"/>
         <w:numPr>
           <w:ilvl w:val="0"/>
-          <w:numId w:val="1012"/>
+          <w:numId w:val="1018"/>
         </w:numPr>
+        <w:ind w:firstLine="420"/>
       </w:pPr>
       <w:r>
         <w:rPr>
@@ -23450,8 +24407,9 @@
         <w:pStyle w:val="Compact"/>
         <w:numPr>
           <w:ilvl w:val="0"/>
-          <w:numId w:val="1012"/>
+          <w:numId w:val="1018"/>
         </w:numPr>
+        <w:ind w:firstLine="420"/>
       </w:pPr>
       <w:r>
         <w:rPr>
@@ -23508,8 +24466,9 @@
         <w:pStyle w:val="Compact"/>
         <w:numPr>
           <w:ilvl w:val="0"/>
-          <w:numId w:val="1012"/>
+          <w:numId w:val="1018"/>
         </w:numPr>
+        <w:ind w:firstLine="420"/>
       </w:pPr>
       <w:r>
         <w:rPr>
@@ -23576,6 +24535,7 @@
     <w:p>
       <w:pPr>
         <w:pStyle w:val="FirstParagraph"/>
+        <w:ind w:firstLine="420"/>
       </w:pPr>
       <w:r>
         <w:rPr>
@@ -23595,6 +24555,7 @@
     <w:p>
       <w:pPr>
         <w:pStyle w:val="BodyText"/>
+        <w:ind w:firstLine="420"/>
       </w:pPr>
       <w:r>
         <w:rPr>
@@ -23611,6 +24572,16 @@
           <w:bCs/>
         </w:rPr>
         <w:t>：C</w:t>
+      </w:r>
+    </w:p>
+    <w:p>
+      <w:pPr>
+        <w:spacing w:before="160" w:after="80"/>
+      </w:pPr>
+      <w:r>
+        <w:pict>
+          <v:rect style="width:0;height:1.5pt" o:hralign="center" o:hrstd="t" o:hr="t"/>
+        </w:pict>
       </w:r>
     </w:p>
     <w:p>
@@ -23652,6 +24623,7 @@
     <w:p>
       <w:pPr>
         <w:pStyle w:val="BlockText"/>
+        <w:ind w:firstLine="420"/>
       </w:pPr>
       <w:r>
         <w:rPr>
@@ -23675,6 +24647,7 @@
     <w:p>
       <w:pPr>
         <w:pStyle w:val="FirstParagraph"/>
+        <w:ind w:firstLine="420"/>
       </w:pPr>
       <w:r>
         <w:rPr>
@@ -23817,6 +24790,7 @@
     <w:p>
       <w:pPr>
         <w:pStyle w:val="BodyText"/>
+        <w:ind w:firstLine="420"/>
       </w:pPr>
       <w:r>
         <w:rPr>
@@ -24028,6 +25002,7 @@
     <w:p>
       <w:pPr>
         <w:pStyle w:val="BodyText"/>
+        <w:ind w:firstLine="420"/>
       </w:pPr>
       <w:r>
         <w:rPr>
@@ -24101,8 +25076,9 @@
         <w:pStyle w:val="Compact"/>
         <w:numPr>
           <w:ilvl w:val="0"/>
-          <w:numId w:val="1013"/>
+          <w:numId w:val="1019"/>
         </w:numPr>
+        <w:ind w:firstLine="420"/>
       </w:pPr>
       <w:r>
         <w:rPr>
@@ -24182,6 +25158,7 @@
     <w:p>
       <w:pPr>
         <w:pStyle w:val="FirstParagraph"/>
+        <w:ind w:firstLine="420"/>
       </w:pPr>
       <w:r>
         <w:rPr>
@@ -24202,8 +25179,9 @@
       <w:pPr>
         <w:numPr>
           <w:ilvl w:val="0"/>
-          <w:numId w:val="1014"/>
+          <w:numId w:val="1020"/>
         </w:numPr>
+        <w:ind w:firstLine="420"/>
       </w:pPr>
       <w:r>
         <w:rPr>
@@ -24488,8 +25466,9 @@
       <w:pPr>
         <w:numPr>
           <w:ilvl w:val="0"/>
-          <w:numId w:val="1014"/>
+          <w:numId w:val="1020"/>
         </w:numPr>
+        <w:ind w:firstLine="420"/>
       </w:pPr>
       <w:r>
         <w:rPr>
@@ -24514,6 +25493,16 @@
           <w:rFonts w:ascii="Times New Roman" w:hAnsi="Times New Roman" w:eastAsia="Times New Roman" w:cs="Times New Roman"/>
         </w:rPr>
         <w:t xml:space="preserve"> 3.36L。</w:t>
+      </w:r>
+    </w:p>
+    <w:p>
+      <w:pPr>
+        <w:spacing w:before="160" w:after="80"/>
+      </w:pPr>
+      <w:r>
+        <w:pict>
+          <v:rect style="width:0;height:1.5pt" o:hralign="center" o:hrstd="t" o:hr="t"/>
+        </w:pict>
       </w:r>
     </w:p>
     <w:p>
@@ -24555,6 +25544,7 @@
     <w:p>
       <w:pPr>
         <w:pStyle w:val="BlockText"/>
+        <w:ind w:firstLine="420"/>
       </w:pPr>
       <w:r>
         <w:rPr>
@@ -24578,6 +25568,7 @@
     <w:p>
       <w:pPr>
         <w:pStyle w:val="FirstParagraph"/>
+        <w:ind w:firstLine="420"/>
       </w:pPr>
       <w:r>
         <w:rPr>
@@ -25320,6 +26311,7 @@
     <w:p>
       <w:pPr>
         <w:pStyle w:val="BodyText"/>
+        <w:ind w:firstLine="420"/>
       </w:pPr>
       <w:r>
         <w:rPr>
@@ -25860,6 +26852,16 @@
         </w:pict>
       </w:r>
     </w:p>
+    <w:p>
+      <w:pPr>
+        <w:spacing w:before="160" w:after="80"/>
+      </w:pPr>
+      <w:r>
+        <w:pict>
+          <v:rect style="width:0;height:1.5pt" o:hralign="center" o:hrstd="t" o:hr="t"/>
+        </w:pict>
+      </w:r>
+    </w:p>
     <w:bookmarkEnd w:id="75"/>
     <w:bookmarkStart w:id="76" w:name="第20题"/>
     <w:p>
@@ -25889,6 +26891,7 @@
     <w:p>
       <w:pPr>
         <w:pStyle w:val="BlockText"/>
+        <w:ind w:firstLine="420"/>
       </w:pPr>
       <w:r>
         <w:rPr>
@@ -25912,6 +26915,7 @@
     <w:p>
       <w:pPr>
         <w:pStyle w:val="FirstParagraph"/>
+        <w:ind w:firstLine="420"/>
       </w:pPr>
       <w:r>
         <w:rPr>
@@ -26546,8 +27550,9 @@
       <w:pPr>
         <w:numPr>
           <w:ilvl w:val="0"/>
-          <w:numId w:val="1015"/>
+          <w:numId w:val="1021"/>
         </w:numPr>
+        <w:ind w:firstLine="420"/>
       </w:pPr>
       <w:r>
         <w:rPr>
@@ -26578,8 +27583,9 @@
       <w:pPr>
         <w:numPr>
           <w:ilvl w:val="0"/>
-          <w:numId w:val="1015"/>
+          <w:numId w:val="1021"/>
         </w:numPr>
+        <w:ind w:firstLine="420"/>
       </w:pPr>
       <w:r>
         <w:rPr>
@@ -26597,6 +27603,7 @@
     <w:p>
       <w:pPr>
         <w:pStyle w:val="FirstParagraph"/>
+        <w:ind w:firstLine="420"/>
       </w:pPr>
       <w:r>
         <w:rPr>
@@ -26616,6 +27623,7 @@
     <w:p>
       <w:pPr>
         <w:pStyle w:val="BodyText"/>
+        <w:ind w:firstLine="420"/>
       </w:pPr>
       <w:r>
         <w:rPr>
@@ -26828,6 +27836,16 @@
         </w:pict>
       </w:r>
     </w:p>
+    <w:p>
+      <w:pPr>
+        <w:spacing w:before="160" w:after="80"/>
+      </w:pPr>
+      <w:r>
+        <w:pict>
+          <v:rect style="width:0;height:1.5pt" o:hralign="center" o:hrstd="t" o:hr="t"/>
+        </w:pict>
+      </w:r>
+    </w:p>
     <w:bookmarkEnd w:id="76"/>
     <w:bookmarkStart w:id="77" w:name="第21题"/>
     <w:p>
@@ -26857,6 +27875,7 @@
     <w:p>
       <w:pPr>
         <w:pStyle w:val="BlockText"/>
+        <w:ind w:firstLine="420"/>
       </w:pPr>
       <w:r>
         <w:rPr>
@@ -26880,6 +27899,7 @@
     <w:p>
       <w:pPr>
         <w:pStyle w:val="FirstParagraph"/>
+        <w:ind w:firstLine="420"/>
       </w:pPr>
       <w:r>
         <w:rPr>
@@ -27114,6 +28134,7 @@
     <w:p>
       <w:pPr>
         <w:pStyle w:val="BodyText"/>
+        <w:ind w:firstLine="420"/>
       </w:pPr>
       <w:r>
         <w:rPr>
@@ -27452,6 +28473,16 @@
         </w:pict>
       </w:r>
     </w:p>
+    <w:p>
+      <w:pPr>
+        <w:spacing w:before="160" w:after="80"/>
+      </w:pPr>
+      <w:r>
+        <w:pict>
+          <v:rect style="width:0;height:1.5pt" o:hralign="center" o:hrstd="t" o:hr="t"/>
+        </w:pict>
+      </w:r>
+    </w:p>
     <w:bookmarkEnd w:id="77"/>
     <w:bookmarkStart w:id="78" w:name="第22题"/>
     <w:p>
@@ -27481,6 +28512,7 @@
     <w:p>
       <w:pPr>
         <w:pStyle w:val="BlockText"/>
+        <w:ind w:firstLine="420"/>
       </w:pPr>
       <w:r>
         <w:rPr>
@@ -27504,6 +28536,7 @@
     <w:p>
       <w:pPr>
         <w:pStyle w:val="FirstParagraph"/>
+        <w:ind w:firstLine="420"/>
       </w:pPr>
       <w:r>
         <w:rPr>
@@ -27540,8 +28573,9 @@
       <w:pPr>
         <w:numPr>
           <w:ilvl w:val="0"/>
-          <w:numId w:val="1016"/>
+          <w:numId w:val="1022"/>
         </w:numPr>
+        <w:ind w:firstLine="420"/>
       </w:pPr>
       <w:r>
         <w:rPr>
@@ -27633,8 +28667,9 @@
       <w:pPr>
         <w:numPr>
           <w:ilvl w:val="0"/>
-          <w:numId w:val="1016"/>
+          <w:numId w:val="1022"/>
         </w:numPr>
+        <w:ind w:firstLine="420"/>
       </w:pPr>
       <m:oMath>
         <m:oMathPr>
@@ -27745,6 +28780,7 @@
     <w:p>
       <w:pPr>
         <w:pStyle w:val="FirstParagraph"/>
+        <w:ind w:firstLine="420"/>
       </w:pPr>
       <w:r>
         <w:rPr>
@@ -27762,6 +28798,7 @@
     <w:p>
       <w:pPr>
         <w:pStyle w:val="BodyText"/>
+        <w:ind w:firstLine="420"/>
       </w:pPr>
       <w:r>
         <w:rPr>
@@ -27781,6 +28818,7 @@
     <w:p>
       <w:pPr>
         <w:pStyle w:val="BodyText"/>
+        <w:ind w:firstLine="420"/>
       </w:pPr>
       <w:r>
         <w:rPr>
@@ -28132,6 +29170,7 @@
     <w:p>
       <w:pPr>
         <w:pStyle w:val="BodyText"/>
+        <w:ind w:firstLine="420"/>
       </w:pPr>
       <w:r>
         <w:rPr>
@@ -28515,6 +29554,16 @@
         </w:pict>
       </w:r>
     </w:p>
+    <w:p>
+      <w:pPr>
+        <w:spacing w:before="160" w:after="80"/>
+      </w:pPr>
+      <w:r>
+        <w:pict>
+          <v:rect style="width:0;height:1.5pt" o:hralign="center" o:hrstd="t" o:hr="t"/>
+        </w:pict>
+      </w:r>
+    </w:p>
     <w:bookmarkEnd w:id="78"/>
     <w:bookmarkStart w:id="79" w:name="第23题"/>
     <w:p>
@@ -28544,6 +29593,7 @@
     <w:p>
       <w:pPr>
         <w:pStyle w:val="BlockText"/>
+        <w:ind w:firstLine="420"/>
       </w:pPr>
       <w:r>
         <w:rPr>
@@ -28567,6 +29617,7 @@
     <w:p>
       <w:pPr>
         <w:pStyle w:val="FirstParagraph"/>
+        <w:ind w:firstLine="420"/>
       </w:pPr>
       <w:r>
         <w:rPr>
@@ -28764,14 +29815,12 @@
     </w:p>
     <w:p>
       <w:pPr>
-        <w:pStyle w:val="BodyText"/>
-      </w:pPr>
-      <w:r>
-        <w:rPr>
-          <w:rFonts w:ascii="Times New Roman" w:hAnsi="Times New Roman" w:eastAsia="Times New Roman" w:cs="Times New Roman"/>
-        </w:rPr>
-        <w:t xml:space="preserve">5-1 </w:t>
-      </w:r>
+        <w:numPr>
+          <w:ilvl w:val="0"/>
+          <w:numId w:val="1023"/>
+        </w:numPr>
+        <w:ind w:firstLine="420"/>
+      </w:pPr>
       <w:r>
         <w:rPr>
           <w:rFonts w:hint="eastAsia" w:ascii="Times New Roman" w:hAnsi="Times New Roman" w:eastAsia="FangSong" w:cs="Times New Roman"/>
@@ -28787,14 +29836,12 @@
     </w:p>
     <w:p>
       <w:pPr>
-        <w:pStyle w:val="BodyText"/>
-      </w:pPr>
-      <w:r>
-        <w:rPr>
-          <w:rFonts w:ascii="Times New Roman" w:hAnsi="Times New Roman" w:eastAsia="Times New Roman" w:cs="Times New Roman"/>
-        </w:rPr>
-        <w:t xml:space="preserve">5-2 </w:t>
-      </w:r>
+        <w:numPr>
+          <w:ilvl w:val="0"/>
+          <w:numId w:val="1023"/>
+        </w:numPr>
+        <w:ind w:firstLine="420"/>
+      </w:pPr>
       <w:r>
         <w:rPr>
           <w:rFonts w:hint="eastAsia" w:ascii="Times New Roman" w:hAnsi="Times New Roman" w:eastAsia="FangSong" w:cs="Times New Roman"/>
@@ -28947,7 +29994,8 @@
     </w:p>
     <w:p>
       <w:pPr>
-        <w:pStyle w:val="BodyText"/>
+        <w:pStyle w:val="FirstParagraph"/>
+        <w:ind w:firstLine="420"/>
       </w:pPr>
       <w:r>
         <w:rPr>
@@ -28966,20 +30014,11 @@
     </w:p>
     <w:p>
       <w:pPr>
-        <w:pStyle w:val="BodyText"/>
-      </w:pPr>
-      <w:r>
-        <w:rPr>
-          <w:rFonts w:ascii="Times New Roman" w:hAnsi="Times New Roman" w:eastAsia="Times New Roman" w:cs="Times New Roman"/>
-        </w:rPr>
-        <w:t xml:space="preserve">5-1</w:t>
-      </w:r>
-      <w:r>
-        <w:rPr>
-          <w:rFonts w:ascii="Times New Roman" w:hAnsi="Times New Roman" w:eastAsia="Times New Roman" w:cs="Times New Roman"/>
-        </w:rPr>
-        <w:t xml:space="preserve"> </w:t>
-      </w:r>
+        <w:numPr>
+          <w:ilvl w:val="0"/>
+          <w:numId w:val="1024"/>
+        </w:numPr>
+      </w:pPr>
       <m:oMath>
         <m:oMathPr>
           <m:ctrlPr>
@@ -29260,17 +30299,21 @@
           <m:t>O</m:t>
         </m:r>
       </m:oMath>
+      <w:r>
+        <w:rPr>
+          <w:rFonts w:ascii="Times New Roman" w:hAnsi="Times New Roman" w:eastAsia="Times New Roman" w:cs="Times New Roman"/>
+        </w:rPr>
+        <w:t xml:space="preserve">​</w:t>
+      </w:r>
     </w:p>
     <w:p>
       <w:pPr>
-        <w:pStyle w:val="BodyText"/>
-      </w:pPr>
-      <w:r>
-        <w:rPr>
-          <w:rFonts w:ascii="Times New Roman" w:hAnsi="Times New Roman" w:eastAsia="Times New Roman" w:cs="Times New Roman"/>
-        </w:rPr>
-        <w:t xml:space="preserve">5-2 </w:t>
-      </w:r>
+        <w:numPr>
+          <w:ilvl w:val="0"/>
+          <w:numId w:val="1024"/>
+        </w:numPr>
+        <w:ind w:firstLine="420"/>
+      </w:pPr>
       <w:r>
         <w:rPr>
           <w:rFonts w:hint="eastAsia" w:ascii="Times New Roman" w:hAnsi="Times New Roman" w:eastAsia="FangSong" w:cs="Times New Roman"/>
@@ -29338,7 +30381,8 @@
     </w:p>
     <w:p>
       <w:pPr>
-        <w:pStyle w:val="BodyText"/>
+        <w:pStyle w:val="FirstParagraph"/>
+        <w:ind w:firstLine="420"/>
       </w:pPr>
       <w:r>
         <w:rPr>
@@ -29826,7 +30870,7 @@
       <w:pPr>
         <w:numPr>
           <w:ilvl w:val="0"/>
-          <w:numId w:val="1017"/>
+          <w:numId w:val="1025"/>
         </w:numPr>
       </w:pPr>
       <m:oMath>
@@ -30098,8 +31142,9 @@
       <w:pPr>
         <w:numPr>
           <w:ilvl w:val="0"/>
-          <w:numId w:val="1017"/>
+          <w:numId w:val="1025"/>
         </w:numPr>
+        <w:ind w:firstLine="420"/>
       </w:pPr>
       <m:oMath>
         <m:oMathPr>
@@ -30545,6 +31590,7 @@
     <w:p>
       <w:pPr>
         <w:pStyle w:val="FirstParagraph"/>
+        <w:ind w:firstLine="420"/>
       </w:pPr>
       <w:r>
         <w:rPr>
@@ -30882,6 +31928,7 @@
     <w:p>
       <w:pPr>
         <w:pStyle w:val="BodyText"/>
+        <w:ind w:firstLine="420"/>
       </w:pPr>
       <w:r>
         <w:rPr>
@@ -31048,6 +32095,16 @@
         </w:pict>
       </w:r>
     </w:p>
+    <w:p>
+      <w:pPr>
+        <w:spacing w:before="160" w:after="80"/>
+      </w:pPr>
+      <w:r>
+        <w:pict>
+          <v:rect style="width:0;height:1.5pt" o:hralign="center" o:hrstd="t" o:hr="t"/>
+        </w:pict>
+      </w:r>
+    </w:p>
     <w:bookmarkEnd w:id="79"/>
     <w:bookmarkStart w:id="80" w:name="第24题"/>
     <w:p>
@@ -31077,6 +32134,7 @@
     <w:p>
       <w:pPr>
         <w:pStyle w:val="BlockText"/>
+        <w:ind w:firstLine="420"/>
       </w:pPr>
       <w:r>
         <w:rPr>
@@ -31101,6 +32159,7 @@
       <w:pPr>
         <w:pStyle w:val="FirstParagraph"/>
         <w:spacing w:after="80"/>
+        <w:ind w:firstLine="420"/>
       </w:pPr>
       <m:oMath>
         <m:r>
@@ -31374,6 +32433,15 @@
         <w:tblStyle w:val="Table"/>
         <w:tblW w:type="auto" w:w="0"/>
         <w:tblLook w:firstRow="1" w:lastRow="0" w:firstColumn="0" w:lastColumn="0" w:noHBand="0" w:noVBand="0" w:val="0020"/>
+        <w:jc w:val="center"/>
+        <w:tblBorders>
+          <w:top w:val="single" w:sz="12" w:space="0" w:color="333333"/>
+          <w:bottom w:val="single" w:sz="12" w:space="0" w:color="333333"/>
+          <w:left w:val="none"/>
+          <w:right w:val="none"/>
+          <w:insideH w:val="none"/>
+          <w:insideV w:val="none"/>
+        </w:tblBorders>
       </w:tblPr>
       <w:tblGrid>
         <w:gridCol w:w="990"/>
@@ -31390,7 +32458,11 @@
           <w:tblHeader w:val="on"/>
         </w:trPr>
         <w:tc>
-          <w:tcPr/>
+          <w:tcPr>
+            <w:tcBorders>
+              <w:bottom w:val="single" w:sz="6" w:space="0" w:color="333333"/>
+            </w:tcBorders>
+          </w:tcPr>
           <w:p>
             <w:pPr>
               <w:pStyle w:val="Compact"/>
@@ -31413,7 +32485,11 @@
           </w:p>
         </w:tc>
         <w:tc>
-          <w:tcPr/>
+          <w:tcPr>
+            <w:tcBorders>
+              <w:bottom w:val="single" w:sz="6" w:space="0" w:color="333333"/>
+            </w:tcBorders>
+          </w:tcPr>
           <w:p>
             <w:pPr>
               <w:pStyle w:val="Compact"/>
@@ -31429,7 +32505,11 @@
           </w:p>
         </w:tc>
         <w:tc>
-          <w:tcPr/>
+          <w:tcPr>
+            <w:tcBorders>
+              <w:bottom w:val="single" w:sz="6" w:space="0" w:color="333333"/>
+            </w:tcBorders>
+          </w:tcPr>
           <w:p>
             <w:pPr>
               <w:pStyle w:val="Compact"/>
@@ -31445,7 +32525,11 @@
           </w:p>
         </w:tc>
         <w:tc>
-          <w:tcPr/>
+          <w:tcPr>
+            <w:tcBorders>
+              <w:bottom w:val="single" w:sz="6" w:space="0" w:color="333333"/>
+            </w:tcBorders>
+          </w:tcPr>
           <w:p>
             <w:pPr>
               <w:pStyle w:val="Compact"/>
@@ -31461,7 +32545,11 @@
           </w:p>
         </w:tc>
         <w:tc>
-          <w:tcPr/>
+          <w:tcPr>
+            <w:tcBorders>
+              <w:bottom w:val="single" w:sz="6" w:space="0" w:color="333333"/>
+            </w:tcBorders>
+          </w:tcPr>
           <w:p>
             <w:pPr>
               <w:pStyle w:val="Compact"/>
@@ -31484,7 +32572,11 @@
           </w:p>
         </w:tc>
         <w:tc>
-          <w:tcPr/>
+          <w:tcPr>
+            <w:tcBorders>
+              <w:bottom w:val="single" w:sz="6" w:space="0" w:color="333333"/>
+            </w:tcBorders>
+          </w:tcPr>
           <w:p>
             <w:pPr>
               <w:pStyle w:val="Compact"/>
@@ -31500,7 +32592,11 @@
           </w:p>
         </w:tc>
         <w:tc>
-          <w:tcPr/>
+          <w:tcPr>
+            <w:tcBorders>
+              <w:bottom w:val="single" w:sz="6" w:space="0" w:color="333333"/>
+            </w:tcBorders>
+          </w:tcPr>
           <w:p>
             <w:pPr>
               <w:pStyle w:val="Compact"/>
@@ -31516,7 +32612,11 @@
           </w:p>
         </w:tc>
         <w:tc>
-          <w:tcPr/>
+          <w:tcPr>
+            <w:tcBorders>
+              <w:bottom w:val="single" w:sz="6" w:space="0" w:color="333333"/>
+            </w:tcBorders>
+          </w:tcPr>
           <w:p>
             <w:pPr>
               <w:pStyle w:val="Compact"/>
@@ -31745,6 +32845,7 @@
       <w:pPr>
         <w:pStyle w:val="BodyText"/>
         <w:spacing w:before="120"/>
+        <w:ind w:firstLine="420"/>
       </w:pPr>
       <w:r>
         <w:rPr>
@@ -31761,14 +32862,12 @@
     </w:p>
     <w:p>
       <w:pPr>
-        <w:pStyle w:val="BodyText"/>
-      </w:pPr>
-      <w:r>
-        <w:rPr>
-          <w:rFonts w:ascii="Times New Roman" w:hAnsi="Times New Roman" w:eastAsia="Times New Roman" w:cs="Times New Roman"/>
-        </w:rPr>
-        <w:t xml:space="preserve">6-1 </w:t>
-      </w:r>
+        <w:numPr>
+          <w:ilvl w:val="0"/>
+          <w:numId w:val="1026"/>
+        </w:numPr>
+        <w:ind w:firstLine="420"/>
+      </w:pPr>
       <w:r>
         <w:rPr>
           <w:rFonts w:hint="eastAsia" w:ascii="Times New Roman" w:hAnsi="Times New Roman" w:eastAsia="FangSong" w:cs="Times New Roman"/>
@@ -31808,14 +32907,12 @@
     </w:p>
     <w:p>
       <w:pPr>
-        <w:pStyle w:val="BodyText"/>
-      </w:pPr>
-      <w:r>
-        <w:rPr>
-          <w:rFonts w:ascii="Times New Roman" w:hAnsi="Times New Roman" w:eastAsia="Times New Roman" w:cs="Times New Roman"/>
-        </w:rPr>
-        <w:t xml:space="preserve">6-2 </w:t>
-      </w:r>
+        <w:numPr>
+          <w:ilvl w:val="0"/>
+          <w:numId w:val="1026"/>
+        </w:numPr>
+        <w:ind w:firstLine="420"/>
+      </w:pPr>
       <w:r>
         <w:rPr>
           <w:rFonts w:hint="eastAsia" w:ascii="Times New Roman" w:hAnsi="Times New Roman" w:eastAsia="FangSong" w:cs="Times New Roman"/>
@@ -31946,7 +33043,8 @@
     </w:p>
     <w:p>
       <w:pPr>
-        <w:pStyle w:val="BodyText"/>
+        <w:pStyle w:val="FirstParagraph"/>
+        <w:ind w:firstLine="420"/>
       </w:pPr>
       <w:r>
         <w:rPr>
@@ -31965,14 +33063,11 @@
     </w:p>
     <w:p>
       <w:pPr>
-        <w:pStyle w:val="BodyText"/>
-      </w:pPr>
-      <w:r>
-        <w:rPr>
-          <w:rFonts w:ascii="Times New Roman" w:hAnsi="Times New Roman" w:eastAsia="Times New Roman" w:cs="Times New Roman"/>
-        </w:rPr>
-        <w:t xml:space="preserve">6-1 </w:t>
-      </w:r>
+        <w:numPr>
+          <w:ilvl w:val="0"/>
+          <w:numId w:val="1027"/>
+        </w:numPr>
+      </w:pPr>
       <w:r>
         <w:rPr>
           <w:rFonts w:hint="eastAsia" w:ascii="Times New Roman" w:hAnsi="Times New Roman" w:eastAsia="Times New Roman" w:cs="Times New Roman"/>
@@ -32264,20 +33359,11 @@
     </w:p>
     <w:p>
       <w:pPr>
-        <w:pStyle w:val="BodyText"/>
-      </w:pPr>
-      <w:r>
-        <w:rPr>
-          <w:rFonts w:ascii="Times New Roman" w:hAnsi="Times New Roman" w:eastAsia="Times New Roman" w:cs="Times New Roman"/>
-        </w:rPr>
-        <w:t xml:space="preserve">6-2</w:t>
-      </w:r>
-      <w:r>
-        <w:rPr>
-          <w:rFonts w:ascii="Times New Roman" w:hAnsi="Times New Roman" w:eastAsia="Times New Roman" w:cs="Times New Roman"/>
-        </w:rPr>
-        <w:t xml:space="preserve"> </w:t>
-      </w:r>
+        <w:numPr>
+          <w:ilvl w:val="0"/>
+          <w:numId w:val="1027"/>
+        </w:numPr>
+      </w:pPr>
       <m:oMath>
         <m:oMathPr>
           <m:ctrlPr>
@@ -32474,10 +33560,17 @@
           <m:t>O</m:t>
         </m:r>
       </m:oMath>
+      <w:r>
+        <w:rPr>
+          <w:rFonts w:ascii="Times New Roman" w:hAnsi="Times New Roman" w:eastAsia="Times New Roman" w:cs="Times New Roman"/>
+        </w:rPr>
+        <w:t xml:space="preserve">​</w:t>
+      </w:r>
     </w:p>
     <w:p>
       <w:pPr>
-        <w:pStyle w:val="BodyText"/>
+        <w:pStyle w:val="FirstParagraph"/>
+        <w:ind w:firstLine="420"/>
       </w:pPr>
       <w:r>
         <w:rPr>
@@ -33236,6 +34329,7 @@
     <w:p>
       <w:pPr>
         <w:pStyle w:val="BodyText"/>
+        <w:ind w:firstLine="420"/>
       </w:pPr>
       <w:r>
         <w:rPr>
@@ -33863,6 +34957,7 @@
     <w:p>
       <w:pPr>
         <w:pStyle w:val="BodyText"/>
+        <w:ind w:firstLine="420"/>
       </w:pPr>
       <w:r>
         <w:rPr>
@@ -33880,6 +34975,7 @@
     <w:p>
       <w:pPr>
         <w:pStyle w:val="BodyText"/>
+        <w:ind w:firstLine="420"/>
       </w:pPr>
       <w:r>
         <w:rPr>
@@ -34455,6 +35551,7 @@
     <w:p>
       <w:pPr>
         <w:pStyle w:val="BodyText"/>
+        <w:ind w:firstLine="420"/>
       </w:pPr>
       <w:r>
         <w:rPr>
@@ -35043,6 +36140,7 @@
     <w:p>
       <w:pPr>
         <w:pStyle w:val="BodyText"/>
+        <w:ind w:firstLine="420"/>
       </w:pPr>
       <w:r>
         <w:rPr>
@@ -35382,6 +36480,7 @@
     <w:p>
       <w:pPr>
         <w:pStyle w:val="BodyText"/>
+        <w:ind w:firstLine="420"/>
       </w:pPr>
       <w:r>
         <w:rPr>
@@ -35937,6 +37036,16 @@
         </w:pict>
       </w:r>
     </w:p>
+    <w:p>
+      <w:pPr>
+        <w:spacing w:before="160" w:after="80"/>
+      </w:pPr>
+      <w:r>
+        <w:pict>
+          <v:rect style="width:0;height:1.5pt" o:hralign="center" o:hrstd="t" o:hr="t"/>
+        </w:pict>
+      </w:r>
+    </w:p>
     <w:bookmarkEnd w:id="80"/>
     <w:bookmarkStart w:id="81" w:name="第25题"/>
     <w:p>
@@ -35966,6 +37075,7 @@
     <w:p>
       <w:pPr>
         <w:pStyle w:val="BlockText"/>
+        <w:ind w:firstLine="420"/>
       </w:pPr>
       <w:r>
         <w:rPr>
@@ -35989,6 +37099,7 @@
     <w:p>
       <w:pPr>
         <w:pStyle w:val="FirstParagraph"/>
+        <w:ind w:firstLine="420"/>
       </w:pPr>
       <w:r>
         <w:rPr>
@@ -36397,6 +37508,7 @@
     <w:p>
       <w:pPr>
         <w:pStyle w:val="BodyText"/>
+        <w:ind w:firstLine="420"/>
       </w:pPr>
       <w:r>
         <w:rPr>
@@ -36416,6 +37528,7 @@
     <w:p>
       <w:pPr>
         <w:pStyle w:val="BodyText"/>
+        <w:ind w:firstLine="420"/>
       </w:pPr>
       <w:r>
         <w:rPr>
@@ -36493,6 +37606,7 @@
     <w:p>
       <w:pPr>
         <w:pStyle w:val="BlockText"/>
+        <w:ind w:firstLine="420"/>
       </w:pPr>
       <w:r>
         <w:rPr>
@@ -36663,6 +37777,16 @@
           <w:rFonts w:hint="eastAsia" w:ascii="Times New Roman" w:hAnsi="Times New Roman" w:eastAsia="Times New Roman" w:cs="Times New Roman"/>
         </w:rPr>
         <w:t>）。</w:t>
+      </w:r>
+    </w:p>
+    <w:p>
+      <w:pPr>
+        <w:spacing w:before="160" w:after="80"/>
+      </w:pPr>
+      <w:r>
+        <w:pict>
+          <v:rect style="width:0;height:1.5pt" o:hralign="center" o:hrstd="t" o:hr="t"/>
+        </w:pict>
       </w:r>
     </w:p>
     <w:p>
@@ -36704,6 +37828,7 @@
     <w:p>
       <w:pPr>
         <w:pStyle w:val="BlockText"/>
+        <w:ind w:firstLine="420"/>
       </w:pPr>
       <w:r>
         <w:rPr>
@@ -36727,6 +37852,7 @@
     <w:p>
       <w:pPr>
         <w:pStyle w:val="FirstParagraph"/>
+        <w:ind w:firstLine="420"/>
       </w:pPr>
       <w:r>
         <w:rPr>
@@ -37821,8 +38947,9 @@
       <w:pPr>
         <w:numPr>
           <w:ilvl w:val="0"/>
-          <w:numId w:val="1018"/>
+          <w:numId w:val="1028"/>
         </w:numPr>
+        <w:ind w:firstLine="420"/>
       </w:pPr>
       <w:r>
         <w:rPr>
@@ -37841,8 +38968,9 @@
       <w:pPr>
         <w:numPr>
           <w:ilvl w:val="0"/>
-          <w:numId w:val="1018"/>
+          <w:numId w:val="1028"/>
         </w:numPr>
+        <w:ind w:firstLine="420"/>
       </w:pPr>
       <w:r>
         <w:rPr>
@@ -37861,8 +38989,9 @@
       <w:pPr>
         <w:numPr>
           <w:ilvl w:val="0"/>
-          <w:numId w:val="1018"/>
+          <w:numId w:val="1028"/>
         </w:numPr>
+        <w:ind w:firstLine="420"/>
       </w:pPr>
       <w:r>
         <w:rPr>
@@ -37955,8 +39084,9 @@
       <w:pPr>
         <w:numPr>
           <w:ilvl w:val="0"/>
-          <w:numId w:val="1018"/>
+          <w:numId w:val="1028"/>
         </w:numPr>
+        <w:ind w:firstLine="420"/>
       </w:pPr>
       <w:r>
         <w:rPr>
@@ -38022,6 +39152,7 @@
     <w:p>
       <w:pPr>
         <w:pStyle w:val="FirstParagraph"/>
+        <w:ind w:firstLine="420"/>
       </w:pPr>
       <w:r>
         <w:rPr>
@@ -38042,7 +39173,7 @@
       <w:pPr>
         <w:numPr>
           <w:ilvl w:val="0"/>
-          <w:numId w:val="1019"/>
+          <w:numId w:val="1029"/>
         </w:numPr>
       </w:pPr>
       <m:oMath>
@@ -38420,7 +39551,7 @@
       <w:pPr>
         <w:numPr>
           <w:ilvl w:val="0"/>
-          <w:numId w:val="1019"/>
+          <w:numId w:val="1029"/>
         </w:numPr>
       </w:pPr>
       <m:oMath>
@@ -39066,8 +40197,9 @@
       <w:pPr>
         <w:numPr>
           <w:ilvl w:val="0"/>
-          <w:numId w:val="1019"/>
+          <w:numId w:val="1029"/>
         </w:numPr>
+        <w:ind w:firstLine="420"/>
       </w:pPr>
       <w:r>
         <w:rPr>
@@ -39139,8 +40271,9 @@
       <w:pPr>
         <w:numPr>
           <w:ilvl w:val="0"/>
-          <w:numId w:val="1019"/>
+          <w:numId w:val="1029"/>
         </w:numPr>
+        <w:ind w:firstLine="420"/>
       </w:pPr>
       <w:r>
         <w:rPr>
@@ -39318,6 +40451,16 @@
           <w:rFonts w:ascii="Times New Roman" w:hAnsi="Times New Roman" w:eastAsia="Times New Roman" w:cs="Times New Roman"/>
         </w:rPr>
         <w:t xml:space="preserve"> 8.1。</w:t>
+      </w:r>
+    </w:p>
+    <w:p>
+      <w:pPr>
+        <w:spacing w:before="160" w:after="80"/>
+      </w:pPr>
+      <w:r>
+        <w:pict>
+          <v:rect style="width:0;height:1.5pt" o:hralign="center" o:hrstd="t" o:hr="t"/>
+        </w:pict>
       </w:r>
     </w:p>
     <w:p>
@@ -39584,6 +40727,261 @@
       </w:rPr>
     </w:lvl>
   </w:abstractNum>
+  <w:abstractNum w:abstractNumId="99432">
+    <w:nsid w:val="00A99432"/>
+    <w:multiLevelType w:val="multilevel"/>
+    <w:lvl w:ilvl="0">
+      <w:start w:val="2"/>
+      <w:numFmt w:val="decimal"/>
+      <w:lvlText w:val="(%1)"/>
+      <w:lvlJc w:val="left"/>
+      <w:pPr>
+        <w:ind w:left="720" w:hanging="360"/>
+      </w:pPr>
+    </w:lvl>
+    <w:lvl w:ilvl="1">
+      <w:start w:val="2"/>
+      <w:numFmt w:val="decimal"/>
+      <w:lvlText w:val="(%2)"/>
+      <w:lvlJc w:val="left"/>
+      <w:pPr>
+        <w:ind w:left="1440" w:hanging="360"/>
+      </w:pPr>
+    </w:lvl>
+    <w:lvl w:ilvl="2">
+      <w:start w:val="2"/>
+      <w:numFmt w:val="decimal"/>
+      <w:lvlText w:val="(%3)"/>
+      <w:lvlJc w:val="left"/>
+      <w:pPr>
+        <w:ind w:left="2160" w:hanging="360"/>
+      </w:pPr>
+    </w:lvl>
+    <w:lvl w:ilvl="3">
+      <w:start w:val="2"/>
+      <w:numFmt w:val="decimal"/>
+      <w:lvlText w:val="(%4)"/>
+      <w:lvlJc w:val="left"/>
+      <w:pPr>
+        <w:ind w:left="2880" w:hanging="360"/>
+      </w:pPr>
+    </w:lvl>
+    <w:lvl w:ilvl="4">
+      <w:start w:val="2"/>
+      <w:numFmt w:val="decimal"/>
+      <w:lvlText w:val="(%5)"/>
+      <w:lvlJc w:val="left"/>
+      <w:pPr>
+        <w:ind w:left="3600" w:hanging="360"/>
+      </w:pPr>
+    </w:lvl>
+    <w:lvl w:ilvl="5">
+      <w:start w:val="2"/>
+      <w:numFmt w:val="decimal"/>
+      <w:lvlText w:val="(%6)"/>
+      <w:lvlJc w:val="left"/>
+      <w:pPr>
+        <w:ind w:left="4320" w:hanging="360"/>
+      </w:pPr>
+    </w:lvl>
+    <w:lvl w:ilvl="6">
+      <w:start w:val="2"/>
+      <w:numFmt w:val="decimal"/>
+      <w:lvlText w:val="(%7)"/>
+      <w:lvlJc w:val="left"/>
+      <w:pPr>
+        <w:ind w:left="5040" w:hanging="360"/>
+      </w:pPr>
+    </w:lvl>
+    <w:lvl w:ilvl="7">
+      <w:start w:val="2"/>
+      <w:numFmt w:val="decimal"/>
+      <w:lvlText w:val="(%8)"/>
+      <w:lvlJc w:val="left"/>
+      <w:pPr>
+        <w:ind w:left="5760" w:hanging="360"/>
+      </w:pPr>
+    </w:lvl>
+    <w:lvl w:ilvl="8">
+      <w:start w:val="2"/>
+      <w:numFmt w:val="decimal"/>
+      <w:lvlText w:val="(%9)"/>
+      <w:lvlJc w:val="left"/>
+      <w:pPr>
+        <w:ind w:left="6480" w:hanging="360"/>
+      </w:pPr>
+    </w:lvl>
+  </w:abstractNum>
+  <w:abstractNum w:abstractNumId="99431">
+    <w:nsid w:val="00A99431"/>
+    <w:multiLevelType w:val="multilevel"/>
+    <w:lvl w:ilvl="0">
+      <w:start w:val="1"/>
+      <w:numFmt w:val="decimal"/>
+      <w:lvlText w:val="(%1)"/>
+      <w:lvlJc w:val="left"/>
+      <w:pPr>
+        <w:ind w:left="720" w:hanging="360"/>
+      </w:pPr>
+    </w:lvl>
+    <w:lvl w:ilvl="1">
+      <w:start w:val="1"/>
+      <w:numFmt w:val="decimal"/>
+      <w:lvlText w:val="(%2)"/>
+      <w:lvlJc w:val="left"/>
+      <w:pPr>
+        <w:ind w:left="1440" w:hanging="360"/>
+      </w:pPr>
+    </w:lvl>
+    <w:lvl w:ilvl="2">
+      <w:start w:val="1"/>
+      <w:numFmt w:val="decimal"/>
+      <w:lvlText w:val="(%3)"/>
+      <w:lvlJc w:val="left"/>
+      <w:pPr>
+        <w:ind w:left="2160" w:hanging="360"/>
+      </w:pPr>
+    </w:lvl>
+    <w:lvl w:ilvl="3">
+      <w:start w:val="1"/>
+      <w:numFmt w:val="decimal"/>
+      <w:lvlText w:val="(%4)"/>
+      <w:lvlJc w:val="left"/>
+      <w:pPr>
+        <w:ind w:left="2880" w:hanging="360"/>
+      </w:pPr>
+    </w:lvl>
+    <w:lvl w:ilvl="4">
+      <w:start w:val="1"/>
+      <w:numFmt w:val="decimal"/>
+      <w:lvlText w:val="(%5)"/>
+      <w:lvlJc w:val="left"/>
+      <w:pPr>
+        <w:ind w:left="3600" w:hanging="360"/>
+      </w:pPr>
+    </w:lvl>
+    <w:lvl w:ilvl="5">
+      <w:start w:val="1"/>
+      <w:numFmt w:val="decimal"/>
+      <w:lvlText w:val="(%6)"/>
+      <w:lvlJc w:val="left"/>
+      <w:pPr>
+        <w:ind w:left="4320" w:hanging="360"/>
+      </w:pPr>
+    </w:lvl>
+    <w:lvl w:ilvl="6">
+      <w:start w:val="1"/>
+      <w:numFmt w:val="decimal"/>
+      <w:lvlText w:val="(%7)"/>
+      <w:lvlJc w:val="left"/>
+      <w:pPr>
+        <w:ind w:left="5040" w:hanging="360"/>
+      </w:pPr>
+    </w:lvl>
+    <w:lvl w:ilvl="7">
+      <w:start w:val="1"/>
+      <w:numFmt w:val="decimal"/>
+      <w:lvlText w:val="(%8)"/>
+      <w:lvlJc w:val="left"/>
+      <w:pPr>
+        <w:ind w:left="5760" w:hanging="360"/>
+      </w:pPr>
+    </w:lvl>
+    <w:lvl w:ilvl="8">
+      <w:start w:val="1"/>
+      <w:numFmt w:val="decimal"/>
+      <w:lvlText w:val="(%9)"/>
+      <w:lvlJc w:val="left"/>
+      <w:pPr>
+        <w:ind w:left="6480" w:hanging="360"/>
+      </w:pPr>
+    </w:lvl>
+  </w:abstractNum>
+  <w:abstractNum w:abstractNumId="99433">
+    <w:nsid w:val="00A99433"/>
+    <w:multiLevelType w:val="multilevel"/>
+    <w:lvl w:ilvl="0">
+      <w:start w:val="3"/>
+      <w:numFmt w:val="decimal"/>
+      <w:lvlText w:val="(%1)"/>
+      <w:lvlJc w:val="left"/>
+      <w:pPr>
+        <w:ind w:left="720" w:hanging="360"/>
+      </w:pPr>
+    </w:lvl>
+    <w:lvl w:ilvl="1">
+      <w:start w:val="3"/>
+      <w:numFmt w:val="decimal"/>
+      <w:lvlText w:val="(%2)"/>
+      <w:lvlJc w:val="left"/>
+      <w:pPr>
+        <w:ind w:left="1440" w:hanging="360"/>
+      </w:pPr>
+    </w:lvl>
+    <w:lvl w:ilvl="2">
+      <w:start w:val="3"/>
+      <w:numFmt w:val="decimal"/>
+      <w:lvlText w:val="(%3)"/>
+      <w:lvlJc w:val="left"/>
+      <w:pPr>
+        <w:ind w:left="2160" w:hanging="360"/>
+      </w:pPr>
+    </w:lvl>
+    <w:lvl w:ilvl="3">
+      <w:start w:val="3"/>
+      <w:numFmt w:val="decimal"/>
+      <w:lvlText w:val="(%4)"/>
+      <w:lvlJc w:val="left"/>
+      <w:pPr>
+        <w:ind w:left="2880" w:hanging="360"/>
+      </w:pPr>
+    </w:lvl>
+    <w:lvl w:ilvl="4">
+      <w:start w:val="3"/>
+      <w:numFmt w:val="decimal"/>
+      <w:lvlText w:val="(%5)"/>
+      <w:lvlJc w:val="left"/>
+      <w:pPr>
+        <w:ind w:left="3600" w:hanging="360"/>
+      </w:pPr>
+    </w:lvl>
+    <w:lvl w:ilvl="5">
+      <w:start w:val="3"/>
+      <w:numFmt w:val="decimal"/>
+      <w:lvlText w:val="(%6)"/>
+      <w:lvlJc w:val="left"/>
+      <w:pPr>
+        <w:ind w:left="4320" w:hanging="360"/>
+      </w:pPr>
+    </w:lvl>
+    <w:lvl w:ilvl="6">
+      <w:start w:val="3"/>
+      <w:numFmt w:val="decimal"/>
+      <w:lvlText w:val="(%7)"/>
+      <w:lvlJc w:val="left"/>
+      <w:pPr>
+        <w:ind w:left="5040" w:hanging="360"/>
+      </w:pPr>
+    </w:lvl>
+    <w:lvl w:ilvl="7">
+      <w:start w:val="3"/>
+      <w:numFmt w:val="decimal"/>
+      <w:lvlText w:val="(%8)"/>
+      <w:lvlJc w:val="left"/>
+      <w:pPr>
+        <w:ind w:left="5760" w:hanging="360"/>
+      </w:pPr>
+    </w:lvl>
+    <w:lvl w:ilvl="8">
+      <w:start w:val="3"/>
+      <w:numFmt w:val="decimal"/>
+      <w:lvlText w:val="(%9)"/>
+      <w:lvlJc w:val="left"/>
+      <w:pPr>
+        <w:ind w:left="6480" w:hanging="360"/>
+      </w:pPr>
+    </w:lvl>
+  </w:abstractNum>
   <w:abstractNum w:abstractNumId="99411">
     <w:nsid w:val="00A99411"/>
     <w:multiLevelType w:val="multilevel"/>
@@ -39839,91 +41237,6 @@
       </w:pPr>
     </w:lvl>
   </w:abstractNum>
-  <w:abstractNum w:abstractNumId="99431">
-    <w:nsid w:val="00A99431"/>
-    <w:multiLevelType w:val="multilevel"/>
-    <w:lvl w:ilvl="0">
-      <w:start w:val="1"/>
-      <w:numFmt w:val="decimal"/>
-      <w:lvlText w:val="(%1)"/>
-      <w:lvlJc w:val="left"/>
-      <w:pPr>
-        <w:ind w:left="720" w:hanging="360"/>
-      </w:pPr>
-    </w:lvl>
-    <w:lvl w:ilvl="1">
-      <w:start w:val="1"/>
-      <w:numFmt w:val="decimal"/>
-      <w:lvlText w:val="(%2)"/>
-      <w:lvlJc w:val="left"/>
-      <w:pPr>
-        <w:ind w:left="1440" w:hanging="360"/>
-      </w:pPr>
-    </w:lvl>
-    <w:lvl w:ilvl="2">
-      <w:start w:val="1"/>
-      <w:numFmt w:val="decimal"/>
-      <w:lvlText w:val="(%3)"/>
-      <w:lvlJc w:val="left"/>
-      <w:pPr>
-        <w:ind w:left="2160" w:hanging="360"/>
-      </w:pPr>
-    </w:lvl>
-    <w:lvl w:ilvl="3">
-      <w:start w:val="1"/>
-      <w:numFmt w:val="decimal"/>
-      <w:lvlText w:val="(%4)"/>
-      <w:lvlJc w:val="left"/>
-      <w:pPr>
-        <w:ind w:left="2880" w:hanging="360"/>
-      </w:pPr>
-    </w:lvl>
-    <w:lvl w:ilvl="4">
-      <w:start w:val="1"/>
-      <w:numFmt w:val="decimal"/>
-      <w:lvlText w:val="(%5)"/>
-      <w:lvlJc w:val="left"/>
-      <w:pPr>
-        <w:ind w:left="3600" w:hanging="360"/>
-      </w:pPr>
-    </w:lvl>
-    <w:lvl w:ilvl="5">
-      <w:start w:val="1"/>
-      <w:numFmt w:val="decimal"/>
-      <w:lvlText w:val="(%6)"/>
-      <w:lvlJc w:val="left"/>
-      <w:pPr>
-        <w:ind w:left="4320" w:hanging="360"/>
-      </w:pPr>
-    </w:lvl>
-    <w:lvl w:ilvl="6">
-      <w:start w:val="1"/>
-      <w:numFmt w:val="decimal"/>
-      <w:lvlText w:val="(%7)"/>
-      <w:lvlJc w:val="left"/>
-      <w:pPr>
-        <w:ind w:left="5040" w:hanging="360"/>
-      </w:pPr>
-    </w:lvl>
-    <w:lvl w:ilvl="7">
-      <w:start w:val="1"/>
-      <w:numFmt w:val="decimal"/>
-      <w:lvlText w:val="(%8)"/>
-      <w:lvlJc w:val="left"/>
-      <w:pPr>
-        <w:ind w:left="5760" w:hanging="360"/>
-      </w:pPr>
-    </w:lvl>
-    <w:lvl w:ilvl="8">
-      <w:start w:val="1"/>
-      <w:numFmt w:val="decimal"/>
-      <w:lvlText w:val="(%9)"/>
-      <w:lvlJc w:val="left"/>
-      <w:pPr>
-        <w:ind w:left="6480" w:hanging="360"/>
-      </w:pPr>
-    </w:lvl>
-  </w:abstractNum>
   <w:num w:numId="1000">
     <w:abstractNumId w:val="990"/>
   </w:num>
@@ -39931,40 +41244,40 @@
     <w:abstractNumId w:val="991"/>
   </w:num>
   <w:num w:numId="1002">
+    <w:abstractNumId w:val="99432"/>
+    <w:lvlOverride w:ilvl="0">
+      <w:startOverride w:val="2"/>
+    </w:lvlOverride>
+    <w:lvlOverride w:ilvl="1">
+      <w:startOverride w:val="2"/>
+    </w:lvlOverride>
+    <w:lvlOverride w:ilvl="2">
+      <w:startOverride w:val="2"/>
+    </w:lvlOverride>
+    <w:lvlOverride w:ilvl="3">
+      <w:startOverride w:val="2"/>
+    </w:lvlOverride>
+    <w:lvlOverride w:ilvl="4">
+      <w:startOverride w:val="2"/>
+    </w:lvlOverride>
+    <w:lvlOverride w:ilvl="5">
+      <w:startOverride w:val="2"/>
+    </w:lvlOverride>
+    <w:lvlOverride w:ilvl="6">
+      <w:startOverride w:val="2"/>
+    </w:lvlOverride>
+    <w:lvlOverride w:ilvl="7">
+      <w:startOverride w:val="2"/>
+    </w:lvlOverride>
+    <w:lvlOverride w:ilvl="8">
+      <w:startOverride w:val="2"/>
+    </w:lvlOverride>
+  </w:num>
+  <w:num w:numId="1003">
     <w:abstractNumId w:val="991"/>
   </w:num>
-  <w:num w:numId="1003">
-    <w:abstractNumId w:val="99411"/>
-    <w:lvlOverride w:ilvl="0">
-      <w:startOverride w:val="1"/>
-    </w:lvlOverride>
-    <w:lvlOverride w:ilvl="1">
-      <w:startOverride w:val="1"/>
-    </w:lvlOverride>
-    <w:lvlOverride w:ilvl="2">
-      <w:startOverride w:val="1"/>
-    </w:lvlOverride>
-    <w:lvlOverride w:ilvl="3">
-      <w:startOverride w:val="1"/>
-    </w:lvlOverride>
-    <w:lvlOverride w:ilvl="4">
-      <w:startOverride w:val="1"/>
-    </w:lvlOverride>
-    <w:lvlOverride w:ilvl="5">
-      <w:startOverride w:val="1"/>
-    </w:lvlOverride>
-    <w:lvlOverride w:ilvl="6">
-      <w:startOverride w:val="1"/>
-    </w:lvlOverride>
-    <w:lvlOverride w:ilvl="7">
-      <w:startOverride w:val="1"/>
-    </w:lvlOverride>
-    <w:lvlOverride w:ilvl="8">
-      <w:startOverride w:val="1"/>
-    </w:lvlOverride>
-  </w:num>
   <w:num w:numId="1004">
-    <w:abstractNumId w:val="99411"/>
+    <w:abstractNumId w:val="99431"/>
     <w:lvlOverride w:ilvl="0">
       <w:startOverride w:val="1"/>
     </w:lvlOverride>
@@ -39994,7 +41307,7 @@
     </w:lvlOverride>
   </w:num>
   <w:num w:numId="1005">
-    <w:abstractNumId w:val="99412"/>
+    <w:abstractNumId w:val="99432"/>
     <w:lvlOverride w:ilvl="0">
       <w:startOverride w:val="2"/>
     </w:lvlOverride>
@@ -40024,37 +41337,37 @@
     </w:lvlOverride>
   </w:num>
   <w:num w:numId="1006">
-    <w:abstractNumId w:val="99411"/>
+    <w:abstractNumId w:val="99433"/>
     <w:lvlOverride w:ilvl="0">
-      <w:startOverride w:val="1"/>
+      <w:startOverride w:val="3"/>
     </w:lvlOverride>
     <w:lvlOverride w:ilvl="1">
-      <w:startOverride w:val="1"/>
+      <w:startOverride w:val="3"/>
     </w:lvlOverride>
     <w:lvlOverride w:ilvl="2">
-      <w:startOverride w:val="1"/>
+      <w:startOverride w:val="3"/>
     </w:lvlOverride>
     <w:lvlOverride w:ilvl="3">
-      <w:startOverride w:val="1"/>
+      <w:startOverride w:val="3"/>
     </w:lvlOverride>
     <w:lvlOverride w:ilvl="4">
-      <w:startOverride w:val="1"/>
+      <w:startOverride w:val="3"/>
     </w:lvlOverride>
     <w:lvlOverride w:ilvl="5">
-      <w:startOverride w:val="1"/>
+      <w:startOverride w:val="3"/>
     </w:lvlOverride>
     <w:lvlOverride w:ilvl="6">
-      <w:startOverride w:val="1"/>
+      <w:startOverride w:val="3"/>
     </w:lvlOverride>
     <w:lvlOverride w:ilvl="7">
-      <w:startOverride w:val="1"/>
+      <w:startOverride w:val="3"/>
     </w:lvlOverride>
     <w:lvlOverride w:ilvl="8">
-      <w:startOverride w:val="1"/>
+      <w:startOverride w:val="3"/>
     </w:lvlOverride>
   </w:num>
   <w:num w:numId="1007">
-    <w:abstractNumId w:val="99411"/>
+    <w:abstractNumId w:val="99431"/>
     <w:lvlOverride w:ilvl="0">
       <w:startOverride w:val="1"/>
     </w:lvlOverride>
@@ -40144,6 +41457,66 @@
     </w:lvlOverride>
   </w:num>
   <w:num w:numId="1010">
+    <w:abstractNumId w:val="99412"/>
+    <w:lvlOverride w:ilvl="0">
+      <w:startOverride w:val="2"/>
+    </w:lvlOverride>
+    <w:lvlOverride w:ilvl="1">
+      <w:startOverride w:val="2"/>
+    </w:lvlOverride>
+    <w:lvlOverride w:ilvl="2">
+      <w:startOverride w:val="2"/>
+    </w:lvlOverride>
+    <w:lvlOverride w:ilvl="3">
+      <w:startOverride w:val="2"/>
+    </w:lvlOverride>
+    <w:lvlOverride w:ilvl="4">
+      <w:startOverride w:val="2"/>
+    </w:lvlOverride>
+    <w:lvlOverride w:ilvl="5">
+      <w:startOverride w:val="2"/>
+    </w:lvlOverride>
+    <w:lvlOverride w:ilvl="6">
+      <w:startOverride w:val="2"/>
+    </w:lvlOverride>
+    <w:lvlOverride w:ilvl="7">
+      <w:startOverride w:val="2"/>
+    </w:lvlOverride>
+    <w:lvlOverride w:ilvl="8">
+      <w:startOverride w:val="2"/>
+    </w:lvlOverride>
+  </w:num>
+  <w:num w:numId="1011">
+    <w:abstractNumId w:val="99431"/>
+    <w:lvlOverride w:ilvl="0">
+      <w:startOverride w:val="1"/>
+    </w:lvlOverride>
+    <w:lvlOverride w:ilvl="1">
+      <w:startOverride w:val="1"/>
+    </w:lvlOverride>
+    <w:lvlOverride w:ilvl="2">
+      <w:startOverride w:val="1"/>
+    </w:lvlOverride>
+    <w:lvlOverride w:ilvl="3">
+      <w:startOverride w:val="1"/>
+    </w:lvlOverride>
+    <w:lvlOverride w:ilvl="4">
+      <w:startOverride w:val="1"/>
+    </w:lvlOverride>
+    <w:lvlOverride w:ilvl="5">
+      <w:startOverride w:val="1"/>
+    </w:lvlOverride>
+    <w:lvlOverride w:ilvl="6">
+      <w:startOverride w:val="1"/>
+    </w:lvlOverride>
+    <w:lvlOverride w:ilvl="7">
+      <w:startOverride w:val="1"/>
+    </w:lvlOverride>
+    <w:lvlOverride w:ilvl="8">
+      <w:startOverride w:val="1"/>
+    </w:lvlOverride>
+  </w:num>
+  <w:num w:numId="1012">
     <w:abstractNumId w:val="99411"/>
     <w:lvlOverride w:ilvl="0">
       <w:startOverride w:val="1"/>
@@ -40173,67 +41546,34 @@
       <w:startOverride w:val="1"/>
     </w:lvlOverride>
   </w:num>
-  <w:num w:numId="1011">
-    <w:abstractNumId w:val="99413"/>
+  <w:num w:numId="1013">
+    <w:abstractNumId w:val="99411"/>
     <w:lvlOverride w:ilvl="0">
-      <w:startOverride w:val="3"/>
+      <w:startOverride w:val="1"/>
     </w:lvlOverride>
     <w:lvlOverride w:ilvl="1">
-      <w:startOverride w:val="3"/>
+      <w:startOverride w:val="1"/>
     </w:lvlOverride>
     <w:lvlOverride w:ilvl="2">
-      <w:startOverride w:val="3"/>
+      <w:startOverride w:val="1"/>
     </w:lvlOverride>
     <w:lvlOverride w:ilvl="3">
-      <w:startOverride w:val="3"/>
+      <w:startOverride w:val="1"/>
     </w:lvlOverride>
     <w:lvlOverride w:ilvl="4">
-      <w:startOverride w:val="3"/>
+      <w:startOverride w:val="1"/>
     </w:lvlOverride>
     <w:lvlOverride w:ilvl="5">
-      <w:startOverride w:val="3"/>
+      <w:startOverride w:val="1"/>
     </w:lvlOverride>
     <w:lvlOverride w:ilvl="6">
-      <w:startOverride w:val="3"/>
+      <w:startOverride w:val="1"/>
     </w:lvlOverride>
     <w:lvlOverride w:ilvl="7">
-      <w:startOverride w:val="3"/>
+      <w:startOverride w:val="1"/>
     </w:lvlOverride>
     <w:lvlOverride w:ilvl="8">
-      <w:startOverride w:val="3"/>
-    </w:lvlOverride>
-  </w:num>
-  <w:num w:numId="1012">
-    <w:abstractNumId w:val="991"/>
-  </w:num>
-  <w:num w:numId="1013">
-    <w:abstractNumId w:val="99412"/>
-    <w:lvlOverride w:ilvl="0">
-      <w:startOverride w:val="2"/>
-    </w:lvlOverride>
-    <w:lvlOverride w:ilvl="1">
-      <w:startOverride w:val="2"/>
-    </w:lvlOverride>
-    <w:lvlOverride w:ilvl="2">
-      <w:startOverride w:val="2"/>
-    </w:lvlOverride>
-    <w:lvlOverride w:ilvl="3">
-      <w:startOverride w:val="2"/>
-    </w:lvlOverride>
-    <w:lvlOverride w:ilvl="4">
-      <w:startOverride w:val="2"/>
-    </w:lvlOverride>
-    <w:lvlOverride w:ilvl="5">
-      <w:startOverride w:val="2"/>
-    </w:lvlOverride>
-    <w:lvlOverride w:ilvl="6">
-      <w:startOverride w:val="2"/>
-    </w:lvlOverride>
-    <w:lvlOverride w:ilvl="7">
-      <w:startOverride w:val="2"/>
-    </w:lvlOverride>
-    <w:lvlOverride w:ilvl="8">
-      <w:startOverride w:val="2"/>
+      <w:startOverride w:val="1"/>
     </w:lvlOverride>
   </w:num>
   <w:num w:numId="1014">
@@ -40327,6 +41667,159 @@
     </w:lvlOverride>
   </w:num>
   <w:num w:numId="1017">
+    <w:abstractNumId w:val="99413"/>
+    <w:lvlOverride w:ilvl="0">
+      <w:startOverride w:val="3"/>
+    </w:lvlOverride>
+    <w:lvlOverride w:ilvl="1">
+      <w:startOverride w:val="3"/>
+    </w:lvlOverride>
+    <w:lvlOverride w:ilvl="2">
+      <w:startOverride w:val="3"/>
+    </w:lvlOverride>
+    <w:lvlOverride w:ilvl="3">
+      <w:startOverride w:val="3"/>
+    </w:lvlOverride>
+    <w:lvlOverride w:ilvl="4">
+      <w:startOverride w:val="3"/>
+    </w:lvlOverride>
+    <w:lvlOverride w:ilvl="5">
+      <w:startOverride w:val="3"/>
+    </w:lvlOverride>
+    <w:lvlOverride w:ilvl="6">
+      <w:startOverride w:val="3"/>
+    </w:lvlOverride>
+    <w:lvlOverride w:ilvl="7">
+      <w:startOverride w:val="3"/>
+    </w:lvlOverride>
+    <w:lvlOverride w:ilvl="8">
+      <w:startOverride w:val="3"/>
+    </w:lvlOverride>
+  </w:num>
+  <w:num w:numId="1018">
+    <w:abstractNumId w:val="991"/>
+  </w:num>
+  <w:num w:numId="1019">
+    <w:abstractNumId w:val="99412"/>
+    <w:lvlOverride w:ilvl="0">
+      <w:startOverride w:val="2"/>
+    </w:lvlOverride>
+    <w:lvlOverride w:ilvl="1">
+      <w:startOverride w:val="2"/>
+    </w:lvlOverride>
+    <w:lvlOverride w:ilvl="2">
+      <w:startOverride w:val="2"/>
+    </w:lvlOverride>
+    <w:lvlOverride w:ilvl="3">
+      <w:startOverride w:val="2"/>
+    </w:lvlOverride>
+    <w:lvlOverride w:ilvl="4">
+      <w:startOverride w:val="2"/>
+    </w:lvlOverride>
+    <w:lvlOverride w:ilvl="5">
+      <w:startOverride w:val="2"/>
+    </w:lvlOverride>
+    <w:lvlOverride w:ilvl="6">
+      <w:startOverride w:val="2"/>
+    </w:lvlOverride>
+    <w:lvlOverride w:ilvl="7">
+      <w:startOverride w:val="2"/>
+    </w:lvlOverride>
+    <w:lvlOverride w:ilvl="8">
+      <w:startOverride w:val="2"/>
+    </w:lvlOverride>
+  </w:num>
+  <w:num w:numId="1020">
+    <w:abstractNumId w:val="99411"/>
+    <w:lvlOverride w:ilvl="0">
+      <w:startOverride w:val="1"/>
+    </w:lvlOverride>
+    <w:lvlOverride w:ilvl="1">
+      <w:startOverride w:val="1"/>
+    </w:lvlOverride>
+    <w:lvlOverride w:ilvl="2">
+      <w:startOverride w:val="1"/>
+    </w:lvlOverride>
+    <w:lvlOverride w:ilvl="3">
+      <w:startOverride w:val="1"/>
+    </w:lvlOverride>
+    <w:lvlOverride w:ilvl="4">
+      <w:startOverride w:val="1"/>
+    </w:lvlOverride>
+    <w:lvlOverride w:ilvl="5">
+      <w:startOverride w:val="1"/>
+    </w:lvlOverride>
+    <w:lvlOverride w:ilvl="6">
+      <w:startOverride w:val="1"/>
+    </w:lvlOverride>
+    <w:lvlOverride w:ilvl="7">
+      <w:startOverride w:val="1"/>
+    </w:lvlOverride>
+    <w:lvlOverride w:ilvl="8">
+      <w:startOverride w:val="1"/>
+    </w:lvlOverride>
+  </w:num>
+  <w:num w:numId="1021">
+    <w:abstractNumId w:val="99411"/>
+    <w:lvlOverride w:ilvl="0">
+      <w:startOverride w:val="1"/>
+    </w:lvlOverride>
+    <w:lvlOverride w:ilvl="1">
+      <w:startOverride w:val="1"/>
+    </w:lvlOverride>
+    <w:lvlOverride w:ilvl="2">
+      <w:startOverride w:val="1"/>
+    </w:lvlOverride>
+    <w:lvlOverride w:ilvl="3">
+      <w:startOverride w:val="1"/>
+    </w:lvlOverride>
+    <w:lvlOverride w:ilvl="4">
+      <w:startOverride w:val="1"/>
+    </w:lvlOverride>
+    <w:lvlOverride w:ilvl="5">
+      <w:startOverride w:val="1"/>
+    </w:lvlOverride>
+    <w:lvlOverride w:ilvl="6">
+      <w:startOverride w:val="1"/>
+    </w:lvlOverride>
+    <w:lvlOverride w:ilvl="7">
+      <w:startOverride w:val="1"/>
+    </w:lvlOverride>
+    <w:lvlOverride w:ilvl="8">
+      <w:startOverride w:val="1"/>
+    </w:lvlOverride>
+  </w:num>
+  <w:num w:numId="1022">
+    <w:abstractNumId w:val="99411"/>
+    <w:lvlOverride w:ilvl="0">
+      <w:startOverride w:val="1"/>
+    </w:lvlOverride>
+    <w:lvlOverride w:ilvl="1">
+      <w:startOverride w:val="1"/>
+    </w:lvlOverride>
+    <w:lvlOverride w:ilvl="2">
+      <w:startOverride w:val="1"/>
+    </w:lvlOverride>
+    <w:lvlOverride w:ilvl="3">
+      <w:startOverride w:val="1"/>
+    </w:lvlOverride>
+    <w:lvlOverride w:ilvl="4">
+      <w:startOverride w:val="1"/>
+    </w:lvlOverride>
+    <w:lvlOverride w:ilvl="5">
+      <w:startOverride w:val="1"/>
+    </w:lvlOverride>
+    <w:lvlOverride w:ilvl="6">
+      <w:startOverride w:val="1"/>
+    </w:lvlOverride>
+    <w:lvlOverride w:ilvl="7">
+      <w:startOverride w:val="1"/>
+    </w:lvlOverride>
+    <w:lvlOverride w:ilvl="8">
+      <w:startOverride w:val="1"/>
+    </w:lvlOverride>
+  </w:num>
+  <w:num w:numId="1023">
     <w:abstractNumId w:val="99431"/>
     <w:lvlOverride w:ilvl="0">
       <w:startOverride w:val="1"/>
@@ -40356,7 +41849,127 @@
       <w:startOverride w:val="1"/>
     </w:lvlOverride>
   </w:num>
-  <w:num w:numId="1018">
+  <w:num w:numId="1024">
+    <w:abstractNumId w:val="99431"/>
+    <w:lvlOverride w:ilvl="0">
+      <w:startOverride w:val="1"/>
+    </w:lvlOverride>
+    <w:lvlOverride w:ilvl="1">
+      <w:startOverride w:val="1"/>
+    </w:lvlOverride>
+    <w:lvlOverride w:ilvl="2">
+      <w:startOverride w:val="1"/>
+    </w:lvlOverride>
+    <w:lvlOverride w:ilvl="3">
+      <w:startOverride w:val="1"/>
+    </w:lvlOverride>
+    <w:lvlOverride w:ilvl="4">
+      <w:startOverride w:val="1"/>
+    </w:lvlOverride>
+    <w:lvlOverride w:ilvl="5">
+      <w:startOverride w:val="1"/>
+    </w:lvlOverride>
+    <w:lvlOverride w:ilvl="6">
+      <w:startOverride w:val="1"/>
+    </w:lvlOverride>
+    <w:lvlOverride w:ilvl="7">
+      <w:startOverride w:val="1"/>
+    </w:lvlOverride>
+    <w:lvlOverride w:ilvl="8">
+      <w:startOverride w:val="1"/>
+    </w:lvlOverride>
+  </w:num>
+  <w:num w:numId="1025">
+    <w:abstractNumId w:val="99431"/>
+    <w:lvlOverride w:ilvl="0">
+      <w:startOverride w:val="1"/>
+    </w:lvlOverride>
+    <w:lvlOverride w:ilvl="1">
+      <w:startOverride w:val="1"/>
+    </w:lvlOverride>
+    <w:lvlOverride w:ilvl="2">
+      <w:startOverride w:val="1"/>
+    </w:lvlOverride>
+    <w:lvlOverride w:ilvl="3">
+      <w:startOverride w:val="1"/>
+    </w:lvlOverride>
+    <w:lvlOverride w:ilvl="4">
+      <w:startOverride w:val="1"/>
+    </w:lvlOverride>
+    <w:lvlOverride w:ilvl="5">
+      <w:startOverride w:val="1"/>
+    </w:lvlOverride>
+    <w:lvlOverride w:ilvl="6">
+      <w:startOverride w:val="1"/>
+    </w:lvlOverride>
+    <w:lvlOverride w:ilvl="7">
+      <w:startOverride w:val="1"/>
+    </w:lvlOverride>
+    <w:lvlOverride w:ilvl="8">
+      <w:startOverride w:val="1"/>
+    </w:lvlOverride>
+  </w:num>
+  <w:num w:numId="1026">
+    <w:abstractNumId w:val="99431"/>
+    <w:lvlOverride w:ilvl="0">
+      <w:startOverride w:val="1"/>
+    </w:lvlOverride>
+    <w:lvlOverride w:ilvl="1">
+      <w:startOverride w:val="1"/>
+    </w:lvlOverride>
+    <w:lvlOverride w:ilvl="2">
+      <w:startOverride w:val="1"/>
+    </w:lvlOverride>
+    <w:lvlOverride w:ilvl="3">
+      <w:startOverride w:val="1"/>
+    </w:lvlOverride>
+    <w:lvlOverride w:ilvl="4">
+      <w:startOverride w:val="1"/>
+    </w:lvlOverride>
+    <w:lvlOverride w:ilvl="5">
+      <w:startOverride w:val="1"/>
+    </w:lvlOverride>
+    <w:lvlOverride w:ilvl="6">
+      <w:startOverride w:val="1"/>
+    </w:lvlOverride>
+    <w:lvlOverride w:ilvl="7">
+      <w:startOverride w:val="1"/>
+    </w:lvlOverride>
+    <w:lvlOverride w:ilvl="8">
+      <w:startOverride w:val="1"/>
+    </w:lvlOverride>
+  </w:num>
+  <w:num w:numId="1027">
+    <w:abstractNumId w:val="99431"/>
+    <w:lvlOverride w:ilvl="0">
+      <w:startOverride w:val="1"/>
+    </w:lvlOverride>
+    <w:lvlOverride w:ilvl="1">
+      <w:startOverride w:val="1"/>
+    </w:lvlOverride>
+    <w:lvlOverride w:ilvl="2">
+      <w:startOverride w:val="1"/>
+    </w:lvlOverride>
+    <w:lvlOverride w:ilvl="3">
+      <w:startOverride w:val="1"/>
+    </w:lvlOverride>
+    <w:lvlOverride w:ilvl="4">
+      <w:startOverride w:val="1"/>
+    </w:lvlOverride>
+    <w:lvlOverride w:ilvl="5">
+      <w:startOverride w:val="1"/>
+    </w:lvlOverride>
+    <w:lvlOverride w:ilvl="6">
+      <w:startOverride w:val="1"/>
+    </w:lvlOverride>
+    <w:lvlOverride w:ilvl="7">
+      <w:startOverride w:val="1"/>
+    </w:lvlOverride>
+    <w:lvlOverride w:ilvl="8">
+      <w:startOverride w:val="1"/>
+    </w:lvlOverride>
+  </w:num>
+  <w:num w:numId="1028">
     <w:abstractNumId w:val="99411"/>
     <w:lvlOverride w:ilvl="0">
       <w:startOverride w:val="1"/>
@@ -40386,7 +41999,7 @@
       <w:startOverride w:val="1"/>
     </w:lvlOverride>
   </w:num>
-  <w:num w:numId="1019">
+  <w:num w:numId="1029">
     <w:abstractNumId w:val="99411"/>
     <w:lvlOverride w:ilvl="0">
       <w:startOverride w:val="1"/>

--- a/00-首页/题组Word/第一轮·综合套卷/第一轮综合卷08（教师版）.docx
+++ b/00-首页/题组Word/第一轮·综合套卷/第一轮综合卷08（教师版）.docx
@@ -8917,15 +8917,7 @@
           <w:b/>
           <w:bCs/>
         </w:rPr>
-        <w:t xml:space="preserve">1-1 </w:t>
-      </w:r>
-      <w:r>
-        <w:rPr>
-          <w:rFonts w:hint="eastAsia" w:ascii="Times New Roman" w:hAnsi="Times New Roman" w:eastAsia="FangSong" w:cs="Times New Roman"/>
-          <w:b/>
-          <w:bCs/>
-        </w:rPr>
-        <w:t xml:space="preserve">答案</w:t>
+        <w:t xml:space="preserve">(1)</w:t>
       </w:r>
       <w:r>
         <w:rPr>
@@ -9150,15 +9142,7 @@
           <w:b/>
           <w:bCs/>
         </w:rPr>
-        <w:t xml:space="preserve">1-2 </w:t>
-      </w:r>
-      <w:r>
-        <w:rPr>
-          <w:rFonts w:hint="eastAsia" w:ascii="Times New Roman" w:hAnsi="Times New Roman" w:eastAsia="FangSong" w:cs="Times New Roman"/>
-          <w:b/>
-          <w:bCs/>
-        </w:rPr>
-        <w:t xml:space="preserve">答案</w:t>
+        <w:t xml:space="preserve">(2)</w:t>
       </w:r>
       <w:r>
         <w:rPr>
@@ -9472,15 +9456,7 @@
           <w:b/>
           <w:bCs/>
         </w:rPr>
-        <w:t xml:space="preserve">1-3 </w:t>
-      </w:r>
-      <w:r>
-        <w:rPr>
-          <w:rFonts w:hint="eastAsia" w:ascii="Times New Roman" w:hAnsi="Times New Roman" w:eastAsia="FangSong" w:cs="Times New Roman"/>
-          <w:b/>
-          <w:bCs/>
-        </w:rPr>
-        <w:t xml:space="preserve">答案</w:t>
+        <w:t xml:space="preserve">(3)</w:t>
       </w:r>
       <w:r>
         <w:rPr>
@@ -9792,15 +9768,7 @@
           <w:b/>
           <w:bCs/>
         </w:rPr>
-        <w:t xml:space="preserve">1-4 </w:t>
-      </w:r>
-      <w:r>
-        <w:rPr>
-          <w:rFonts w:hint="eastAsia" w:ascii="Times New Roman" w:hAnsi="Times New Roman" w:eastAsia="FangSong" w:cs="Times New Roman"/>
-          <w:b/>
-          <w:bCs/>
-        </w:rPr>
-        <w:t xml:space="preserve">答案</w:t>
+        <w:t xml:space="preserve">(4)</w:t>
       </w:r>
       <w:r>
         <w:rPr>
@@ -10264,15 +10232,7 @@
           <w:b/>
           <w:bCs/>
         </w:rPr>
-        <w:t xml:space="preserve">1-5 </w:t>
-      </w:r>
-      <w:r>
-        <w:rPr>
-          <w:rFonts w:hint="eastAsia" w:ascii="Times New Roman" w:hAnsi="Times New Roman" w:eastAsia="FangSong" w:cs="Times New Roman"/>
-          <w:b/>
-          <w:bCs/>
-        </w:rPr>
-        <w:t xml:space="preserve">答案</w:t>
+        <w:t xml:space="preserve">(5)</w:t>
       </w:r>
       <w:r>
         <w:rPr>

--- a/00-首页/题组Word/第一轮·综合套卷/第一轮综合卷08（教师版）.docx
+++ b/00-首页/题组Word/第一轮·综合套卷/第一轮综合卷08（教师版）.docx
@@ -1141,16 +1141,6 @@
         </w:pict>
       </w:r>
     </w:p>
-    <w:p>
-      <w:pPr>
-        <w:spacing w:before="160" w:after="80"/>
-      </w:pPr>
-      <w:r>
-        <w:pict>
-          <v:rect style="width:0;height:1.5pt" o:hralign="center" o:hrstd="t" o:hr="t"/>
-        </w:pict>
-      </w:r>
-    </w:p>
     <w:bookmarkEnd w:id="10"/>
     <w:bookmarkStart w:id="11" w:name="第2题"/>
     <w:p>
@@ -1453,16 +1443,6 @@
         </w:pict>
       </w:r>
     </w:p>
-    <w:p>
-      <w:pPr>
-        <w:spacing w:before="160" w:after="80"/>
-      </w:pPr>
-      <w:r>
-        <w:pict>
-          <v:rect style="width:0;height:1.5pt" o:hralign="center" o:hrstd="t" o:hr="t"/>
-        </w:pict>
-      </w:r>
-    </w:p>
     <w:bookmarkEnd w:id="11"/>
     <w:bookmarkStart w:id="12" w:name="第3题"/>
     <w:p>
@@ -1690,16 +1670,6 @@
           <w:bCs/>
         </w:rPr>
         <w:t>：B</w:t>
-      </w:r>
-    </w:p>
-    <w:p>
-      <w:pPr>
-        <w:spacing w:before="160" w:after="80"/>
-      </w:pPr>
-      <w:r>
-        <w:pict>
-          <v:rect style="width:0;height:1.5pt" o:hralign="center" o:hrstd="t" o:hr="t"/>
-        </w:pict>
       </w:r>
     </w:p>
     <w:p>
@@ -1917,16 +1887,6 @@
           <w:bCs/>
         </w:rPr>
         <w:t>：A</w:t>
-      </w:r>
-    </w:p>
-    <w:p>
-      <w:pPr>
-        <w:spacing w:before="160" w:after="80"/>
-      </w:pPr>
-      <w:r>
-        <w:pict>
-          <v:rect style="width:0;height:1.5pt" o:hralign="center" o:hrstd="t" o:hr="t"/>
-        </w:pict>
       </w:r>
     </w:p>
     <w:p>
@@ -3029,16 +2989,6 @@
         </w:pict>
       </w:r>
     </w:p>
-    <w:p>
-      <w:pPr>
-        <w:spacing w:before="160" w:after="80"/>
-      </w:pPr>
-      <w:r>
-        <w:pict>
-          <v:rect style="width:0;height:1.5pt" o:hralign="center" o:hrstd="t" o:hr="t"/>
-        </w:pict>
-      </w:r>
-    </w:p>
     <w:bookmarkEnd w:id="14"/>
     <w:bookmarkStart w:id="15" w:name="第6题"/>
     <w:p>
@@ -3279,16 +3229,6 @@
           <w:bCs/>
         </w:rPr>
         <w:t>：D</w:t>
-      </w:r>
-    </w:p>
-    <w:p>
-      <w:pPr>
-        <w:spacing w:before="160" w:after="80"/>
-      </w:pPr>
-      <w:r>
-        <w:pict>
-          <v:rect style="width:0;height:1.5pt" o:hralign="center" o:hrstd="t" o:hr="t"/>
-        </w:pict>
       </w:r>
     </w:p>
     <w:p>
@@ -6292,16 +6232,6 @@
         </w:pict>
       </w:r>
     </w:p>
-    <w:p>
-      <w:pPr>
-        <w:spacing w:before="160" w:after="80"/>
-      </w:pPr>
-      <w:r>
-        <w:pict>
-          <v:rect style="width:0;height:1.5pt" o:hralign="center" o:hrstd="t" o:hr="t"/>
-        </w:pict>
-      </w:r>
-    </w:p>
     <w:bookmarkEnd w:id="22"/>
     <w:bookmarkStart w:id="29" w:name="第8题"/>
     <w:p>
@@ -7319,16 +7249,6 @@
         </w:pict>
       </w:r>
     </w:p>
-    <w:p>
-      <w:pPr>
-        <w:spacing w:before="160" w:after="80"/>
-      </w:pPr>
-      <w:r>
-        <w:pict>
-          <v:rect style="width:0;height:1.5pt" o:hralign="center" o:hrstd="t" o:hr="t"/>
-        </w:pict>
-      </w:r>
-    </w:p>
     <w:bookmarkEnd w:id="29"/>
     <w:bookmarkStart w:id="30" w:name="第9题"/>
     <w:p>
@@ -7476,49 +7396,33 @@
       </w:pPr>
       <w:r>
         <w:rPr>
-          <w:rFonts w:hint="eastAsia" w:ascii="Times New Roman" w:hAnsi="Times New Roman" w:eastAsia="FangSong" w:cs="Times New Roman"/>
+          <w:rFonts w:ascii="Times New Roman" w:hAnsi="Times New Roman" w:eastAsia="Times New Roman" w:cs="Times New Roman"/>
           <w:b/>
           <w:bCs/>
         </w:rPr>
-        <w:t xml:space="preserve">小问</w:t>
-      </w:r>
-      <w:r>
-        <w:rPr>
-          <w:rFonts w:ascii="Times New Roman" w:hAnsi="Times New Roman" w:eastAsia="Times New Roman" w:cs="Times New Roman"/>
-          <w:b/>
-          <w:bCs/>
-        </w:rPr>
-        <w:t xml:space="preserve"> </w:t>
-      </w:r>
-      <w:r>
-        <w:rPr>
-          <w:rFonts w:hint="eastAsia" w:ascii="Times New Roman" w:hAnsi="Times New Roman" w:eastAsia="Times New Roman" w:cs="Times New Roman"/>
-          <w:b/>
-          <w:bCs/>
-        </w:rPr>
-        <w:t xml:space="preserve">1-1（1</w:t>
-      </w:r>
-      <w:r>
-        <w:rPr>
-          <w:rFonts w:ascii="Times New Roman" w:hAnsi="Times New Roman" w:eastAsia="Times New Roman" w:cs="Times New Roman"/>
-          <w:b/>
-          <w:bCs/>
-        </w:rPr>
-        <w:t xml:space="preserve"> </w:t>
-      </w:r>
-      <w:r>
-        <w:rPr>
-          <w:rFonts w:hint="eastAsia" w:ascii="Times New Roman" w:hAnsi="Times New Roman" w:eastAsia="FangSong" w:cs="Times New Roman"/>
-          <w:b/>
-          <w:bCs/>
+        <w:t xml:space="preserve">(1)</w:t>
+      </w:r>
+      <w:r>
+        <w:rPr>
+          <w:rFonts w:hint="eastAsia" w:ascii="Times New Roman" w:hAnsi="Times New Roman" w:eastAsia="Times New Roman" w:cs="Times New Roman"/>
+        </w:rPr>
+        <w:t xml:space="preserve">（1</w:t>
+      </w:r>
+      <w:r>
+        <w:rPr>
+          <w:rFonts w:ascii="Times New Roman" w:hAnsi="Times New Roman" w:eastAsia="Times New Roman" w:cs="Times New Roman"/>
+        </w:rPr>
+        <w:t xml:space="preserve"> </w:t>
+      </w:r>
+      <w:r>
+        <w:rPr>
+          <w:rFonts w:hint="eastAsia" w:ascii="Times New Roman" w:hAnsi="Times New Roman" w:eastAsia="FangSong" w:cs="Times New Roman"/>
         </w:rPr>
         <w:t>分</w:t>
       </w:r>
       <w:r>
         <w:rPr>
           <w:rFonts w:hint="eastAsia" w:ascii="Times New Roman" w:hAnsi="Times New Roman" w:eastAsia="Times New Roman" w:cs="Times New Roman"/>
-          <w:b/>
-          <w:bCs/>
         </w:rPr>
         <w:t>）</w:t>
       </w:r>
@@ -7740,49 +7644,33 @@
       </w:pPr>
       <w:r>
         <w:rPr>
-          <w:rFonts w:hint="eastAsia" w:ascii="Times New Roman" w:hAnsi="Times New Roman" w:eastAsia="FangSong" w:cs="Times New Roman"/>
+          <w:rFonts w:ascii="Times New Roman" w:hAnsi="Times New Roman" w:eastAsia="Times New Roman" w:cs="Times New Roman"/>
           <w:b/>
           <w:bCs/>
         </w:rPr>
-        <w:t xml:space="preserve">小问</w:t>
-      </w:r>
-      <w:r>
-        <w:rPr>
-          <w:rFonts w:ascii="Times New Roman" w:hAnsi="Times New Roman" w:eastAsia="Times New Roman" w:cs="Times New Roman"/>
-          <w:b/>
-          <w:bCs/>
-        </w:rPr>
-        <w:t xml:space="preserve"> </w:t>
-      </w:r>
-      <w:r>
-        <w:rPr>
-          <w:rFonts w:hint="eastAsia" w:ascii="Times New Roman" w:hAnsi="Times New Roman" w:eastAsia="Times New Roman" w:cs="Times New Roman"/>
-          <w:b/>
-          <w:bCs/>
-        </w:rPr>
-        <w:t xml:space="preserve">1-2（2</w:t>
-      </w:r>
-      <w:r>
-        <w:rPr>
-          <w:rFonts w:ascii="Times New Roman" w:hAnsi="Times New Roman" w:eastAsia="Times New Roman" w:cs="Times New Roman"/>
-          <w:b/>
-          <w:bCs/>
-        </w:rPr>
-        <w:t xml:space="preserve"> </w:t>
-      </w:r>
-      <w:r>
-        <w:rPr>
-          <w:rFonts w:hint="eastAsia" w:ascii="Times New Roman" w:hAnsi="Times New Roman" w:eastAsia="FangSong" w:cs="Times New Roman"/>
-          <w:b/>
-          <w:bCs/>
+        <w:t xml:space="preserve">(2)</w:t>
+      </w:r>
+      <w:r>
+        <w:rPr>
+          <w:rFonts w:hint="eastAsia" w:ascii="Times New Roman" w:hAnsi="Times New Roman" w:eastAsia="Times New Roman" w:cs="Times New Roman"/>
+        </w:rPr>
+        <w:t xml:space="preserve">（2</w:t>
+      </w:r>
+      <w:r>
+        <w:rPr>
+          <w:rFonts w:ascii="Times New Roman" w:hAnsi="Times New Roman" w:eastAsia="Times New Roman" w:cs="Times New Roman"/>
+        </w:rPr>
+        <w:t xml:space="preserve"> </w:t>
+      </w:r>
+      <w:r>
+        <w:rPr>
+          <w:rFonts w:hint="eastAsia" w:ascii="Times New Roman" w:hAnsi="Times New Roman" w:eastAsia="FangSong" w:cs="Times New Roman"/>
         </w:rPr>
         <w:t>分</w:t>
       </w:r>
       <w:r>
         <w:rPr>
           <w:rFonts w:hint="eastAsia" w:ascii="Times New Roman" w:hAnsi="Times New Roman" w:eastAsia="Times New Roman" w:cs="Times New Roman"/>
-          <w:b/>
-          <w:bCs/>
         </w:rPr>
         <w:t>）</w:t>
       </w:r>
@@ -8068,49 +7956,33 @@
       </w:pPr>
       <w:r>
         <w:rPr>
-          <w:rFonts w:hint="eastAsia" w:ascii="Times New Roman" w:hAnsi="Times New Roman" w:eastAsia="FangSong" w:cs="Times New Roman"/>
+          <w:rFonts w:ascii="Times New Roman" w:hAnsi="Times New Roman" w:eastAsia="Times New Roman" w:cs="Times New Roman"/>
           <w:b/>
           <w:bCs/>
         </w:rPr>
-        <w:t xml:space="preserve">小问</w:t>
-      </w:r>
-      <w:r>
-        <w:rPr>
-          <w:rFonts w:ascii="Times New Roman" w:hAnsi="Times New Roman" w:eastAsia="Times New Roman" w:cs="Times New Roman"/>
-          <w:b/>
-          <w:bCs/>
-        </w:rPr>
-        <w:t xml:space="preserve"> </w:t>
-      </w:r>
-      <w:r>
-        <w:rPr>
-          <w:rFonts w:hint="eastAsia" w:ascii="Times New Roman" w:hAnsi="Times New Roman" w:eastAsia="Times New Roman" w:cs="Times New Roman"/>
-          <w:b/>
-          <w:bCs/>
-        </w:rPr>
-        <w:t xml:space="preserve">1-3（2</w:t>
-      </w:r>
-      <w:r>
-        <w:rPr>
-          <w:rFonts w:ascii="Times New Roman" w:hAnsi="Times New Roman" w:eastAsia="Times New Roman" w:cs="Times New Roman"/>
-          <w:b/>
-          <w:bCs/>
-        </w:rPr>
-        <w:t xml:space="preserve"> </w:t>
-      </w:r>
-      <w:r>
-        <w:rPr>
-          <w:rFonts w:hint="eastAsia" w:ascii="Times New Roman" w:hAnsi="Times New Roman" w:eastAsia="FangSong" w:cs="Times New Roman"/>
-          <w:b/>
-          <w:bCs/>
+        <w:t xml:space="preserve">(3)</w:t>
+      </w:r>
+      <w:r>
+        <w:rPr>
+          <w:rFonts w:hint="eastAsia" w:ascii="Times New Roman" w:hAnsi="Times New Roman" w:eastAsia="Times New Roman" w:cs="Times New Roman"/>
+        </w:rPr>
+        <w:t xml:space="preserve">（2</w:t>
+      </w:r>
+      <w:r>
+        <w:rPr>
+          <w:rFonts w:ascii="Times New Roman" w:hAnsi="Times New Roman" w:eastAsia="Times New Roman" w:cs="Times New Roman"/>
+        </w:rPr>
+        <w:t xml:space="preserve"> </w:t>
+      </w:r>
+      <w:r>
+        <w:rPr>
+          <w:rFonts w:hint="eastAsia" w:ascii="Times New Roman" w:hAnsi="Times New Roman" w:eastAsia="FangSong" w:cs="Times New Roman"/>
         </w:rPr>
         <w:t>分</w:t>
       </w:r>
       <w:r>
         <w:rPr>
           <w:rFonts w:hint="eastAsia" w:ascii="Times New Roman" w:hAnsi="Times New Roman" w:eastAsia="Times New Roman" w:cs="Times New Roman"/>
-          <w:b/>
-          <w:bCs/>
         </w:rPr>
         <w:t>）</w:t>
       </w:r>
@@ -8414,49 +8286,33 @@
       </w:pPr>
       <w:r>
         <w:rPr>
-          <w:rFonts w:hint="eastAsia" w:ascii="Times New Roman" w:hAnsi="Times New Roman" w:eastAsia="FangSong" w:cs="Times New Roman"/>
+          <w:rFonts w:ascii="Times New Roman" w:hAnsi="Times New Roman" w:eastAsia="Times New Roman" w:cs="Times New Roman"/>
           <w:b/>
           <w:bCs/>
         </w:rPr>
-        <w:t xml:space="preserve">小问</w:t>
-      </w:r>
-      <w:r>
-        <w:rPr>
-          <w:rFonts w:ascii="Times New Roman" w:hAnsi="Times New Roman" w:eastAsia="Times New Roman" w:cs="Times New Roman"/>
-          <w:b/>
-          <w:bCs/>
-        </w:rPr>
-        <w:t xml:space="preserve"> </w:t>
-      </w:r>
-      <w:r>
-        <w:rPr>
-          <w:rFonts w:hint="eastAsia" w:ascii="Times New Roman" w:hAnsi="Times New Roman" w:eastAsia="Times New Roman" w:cs="Times New Roman"/>
-          <w:b/>
-          <w:bCs/>
-        </w:rPr>
-        <w:t xml:space="preserve">1-4（2</w:t>
-      </w:r>
-      <w:r>
-        <w:rPr>
-          <w:rFonts w:ascii="Times New Roman" w:hAnsi="Times New Roman" w:eastAsia="Times New Roman" w:cs="Times New Roman"/>
-          <w:b/>
-          <w:bCs/>
-        </w:rPr>
-        <w:t xml:space="preserve"> </w:t>
-      </w:r>
-      <w:r>
-        <w:rPr>
-          <w:rFonts w:hint="eastAsia" w:ascii="Times New Roman" w:hAnsi="Times New Roman" w:eastAsia="FangSong" w:cs="Times New Roman"/>
-          <w:b/>
-          <w:bCs/>
+        <w:t xml:space="preserve">(4)</w:t>
+      </w:r>
+      <w:r>
+        <w:rPr>
+          <w:rFonts w:hint="eastAsia" w:ascii="Times New Roman" w:hAnsi="Times New Roman" w:eastAsia="Times New Roman" w:cs="Times New Roman"/>
+        </w:rPr>
+        <w:t xml:space="preserve">（2</w:t>
+      </w:r>
+      <w:r>
+        <w:rPr>
+          <w:rFonts w:ascii="Times New Roman" w:hAnsi="Times New Roman" w:eastAsia="Times New Roman" w:cs="Times New Roman"/>
+        </w:rPr>
+        <w:t xml:space="preserve"> </w:t>
+      </w:r>
+      <w:r>
+        <w:rPr>
+          <w:rFonts w:hint="eastAsia" w:ascii="Times New Roman" w:hAnsi="Times New Roman" w:eastAsia="FangSong" w:cs="Times New Roman"/>
         </w:rPr>
         <w:t>分</w:t>
       </w:r>
       <w:r>
         <w:rPr>
           <w:rFonts w:hint="eastAsia" w:ascii="Times New Roman" w:hAnsi="Times New Roman" w:eastAsia="Times New Roman" w:cs="Times New Roman"/>
-          <w:b/>
-          <w:bCs/>
         </w:rPr>
         <w:t>）</w:t>
       </w:r>
@@ -8723,49 +8579,33 @@
       </w:pPr>
       <w:r>
         <w:rPr>
-          <w:rFonts w:hint="eastAsia" w:ascii="Times New Roman" w:hAnsi="Times New Roman" w:eastAsia="FangSong" w:cs="Times New Roman"/>
+          <w:rFonts w:ascii="Times New Roman" w:hAnsi="Times New Roman" w:eastAsia="Times New Roman" w:cs="Times New Roman"/>
           <w:b/>
           <w:bCs/>
         </w:rPr>
-        <w:t xml:space="preserve">小问</w:t>
-      </w:r>
-      <w:r>
-        <w:rPr>
-          <w:rFonts w:ascii="Times New Roman" w:hAnsi="Times New Roman" w:eastAsia="Times New Roman" w:cs="Times New Roman"/>
-          <w:b/>
-          <w:bCs/>
-        </w:rPr>
-        <w:t xml:space="preserve"> </w:t>
-      </w:r>
-      <w:r>
-        <w:rPr>
-          <w:rFonts w:hint="eastAsia" w:ascii="Times New Roman" w:hAnsi="Times New Roman" w:eastAsia="Times New Roman" w:cs="Times New Roman"/>
-          <w:b/>
-          <w:bCs/>
-        </w:rPr>
-        <w:t xml:space="preserve">1-5（3</w:t>
-      </w:r>
-      <w:r>
-        <w:rPr>
-          <w:rFonts w:ascii="Times New Roman" w:hAnsi="Times New Roman" w:eastAsia="Times New Roman" w:cs="Times New Roman"/>
-          <w:b/>
-          <w:bCs/>
-        </w:rPr>
-        <w:t xml:space="preserve"> </w:t>
-      </w:r>
-      <w:r>
-        <w:rPr>
-          <w:rFonts w:hint="eastAsia" w:ascii="Times New Roman" w:hAnsi="Times New Roman" w:eastAsia="FangSong" w:cs="Times New Roman"/>
-          <w:b/>
-          <w:bCs/>
+        <w:t xml:space="preserve">(5)</w:t>
+      </w:r>
+      <w:r>
+        <w:rPr>
+          <w:rFonts w:hint="eastAsia" w:ascii="Times New Roman" w:hAnsi="Times New Roman" w:eastAsia="Times New Roman" w:cs="Times New Roman"/>
+        </w:rPr>
+        <w:t xml:space="preserve">（3</w:t>
+      </w:r>
+      <w:r>
+        <w:rPr>
+          <w:rFonts w:ascii="Times New Roman" w:hAnsi="Times New Roman" w:eastAsia="Times New Roman" w:cs="Times New Roman"/>
+        </w:rPr>
+        <w:t xml:space="preserve"> </w:t>
+      </w:r>
+      <w:r>
+        <w:rPr>
+          <w:rFonts w:hint="eastAsia" w:ascii="Times New Roman" w:hAnsi="Times New Roman" w:eastAsia="FangSong" w:cs="Times New Roman"/>
         </w:rPr>
         <w:t>分</w:t>
       </w:r>
       <w:r>
         <w:rPr>
           <w:rFonts w:hint="eastAsia" w:ascii="Times New Roman" w:hAnsi="Times New Roman" w:eastAsia="Times New Roman" w:cs="Times New Roman"/>
-          <w:b/>
-          <w:bCs/>
         </w:rPr>
         <w:t>）</w:t>
       </w:r>
@@ -10663,16 +10503,6 @@
           <w:rFonts w:hint="eastAsia" w:ascii="Times New Roman" w:hAnsi="Times New Roman" w:eastAsia="Times New Roman" w:cs="Times New Roman"/>
         </w:rPr>
         <w:t>)</w:t>
-      </w:r>
-    </w:p>
-    <w:p>
-      <w:pPr>
-        <w:spacing w:before="160" w:after="80"/>
-      </w:pPr>
-      <w:r>
-        <w:pict>
-          <v:rect style="width:0;height:1.5pt" o:hralign="center" o:hrstd="t" o:hr="t"/>
-        </w:pict>
       </w:r>
     </w:p>
     <w:p>
@@ -15849,16 +15679,6 @@
           <w:rFonts w:ascii="Times New Roman" w:hAnsi="Times New Roman" w:eastAsia="Times New Roman" w:cs="Times New Roman"/>
         </w:rPr>
         <w:t xml:space="preserve">C</w:t>
-      </w:r>
-    </w:p>
-    <w:p>
-      <w:pPr>
-        <w:spacing w:before="160" w:after="80"/>
-      </w:pPr>
-      <w:r>
-        <w:pict>
-          <v:rect style="width:0;height:1.5pt" o:hralign="center" o:hrstd="t" o:hr="t"/>
-        </w:pict>
       </w:r>
     </w:p>
     <w:p>
@@ -17568,16 +17388,6 @@
         </w:pict>
       </w:r>
     </w:p>
-    <w:p>
-      <w:pPr>
-        <w:spacing w:before="160" w:after="80"/>
-      </w:pPr>
-      <w:r>
-        <w:pict>
-          <v:rect style="width:0;height:1.5pt" o:hralign="center" o:hrstd="t" o:hr="t"/>
-        </w:pict>
-      </w:r>
-    </w:p>
     <w:bookmarkEnd w:id="58"/>
     <w:bookmarkStart w:id="59" w:name="第12题"/>
     <w:p>
@@ -19948,16 +19758,6 @@
         </w:pict>
       </w:r>
     </w:p>
-    <w:p>
-      <w:pPr>
-        <w:spacing w:before="160" w:after="80"/>
-      </w:pPr>
-      <w:r>
-        <w:pict>
-          <v:rect style="width:0;height:1.5pt" o:hralign="center" o:hrstd="t" o:hr="t"/>
-        </w:pict>
-      </w:r>
-    </w:p>
     <w:bookmarkEnd w:id="59"/>
     <w:bookmarkStart w:id="66" w:name="第13题"/>
     <w:p>
@@ -20500,16 +20300,6 @@
         </w:pict>
       </w:r>
     </w:p>
-    <w:p>
-      <w:pPr>
-        <w:spacing w:before="160" w:after="80"/>
-      </w:pPr>
-      <w:r>
-        <w:pict>
-          <v:rect style="width:0;height:1.5pt" o:hralign="center" o:hrstd="t" o:hr="t"/>
-        </w:pict>
-      </w:r>
-    </w:p>
     <w:bookmarkEnd w:id="66"/>
     <w:bookmarkStart w:id="67" w:name="第14题"/>
     <w:p>
@@ -20851,6 +20641,26 @@
     </w:p>
     <w:p>
       <w:pPr>
+        <w:pStyle w:val="FirstParagraph"/>
+        <w:ind w:firstLine="420"/>
+      </w:pPr>
+      <w:r>
+        <w:rPr>
+          <w:rFonts w:hint="eastAsia" w:ascii="Times New Roman" w:hAnsi="Times New Roman" w:eastAsia="FangSong" w:cs="Times New Roman"/>
+          <w:b/>
+          <w:bCs/>
+        </w:rPr>
+        <w:t xml:space="preserve">参考答案</w:t>
+      </w:r>
+      <w:r>
+        <w:rPr>
+          <w:rFonts w:hint="eastAsia" w:ascii="Times New Roman" w:hAnsi="Times New Roman" w:eastAsia="Times New Roman" w:cs="Times New Roman"/>
+        </w:rPr>
+        <w:t xml:space="preserve">：</w:t>
+      </w:r>
+    </w:p>
+    <w:p>
+      <w:pPr>
         <w:pStyle w:val="BlockText"/>
         <w:ind w:firstLine="420"/>
       </w:pPr>
@@ -20903,26 +20713,6 @@
           <w:rFonts w:ascii="Times New Roman" w:hAnsi="Times New Roman" w:eastAsia="Times New Roman" w:cs="Times New Roman"/>
         </w:rPr>
         <w:t xml:space="preserve"> (1)~(4)。</w:t>
-      </w:r>
-    </w:p>
-    <w:p>
-      <w:pPr>
-        <w:pStyle w:val="FirstParagraph"/>
-        <w:ind w:firstLine="420"/>
-      </w:pPr>
-      <w:r>
-        <w:rPr>
-          <w:rFonts w:hint="eastAsia" w:ascii="Times New Roman" w:hAnsi="Times New Roman" w:eastAsia="FangSong" w:cs="Times New Roman"/>
-          <w:b/>
-          <w:bCs/>
-        </w:rPr>
-        <w:t xml:space="preserve">参考答案</w:t>
-      </w:r>
-      <w:r>
-        <w:rPr>
-          <w:rFonts w:hint="eastAsia" w:ascii="Times New Roman" w:hAnsi="Times New Roman" w:eastAsia="Times New Roman" w:cs="Times New Roman"/>
-        </w:rPr>
-        <w:t xml:space="preserve">：</w:t>
       </w:r>
     </w:p>
     <w:p>
@@ -21647,16 +21437,6 @@
         </w:pict>
       </w:r>
     </w:p>
-    <w:p>
-      <w:pPr>
-        <w:spacing w:before="160" w:after="80"/>
-      </w:pPr>
-      <w:r>
-        <w:pict>
-          <v:rect style="width:0;height:1.5pt" o:hralign="center" o:hrstd="t" o:hr="t"/>
-        </w:pict>
-      </w:r>
-    </w:p>
     <w:bookmarkEnd w:id="67"/>
     <w:bookmarkStart w:id="68" w:name="第15题"/>
     <w:p>
@@ -22628,16 +22408,6 @@
         </w:pict>
       </w:r>
     </w:p>
-    <w:p>
-      <w:pPr>
-        <w:spacing w:before="160" w:after="80"/>
-      </w:pPr>
-      <w:r>
-        <w:pict>
-          <v:rect style="width:0;height:1.5pt" o:hralign="center" o:hrstd="t" o:hr="t"/>
-        </w:pict>
-      </w:r>
-    </w:p>
     <w:bookmarkEnd w:id="68"/>
     <w:bookmarkStart w:id="69" w:name="第16题"/>
     <w:p>
@@ -23891,16 +23661,6 @@
         </w:pict>
       </w:r>
     </w:p>
-    <w:p>
-      <w:pPr>
-        <w:spacing w:before="160" w:after="80"/>
-      </w:pPr>
-      <w:r>
-        <w:pict>
-          <v:rect style="width:0;height:1.5pt" o:hralign="center" o:hrstd="t" o:hr="t"/>
-        </w:pict>
-      </w:r>
-    </w:p>
     <w:bookmarkEnd w:id="69"/>
     <w:bookmarkStart w:id="73" w:name="第17题"/>
     <w:p>
@@ -24544,16 +24304,6 @@
         </w:pict>
       </w:r>
     </w:p>
-    <w:p>
-      <w:pPr>
-        <w:spacing w:before="160" w:after="80"/>
-      </w:pPr>
-      <w:r>
-        <w:pict>
-          <v:rect style="width:0;height:1.5pt" o:hralign="center" o:hrstd="t" o:hr="t"/>
-        </w:pict>
-      </w:r>
-    </w:p>
     <w:bookmarkEnd w:id="73"/>
     <w:bookmarkStart w:id="74" w:name="第18题"/>
     <w:p>
@@ -25453,16 +25203,6 @@
           <w:rFonts w:ascii="Times New Roman" w:hAnsi="Times New Roman" w:eastAsia="Times New Roman" w:cs="Times New Roman"/>
         </w:rPr>
         <w:t xml:space="preserve"> 3.36L。</w:t>
-      </w:r>
-    </w:p>
-    <w:p>
-      <w:pPr>
-        <w:spacing w:before="160" w:after="80"/>
-      </w:pPr>
-      <w:r>
-        <w:pict>
-          <v:rect style="width:0;height:1.5pt" o:hralign="center" o:hrstd="t" o:hr="t"/>
-        </w:pict>
       </w:r>
     </w:p>
     <w:p>
@@ -26812,16 +26552,6 @@
         </w:pict>
       </w:r>
     </w:p>
-    <w:p>
-      <w:pPr>
-        <w:spacing w:before="160" w:after="80"/>
-      </w:pPr>
-      <w:r>
-        <w:pict>
-          <v:rect style="width:0;height:1.5pt" o:hralign="center" o:hrstd="t" o:hr="t"/>
-        </w:pict>
-      </w:r>
-    </w:p>
     <w:bookmarkEnd w:id="75"/>
     <w:bookmarkStart w:id="76" w:name="第20题"/>
     <w:p>
@@ -27774,16 +27504,6 @@
           <w:rFonts w:ascii="Times New Roman" w:hAnsi="Times New Roman" w:eastAsia="Times New Roman" w:cs="Times New Roman"/>
         </w:rPr>
         <w:t xml:space="preserve">。</w:t>
-      </w:r>
-    </w:p>
-    <w:p>
-      <w:pPr>
-        <w:spacing w:before="160" w:after="80"/>
-      </w:pPr>
-      <w:r>
-        <w:pict>
-          <v:rect style="width:0;height:1.5pt" o:hralign="center" o:hrstd="t" o:hr="t"/>
-        </w:pict>
       </w:r>
     </w:p>
     <w:p>
@@ -28433,16 +28153,6 @@
         </w:pict>
       </w:r>
     </w:p>
-    <w:p>
-      <w:pPr>
-        <w:spacing w:before="160" w:after="80"/>
-      </w:pPr>
-      <w:r>
-        <w:pict>
-          <v:rect style="width:0;height:1.5pt" o:hralign="center" o:hrstd="t" o:hr="t"/>
-        </w:pict>
-      </w:r>
-    </w:p>
     <w:bookmarkEnd w:id="77"/>
     <w:bookmarkStart w:id="78" w:name="第22题"/>
     <w:p>
@@ -29502,16 +29212,6 @@
           <w:rFonts w:ascii="Times New Roman" w:hAnsi="Times New Roman" w:eastAsia="Times New Roman" w:cs="Times New Roman"/>
         </w:rPr>
         <w:t xml:space="preserve">。</w:t>
-      </w:r>
-    </w:p>
-    <w:p>
-      <w:pPr>
-        <w:spacing w:before="160" w:after="80"/>
-      </w:pPr>
-      <w:r>
-        <w:pict>
-          <v:rect style="width:0;height:1.5pt" o:hralign="center" o:hrstd="t" o:hr="t"/>
-        </w:pict>
       </w:r>
     </w:p>
     <w:p>
@@ -32043,16 +31743,6 @@
           <w:rFonts w:hint="eastAsia" w:ascii="Times New Roman" w:hAnsi="Times New Roman" w:eastAsia="Times New Roman" w:cs="Times New Roman"/>
         </w:rPr>
         <w:t>。</w:t>
-      </w:r>
-    </w:p>
-    <w:p>
-      <w:pPr>
-        <w:spacing w:before="160" w:after="80"/>
-      </w:pPr>
-      <w:r>
-        <w:pict>
-          <v:rect style="width:0;height:1.5pt" o:hralign="center" o:hrstd="t" o:hr="t"/>
-        </w:pict>
       </w:r>
     </w:p>
     <w:p>
@@ -36996,16 +36686,6 @@
         </w:pict>
       </w:r>
     </w:p>
-    <w:p>
-      <w:pPr>
-        <w:spacing w:before="160" w:after="80"/>
-      </w:pPr>
-      <w:r>
-        <w:pict>
-          <v:rect style="width:0;height:1.5pt" o:hralign="center" o:hrstd="t" o:hr="t"/>
-        </w:pict>
-      </w:r>
-    </w:p>
     <w:bookmarkEnd w:id="80"/>
     <w:bookmarkStart w:id="81" w:name="第25题"/>
     <w:p>
@@ -37737,16 +37417,6 @@
           <w:rFonts w:hint="eastAsia" w:ascii="Times New Roman" w:hAnsi="Times New Roman" w:eastAsia="Times New Roman" w:cs="Times New Roman"/>
         </w:rPr>
         <w:t>）。</w:t>
-      </w:r>
-    </w:p>
-    <w:p>
-      <w:pPr>
-        <w:spacing w:before="160" w:after="80"/>
-      </w:pPr>
-      <w:r>
-        <w:pict>
-          <v:rect style="width:0;height:1.5pt" o:hralign="center" o:hrstd="t" o:hr="t"/>
-        </w:pict>
       </w:r>
     </w:p>
     <w:p>
@@ -40411,16 +40081,6 @@
           <w:rFonts w:ascii="Times New Roman" w:hAnsi="Times New Roman" w:eastAsia="Times New Roman" w:cs="Times New Roman"/>
         </w:rPr>
         <w:t xml:space="preserve"> 8.1。</w:t>
-      </w:r>
-    </w:p>
-    <w:p>
-      <w:pPr>
-        <w:spacing w:before="160" w:after="80"/>
-      </w:pPr>
-      <w:r>
-        <w:pict>
-          <v:rect style="width:0;height:1.5pt" o:hralign="center" o:hrstd="t" o:hr="t"/>
-        </w:pict>
       </w:r>
     </w:p>
     <w:p>

--- a/00-首页/题组Word/第一轮·综合套卷/第一轮综合卷08（教师版）.docx
+++ b/00-首页/题组Word/第一轮·综合套卷/第一轮综合卷08（教师版）.docx
@@ -2,7 +2,7 @@
 <file path=word/document.xml><?xml version="1.0" encoding="utf-8"?>
 <w:document xmlns:w="http://schemas.openxmlformats.org/wordprocessingml/2006/main" xmlns:m="http://schemas.openxmlformats.org/officeDocument/2006/math" xmlns:r="http://schemas.openxmlformats.org/officeDocument/2006/relationships" xmlns:o="urn:schemas-microsoft-com:office:office" xmlns:v="urn:schemas-microsoft-com:vml" xmlns:w10="urn:schemas-microsoft-com:office:word" xmlns:a="http://schemas.openxmlformats.org/drawingml/2006/main" xmlns:pic="http://schemas.openxmlformats.org/drawingml/2006/picture" xmlns:wp="http://schemas.openxmlformats.org/drawingml/2006/wordprocessingDrawing">
   <w:body>
-    <w:bookmarkStart w:id="84" w:name="第一轮综合练习-第08卷"/>
+    <w:bookmarkStart w:id="81" w:name="第一轮综合练习-第08卷"/>
     <w:p>
       <w:pPr>
         <w:pStyle w:val="Heading1"/>
@@ -567,7 +567,7 @@
       </w:r>
     </w:p>
     <w:bookmarkEnd w:id="9"/>
-    <w:bookmarkStart w:id="83" w:name="题目"/>
+    <w:bookmarkStart w:id="80" w:name="题目"/>
     <w:p>
       <w:pPr>
         <w:pStyle w:val="Heading2"/>
@@ -19759,7 +19759,7 @@
       </w:r>
     </w:p>
     <w:bookmarkEnd w:id="59"/>
-    <w:bookmarkStart w:id="66" w:name="第13题"/>
+    <w:bookmarkStart w:id="63" w:name="第13题"/>
     <w:p>
       <w:pPr>
         <w:pStyle w:val="Heading3"/>
@@ -20017,58 +20017,6 @@
     <w:p>
       <w:pPr>
         <w:pStyle w:val="FirstParagraph"/>
-        <w:spacing w:before="160" w:after="80"/>
-        <w:jc w:val="center"/>
-      </w:pPr>
-      <w:r>
-        <w:rPr>
-          <w:rFonts w:ascii="Times New Roman" w:hAnsi="Times New Roman" w:eastAsia="Times New Roman" w:cs="Times New Roman"/>
-        </w:rPr>
-        <w:drawing>
-          <wp:inline>
-            <wp:extent cx="3600000" cy="2308332"/>
-            <wp:effectExtent b="0" l="0" r="0" t="0"/>
-            <wp:docPr descr="" title="" id="61" name="Picture"/>
-            <a:graphic>
-              <a:graphicData uri="http://schemas.openxmlformats.org/drawingml/2006/picture">
-                <pic:pic>
-                  <pic:nvPicPr>
-                    <pic:cNvPr descr="7937fa3a4ad6d5d9124ba067bca2710abd9c4ab591c0e70741f298f0452bda78.png" id="62" name="Picture"/>
-                    <pic:cNvPicPr>
-                      <a:picLocks noChangeArrowheads="1" noChangeAspect="1"/>
-                    </pic:cNvPicPr>
-                  </pic:nvPicPr>
-                  <pic:blipFill>
-                    <a:blip r:embed="rId60"/>
-                    <a:stretch>
-                      <a:fillRect/>
-                    </a:stretch>
-                  </pic:blipFill>
-                  <pic:spPr bwMode="auto">
-                    <a:xfrm>
-                      <a:off x="0" y="0"/>
-                      <a:ext cx="3600000" cy="2308332"/>
-                    </a:xfrm>
-                    <a:prstGeom prst="rect">
-                      <a:avLst/>
-                    </a:prstGeom>
-                    <a:noFill/>
-                    <a:ln w="9525">
-                      <a:noFill/>
-                      <a:headEnd/>
-                      <a:tailEnd/>
-                    </a:ln>
-                  </pic:spPr>
-                </pic:pic>
-              </a:graphicData>
-            </a:graphic>
-          </wp:inline>
-        </w:drawing>
-      </w:r>
-    </w:p>
-    <w:p>
-      <w:pPr>
-        <w:pStyle w:val="BodyText"/>
         <w:ind w:firstLine="420"/>
       </w:pPr>
       <w:r>
@@ -20122,18 +20070,18 @@
           <wp:inline>
             <wp:extent cx="3600000" cy="1119999"/>
             <wp:effectExtent b="0" l="0" r="0" t="0"/>
-            <wp:docPr descr="" title="" id="64" name="Picture"/>
+            <wp:docPr descr="" title="" id="61" name="Picture"/>
             <a:graphic>
               <a:graphicData uri="http://schemas.openxmlformats.org/drawingml/2006/picture">
                 <pic:pic>
                   <pic:nvPicPr>
-                    <pic:cNvPr descr="f5e3639e49e9f729c6854354a5ddc538dcca775cd27957ef0f65cf6db554f2f9.jpg" id="65" name="Picture"/>
+                    <pic:cNvPr descr="f5e3639e49e9f729c6854354a5ddc538dcca775cd27957ef0f65cf6db554f2f9.jpg" id="62" name="Picture"/>
                     <pic:cNvPicPr>
                       <a:picLocks noChangeArrowheads="1" noChangeAspect="1"/>
                     </pic:cNvPicPr>
                   </pic:nvPicPr>
                   <pic:blipFill>
-                    <a:blip r:embed="rId63"/>
+                    <a:blip r:embed="rId60"/>
                     <a:stretch>
                       <a:fillRect/>
                     </a:stretch>
@@ -20300,8 +20248,8 @@
         </w:pict>
       </w:r>
     </w:p>
-    <w:bookmarkEnd w:id="66"/>
-    <w:bookmarkStart w:id="67" w:name="第14题"/>
+    <w:bookmarkEnd w:id="63"/>
+    <w:bookmarkStart w:id="64" w:name="第14题"/>
     <w:p>
       <w:pPr>
         <w:pStyle w:val="Heading3"/>
@@ -21437,8 +21385,8 @@
         </w:pict>
       </w:r>
     </w:p>
-    <w:bookmarkEnd w:id="67"/>
-    <w:bookmarkStart w:id="68" w:name="第15题"/>
+    <w:bookmarkEnd w:id="64"/>
+    <w:bookmarkStart w:id="65" w:name="第15题"/>
     <w:p>
       <w:pPr>
         <w:pStyle w:val="Heading3"/>
@@ -22408,8 +22356,8 @@
         </w:pict>
       </w:r>
     </w:p>
-    <w:bookmarkEnd w:id="68"/>
-    <w:bookmarkStart w:id="69" w:name="第16题"/>
+    <w:bookmarkEnd w:id="65"/>
+    <w:bookmarkStart w:id="66" w:name="第16题"/>
     <w:p>
       <w:pPr>
         <w:pStyle w:val="Heading3"/>
@@ -23661,8 +23609,8 @@
         </w:pict>
       </w:r>
     </w:p>
-    <w:bookmarkEnd w:id="69"/>
-    <w:bookmarkStart w:id="73" w:name="第17题"/>
+    <w:bookmarkEnd w:id="66"/>
+    <w:bookmarkStart w:id="70" w:name="第17题"/>
     <w:p>
       <w:pPr>
         <w:pStyle w:val="Heading3"/>
@@ -23976,18 +23924,18 @@
           <wp:inline>
             <wp:extent cx="3600000" cy="1996320"/>
             <wp:effectExtent b="0" l="0" r="0" t="0"/>
-            <wp:docPr descr="" title="" id="71" name="Picture"/>
+            <wp:docPr descr="" title="" id="68" name="Picture"/>
             <a:graphic>
               <a:graphicData uri="http://schemas.openxmlformats.org/drawingml/2006/picture">
                 <pic:pic>
                   <pic:nvPicPr>
-                    <pic:cNvPr descr="6f38b9f25400e866.png" id="72" name="Picture"/>
+                    <pic:cNvPr descr="6f38b9f25400e866.png" id="69" name="Picture"/>
                     <pic:cNvPicPr>
                       <a:picLocks noChangeArrowheads="1" noChangeAspect="1"/>
                     </pic:cNvPicPr>
                   </pic:nvPicPr>
                   <pic:blipFill>
-                    <a:blip r:embed="rId70"/>
+                    <a:blip r:embed="rId67"/>
                     <a:stretch>
                       <a:fillRect/>
                     </a:stretch>
@@ -24304,8 +24252,8 @@
         </w:pict>
       </w:r>
     </w:p>
-    <w:bookmarkEnd w:id="73"/>
-    <w:bookmarkStart w:id="74" w:name="第18题"/>
+    <w:bookmarkEnd w:id="70"/>
+    <w:bookmarkStart w:id="71" w:name="第18题"/>
     <w:p>
       <w:pPr>
         <w:pStyle w:val="Heading3"/>
@@ -25215,8 +25163,8 @@
         </w:pict>
       </w:r>
     </w:p>
-    <w:bookmarkEnd w:id="74"/>
-    <w:bookmarkStart w:id="75" w:name="第19题"/>
+    <w:bookmarkEnd w:id="71"/>
+    <w:bookmarkStart w:id="72" w:name="第19题"/>
     <w:p>
       <w:pPr>
         <w:pStyle w:val="Heading3"/>
@@ -26552,8 +26500,8 @@
         </w:pict>
       </w:r>
     </w:p>
-    <w:bookmarkEnd w:id="75"/>
-    <w:bookmarkStart w:id="76" w:name="第20题"/>
+    <w:bookmarkEnd w:id="72"/>
+    <w:bookmarkStart w:id="73" w:name="第20题"/>
     <w:p>
       <w:pPr>
         <w:pStyle w:val="Heading3"/>
@@ -27526,8 +27474,8 @@
         </w:pict>
       </w:r>
     </w:p>
-    <w:bookmarkEnd w:id="76"/>
-    <w:bookmarkStart w:id="77" w:name="第21题"/>
+    <w:bookmarkEnd w:id="73"/>
+    <w:bookmarkStart w:id="74" w:name="第21题"/>
     <w:p>
       <w:pPr>
         <w:pStyle w:val="Heading3"/>
@@ -28153,8 +28101,8 @@
         </w:pict>
       </w:r>
     </w:p>
-    <w:bookmarkEnd w:id="77"/>
-    <w:bookmarkStart w:id="78" w:name="第22题"/>
+    <w:bookmarkEnd w:id="74"/>
+    <w:bookmarkStart w:id="75" w:name="第22题"/>
     <w:p>
       <w:pPr>
         <w:pStyle w:val="Heading3"/>
@@ -29224,8 +29172,8 @@
         </w:pict>
       </w:r>
     </w:p>
-    <w:bookmarkEnd w:id="78"/>
-    <w:bookmarkStart w:id="79" w:name="第23题"/>
+    <w:bookmarkEnd w:id="75"/>
+    <w:bookmarkStart w:id="76" w:name="第23题"/>
     <w:p>
       <w:pPr>
         <w:pStyle w:val="Heading3"/>
@@ -31755,8 +31703,8 @@
         </w:pict>
       </w:r>
     </w:p>
-    <w:bookmarkEnd w:id="79"/>
-    <w:bookmarkStart w:id="80" w:name="第24题"/>
+    <w:bookmarkEnd w:id="76"/>
+    <w:bookmarkStart w:id="77" w:name="第24题"/>
     <w:p>
       <w:pPr>
         <w:pStyle w:val="Heading3"/>
@@ -36686,8 +36634,8 @@
         </w:pict>
       </w:r>
     </w:p>
-    <w:bookmarkEnd w:id="80"/>
-    <w:bookmarkStart w:id="81" w:name="第25题"/>
+    <w:bookmarkEnd w:id="77"/>
+    <w:bookmarkStart w:id="78" w:name="第25题"/>
     <w:p>
       <w:pPr>
         <w:pStyle w:val="Heading3"/>
@@ -37429,8 +37377,8 @@
         </w:pict>
       </w:r>
     </w:p>
-    <w:bookmarkEnd w:id="81"/>
-    <w:bookmarkStart w:id="82" w:name="第26题"/>
+    <w:bookmarkEnd w:id="78"/>
+    <w:bookmarkStart w:id="79" w:name="第26题"/>
     <w:p>
       <w:pPr>
         <w:pStyle w:val="Heading3"/>
@@ -40093,9 +40041,9 @@
         </w:pict>
       </w:r>
     </w:p>
-    <w:bookmarkEnd w:id="82"/>
-    <w:bookmarkEnd w:id="83"/>
-    <w:bookmarkEnd w:id="84"/>
+    <w:bookmarkEnd w:id="79"/>
+    <w:bookmarkEnd w:id="80"/>
+    <w:bookmarkEnd w:id="81"/>
     <w:sectPr>
       <w:footerReference w:type="default" r:id="rId9"/>
       <w:footnotePr>
